--- a/dossier-professionnel/DP_AFPA_rempli.docx
+++ b/dossier-professionnel/DP_AFPA_rempli.docx
@@ -5585,7 +5585,25 @@
           </w:tcPr>
           <w:p>
             <w:r>
-              <w:t xml:space="preserve">Code source public sous licence MIT : </w:t>
+              <w:t xml:space="preserve">Application déployée en ligne :</w:t>
+            </w:r>
+            <w:r>
+              <w:br/>
+            </w:r>
+            <w:r>
+              <w:t xml:space="preserve">https://reminder-famille.vercel.app</w:t>
+            </w:r>
+            <w:r>
+              <w:br/>
+            </w:r>
+            <w:r>
+              <w:t xml:space="preserve"/>
+            </w:r>
+            <w:r>
+              <w:br/>
+            </w:r>
+            <w:r>
+              <w:t xml:space="preserve">Code source public sous licence MIT :</w:t>
             </w:r>
             <w:r>
               <w:br/>
@@ -7134,7 +7152,25 @@
           </w:tcPr>
           <w:p>
             <w:r>
-              <w:t xml:space="preserve">Code source public sous licence MIT : </w:t>
+              <w:t xml:space="preserve">Application déployée en ligne :</w:t>
+            </w:r>
+            <w:r>
+              <w:br/>
+            </w:r>
+            <w:r>
+              <w:t xml:space="preserve">https://reminder-famille.vercel.app</w:t>
+            </w:r>
+            <w:r>
+              <w:br/>
+            </w:r>
+            <w:r>
+              <w:t xml:space="preserve"/>
+            </w:r>
+            <w:r>
+              <w:br/>
+            </w:r>
+            <w:r>
+              <w:t xml:space="preserve">Code source public sous licence MIT :</w:t>
             </w:r>
             <w:r>
               <w:br/>

--- a/dossier-professionnel/DP_AFPA_rempli.docx
+++ b/dossier-professionnel/DP_AFPA_rempli.docx
@@ -2022,7 +2022,7 @@
           </w:tcPr>
           <w:p>
             <w:r>
-              <w:t xml:space="preserve">Application Reminder Famille — front-end React 18 complet</w:t>
+              <w:t xml:space="preserve">Application Crew — planification d'équipe React 18 complète</w:t>
             </w:r>
           </w:p>
         </w:tc>
@@ -2446,7 +2446,7 @@
           </w:tcPr>
           <w:p>
             <w:r>
-              <w:t xml:space="preserve">Application Reminder Famille — API Node.js/Express sécurisée</w:t>
+              <w:t xml:space="preserve">Application Crew — API Node.js/Express sécurisée</w:t>
             </w:r>
           </w:p>
         </w:tc>
@@ -4524,7 +4524,7 @@
                   <w:rPr>
                     <w:b/>
                   </w:rPr>
-                  <w:t xml:space="preserve">Application Reminder Famille — front-end React 18 complet</w:t>
+                  <w:t xml:space="preserve">Application Crew — planification d'équipe React 18 complète</w:t>
                 </w:r>
               </w:p>
             </w:tc>
@@ -4628,7 +4628,7 @@
           </w:tcPr>
           <w:p>
             <w:r>
-              <w:t xml:space="preserve">Dans le cadre du projet de fin de formation Reminder Famille (gestion de tâches familiales avec rôles parent/enfant), j'ai réalisé l'intégralité de la partie front-end de l'application. J'ai notamment :</w:t>
+              <w:t xml:space="preserve">Dans le cadre du projet de fin de formation Crew (gestion de tâches familiales avec rôles parent/enfant), j'ai réalisé l'intégralité de la partie front-end de l'application. J'ai notamment :</w:t>
             </w:r>
             <w:r>
               <w:br/>
@@ -5389,7 +5389,7 @@
               </w:tcPr>
               <w:p>
                 <w:r>
-                  <w:t xml:space="preserve">AFPA Marseille — projet de fin de formation « Reminder Famille »</w:t>
+                  <w:t xml:space="preserve">AFPA Marseille — projet de fin de formation « Crew »</w:t>
                 </w:r>
               </w:p>
             </w:tc>
@@ -5591,7 +5591,7 @@
               <w:br/>
             </w:r>
             <w:r>
-              <w:t xml:space="preserve">https://reminder-famille.vercel.app</w:t>
+              <w:t xml:space="preserve">https://crew-planner-hazel.vercel.app</w:t>
             </w:r>
             <w:r>
               <w:br/>
@@ -5609,7 +5609,7 @@
               <w:br/>
             </w:r>
             <w:r>
-              <w:t xml:space="preserve">https://github.com/Vladimir08880888/reminder-famille</w:t>
+              <w:t xml:space="preserve">https://github.com/Vladimir08880888/crew</w:t>
             </w:r>
             <w:r>
               <w:br/>
@@ -6007,7 +6007,7 @@
                   <w:rPr>
                     <w:b/>
                   </w:rPr>
-                  <w:t xml:space="preserve">Application Reminder Famille — API Node.js/Express sécurisée</w:t>
+                  <w:t xml:space="preserve">Application Crew — API Node.js/Express sécurisée</w:t>
                 </w:r>
               </w:p>
             </w:tc>
@@ -6111,7 +6111,7 @@
           </w:tcPr>
           <w:p>
             <w:r>
-              <w:t xml:space="preserve">Pour le même projet Reminder Famille, j'ai conçu et développé l'intégralité de la partie back-end : conception de la base de données, API REST sécurisée, et logique métier de l'application multi-utilisateurs.</w:t>
+              <w:t xml:space="preserve">Pour le même projet Crew, j'ai conçu et développé l'intégralité de la partie back-end : conception de la base de données, API REST sécurisée, et logique métier de l'application multi-utilisateurs.</w:t>
             </w:r>
             <w:r>
               <w:br/>
@@ -6956,7 +6956,7 @@
               </w:tcPr>
               <w:p>
                 <w:r>
-                  <w:t xml:space="preserve">AFPA Marseille — projet de fin de formation « Reminder Famille »</w:t>
+                  <w:t xml:space="preserve">AFPA Marseille — projet de fin de formation « Crew »</w:t>
                 </w:r>
               </w:p>
             </w:tc>
@@ -7158,7 +7158,7 @@
               <w:br/>
             </w:r>
             <w:r>
-              <w:t xml:space="preserve">https://reminder-famille.vercel.app</w:t>
+              <w:t xml:space="preserve">https://crew-planner-hazel.vercel.app</w:t>
             </w:r>
             <w:r>
               <w:br/>
@@ -7176,7 +7176,7 @@
               <w:br/>
             </w:r>
             <w:r>
-              <w:t xml:space="preserve">https://github.com/Vladimir08880888/reminder-famille</w:t>
+              <w:t xml:space="preserve">https://github.com/Vladimir08880888/crew</w:t>
             </w:r>
             <w:r>
               <w:br/>
@@ -7722,7 +7722,7 @@
           </w:tcPr>
           <w:p>
             <w:r>
-              <w:t xml:space="preserve">Université française</w:t>
+              <w:t xml:space="preserve">INSEEC — École de commerce, Paris</w:t>
             </w:r>
           </w:p>
         </w:tc>
@@ -9392,7 +9392,7 @@
           </w:tcPr>
           <w:p>
             <w:r>
-              <w:t xml:space="preserve">Code source du projet Reminder Famille — github.com/Vladimir08880888/reminder-famille</w:t>
+              <w:t xml:space="preserve">Code source du projet Crew — github.com/Vladimir08880888/crew</w:t>
             </w:r>
           </w:p>
         </w:tc>
@@ -9496,7 +9496,7 @@
           </w:tcPr>
           <w:p>
             <w:r>
-              <w:t xml:space="preserve">Documentation API REST (30+ endpoints) — dossier-projet/api-documentation.pdf</w:t>
+              <w:t xml:space="preserve">Cahier des charges (sections 1-11, évolutions v2) — dossier-projet/cahier-des-charges.md</w:t>
             </w:r>
           </w:p>
         </w:tc>
@@ -9518,7 +9518,7 @@
           </w:tcPr>
           <w:p>
             <w:r>
-              <w:t xml:space="preserve">Document Sécurité OWASP — dossier-projet/securite.pdf</w:t>
+              <w:t xml:space="preserve">Justification scientifique (12 références peer-reviewed) — dossier-projet/annexes/JUSTIFICATION_SCIENTIFIQUE.md</w:t>
             </w:r>
           </w:p>
         </w:tc>
@@ -9540,7 +9540,7 @@
           </w:tcPr>
           <w:p>
             <w:r>
-              <w:t xml:space="preserve">Charte graphique + Wireframes — dossier-projet/maquettes/</w:t>
+              <w:t xml:space="preserve">Schéma BDD (Mermaid ERD) — dossier-projet/annexes/SCHEMA_BDD.md</w:t>
             </w:r>
           </w:p>
         </w:tc>
@@ -9562,7 +9562,7 @@
           </w:tcPr>
           <w:p>
             <w:r>
-              <w:t xml:space="preserve">8 diagrammes UML/Merise (Mermaid) — dossier-projet/diagrammes/</w:t>
+              <w:t xml:space="preserve">Manuel utilisateur (manager + équipier) — dossier-projet/annexes/MANUEL_UTILISATEUR.md</w:t>
             </w:r>
           </w:p>
         </w:tc>
@@ -9584,7 +9584,7 @@
           </w:tcPr>
           <w:p>
             <w:r>
-              <w:t xml:space="preserve">17 captures d'écran haute résolution — reminder-famille/annexes/screenshots/</w:t>
+              <w:t xml:space="preserve">17 captures d'écran haute résolution — dossier-projet/annexes/screenshots/</w:t>
             </w:r>
           </w:p>
         </w:tc>
@@ -9606,7 +9606,7 @@
           </w:tcPr>
           <w:p>
             <w:r>
-              <w:t xml:space="preserve">Suite de 57 tests d'intégration (100 % PASS) — reminder-famille/tests/integration.sh</w:t>
+              <w:t xml:space="preserve">Plan de tests (60+ scénarios Playwright) — dossier-projet/annexes/PLAN_DE_TESTS.md</w:t>
             </w:r>
           </w:p>
         </w:tc>
@@ -9628,7 +9628,7 @@
           </w:tcPr>
           <w:p>
             <w:r>
-              <w:t xml:space="preserve">Slides de soutenance (PDF + HTML + PPTX) — dossier-projet/slides.*</w:t>
+              <w:t xml:space="preserve">Trame de soutenance — dossier-projet/soutenance.md</w:t>
             </w:r>
           </w:p>
         </w:tc>

--- a/dossier-professionnel/DP_AFPA_rempli.docx
+++ b/dossier-professionnel/DP_AFPA_rempli.docx
@@ -348,7 +348,7 @@
           </w:tcPr>
           <w:p>
             <w:r>
-              <w:t xml:space="preserve">[à compléter par le candidat]</w:t>
+              <w:t xml:space="preserve">58 avenue Maréchal Juin, 06400 Cannes</w:t>
             </w:r>
           </w:p>
         </w:tc>
@@ -4628,7 +4628,7 @@
           </w:tcPr>
           <w:p>
             <w:r>
-              <w:t xml:space="preserve">Dans le cadre du projet de fin de formation Crew (gestion de tâches familiales avec rôles parent/enfant), j'ai réalisé l'intégralité de la partie front-end de l'application. J'ai notamment :</w:t>
+              <w:t xml:space="preserve">Dans le cadre du projet de fin de formation Crew (planification intelligente d'équipe pour la restauration), j'ai réalisé l'intégralité de la partie front-end de l'application. J'ai notamment :</w:t>
             </w:r>
             <w:r>
               <w:br/>
@@ -4640,7 +4640,7 @@
               <w:br/>
             </w:r>
             <w:r>
-              <w:t xml:space="preserve">• maquetté l'interface en mobile-first puis enrichi pour tablette et desktop (breakpoints 768px et 1024px), avec 13 pages : Login, Register, Dashboard (parent et enfant), TasksList, TaskForm, CalendarView, Stats, Families, FamilyCreate/Join/Detail, Profile, NotFound ;</w:t>
+              <w:t xml:space="preserve">• maquetté l'interface en mobile-first puis enrichi pour tablette et desktop (breakpoints 768 px et 1024 px), avec 14 pages : Login, Register, Dashboard (manager et équipier), Planning (grille hebdomadaire avec drag-and-drop), Stats, Teams, TeamCreate/Join/Detail, TeamSettings, Profile, NotFound ;</w:t>
             </w:r>
             <w:r>
               <w:br/>
@@ -4676,7 +4676,7 @@
               <w:br/>
             </w:r>
             <w:r>
-              <w:t xml:space="preserve">• créé un calendrier mensuel responsive sans bibliothèque externe — manipulation native de l'API Date pour construire la grille (lundi en tête, cellules carrées via aspect-ratio CSS) ;</w:t>
+              <w:t xml:space="preserve">• construit la grille de planning hebdomadaire avec drag-and-drop natif HTML5 (déplacement d'un shift d'un jour ou d'un équipier à l'autre, mise à jour optimiste + rollback en cas d'erreur API) ;</w:t>
             </w:r>
             <w:r>
               <w:br/>
@@ -4688,7 +4688,7 @@
               <w:br/>
             </w:r>
             <w:r>
-              <w:t xml:space="preserve">• intégré 3 graphiques Chart.js (répartition par catégorie, par membre, évolution 30 jours) sur la page Statistiques ;</w:t>
+              <w:t xml:space="preserve">• développé la modale Smart Planner avec un tableau (jour × service) où le manager déclare la densité prévue de chaque service de la semaine (presets Calme 0,5 / Normal 1,0 / Chargé 1,3 + valeur libre) — re-fetch automatique du plan à chaque modification ;</w:t>
             </w:r>
             <w:r>
               <w:br/>
@@ -4700,7 +4700,7 @@
               <w:br/>
             </w:r>
             <w:r>
-              <w:t xml:space="preserve">• développé la page Profil qui génère 3 QR codes webcal:// (calendrier global, personnel, par famille) pour permettre l'abonnement iCal depuis iPhone et Android en un seul scan ;</w:t>
+              <w:t xml:space="preserve">• intégré 3 graphiques Chart.js (heures planifiées vs cibles, couverture par poste, masse salariale hebdomadaire) sur la page Statistiques ;</w:t>
             </w:r>
             <w:r>
               <w:br/>
@@ -4712,7 +4712,151 @@
               <w:br/>
             </w:r>
             <w:r>
-              <w:t xml:space="preserve">• implémenté un thème clair/sombre complet avec persistance en localStorage et respect de prefers-color-scheme.</w:t>
+              <w:t xml:space="preserve">• développé la page Profil qui génère un QR code webcal:// pour l'abonnement au flux iCal depuis iPhone et Android, sans application à installer ;</w:t>
+            </w:r>
+            <w:r>
+              <w:br/>
+            </w:r>
+            <w:r>
+              <w:t xml:space="preserve"/>
+            </w:r>
+            <w:r>
+              <w:br/>
+            </w:r>
+            <w:r>
+              <w:t xml:space="preserve">• implémenté un thème clair/sombre complet avec persistance en localStorage et respect de prefers-color-scheme ;</w:t>
+            </w:r>
+            <w:r>
+              <w:br/>
+            </w:r>
+            <w:r>
+              <w:t xml:space="preserve"/>
+            </w:r>
+            <w:r>
+              <w:br/>
+            </w:r>
+            <w:r>
+              <w:t xml:space="preserve">• intégré l'i18n (FR/EN) via react-i18next avec switch dans la navbar.</w:t>
+            </w:r>
+            <w:r>
+              <w:br/>
+            </w:r>
+            <w:r>
+              <w:t xml:space="preserve"/>
+            </w:r>
+            <w:r>
+              <w:br/>
+            </w:r>
+            <w:r>
+              <w:t xml:space="preserve">Extrait représentatif — système d'authentification global :</w:t>
+            </w:r>
+            <w:r>
+              <w:br/>
+            </w:r>
+            <w:r>
+              <w:t xml:space="preserve">// front/src/context/AuthContext.jsx</w:t>
+            </w:r>
+            <w:r>
+              <w:br/>
+            </w:r>
+            <w:r>
+              <w:t xml:space="preserve">export function AuthProvider({ children }) {</w:t>
+            </w:r>
+            <w:r>
+              <w:br/>
+            </w:r>
+            <w:r>
+              <w:t xml:space="preserve">  const [user, setUser] = useState(null);</w:t>
+            </w:r>
+            <w:r>
+              <w:br/>
+            </w:r>
+            <w:r>
+              <w:t xml:space="preserve">  useEffect(() =&gt; {</w:t>
+            </w:r>
+            <w:r>
+              <w:br/>
+            </w:r>
+            <w:r>
+              <w:t xml:space="preserve">    const token = localStorage.getItem('crew_token');</w:t>
+            </w:r>
+            <w:r>
+              <w:br/>
+            </w:r>
+            <w:r>
+              <w:t xml:space="preserve">    if (!token) return;</w:t>
+            </w:r>
+            <w:r>
+              <w:br/>
+            </w:r>
+            <w:r>
+              <w:t xml:space="preserve">    authApi.me().then(setUser)</w:t>
+            </w:r>
+            <w:r>
+              <w:br/>
+            </w:r>
+            <w:r>
+              <w:t xml:space="preserve">      .catch(() =&gt; localStorage.removeItem('crew_token'));</w:t>
+            </w:r>
+            <w:r>
+              <w:br/>
+            </w:r>
+            <w:r>
+              <w:t xml:space="preserve">  }, []);</w:t>
+            </w:r>
+            <w:r>
+              <w:br/>
+            </w:r>
+            <w:r>
+              <w:t xml:space="preserve">  async function login(email, password) {</w:t>
+            </w:r>
+            <w:r>
+              <w:br/>
+            </w:r>
+            <w:r>
+              <w:t xml:space="preserve">    const { token, user } = await authApi.login({ email, password });</w:t>
+            </w:r>
+            <w:r>
+              <w:br/>
+            </w:r>
+            <w:r>
+              <w:t xml:space="preserve">    localStorage.setItem('crew_token', token);</w:t>
+            </w:r>
+            <w:r>
+              <w:br/>
+            </w:r>
+            <w:r>
+              <w:t xml:space="preserve">    setUser(user);</w:t>
+            </w:r>
+            <w:r>
+              <w:br/>
+            </w:r>
+            <w:r>
+              <w:t xml:space="preserve">  }</w:t>
+            </w:r>
+            <w:r>
+              <w:br/>
+            </w:r>
+            <w:r>
+              <w:t xml:space="preserve">  return &lt;AuthContext.Provider value={{ user, login, logout }}&gt;</w:t>
+            </w:r>
+            <w:r>
+              <w:br/>
+            </w:r>
+            <w:r>
+              <w:t xml:space="preserve">    {children}</w:t>
+            </w:r>
+            <w:r>
+              <w:br/>
+            </w:r>
+            <w:r>
+              <w:t xml:space="preserve">  &lt;/AuthContext.Provider&gt;;</w:t>
+            </w:r>
+            <w:r>
+              <w:br/>
+            </w:r>
+            <w:r>
+              <w:t xml:space="preserve">}</w:t>
             </w:r>
           </w:p>
         </w:tc>
@@ -4895,12 +5039,24 @@
               <w:br/>
             </w:r>
             <w:r>
-              <w:t xml:space="preserve">  • qrcode (génération canvas) pour QR webcal</w:t>
+              <w:t xml:space="preserve">  • react-i18next (i18n FR/EN avec switch dans la navbar)</w:t>
             </w:r>
             <w:r>
               <w:br/>
             </w:r>
             <w:r>
+              <w:t xml:space="preserve">  • qrcode (génération canvas) pour QR webcal iCal</w:t>
+            </w:r>
+            <w:r>
+              <w:br/>
+            </w:r>
+            <w:r>
+              <w:t xml:space="preserve">  • HTML5 Drag-and-Drop API native pour le planning</w:t>
+            </w:r>
+            <w:r>
+              <w:br/>
+            </w:r>
+            <w:r>
               <w:t xml:space="preserve">  • CSS pur avec custom properties (variables.css) — pas de framework, approche glassmorphism + dark mode natif</w:t>
             </w:r>
             <w:r>
@@ -4925,7 +5081,7 @@
               <w:br/>
             </w:r>
             <w:r>
-              <w:t xml:space="preserve">  • Git + GitHub</w:t>
+              <w:t xml:space="preserve">  • Git + GitHub (12 commits par migration tracée)</w:t>
             </w:r>
             <w:r>
               <w:br/>
@@ -4937,6 +5093,12 @@
               <w:br/>
             </w:r>
             <w:r>
+              <w:t xml:space="preserve">  • Playwright 1.60 pour les tests E2E</w:t>
+            </w:r>
+            <w:r>
+              <w:br/>
+            </w:r>
+            <w:r>
               <w:t xml:space="preserve">  • Postman et curl pour tester les appels API</w:t>
             </w:r>
             <w:r>
@@ -4973,7 +5135,13 @@
               <w:br/>
             </w:r>
             <w:r>
-              <w:t xml:space="preserve">  • Contraste WCAG AA vérifié sur tous les textes (ratio ≥ 4.5)</w:t>
+              <w:t xml:space="preserve">  • Contraste WCAG AA vérifié sur tous les textes (ratio ≥ 4,5)</w:t>
+            </w:r>
+            <w:r>
+              <w:br/>
+            </w:r>
+            <w:r>
+              <w:t xml:space="preserve">  • Internationalisation systématique — aucune chaîne en dur côté front.</w:t>
             </w:r>
           </w:p>
         </w:tc>
@@ -5633,25 +5801,25 @@
               <w:br/>
             </w:r>
             <w:r>
-              <w:t xml:space="preserve">  • Dossier de Projet complet (20 pages) : dossier-projet.pdf</w:t>
+              <w:t xml:space="preserve">  • Cahier des charges (sections 1-11) : dossier-projet/cahier-des-charges.md</w:t>
             </w:r>
             <w:r>
               <w:br/>
             </w:r>
             <w:r>
-              <w:t xml:space="preserve">  • Charte graphique : maquettes/charte-graphique.pdf</w:t>
+              <w:t xml:space="preserve">  • Manuel utilisateur (manager + équipier) : annexes/MANUEL_UTILISATEUR.md</w:t>
             </w:r>
             <w:r>
               <w:br/>
             </w:r>
             <w:r>
-              <w:t xml:space="preserve">  • Wireframes basse fidélité : maquettes/wireframes.pdf</w:t>
+              <w:t xml:space="preserve">  • Plan de tests (60+ scénarios Playwright) : annexes/PLAN_DE_TESTS.md</w:t>
             </w:r>
             <w:r>
               <w:br/>
             </w:r>
             <w:r>
-              <w:t xml:space="preserve">  • 17 captures d'écran de l'interface livrée</w:t>
+              <w:t xml:space="preserve">  • 17 captures d'écran haute résolution : annexes/screenshots/</w:t>
             </w:r>
             <w:r>
               <w:br/>
@@ -5663,7 +5831,7 @@
               <w:br/>
             </w:r>
             <w:r>
-              <w:t xml:space="preserve">Repo centralisé pour le jury : </w:t>
+              <w:t xml:space="preserve">Repo centralisé pour le jury :</w:t>
             </w:r>
             <w:r>
               <w:br/>
@@ -6111,7 +6279,7 @@
           </w:tcPr>
           <w:p>
             <w:r>
-              <w:t xml:space="preserve">Pour le même projet Crew, j'ai conçu et développé l'intégralité de la partie back-end : conception de la base de données, API REST sécurisée, et logique métier de l'application multi-utilisateurs.</w:t>
+              <w:t xml:space="preserve">Pour le même projet Crew, j'ai conçu et développé l'intégralité de la partie back-end : conception de la base de données, API REST sécurisée, et un solver de planning intelligent sous contraintes Convention HCR.</w:t>
             </w:r>
             <w:r>
               <w:br/>
@@ -6129,7 +6297,7 @@
               <w:br/>
             </w:r>
             <w:r>
-              <w:t xml:space="preserve">• MCD avec 5 entités (User, Family, FamilyMember, Task, TaskComment) ;</w:t>
+              <w:t xml:space="preserve">• MCD avec 4 entités (users, families, family_members, shifts) ;</w:t>
             </w:r>
             <w:r>
               <w:br/>
@@ -6141,7 +6309,7 @@
               <w:br/>
             </w:r>
             <w:r>
-              <w:t xml:space="preserve">• MPD matérialisé par 6 fichiers de migrations SQL versionnés ;</w:t>
+              <w:t xml:space="preserve">• MPD matérialisé par 12 fichiers de migrations SQL versionnés (006-012 pour les évolutions v2 : niveaux, paramètres d'équipe, polyvalence, taux horaires) ;</w:t>
             </w:r>
             <w:r>
               <w:br/>
@@ -6165,7 +6333,7 @@
               <w:br/>
             </w:r>
             <w:r>
-              <w:t xml:space="preserve">• 30+ endpoints documentés couvrant authentification, familles, tâches, statistiques, export iCal et commentaires ;</w:t>
+              <w:t xml:space="preserve">• 35+ endpoints documentés couvrant authentification, équipes, shifts, smart planner, statistiques, export iCal et paramètres d'établissement ;</w:t>
             </w:r>
             <w:r>
               <w:br/>
@@ -6201,43 +6369,139 @@
               <w:br/>
             </w:r>
             <w:r>
-              <w:t xml:space="preserve">• génération de flux iCalendar (RFC 5545) avec VALARM pour notifications natives sur téléphone, sans application à installer ;</w:t>
+              <w:t xml:space="preserve">• génération de flux iCalendar (RFC 5545) avec VALARM pour notifications natives sur téléphone, sans application à installer.</w:t>
             </w:r>
             <w:r>
               <w:br/>
             </w:r>
             <w:r>
-              <w:t xml:space="preserve">• 3 endpoints iCal différents (global, personnel, par famille) avec authentification spéciale par token URL.</w:t>
+              <w:t xml:space="preserve"/>
             </w:r>
             <w:r>
               <w:br/>
             </w:r>
             <w:r>
+              <w:t xml:space="preserve">Solver Smart Planner sous contraintes Convention HCR :</w:t>
+            </w:r>
+            <w:r>
+              <w:br/>
+            </w:r>
+            <w:r>
+              <w:t xml:space="preserve">• filtre de candidats appliquant les plafonds légaux comme contraintes DURES (48 h/semaine — Code du travail L3121-20 ; 11 h/jour cuisinier, 11 h 30 salle — Convention HCR ; 2 jours de repos hebdomadaire) ;</w:t>
+            </w:r>
+            <w:r>
+              <w:br/>
+            </w:r>
+            <w:r>
+              <w:t xml:space="preserve">• scoring multi-critères : déficit hebdo, préférence shift_default, poste primaire, expérience chef, pénalité économique sur la masse salariale (taux horaires HCR 2026) ;</w:t>
+            </w:r>
+            <w:r>
+              <w:br/>
+            </w:r>
+            <w:r>
+              <w:t xml:space="preserve">• règle métier « junior seul interdit » — un junior n'est jamais affecté à un poste s'il n'y a pas au moins un confirmé/chef présent ;</w:t>
+            </w:r>
+            <w:r>
+              <w:br/>
+            </w:r>
+            <w:r>
+              <w:t xml:space="preserve">• polyvalence (multi-skill matrix) — un équipier peut tenir plusieurs postes, le solver le mobilise hors de sa spécialité uniquement si aucun spécialiste primaire n'est éligible.</w:t>
+            </w:r>
+            <w:r>
+              <w:br/>
+            </w:r>
+            <w:r>
               <w:t xml:space="preserve"/>
             </w:r>
             <w:r>
               <w:br/>
             </w:r>
             <w:r>
-              <w:t xml:space="preserve">Logique métier sensible :</w:t>
+              <w:t xml:space="preserve">Extrait représentatif — filtre HCR du solver :</w:t>
             </w:r>
             <w:r>
               <w:br/>
             </w:r>
             <w:r>
-              <w:t xml:space="preserve">• workflow de validation parent : tâche assignée à un enfant passe en pending_review, parent peut approuver (→ completed ou avance la date si récurrente via DATE_ADD SQL) ou rejeter (→ retour pending) ;</w:t>
+              <w:t xml:space="preserve">// back/src/services/plannerSolver.js</w:t>
             </w:r>
             <w:r>
               <w:br/>
             </w:r>
             <w:r>
-              <w:t xml:space="preserve">• last-admin protection : vérification countAdmins ≥ 2 avant retrait ou départ de famille ;</w:t>
+              <w:t xml:space="preserve">const HCR_WEEKLY_MAX = 48;</w:t>
             </w:r>
             <w:r>
               <w:br/>
             </w:r>
             <w:r>
-              <w:t xml:space="preserve">• récurrence native SQL (DATE_ADD INTERVAL) — pas de cron, pas de table supplémentaire.</w:t>
+              <w:t xml:space="preserve">const HCR_DAILY_MAX_BY_POSTE = {</w:t>
+            </w:r>
+            <w:r>
+              <w:br/>
+            </w:r>
+            <w:r>
+              <w:t xml:space="preserve">  cuisine: 11, salle: 11.5, plonge: 11.5,</w:t>
+            </w:r>
+            <w:r>
+              <w:br/>
+            </w:r>
+            <w:r>
+              <w:t xml:space="preserve">  bar: 11.5, administration: 10,</w:t>
+            </w:r>
+            <w:r>
+              <w:br/>
+            </w:r>
+            <w:r>
+              <w:t xml:space="preserve">};</w:t>
+            </w:r>
+            <w:r>
+              <w:br/>
+            </w:r>
+            <w:r>
+              <w:t xml:space="preserve">candidates = members.filter((m) =&gt; {</w:t>
+            </w:r>
+            <w:r>
+              <w:br/>
+            </w:r>
+            <w:r>
+              <w:t xml:space="preserve">  if (!canFill(m, poste)) return false;</w:t>
+            </w:r>
+            <w:r>
+              <w:br/>
+            </w:r>
+            <w:r>
+              <w:t xml:space="preserve">  if (wouldBeWeek &gt; HCR_WEEKLY_MAX) return false;</w:t>
+            </w:r>
+            <w:r>
+              <w:br/>
+            </w:r>
+            <w:r>
+              <w:t xml:space="preserve">  if (dayHours + shiftDur &gt; hcrDailyCap(m.poste)) return false;</w:t>
+            </w:r>
+            <w:r>
+              <w:br/>
+            </w:r>
+            <w:r>
+              <w:t xml:space="preserve">  if (weekDates.length - wouldDays &lt; HCR_MIN_REST_DAYS) return false;</w:t>
+            </w:r>
+            <w:r>
+              <w:br/>
+            </w:r>
+            <w:r>
+              <w:t xml:space="preserve">  if (!seniorPresent &amp;&amp; !isSenior(m)) return false;</w:t>
+            </w:r>
+            <w:r>
+              <w:br/>
+            </w:r>
+            <w:r>
+              <w:t xml:space="preserve">  return true;</w:t>
+            </w:r>
+            <w:r>
+              <w:br/>
+            </w:r>
+            <w:r>
+              <w:t xml:space="preserve">});</w:t>
             </w:r>
           </w:p>
         </w:tc>
@@ -6540,7 +6804,7 @@
               <w:br/>
             </w:r>
             <w:r>
-              <w:t xml:space="preserve">  • Suite de 57 scénarios d'intégration en bash + curl (tests/integration.sh) qui couvre auth, familles, tâches, validation parent, iCal, statistiques. 100 % PASS.</w:t>
+              <w:t xml:space="preserve">  • Suite Playwright de 60+ scénarios couvrant authentification, équipes, shifts, smart planner, conformité HCR, polyvalence multi-skill, cost-aware. Bilan : 29/29 PASS sur les tests v2 (bloc 10 du Plan de tests, voir annexe).</w:t>
             </w:r>
           </w:p>
         </w:tc>
@@ -7200,31 +7464,31 @@
               <w:br/>
             </w:r>
             <w:r>
-              <w:t xml:space="preserve">  • Dossier de Projet complet (20 pages) : dossier-projet.pdf</w:t>
+              <w:t xml:space="preserve">  • Cahier des charges (sections 1-11 incluant v2) : dossier-projet/cahier-des-charges.md</w:t>
             </w:r>
             <w:r>
               <w:br/>
             </w:r>
             <w:r>
-              <w:t xml:space="preserve">  • Documentation API (30+ endpoints) : api-documentation.pdf</w:t>
+              <w:t xml:space="preserve">  • Justification scientifique (12 références peer-reviewed — INRS, NIOSH, Convention HCR, OR economics) : annexes/JUSTIFICATION_SCIENTIFIQUE.md</w:t>
             </w:r>
             <w:r>
               <w:br/>
             </w:r>
             <w:r>
-              <w:t xml:space="preserve">  • Document Sécurité OWASP avec extraits défensifs : securite.pdf</w:t>
+              <w:t xml:space="preserve">  • Schéma BDD (Mermaid ERD + règles d'intégrité) : annexes/SCHEMA_BDD.md</w:t>
             </w:r>
             <w:r>
               <w:br/>
             </w:r>
             <w:r>
-              <w:t xml:space="preserve">  • 8 diagrammes UML/Merise : packages, use cases, MCD, MLD, activité (auth, validation), séquence (iCal, CRUD)</w:t>
+              <w:t xml:space="preserve">  • Plan de tests (60+ scénarios Playwright, 29/29 PASS sur v2) : annexes/PLAN_DE_TESTS.md</w:t>
             </w:r>
             <w:r>
               <w:br/>
             </w:r>
             <w:r>
-              <w:t xml:space="preserve">  • Suite de tests d'intégration (57 scénarios PASS) : tests/integration.sh</w:t>
+              <w:t xml:space="preserve">  • 12 migrations SQL versionnées : back/migrations/001-012</w:t>
             </w:r>
             <w:r>
               <w:br/>
@@ -7236,7 +7500,7 @@
               <w:br/>
             </w:r>
             <w:r>
-              <w:t xml:space="preserve">Repo centralisé pour le jury : </w:t>
+              <w:t xml:space="preserve">Repo centralisé pour le jury :</w:t>
             </w:r>
             <w:r>
               <w:br/>

--- a/dossier-professionnel/DP_AFPA_rempli.docx
+++ b/dossier-professionnel/DP_AFPA_rempli.docx
@@ -131,8 +131,27 @@
             <w:vAlign w:val="center"/>
           </w:tcPr>
           <w:p>
-            <w:r>
-              <w:t xml:space="preserve">RODZAEVSKIY</w:t>
+            <w:pPr>
+              <w:ind w:left="-42"/>
+              <w:rPr>
+                <w:rFonts w:ascii="Wingdings 3" w:hAnsi="Wingdings 3" w:cstheme="minorHAnsi"/>
+                <w:noProof/>
+                <w:color w:val="D60093"/>
+                <w:sz w:val="12"/>
+                <w:szCs w:val="12"/>
+                <w:lang w:eastAsia="fr-FR"/>
+              </w:rPr>
+            </w:pPr>
+            <w:r>
+              <w:rPr>
+                <w:rFonts w:ascii="Wingdings 3" w:hAnsi="Wingdings 3" w:cstheme="minorHAnsi"/>
+                <w:noProof/>
+                <w:color w:val="D60093"/>
+                <w:sz w:val="12"/>
+                <w:szCs w:val="12"/>
+                <w:lang w:eastAsia="fr-FR"/>
+              </w:rPr>
+              <w:t></w:t>
             </w:r>
           </w:p>
         </w:tc>
@@ -160,7 +179,7 @@
               </w:tcPr>
               <w:p>
                 <w:r>
-                  <w:t xml:space="preserve"/>
+                  <w:t xml:space="preserve">RODZAEVSKIY</w:t>
                 </w:r>
               </w:p>
             </w:tc>
@@ -203,8 +222,27 @@
             <w:vAlign w:val="center"/>
           </w:tcPr>
           <w:p>
-            <w:r>
-              <w:t xml:space="preserve">RODZAEVSKIY</w:t>
+            <w:pPr>
+              <w:ind w:left="-42"/>
+              <w:rPr>
+                <w:rFonts w:cstheme="minorHAnsi"/>
+                <w:noProof/>
+                <w:color w:val="404040" w:themeColor="text1" w:themeTint="BF"/>
+                <w:sz w:val="12"/>
+                <w:szCs w:val="12"/>
+                <w:lang w:eastAsia="fr-FR"/>
+              </w:rPr>
+            </w:pPr>
+            <w:r>
+              <w:rPr>
+                <w:rFonts w:ascii="Wingdings 3" w:hAnsi="Wingdings 3" w:cstheme="minorHAnsi"/>
+                <w:noProof/>
+                <w:color w:val="D60093"/>
+                <w:sz w:val="12"/>
+                <w:szCs w:val="12"/>
+                <w:lang w:eastAsia="fr-FR"/>
+              </w:rPr>
+              <w:t></w:t>
             </w:r>
           </w:p>
         </w:tc>
@@ -232,7 +270,7 @@
               </w:tcPr>
               <w:p>
                 <w:r>
-                  <w:t xml:space="preserve"/>
+                  <w:t xml:space="preserve">RODZAEVSKIY</w:t>
                 </w:r>
               </w:p>
             </w:tc>
@@ -275,8 +313,27 @@
             <w:vAlign w:val="center"/>
           </w:tcPr>
           <w:p>
-            <w:r>
-              <w:t xml:space="preserve">Vladimir</w:t>
+            <w:pPr>
+              <w:ind w:left="-42"/>
+              <w:rPr>
+                <w:rFonts w:cstheme="minorHAnsi"/>
+                <w:noProof/>
+                <w:color w:val="404040" w:themeColor="text1" w:themeTint="BF"/>
+                <w:sz w:val="12"/>
+                <w:szCs w:val="12"/>
+                <w:lang w:eastAsia="fr-FR"/>
+              </w:rPr>
+            </w:pPr>
+            <w:r>
+              <w:rPr>
+                <w:rFonts w:ascii="Wingdings 3" w:hAnsi="Wingdings 3" w:cstheme="minorHAnsi"/>
+                <w:noProof/>
+                <w:color w:val="D60093"/>
+                <w:sz w:val="12"/>
+                <w:szCs w:val="12"/>
+                <w:lang w:eastAsia="fr-FR"/>
+              </w:rPr>
+              <w:t></w:t>
             </w:r>
           </w:p>
         </w:tc>
@@ -304,7 +361,7 @@
               </w:tcPr>
               <w:p>
                 <w:r>
-                  <w:t xml:space="preserve"/>
+                  <w:t xml:space="preserve">Vladimir</w:t>
                 </w:r>
               </w:p>
             </w:tc>
@@ -347,8 +404,27 @@
             <w:vAlign w:val="center"/>
           </w:tcPr>
           <w:p>
-            <w:r>
-              <w:t xml:space="preserve">58 avenue Maréchal Juin, 06400 Cannes</w:t>
+            <w:pPr>
+              <w:ind w:left="-42"/>
+              <w:rPr>
+                <w:rFonts w:cstheme="minorHAnsi"/>
+                <w:noProof/>
+                <w:color w:val="404040" w:themeColor="text1" w:themeTint="BF"/>
+                <w:sz w:val="12"/>
+                <w:szCs w:val="12"/>
+                <w:lang w:eastAsia="fr-FR"/>
+              </w:rPr>
+            </w:pPr>
+            <w:r>
+              <w:rPr>
+                <w:rFonts w:ascii="Wingdings 3" w:hAnsi="Wingdings 3" w:cstheme="minorHAnsi"/>
+                <w:noProof/>
+                <w:color w:val="D60093"/>
+                <w:sz w:val="12"/>
+                <w:szCs w:val="12"/>
+                <w:lang w:eastAsia="fr-FR"/>
+              </w:rPr>
+              <w:t></w:t>
             </w:r>
           </w:p>
         </w:tc>
@@ -376,7 +452,7 @@
               </w:tcPr>
               <w:p>
                 <w:r>
-                  <w:t xml:space="preserve"/>
+                  <w:t xml:space="preserve">58 avenue Maréchal Juin, 06400 Cannes</w:t>
                 </w:r>
               </w:p>
             </w:tc>

--- a/dossier-professionnel/DP_AFPA_rempli.docx
+++ b/dossier-professionnel/DP_AFPA_rempli.docx
@@ -2051,26 +2051,8 @@
             <w:vAlign w:val="center"/>
           </w:tcPr>
           <w:p>
-            <w:pPr>
-              <w:ind w:left="-109"/>
-              <w:jc w:val="right"/>
-              <w:rPr>
-                <w:rFonts w:cstheme="minorHAnsi"/>
-                <w:b/>
-                <w:color w:val="404040" w:themeColor="text1" w:themeTint="BF"/>
-                <w:sz w:val="24"/>
-                <w:szCs w:val="24"/>
-              </w:rPr>
-            </w:pPr>
-            <w:r>
-              <w:rPr>
-                <w:rFonts w:cstheme="minorHAnsi"/>
-                <w:b/>
-                <w:color w:val="404040" w:themeColor="text1" w:themeTint="BF"/>
-                <w:sz w:val="24"/>
-                <w:szCs w:val="24"/>
-              </w:rPr>
-              <w:t>5</w:t>
+            <w:r>
+              <w:t xml:space="preserve">5</w:t>
             </w:r>
           </w:p>
         </w:tc>
@@ -2144,19 +2126,9 @@
             <w:vAlign w:val="center"/>
           </w:tcPr>
           <w:p>
-            <w:pPr>
-              <w:tabs>
-                <w:tab w:val="left" w:pos="34"/>
-                <w:tab w:val="right" w:leader="dot" w:pos="9072"/>
-              </w:tabs>
-              <w:spacing w:before="120"/>
-              <w:ind w:left="-109"/>
-              <w:jc w:val="right"/>
-              <w:rPr>
-                <w:rFonts w:cstheme="minorHAnsi"/>
-                <w:color w:val="404040" w:themeColor="text1" w:themeTint="BF"/>
-              </w:rPr>
-            </w:pPr>
+            <w:r>
+              <w:t xml:space="preserve">5</w:t>
+            </w:r>
           </w:p>
         </w:tc>
       </w:tr>
@@ -2229,19 +2201,9 @@
             <w:vAlign w:val="center"/>
           </w:tcPr>
           <w:p>
-            <w:pPr>
-              <w:tabs>
-                <w:tab w:val="left" w:pos="34"/>
-                <w:tab w:val="right" w:leader="dot" w:pos="9072"/>
-              </w:tabs>
-              <w:spacing w:before="120"/>
-              <w:ind w:left="-109"/>
-              <w:jc w:val="right"/>
-              <w:rPr>
-                <w:rFonts w:cstheme="minorHAnsi"/>
-                <w:color w:val="404040" w:themeColor="text1" w:themeTint="BF"/>
-              </w:rPr>
-            </w:pPr>
+            <w:r>
+              <w:t xml:space="preserve">—</w:t>
+            </w:r>
           </w:p>
         </w:tc>
       </w:tr>
@@ -2314,19 +2276,9 @@
             <w:vAlign w:val="center"/>
           </w:tcPr>
           <w:p>
-            <w:pPr>
-              <w:tabs>
-                <w:tab w:val="left" w:pos="34"/>
-                <w:tab w:val="right" w:leader="dot" w:pos="9072"/>
-              </w:tabs>
-              <w:spacing w:before="120"/>
-              <w:ind w:left="-109"/>
-              <w:jc w:val="right"/>
-              <w:rPr>
-                <w:rFonts w:cstheme="minorHAnsi"/>
-                <w:color w:val="404040" w:themeColor="text1" w:themeTint="BF"/>
-              </w:rPr>
-            </w:pPr>
+            <w:r>
+              <w:t xml:space="preserve">—</w:t>
+            </w:r>
           </w:p>
         </w:tc>
       </w:tr>
@@ -2478,17 +2430,9 @@
             <w:vAlign w:val="center"/>
           </w:tcPr>
           <w:p>
-            <w:pPr>
-              <w:ind w:left="-109"/>
-              <w:jc w:val="right"/>
-              <w:rPr>
-                <w:rFonts w:cstheme="minorHAnsi"/>
-                <w:b/>
-                <w:color w:val="404040" w:themeColor="text1" w:themeTint="BF"/>
-                <w:sz w:val="24"/>
-                <w:szCs w:val="24"/>
-              </w:rPr>
-            </w:pPr>
+            <w:r>
+              <w:t xml:space="preserve">8</w:t>
+            </w:r>
           </w:p>
         </w:tc>
       </w:tr>
@@ -2568,19 +2512,9 @@
             <w:vAlign w:val="center"/>
           </w:tcPr>
           <w:p>
-            <w:pPr>
-              <w:tabs>
-                <w:tab w:val="left" w:pos="34"/>
-                <w:tab w:val="right" w:leader="dot" w:pos="9072"/>
-              </w:tabs>
-              <w:spacing w:before="120"/>
-              <w:ind w:left="-109"/>
-              <w:jc w:val="right"/>
-              <w:rPr>
-                <w:rFonts w:cstheme="minorHAnsi"/>
-                <w:color w:val="404040" w:themeColor="text1" w:themeTint="BF"/>
-              </w:rPr>
-            </w:pPr>
+            <w:r>
+              <w:t xml:space="preserve">8</w:t>
+            </w:r>
           </w:p>
         </w:tc>
       </w:tr>
@@ -2659,19 +2593,9 @@
             <w:vAlign w:val="center"/>
           </w:tcPr>
           <w:p>
-            <w:pPr>
-              <w:tabs>
-                <w:tab w:val="left" w:pos="34"/>
-                <w:tab w:val="right" w:leader="dot" w:pos="9072"/>
-              </w:tabs>
-              <w:spacing w:before="120"/>
-              <w:ind w:left="-109"/>
-              <w:jc w:val="right"/>
-              <w:rPr>
-                <w:rFonts w:cstheme="minorHAnsi"/>
-                <w:color w:val="404040" w:themeColor="text1" w:themeTint="BF"/>
-              </w:rPr>
-            </w:pPr>
+            <w:r>
+              <w:t xml:space="preserve">—</w:t>
+            </w:r>
           </w:p>
         </w:tc>
       </w:tr>
@@ -2750,19 +2674,9 @@
             <w:vAlign w:val="center"/>
           </w:tcPr>
           <w:p>
-            <w:pPr>
-              <w:tabs>
-                <w:tab w:val="left" w:pos="34"/>
-                <w:tab w:val="right" w:leader="dot" w:pos="9072"/>
-              </w:tabs>
-              <w:spacing w:before="120"/>
-              <w:ind w:left="-109"/>
-              <w:jc w:val="right"/>
-              <w:rPr>
-                <w:rFonts w:cstheme="minorHAnsi"/>
-                <w:color w:val="404040" w:themeColor="text1" w:themeTint="BF"/>
-              </w:rPr>
-            </w:pPr>
+            <w:r>
+              <w:t xml:space="preserve">—</w:t>
+            </w:r>
           </w:p>
         </w:tc>
       </w:tr>
@@ -2916,17 +2830,9 @@
             <w:vAlign w:val="center"/>
           </w:tcPr>
           <w:p>
-            <w:pPr>
-              <w:ind w:left="-109"/>
-              <w:jc w:val="right"/>
-              <w:rPr>
-                <w:rFonts w:cstheme="minorHAnsi"/>
-                <w:b/>
-                <w:color w:val="404040" w:themeColor="text1" w:themeTint="BF"/>
-                <w:sz w:val="24"/>
-                <w:szCs w:val="24"/>
-              </w:rPr>
-            </w:pPr>
+            <w:r>
+              <w:t xml:space="preserve">—</w:t>
+            </w:r>
           </w:p>
         </w:tc>
       </w:tr>
@@ -3008,19 +2914,9 @@
             <w:vAlign w:val="center"/>
           </w:tcPr>
           <w:p>
-            <w:pPr>
-              <w:tabs>
-                <w:tab w:val="left" w:pos="34"/>
-                <w:tab w:val="right" w:leader="dot" w:pos="9072"/>
-              </w:tabs>
-              <w:spacing w:before="120"/>
-              <w:ind w:left="-109"/>
-              <w:jc w:val="right"/>
-              <w:rPr>
-                <w:rFonts w:cstheme="minorHAnsi"/>
-                <w:color w:val="404040" w:themeColor="text1" w:themeTint="BF"/>
-              </w:rPr>
-            </w:pPr>
+            <w:r>
+              <w:t xml:space="preserve">—</w:t>
+            </w:r>
           </w:p>
         </w:tc>
       </w:tr>
@@ -3102,19 +2998,9 @@
             <w:vAlign w:val="center"/>
           </w:tcPr>
           <w:p>
-            <w:pPr>
-              <w:tabs>
-                <w:tab w:val="left" w:pos="34"/>
-                <w:tab w:val="right" w:leader="dot" w:pos="9072"/>
-              </w:tabs>
-              <w:spacing w:before="120"/>
-              <w:ind w:left="-109"/>
-              <w:jc w:val="right"/>
-              <w:rPr>
-                <w:rFonts w:cstheme="minorHAnsi"/>
-                <w:color w:val="404040" w:themeColor="text1" w:themeTint="BF"/>
-              </w:rPr>
-            </w:pPr>
+            <w:r>
+              <w:t xml:space="preserve">—</w:t>
+            </w:r>
           </w:p>
         </w:tc>
       </w:tr>
@@ -3196,19 +3082,9 @@
             <w:vAlign w:val="center"/>
           </w:tcPr>
           <w:p>
-            <w:pPr>
-              <w:tabs>
-                <w:tab w:val="left" w:pos="34"/>
-                <w:tab w:val="right" w:leader="dot" w:pos="9072"/>
-              </w:tabs>
-              <w:spacing w:before="120"/>
-              <w:ind w:left="-109"/>
-              <w:jc w:val="right"/>
-              <w:rPr>
-                <w:rFonts w:cstheme="minorHAnsi"/>
-                <w:color w:val="404040" w:themeColor="text1" w:themeTint="BF"/>
-              </w:rPr>
-            </w:pPr>
+            <w:r>
+              <w:t xml:space="preserve">—</w:t>
+            </w:r>
           </w:p>
         </w:tc>
       </w:tr>
@@ -3362,17 +3238,9 @@
             <w:vAlign w:val="center"/>
           </w:tcPr>
           <w:p>
-            <w:pPr>
-              <w:ind w:left="-109"/>
-              <w:jc w:val="right"/>
-              <w:rPr>
-                <w:rFonts w:cstheme="minorHAnsi"/>
-                <w:b/>
-                <w:color w:val="404040" w:themeColor="text1" w:themeTint="BF"/>
-                <w:sz w:val="24"/>
-                <w:szCs w:val="24"/>
-              </w:rPr>
-            </w:pPr>
+            <w:r>
+              <w:t xml:space="preserve">—</w:t>
+            </w:r>
           </w:p>
         </w:tc>
       </w:tr>
@@ -3454,19 +3322,9 @@
             <w:vAlign w:val="center"/>
           </w:tcPr>
           <w:p>
-            <w:pPr>
-              <w:tabs>
-                <w:tab w:val="left" w:pos="34"/>
-                <w:tab w:val="right" w:leader="dot" w:pos="9072"/>
-              </w:tabs>
-              <w:spacing w:before="120"/>
-              <w:ind w:left="-109"/>
-              <w:jc w:val="right"/>
-              <w:rPr>
-                <w:rFonts w:cstheme="minorHAnsi"/>
-                <w:color w:val="404040" w:themeColor="text1" w:themeTint="BF"/>
-              </w:rPr>
-            </w:pPr>
+            <w:r>
+              <w:t xml:space="preserve">—</w:t>
+            </w:r>
           </w:p>
         </w:tc>
       </w:tr>
@@ -3548,19 +3406,9 @@
             <w:vAlign w:val="center"/>
           </w:tcPr>
           <w:p>
-            <w:pPr>
-              <w:tabs>
-                <w:tab w:val="left" w:pos="34"/>
-                <w:tab w:val="right" w:leader="dot" w:pos="9072"/>
-              </w:tabs>
-              <w:spacing w:before="120"/>
-              <w:ind w:left="-109"/>
-              <w:jc w:val="right"/>
-              <w:rPr>
-                <w:rFonts w:cstheme="minorHAnsi"/>
-                <w:color w:val="404040" w:themeColor="text1" w:themeTint="BF"/>
-              </w:rPr>
-            </w:pPr>
+            <w:r>
+              <w:t xml:space="preserve">—</w:t>
+            </w:r>
           </w:p>
         </w:tc>
       </w:tr>
@@ -3642,19 +3490,9 @@
             <w:vAlign w:val="center"/>
           </w:tcPr>
           <w:p>
-            <w:pPr>
-              <w:tabs>
-                <w:tab w:val="left" w:pos="34"/>
-                <w:tab w:val="right" w:leader="dot" w:pos="9072"/>
-              </w:tabs>
-              <w:spacing w:before="120"/>
-              <w:ind w:left="-109"/>
-              <w:jc w:val="right"/>
-              <w:rPr>
-                <w:rFonts w:cstheme="minorHAnsi"/>
-                <w:color w:val="404040" w:themeColor="text1" w:themeTint="BF"/>
-              </w:rPr>
-            </w:pPr>
+            <w:r>
+              <w:t xml:space="preserve">—</w:t>
+            </w:r>
           </w:p>
         </w:tc>
       </w:tr>
@@ -3838,19 +3676,9 @@
             <w:vAlign w:val="center"/>
           </w:tcPr>
           <w:p>
-            <w:pPr>
-              <w:tabs>
-                <w:tab w:val="left" w:pos="34"/>
-                <w:tab w:val="right" w:leader="dot" w:pos="9072"/>
-              </w:tabs>
-              <w:spacing w:before="100" w:beforeAutospacing="1" w:after="120"/>
-              <w:ind w:left="-109"/>
-              <w:jc w:val="right"/>
-              <w:rPr>
-                <w:rFonts w:cstheme="minorHAnsi"/>
-                <w:color w:val="404040" w:themeColor="text1" w:themeTint="BF"/>
-              </w:rPr>
-            </w:pPr>
+            <w:r>
+              <w:t xml:space="preserve">11</w:t>
+            </w:r>
           </w:p>
         </w:tc>
       </w:tr>
@@ -3934,19 +3762,9 @@
             <w:vAlign w:val="center"/>
           </w:tcPr>
           <w:p>
-            <w:pPr>
-              <w:tabs>
-                <w:tab w:val="left" w:pos="34"/>
-                <w:tab w:val="right" w:leader="dot" w:pos="9072"/>
-              </w:tabs>
-              <w:spacing w:before="100" w:beforeAutospacing="1" w:after="120"/>
-              <w:ind w:left="-109"/>
-              <w:jc w:val="right"/>
-              <w:rPr>
-                <w:rFonts w:cstheme="minorHAnsi"/>
-                <w:color w:val="404040" w:themeColor="text1" w:themeTint="BF"/>
-              </w:rPr>
-            </w:pPr>
+            <w:r>
+              <w:t xml:space="preserve">12</w:t>
+            </w:r>
           </w:p>
         </w:tc>
       </w:tr>
@@ -4040,19 +3858,9 @@
             <w:vAlign w:val="center"/>
           </w:tcPr>
           <w:p>
-            <w:pPr>
-              <w:tabs>
-                <w:tab w:val="left" w:pos="34"/>
-                <w:tab w:val="right" w:leader="dot" w:pos="9072"/>
-              </w:tabs>
-              <w:spacing w:before="100" w:beforeAutospacing="1" w:after="120"/>
-              <w:ind w:left="-109"/>
-              <w:jc w:val="right"/>
-              <w:rPr>
-                <w:rFonts w:cstheme="minorHAnsi"/>
-                <w:color w:val="404040" w:themeColor="text1" w:themeTint="BF"/>
-              </w:rPr>
-            </w:pPr>
+            <w:r>
+              <w:t xml:space="preserve">13</w:t>
+            </w:r>
           </w:p>
         </w:tc>
       </w:tr>
@@ -4155,19 +3963,9 @@
             <w:vAlign w:val="center"/>
           </w:tcPr>
           <w:p>
-            <w:pPr>
-              <w:tabs>
-                <w:tab w:val="left" w:pos="34"/>
-                <w:tab w:val="right" w:leader="dot" w:pos="9072"/>
-              </w:tabs>
-              <w:spacing w:before="100" w:beforeAutospacing="1" w:after="120"/>
-              <w:ind w:left="-109"/>
-              <w:jc w:val="right"/>
-              <w:rPr>
-                <w:rFonts w:cstheme="minorHAnsi"/>
-                <w:color w:val="404040" w:themeColor="text1" w:themeTint="BF"/>
-              </w:rPr>
-            </w:pPr>
+            <w:r>
+              <w:t xml:space="preserve">14</w:t>
+            </w:r>
           </w:p>
         </w:tc>
       </w:tr>

--- a/dossier-professionnel/DP_AFPA_rempli.docx
+++ b/dossier-professionnel/DP_AFPA_rempli.docx
@@ -9938,6 +9938,330 @@
       <w:bookmarkStart w:id="0" w:name="_GoBack"/>
       <w:bookmarkEnd w:id="0"/>
     </w:p>
+    <w:p>
+      <w:pPr>
+        <w:jc w:val="center"/>
+      </w:pPr>
+      <w:r>
+        <w:rPr>
+          <w:b/>
+          <w:sz w:val="26"/>
+        </w:rPr>
+        <w:t>Captures d'écran représentatives de l'application Crew</w:t>
+      </w:r>
+    </w:p>
+    <w:p>
+      <w:pPr>
+        <w:jc w:val="center"/>
+      </w:pPr>
+      <w:r>
+        <w:drawing>
+          <wp:inline xmlns:a="http://schemas.openxmlformats.org/drawingml/2006/main" xmlns:pic="http://schemas.openxmlformats.org/drawingml/2006/picture">
+            <wp:extent cx="5486400" cy="4876800"/>
+            <wp:docPr id="308" name="Picture 308"/>
+            <wp:cNvGraphicFramePr>
+              <a:graphicFrameLocks noChangeAspect="1"/>
+            </wp:cNvGraphicFramePr>
+            <a:graphic>
+              <a:graphicData uri="http://schemas.openxmlformats.org/drawingml/2006/picture">
+                <pic:pic>
+                  <pic:nvPicPr>
+                    <pic:cNvPr id="0" name="04-dashboard-manager.png"/>
+                    <pic:cNvPicPr/>
+                  </pic:nvPicPr>
+                  <pic:blipFill>
+                    <a:blip r:embed="rId18"/>
+                    <a:stretch>
+                      <a:fillRect/>
+                    </a:stretch>
+                  </pic:blipFill>
+                  <pic:spPr>
+                    <a:xfrm>
+                      <a:off x="0" y="0"/>
+                      <a:ext cx="5486400" cy="4876800"/>
+                    </a:xfrm>
+                    <a:prstGeom prst="rect"/>
+                  </pic:spPr>
+                </pic:pic>
+              </a:graphicData>
+            </a:graphic>
+          </wp:inline>
+        </w:drawing>
+      </w:r>
+    </w:p>
+    <w:p>
+      <w:pPr>
+        <w:jc w:val="center"/>
+      </w:pPr>
+      <w:r>
+        <w:rPr>
+          <w:i/>
+          <w:sz w:val="18"/>
+        </w:rPr>
+        <w:t>Tableau de bord du manager — heures planifiées par équipier vs cibles, couverture par poste, alertes santé du service.</w:t>
+      </w:r>
+    </w:p>
+    <w:p/>
+    <w:p>
+      <w:pPr>
+        <w:jc w:val="center"/>
+      </w:pPr>
+      <w:r>
+        <w:drawing>
+          <wp:inline xmlns:a="http://schemas.openxmlformats.org/drawingml/2006/main" xmlns:pic="http://schemas.openxmlformats.org/drawingml/2006/picture">
+            <wp:extent cx="5486400" cy="4876800"/>
+            <wp:docPr id="309" name="Picture 309"/>
+            <wp:cNvGraphicFramePr>
+              <a:graphicFrameLocks noChangeAspect="1"/>
+            </wp:cNvGraphicFramePr>
+            <a:graphic>
+              <a:graphicData uri="http://schemas.openxmlformats.org/drawingml/2006/picture">
+                <pic:pic>
+                  <pic:nvPicPr>
+                    <pic:cNvPr id="0" name="07-planning-grid.png"/>
+                    <pic:cNvPicPr/>
+                  </pic:nvPicPr>
+                  <pic:blipFill>
+                    <a:blip r:embed="rId19"/>
+                    <a:stretch>
+                      <a:fillRect/>
+                    </a:stretch>
+                  </pic:blipFill>
+                  <pic:spPr>
+                    <a:xfrm>
+                      <a:off x="0" y="0"/>
+                      <a:ext cx="5486400" cy="4876800"/>
+                    </a:xfrm>
+                    <a:prstGeom prst="rect"/>
+                  </pic:spPr>
+                </pic:pic>
+              </a:graphicData>
+            </a:graphic>
+          </wp:inline>
+        </w:drawing>
+      </w:r>
+    </w:p>
+    <w:p>
+      <w:pPr>
+        <w:jc w:val="center"/>
+      </w:pPr>
+      <w:r>
+        <w:rPr>
+          <w:i/>
+          <w:sz w:val="18"/>
+        </w:rPr>
+        <w:t>Grille de planning hebdomadaire — équipiers groupés par poste (cuisine, salle), ligne « Extras » avec déficits à couvrir, indicateurs de couverture par service en en-tête, masse salariale prévisionnelle affichée.</w:t>
+      </w:r>
+    </w:p>
+    <w:p/>
+    <w:p>
+      <w:pPr>
+        <w:jc w:val="center"/>
+      </w:pPr>
+      <w:r>
+        <w:drawing>
+          <wp:inline xmlns:a="http://schemas.openxmlformats.org/drawingml/2006/main" xmlns:pic="http://schemas.openxmlformats.org/drawingml/2006/picture">
+            <wp:extent cx="5486400" cy="4876800"/>
+            <wp:docPr id="310" name="Picture 310"/>
+            <wp:cNvGraphicFramePr>
+              <a:graphicFrameLocks noChangeAspect="1"/>
+            </wp:cNvGraphicFramePr>
+            <a:graphic>
+              <a:graphicData uri="http://schemas.openxmlformats.org/drawingml/2006/picture">
+                <pic:pic>
+                  <pic:nvPicPr>
+                    <pic:cNvPr id="0" name="08-smart-planner-modal.png"/>
+                    <pic:cNvPicPr/>
+                  </pic:nvPicPr>
+                  <pic:blipFill>
+                    <a:blip r:embed="rId20"/>
+                    <a:stretch>
+                      <a:fillRect/>
+                    </a:stretch>
+                  </pic:blipFill>
+                  <pic:spPr>
+                    <a:xfrm>
+                      <a:off x="0" y="0"/>
+                      <a:ext cx="5486400" cy="4876800"/>
+                    </a:xfrm>
+                    <a:prstGeom prst="rect"/>
+                  </pic:spPr>
+                </pic:pic>
+              </a:graphicData>
+            </a:graphic>
+          </wp:inline>
+        </w:drawing>
+      </w:r>
+    </w:p>
+    <w:p>
+      <w:pPr>
+        <w:jc w:val="center"/>
+      </w:pPr>
+      <w:r>
+        <w:rPr>
+          <w:i/>
+          <w:sz w:val="18"/>
+        </w:rPr>
+        <w:t>Modale Smart Planner — tableau (jour × service) de densité prévue avec presets Calme 0,5 / Normal 1,0 / Chargé 1,3, couverture par service et par poste, liste des services non couverts.</w:t>
+      </w:r>
+    </w:p>
+    <w:p/>
+    <w:p>
+      <w:pPr>
+        <w:jc w:val="center"/>
+      </w:pPr>
+      <w:r>
+        <w:drawing>
+          <wp:inline xmlns:a="http://schemas.openxmlformats.org/drawingml/2006/main" xmlns:pic="http://schemas.openxmlformats.org/drawingml/2006/picture">
+            <wp:extent cx="5486400" cy="4876800"/>
+            <wp:docPr id="311" name="Picture 311"/>
+            <wp:cNvGraphicFramePr>
+              <a:graphicFrameLocks noChangeAspect="1"/>
+            </wp:cNvGraphicFramePr>
+            <a:graphic>
+              <a:graphicData uri="http://schemas.openxmlformats.org/drawingml/2006/picture">
+                <pic:pic>
+                  <pic:nvPicPr>
+                    <pic:cNvPr id="0" name="06-member-edit-modal.png"/>
+                    <pic:cNvPicPr/>
+                  </pic:nvPicPr>
+                  <pic:blipFill>
+                    <a:blip r:embed="rId21"/>
+                    <a:stretch>
+                      <a:fillRect/>
+                    </a:stretch>
+                  </pic:blipFill>
+                  <pic:spPr>
+                    <a:xfrm>
+                      <a:off x="0" y="0"/>
+                      <a:ext cx="5486400" cy="4876800"/>
+                    </a:xfrm>
+                    <a:prstGeom prst="rect"/>
+                  </pic:spPr>
+                </pic:pic>
+              </a:graphicData>
+            </a:graphic>
+          </wp:inline>
+        </w:drawing>
+      </w:r>
+    </w:p>
+    <w:p>
+      <w:pPr>
+        <w:jc w:val="center"/>
+      </w:pPr>
+      <w:r>
+        <w:rPr>
+          <w:i/>
+          <w:sz w:val="18"/>
+        </w:rPr>
+        <w:t>Modale d'édition équipier — 5 profils nommés (Apprenti → Référent), polyvalence multi-postes, heures cibles, permissions.</w:t>
+      </w:r>
+    </w:p>
+    <w:p/>
+    <w:p>
+      <w:pPr>
+        <w:jc w:val="center"/>
+      </w:pPr>
+      <w:r>
+        <w:drawing>
+          <wp:inline xmlns:a="http://schemas.openxmlformats.org/drawingml/2006/main" xmlns:pic="http://schemas.openxmlformats.org/drawingml/2006/picture">
+            <wp:extent cx="5486400" cy="3585210"/>
+            <wp:docPr id="312" name="Picture 312"/>
+            <wp:cNvGraphicFramePr>
+              <a:graphicFrameLocks noChangeAspect="1"/>
+            </wp:cNvGraphicFramePr>
+            <a:graphic>
+              <a:graphicData uri="http://schemas.openxmlformats.org/drawingml/2006/picture">
+                <pic:pic>
+                  <pic:nvPicPr>
+                    <pic:cNvPr id="0" name="09-stats-charts.png"/>
+                    <pic:cNvPicPr/>
+                  </pic:nvPicPr>
+                  <pic:blipFill>
+                    <a:blip r:embed="rId22"/>
+                    <a:stretch>
+                      <a:fillRect/>
+                    </a:stretch>
+                  </pic:blipFill>
+                  <pic:spPr>
+                    <a:xfrm>
+                      <a:off x="0" y="0"/>
+                      <a:ext cx="5486400" cy="3585210"/>
+                    </a:xfrm>
+                    <a:prstGeom prst="rect"/>
+                  </pic:spPr>
+                </pic:pic>
+              </a:graphicData>
+            </a:graphic>
+          </wp:inline>
+        </w:drawing>
+      </w:r>
+    </w:p>
+    <w:p>
+      <w:pPr>
+        <w:jc w:val="center"/>
+      </w:pPr>
+      <w:r>
+        <w:rPr>
+          <w:i/>
+          <w:sz w:val="18"/>
+        </w:rPr>
+        <w:t>Page Statistiques — graphiques Chart.js (heures planifiées vs cibles, couverture par poste, évolution hebdomadaire).</w:t>
+      </w:r>
+    </w:p>
+    <w:p/>
+    <w:p>
+      <w:pPr>
+        <w:jc w:val="center"/>
+      </w:pPr>
+      <w:r>
+        <w:drawing>
+          <wp:inline xmlns:a="http://schemas.openxmlformats.org/drawingml/2006/main" xmlns:pic="http://schemas.openxmlformats.org/drawingml/2006/picture">
+            <wp:extent cx="5486400" cy="36660406"/>
+            <wp:docPr id="313" name="Picture 313"/>
+            <wp:cNvGraphicFramePr>
+              <a:graphicFrameLocks noChangeAspect="1"/>
+            </wp:cNvGraphicFramePr>
+            <a:graphic>
+              <a:graphicData uri="http://schemas.openxmlformats.org/drawingml/2006/picture">
+                <pic:pic>
+                  <pic:nvPicPr>
+                    <pic:cNvPr id="0" name="15-mobile-dashboard.png"/>
+                    <pic:cNvPicPr/>
+                  </pic:nvPicPr>
+                  <pic:blipFill>
+                    <a:blip r:embed="rId23"/>
+                    <a:stretch>
+                      <a:fillRect/>
+                    </a:stretch>
+                  </pic:blipFill>
+                  <pic:spPr>
+                    <a:xfrm>
+                      <a:off x="0" y="0"/>
+                      <a:ext cx="5486400" cy="36660406"/>
+                    </a:xfrm>
+                    <a:prstGeom prst="rect"/>
+                  </pic:spPr>
+                </pic:pic>
+              </a:graphicData>
+            </a:graphic>
+          </wp:inline>
+        </w:drawing>
+      </w:r>
+    </w:p>
+    <w:p>
+      <w:pPr>
+        <w:jc w:val="center"/>
+      </w:pPr>
+      <w:r>
+        <w:rPr>
+          <w:i/>
+          <w:sz w:val="18"/>
+        </w:rPr>
+        <w:t>Vue mobile responsive — application utilisable sur smartphone.</w:t>
+      </w:r>
+    </w:p>
+    <w:p/>
     <w:sectPr>
       <w:headerReference w:type="default" r:id="rId14"/>
       <w:pgSz w:w="11906" w:h="16838" w:code="9"/>

--- a/dossier-professionnel/DP_AFPA_rempli.docx
+++ b/dossier-professionnel/DP_AFPA_rempli.docx
@@ -3874,48 +3874,8 @@
             </w:tcBorders>
           </w:tcPr>
           <w:p>
-            <w:pPr>
-              <w:tabs>
-                <w:tab w:val="left" w:pos="34"/>
-                <w:tab w:val="right" w:leader="dot" w:pos="9072"/>
-              </w:tabs>
-              <w:spacing w:before="100" w:beforeAutospacing="1" w:after="120"/>
-              <w:rPr>
-                <w:rFonts w:cstheme="minorHAnsi"/>
-                <w:color w:val="404040" w:themeColor="text1" w:themeTint="BF"/>
-                <w:sz w:val="24"/>
-                <w:szCs w:val="24"/>
-              </w:rPr>
-            </w:pPr>
-            <w:r>
-              <w:rPr>
-                <w:rFonts w:cstheme="minorHAnsi"/>
-                <w:b/>
-                <w:color w:val="404040" w:themeColor="text1" w:themeTint="BF"/>
-                <w:sz w:val="24"/>
-                <w:szCs w:val="24"/>
-              </w:rPr>
-              <w:t xml:space="preserve">Annexes </w:t>
-            </w:r>
-            <w:r>
-              <w:rPr>
-                <w:rFonts w:cstheme="minorHAnsi"/>
-                <w:i/>
-                <w:color w:val="404040" w:themeColor="text1" w:themeTint="BF"/>
-                <w:sz w:val="20"/>
-                <w:szCs w:val="20"/>
-              </w:rPr>
-              <w:t>(S</w:t>
-            </w:r>
-            <w:r>
-              <w:rPr>
-                <w:rFonts w:cstheme="minorHAnsi"/>
-                <w:i/>
-                <w:color w:val="404040" w:themeColor="text1" w:themeTint="BF"/>
-                <w:sz w:val="20"/>
-                <w:szCs w:val="20"/>
-              </w:rPr>
-              <w:t>i le RC le prévoit)</w:t>
+            <w:r>
+              <w:t xml:space="preserve">Annexes — 6 captures d'écran représentatives de l'application Crew</w:t>
             </w:r>
           </w:p>
         </w:tc>

--- a/dossier-professionnel/DP_AFPA_rempli.docx
+++ b/dossier-professionnel/DP_AFPA_rempli.docx
@@ -2782,7 +2782,7 @@
           </w:tcPr>
           <w:p>
             <w:r>
-              <w:t xml:space="preserve">Non applicable (DWWM ne comporte que 2 AT)</w:t>
+              <w:t xml:space="preserve">Sections détaillées des Activités-Types</w:t>
             </w:r>
           </w:p>
         </w:tc>
@@ -2868,7 +2868,7 @@
           </w:tcPr>
           <w:p>
             <w:r>
-              <w:t xml:space="preserve">—</w:t>
+              <w:t xml:space="preserve">AT1 — Description + extrait de code AuthContext (front)</w:t>
             </w:r>
           </w:p>
         </w:tc>
@@ -2915,7 +2915,7 @@
           </w:tcPr>
           <w:p>
             <w:r>
-              <w:t xml:space="preserve">—</w:t>
+              <w:t xml:space="preserve">5</w:t>
             </w:r>
           </w:p>
         </w:tc>
@@ -2952,7 +2952,7 @@
           </w:tcPr>
           <w:p>
             <w:r>
-              <w:t xml:space="preserve">—</w:t>
+              <w:t xml:space="preserve">AT1 — Moyens techniques, équipe, contexte, infos complémentaires</w:t>
             </w:r>
           </w:p>
         </w:tc>
@@ -2999,7 +2999,7 @@
           </w:tcPr>
           <w:p>
             <w:r>
-              <w:t xml:space="preserve">—</w:t>
+              <w:t xml:space="preserve">6</w:t>
             </w:r>
           </w:p>
         </w:tc>
@@ -3036,7 +3036,7 @@
           </w:tcPr>
           <w:p>
             <w:r>
-              <w:t xml:space="preserve">—</w:t>
+              <w:t xml:space="preserve">AT2 — Description du solver HCR + extrait de code filtre</w:t>
             </w:r>
           </w:p>
         </w:tc>
@@ -3083,7 +3083,7 @@
           </w:tcPr>
           <w:p>
             <w:r>
-              <w:t xml:space="preserve">—</w:t>
+              <w:t xml:space="preserve">8</w:t>
             </w:r>
           </w:p>
         </w:tc>
@@ -3190,7 +3190,7 @@
           </w:tcPr>
           <w:p>
             <w:r>
-              <w:t xml:space="preserve">Non applicable</w:t>
+              <w:t xml:space="preserve">Détail des captures d'écran (Annexes)</w:t>
             </w:r>
           </w:p>
         </w:tc>
@@ -3239,7 +3239,7 @@
           </w:tcPr>
           <w:p>
             <w:r>
-              <w:t xml:space="preserve">—</w:t>
+              <w:t xml:space="preserve">14</w:t>
             </w:r>
           </w:p>
         </w:tc>
@@ -3276,7 +3276,7 @@
           </w:tcPr>
           <w:p>
             <w:r>
-              <w:t xml:space="preserve">—</w:t>
+              <w:t xml:space="preserve">Capture 1 — Tableau de bord manager / Grille de planning hebdomadaire</w:t>
             </w:r>
           </w:p>
         </w:tc>
@@ -3323,7 +3323,7 @@
           </w:tcPr>
           <w:p>
             <w:r>
-              <w:t xml:space="preserve">—</w:t>
+              <w:t xml:space="preserve">14</w:t>
             </w:r>
           </w:p>
         </w:tc>
@@ -3360,7 +3360,7 @@
           </w:tcPr>
           <w:p>
             <w:r>
-              <w:t xml:space="preserve">—</w:t>
+              <w:t xml:space="preserve">Capture 2 — Modale Smart Planner / Édition équipier (5 profils + polyvalence)</w:t>
             </w:r>
           </w:p>
         </w:tc>
@@ -3407,7 +3407,7 @@
           </w:tcPr>
           <w:p>
             <w:r>
-              <w:t xml:space="preserve">—</w:t>
+              <w:t xml:space="preserve">16</w:t>
             </w:r>
           </w:p>
         </w:tc>
@@ -3444,7 +3444,7 @@
           </w:tcPr>
           <w:p>
             <w:r>
-              <w:t xml:space="preserve">—</w:t>
+              <w:t xml:space="preserve">Capture 3 — Statistiques Chart.js / Vue mobile responsive</w:t>
             </w:r>
           </w:p>
         </w:tc>
@@ -3491,7 +3491,7 @@
           </w:tcPr>
           <w:p>
             <w:r>
-              <w:t xml:space="preserve">—</w:t>
+              <w:t xml:space="preserve">18</w:t>
             </w:r>
           </w:p>
         </w:tc>

--- a/dossier-professionnel/DP_AFPA_rempli.docx
+++ b/dossier-professionnel/DP_AFPA_rempli.docx
@@ -2052,7 +2052,7 @@
           </w:tcPr>
           <w:p>
             <w:r>
-              <w:t xml:space="preserve">5</w:t>
+              <w:t xml:space="preserve">4</w:t>
             </w:r>
           </w:p>
         </w:tc>
@@ -2127,7 +2127,7 @@
           </w:tcPr>
           <w:p>
             <w:r>
-              <w:t xml:space="preserve">5</w:t>
+              <w:t xml:space="preserve">4</w:t>
             </w:r>
           </w:p>
         </w:tc>
@@ -2155,7 +2155,7 @@
           </w:tcPr>
           <w:p>
             <w:r>
-              <w:t xml:space="preserve">—</w:t>
+              <w:t xml:space="preserve">Application Crew — grille de planning hebdomadaire avec drag-and-drop</w:t>
             </w:r>
           </w:p>
         </w:tc>
@@ -2202,7 +2202,7 @@
           </w:tcPr>
           <w:p>
             <w:r>
-              <w:t xml:space="preserve">—</w:t>
+              <w:t xml:space="preserve">8</w:t>
             </w:r>
           </w:p>
         </w:tc>
@@ -2230,7 +2230,7 @@
           </w:tcPr>
           <w:p>
             <w:r>
-              <w:t xml:space="preserve">—</w:t>
+              <w:t xml:space="preserve">Application Crew — Modale Smart Planner avec densité prévue par service</w:t>
             </w:r>
           </w:p>
         </w:tc>
@@ -2277,7 +2277,7 @@
           </w:tcPr>
           <w:p>
             <w:r>
-              <w:t xml:space="preserve">—</w:t>
+              <w:t xml:space="preserve">10</w:t>
             </w:r>
           </w:p>
         </w:tc>
@@ -2431,7 +2431,7 @@
           </w:tcPr>
           <w:p>
             <w:r>
-              <w:t xml:space="preserve">8</w:t>
+              <w:t xml:space="preserve">12</w:t>
             </w:r>
           </w:p>
         </w:tc>
@@ -2513,7 +2513,7 @@
           </w:tcPr>
           <w:p>
             <w:r>
-              <w:t xml:space="preserve">8</w:t>
+              <w:t xml:space="preserve">12</w:t>
             </w:r>
           </w:p>
         </w:tc>
@@ -2547,7 +2547,7 @@
           </w:tcPr>
           <w:p>
             <w:r>
-              <w:t xml:space="preserve">—</w:t>
+              <w:t xml:space="preserve">Application Crew — Authentification JWT et middlewares composables</w:t>
             </w:r>
           </w:p>
         </w:tc>
@@ -2594,7 +2594,7 @@
           </w:tcPr>
           <w:p>
             <w:r>
-              <w:t xml:space="preserve">—</w:t>
+              <w:t xml:space="preserve">14</w:t>
             </w:r>
           </w:p>
         </w:tc>
@@ -2628,7 +2628,7 @@
           </w:tcPr>
           <w:p>
             <w:r>
-              <w:t xml:space="preserve">—</w:t>
+              <w:t xml:space="preserve">Application Crew — Génération d'un flux iCalendar RFC 5545</w:t>
             </w:r>
           </w:p>
         </w:tc>
@@ -2675,7 +2675,7 @@
           </w:tcPr>
           <w:p>
             <w:r>
-              <w:t xml:space="preserve">—</w:t>
+              <w:t xml:space="preserve">16</w:t>
             </w:r>
           </w:p>
         </w:tc>
@@ -2868,7 +2868,7 @@
           </w:tcPr>
           <w:p>
             <w:r>
-              <w:t xml:space="preserve">AT1 — Description + extrait de code AuthContext (front)</w:t>
+              <w:t xml:space="preserve">AT1 ex 1 — Description + extrait de code AuthContext</w:t>
             </w:r>
           </w:p>
         </w:tc>
@@ -2915,7 +2915,7 @@
           </w:tcPr>
           <w:p>
             <w:r>
-              <w:t xml:space="preserve">5</w:t>
+              <w:t xml:space="preserve">4</w:t>
             </w:r>
           </w:p>
         </w:tc>
@@ -2952,7 +2952,7 @@
           </w:tcPr>
           <w:p>
             <w:r>
-              <w:t xml:space="preserve">AT1 — Moyens techniques, équipe, contexte, infos complémentaires</w:t>
+              <w:t xml:space="preserve">AT2 ex 1 — Description du solver HCR + extrait du filtre</w:t>
             </w:r>
           </w:p>
         </w:tc>
@@ -2999,7 +2999,7 @@
           </w:tcPr>
           <w:p>
             <w:r>
-              <w:t xml:space="preserve">6</w:t>
+              <w:t xml:space="preserve">12</w:t>
             </w:r>
           </w:p>
         </w:tc>
@@ -3036,7 +3036,7 @@
           </w:tcPr>
           <w:p>
             <w:r>
-              <w:t xml:space="preserve">AT2 — Description du solver HCR + extrait de code filtre</w:t>
+              <w:t xml:space="preserve">AT2 ex 2 — Authentification JWT + middleware authRequired</w:t>
             </w:r>
           </w:p>
         </w:tc>
@@ -3083,7 +3083,7 @@
           </w:tcPr>
           <w:p>
             <w:r>
-              <w:t xml:space="preserve">8</w:t>
+              <w:t xml:space="preserve">14</w:t>
             </w:r>
           </w:p>
         </w:tc>
@@ -3239,7 +3239,7 @@
           </w:tcPr>
           <w:p>
             <w:r>
-              <w:t xml:space="preserve">14</w:t>
+              <w:t xml:space="preserve">21</w:t>
             </w:r>
           </w:p>
         </w:tc>
@@ -3276,7 +3276,7 @@
           </w:tcPr>
           <w:p>
             <w:r>
-              <w:t xml:space="preserve">Capture 1 — Tableau de bord manager / Grille de planning hebdomadaire</w:t>
+              <w:t xml:space="preserve">Capture 1 — Tableau de bord manager / Grille de planning</w:t>
             </w:r>
           </w:p>
         </w:tc>
@@ -3323,7 +3323,7 @@
           </w:tcPr>
           <w:p>
             <w:r>
-              <w:t xml:space="preserve">14</w:t>
+              <w:t xml:space="preserve">21</w:t>
             </w:r>
           </w:p>
         </w:tc>
@@ -3360,7 +3360,7 @@
           </w:tcPr>
           <w:p>
             <w:r>
-              <w:t xml:space="preserve">Capture 2 — Modale Smart Planner / Édition équipier (5 profils + polyvalence)</w:t>
+              <w:t xml:space="preserve">Capture 2 — Modale Smart Planner / Édition équipier (5 profils)</w:t>
             </w:r>
           </w:p>
         </w:tc>
@@ -3407,7 +3407,7 @@
           </w:tcPr>
           <w:p>
             <w:r>
-              <w:t xml:space="preserve">16</w:t>
+              <w:t xml:space="preserve">23</w:t>
             </w:r>
           </w:p>
         </w:tc>
@@ -3491,7 +3491,7 @@
           </w:tcPr>
           <w:p>
             <w:r>
-              <w:t xml:space="preserve">18</w:t>
+              <w:t xml:space="preserve">25</w:t>
             </w:r>
           </w:p>
         </w:tc>
@@ -3677,7 +3677,7 @@
           </w:tcPr>
           <w:p>
             <w:r>
-              <w:t xml:space="preserve">11</w:t>
+              <w:t xml:space="preserve">18</w:t>
             </w:r>
           </w:p>
         </w:tc>
@@ -3763,7 +3763,7 @@
           </w:tcPr>
           <w:p>
             <w:r>
-              <w:t xml:space="preserve">12</w:t>
+              <w:t xml:space="preserve">19</w:t>
             </w:r>
           </w:p>
         </w:tc>
@@ -3859,7 +3859,7 @@
           </w:tcPr>
           <w:p>
             <w:r>
-              <w:t xml:space="preserve">13</w:t>
+              <w:t xml:space="preserve">20</w:t>
             </w:r>
           </w:p>
         </w:tc>
@@ -3924,7 +3924,7 @@
           </w:tcPr>
           <w:p>
             <w:r>
-              <w:t xml:space="preserve">14</w:t>
+              <w:t xml:space="preserve">21</w:t>
             </w:r>
           </w:p>
         </w:tc>
@@ -3942,21 +3942,6 @@
           <w:color w:val="404040" w:themeColor="text1" w:themeTint="BF"/>
         </w:rPr>
       </w:pPr>
-    </w:p>
-    <w:p>
-      <w:pPr>
-        <w:rPr>
-          <w:rFonts w:cstheme="minorHAnsi"/>
-          <w:color w:val="404040" w:themeColor="text1" w:themeTint="BF"/>
-        </w:rPr>
-      </w:pPr>
-      <w:r>
-        <w:rPr>
-          <w:rFonts w:cstheme="minorHAnsi"/>
-          <w:color w:val="404040" w:themeColor="text1" w:themeTint="BF"/>
-        </w:rPr>
-        <w:br w:type="page"/>
-      </w:r>
     </w:p>
     <w:p>
       <w:pPr>
@@ -4063,21 +4048,6 @@
           <w:color w:val="404040" w:themeColor="text1" w:themeTint="BF"/>
         </w:rPr>
       </w:pPr>
-    </w:p>
-    <w:p>
-      <w:pPr>
-        <w:rPr>
-          <w:rFonts w:cstheme="minorHAnsi"/>
-          <w:color w:val="404040" w:themeColor="text1" w:themeTint="BF"/>
-        </w:rPr>
-      </w:pPr>
-      <w:r>
-        <w:rPr>
-          <w:rFonts w:cstheme="minorHAnsi"/>
-          <w:color w:val="404040" w:themeColor="text1" w:themeTint="BF"/>
-        </w:rPr>
-        <w:br w:type="page"/>
-      </w:r>
     </w:p>
     <w:tbl>
       <w:tblPr>
@@ -5478,7 +5448,7 @@
           </w:tcPr>
           <w:p>
             <w:r>
-              <w:t xml:space="preserve">Période d'exercice    Du : Avril 2026    au : Mai 2026</w:t>
+              <w:t xml:space="preserve">Période d'exercice    Du : Mai 2026    au : Juillet 2026</w:t>
             </w:r>
           </w:p>
         </w:tc>
@@ -5673,6 +5643,2868 @@
             <w:r>
               <w:t xml:space="preserve">https://github.com/Vladimir08880888/vladimir-rodzaevski-dossiers-pros-DWWM</w:t>
             </w:r>
+          </w:p>
+        </w:tc>
+      </w:tr>
+      <w:tr>
+        <w:trPr>
+          <w:trHeight w:val="142"/>
+        </w:trPr>
+        <w:tc>
+          <w:tcPr>
+            <w:tcW w:w="10349" w:type="dxa"/>
+            <w:gridSpan w:val="6"/>
+            <w:tcBorders>
+              <w:left w:val="single" w:sz="8" w:space="0" w:color="BFBFBF" w:themeColor="background1" w:themeShade="BF"/>
+              <w:right w:val="single" w:sz="8" w:space="0" w:color="BFBFBF" w:themeColor="background1" w:themeShade="BF"/>
+            </w:tcBorders>
+          </w:tcPr>
+          <w:p>
+            <w:pPr>
+              <w:widowControl w:val="0"/>
+              <w:rPr>
+                <w:rFonts w:cstheme="minorHAnsi"/>
+                <w:color w:val="404040" w:themeColor="text1" w:themeTint="BF"/>
+                <w:sz w:val="24"/>
+              </w:rPr>
+            </w:pPr>
+          </w:p>
+        </w:tc>
+      </w:tr>
+      <w:tr>
+        <w:trPr>
+          <w:trHeight w:val="142"/>
+        </w:trPr>
+        <w:tc>
+          <w:tcPr>
+            <w:tcW w:w="10349" w:type="dxa"/>
+            <w:gridSpan w:val="6"/>
+            <w:tcBorders>
+              <w:left w:val="single" w:sz="8" w:space="0" w:color="BFBFBF" w:themeColor="background1" w:themeShade="BF"/>
+              <w:bottom w:val="single" w:sz="8" w:space="0" w:color="BFBFBF" w:themeColor="background1" w:themeShade="BF"/>
+              <w:right w:val="single" w:sz="8" w:space="0" w:color="BFBFBF" w:themeColor="background1" w:themeShade="BF"/>
+            </w:tcBorders>
+          </w:tcPr>
+          <w:p>
+            <w:pPr>
+              <w:rPr>
+                <w:rFonts w:cstheme="minorHAnsi"/>
+                <w:color w:val="404040" w:themeColor="text1" w:themeTint="BF"/>
+                <w:sz w:val="12"/>
+                <w:szCs w:val="16"/>
+              </w:rPr>
+            </w:pPr>
+          </w:p>
+        </w:tc>
+      </w:tr>
+    </w:tbl>
+    <w:tbl>
+      <w:tblPr>
+        <w:tblStyle w:val="Grilledutableau"/>
+        <w:tblW w:w="10349" w:type="dxa"/>
+        <w:tblInd w:w="-318" w:type="dxa"/>
+        <w:tblBorders>
+          <w:top w:val="none" w:sz="0" w:space="0" w:color="auto"/>
+          <w:left w:val="none" w:sz="0" w:space="0" w:color="auto"/>
+          <w:bottom w:val="none" w:sz="0" w:space="0" w:color="auto"/>
+          <w:right w:val="none" w:sz="0" w:space="0" w:color="auto"/>
+          <w:insideH w:val="none" w:sz="0" w:space="0" w:color="auto"/>
+          <w:insideV w:val="none" w:sz="0" w:space="0" w:color="auto"/>
+        </w:tblBorders>
+        <w:tblLayout w:type="fixed"/>
+        <w:tblCellMar>
+          <w:top w:w="57" w:type="dxa"/>
+        </w:tblCellMar>
+        <w:tblLook w:val="04A0" w:firstRow="1" w:lastRow="0" w:firstColumn="1" w:lastColumn="0" w:noHBand="0" w:noVBand="1"/>
+      </w:tblPr>
+      <w:tblGrid>
+        <w:gridCol w:w="2411"/>
+        <w:gridCol w:w="567"/>
+        <w:gridCol w:w="576"/>
+        <w:gridCol w:w="1283"/>
+        <w:gridCol w:w="4945"/>
+        <w:gridCol w:w="567"/>
+      </w:tblGrid>
+      <w:tr>
+        <w:trPr>
+          <w:trHeight w:val="397"/>
+        </w:trPr>
+        <w:tc>
+          <w:tcPr>
+            <w:tcW w:w="2411" w:type="dxa"/>
+            <w:vAlign w:val="bottom"/>
+          </w:tcPr>
+          <w:p>
+            <w:pPr>
+              <w:ind w:right="34"/>
+              <w:jc w:val="right"/>
+              <w:rPr>
+                <w:rFonts w:cstheme="minorHAnsi"/>
+                <w:b/>
+                <w:color w:val="D60093"/>
+                <w:sz w:val="36"/>
+                <w:szCs w:val="36"/>
+              </w:rPr>
+            </w:pPr>
+            <w:r>
+              <w:rPr>
+                <w:rFonts w:cstheme="minorHAnsi"/>
+                <w:b/>
+                <w:color w:val="D60093"/>
+                <w:sz w:val="36"/>
+                <w:szCs w:val="36"/>
+              </w:rPr>
+              <w:t>A</w:t>
+            </w:r>
+            <w:r>
+              <w:rPr>
+                <w:rFonts w:cstheme="minorHAnsi"/>
+                <w:b/>
+                <w:color w:val="D60093"/>
+                <w:sz w:val="36"/>
+                <w:szCs w:val="36"/>
+              </w:rPr>
+              <w:t xml:space="preserve">ctivité-type </w:t>
+            </w:r>
+          </w:p>
+        </w:tc>
+        <w:sdt>
+          <w:sdtPr>
+            <w:rPr>
+              <w:rFonts w:cstheme="minorHAnsi"/>
+              <w:b/>
+              <w:color w:val="D60093"/>
+              <w:sz w:val="36"/>
+              <w:szCs w:val="36"/>
+            </w:rPr>
+            <w:id w:val="-1620908805"/>
+            <w:placeholder>
+              <w:docPart w:val="CF84F7C527944B48966CF7FFCA9B98AB"/>
+            </w:placeholder>
+            <w:comboBox>
+              <w:listItem w:displayText="2" w:value="2"/>
+              <w:listItem w:displayText="3" w:value="3"/>
+              <w:listItem w:displayText="4" w:value="4"/>
+              <w:listItem w:displayText="5" w:value="5"/>
+            </w:comboBox>
+          </w:sdtPr>
+          <w:sdtContent>
+            <w:tc>
+              <w:tcPr>
+                <w:tcW w:w="567" w:type="dxa"/>
+                <w:vAlign w:val="bottom"/>
+              </w:tcPr>
+              <w:p>
+                <w:pPr>
+                  <w:ind w:right="34"/>
+                  <w:rPr>
+                    <w:rFonts w:cstheme="minorHAnsi"/>
+                    <w:b/>
+                    <w:color w:val="D60093"/>
+                    <w:sz w:val="36"/>
+                    <w:szCs w:val="36"/>
+                  </w:rPr>
+                </w:pPr>
+                <w:r>
+                  <w:rPr>
+                    <w:rFonts w:cstheme="minorHAnsi"/>
+                    <w:b/>
+                    <w:color w:val="D60093"/>
+                    <w:sz w:val="36"/>
+                    <w:szCs w:val="36"/>
+                  </w:rPr>
+                  <w:t>1</w:t>
+                </w:r>
+              </w:p>
+            </w:tc>
+          </w:sdtContent>
+        </w:sdt>
+        <w:sdt>
+          <w:sdtPr>
+            <w:rPr>
+              <w:rFonts w:cstheme="minorHAnsi"/>
+              <w:b/>
+              <w:color w:val="404040" w:themeColor="text1" w:themeTint="BF"/>
+              <w:sz w:val="24"/>
+              <w:szCs w:val="24"/>
+            </w:rPr>
+            <w:alias w:val="Intitulé de l'activité"/>
+            <w:tag w:val="Intitulé de l'activité"/>
+            <w:id w:val="-1385715002"/>
+            <w:placeholder>
+              <w:docPart w:val="A889D5C0D9214456BFCF1668ABE5310C"/>
+            </w:placeholder>
+            <w:showingPlcHdr/>
+          </w:sdtPr>
+          <w:sdtContent>
+            <w:tc>
+              <w:tcPr>
+                <w:tcW w:w="7371" w:type="dxa"/>
+                <w:gridSpan w:val="4"/>
+                <w:tcBorders>
+                  <w:left w:val="nil"/>
+                </w:tcBorders>
+                <w:vAlign w:val="bottom"/>
+              </w:tcPr>
+              <w:p>
+                <w:r>
+                  <w:rPr>
+                    <w:b/>
+                  </w:rPr>
+                  <w:t xml:space="preserve">Développer la partie front-end d'une application web ou web mobile sécurisée</w:t>
+                </w:r>
+              </w:p>
+            </w:tc>
+          </w:sdtContent>
+        </w:sdt>
+      </w:tr>
+      <w:tr>
+        <w:trPr>
+          <w:trHeight w:val="365"/>
+        </w:trPr>
+        <w:tc>
+          <w:tcPr>
+            <w:tcW w:w="2978" w:type="dxa"/>
+            <w:gridSpan w:val="2"/>
+            <w:tcBorders>
+              <w:bottom w:val="thinThickMediumGap" w:sz="24" w:space="0" w:color="D60093"/>
+            </w:tcBorders>
+          </w:tcPr>
+          <w:p>
+            <w:pPr>
+              <w:tabs>
+                <w:tab w:val="right" w:leader="dot" w:pos="9072"/>
+              </w:tabs>
+              <w:spacing w:before="120" w:after="120"/>
+              <w:jc w:val="right"/>
+              <w:rPr>
+                <w:rFonts w:cstheme="minorHAnsi"/>
+                <w:b/>
+                <w:i/>
+                <w:color w:val="404040" w:themeColor="text1" w:themeTint="BF"/>
+                <w:sz w:val="24"/>
+                <w:szCs w:val="24"/>
+              </w:rPr>
+            </w:pPr>
+            <w:r>
+              <w:rPr>
+                <w:rFonts w:cstheme="minorHAnsi"/>
+                <w:b/>
+                <w:i/>
+                <w:color w:val="404040" w:themeColor="text1" w:themeTint="BF"/>
+              </w:rPr>
+              <w:t>Exemple</w:t>
+            </w:r>
+            <w:r>
+              <w:rPr>
+                <w:rFonts w:cstheme="minorHAnsi"/>
+                <w:b/>
+                <w:i/>
+                <w:color w:val="404040" w:themeColor="text1" w:themeTint="BF"/>
+              </w:rPr>
+              <w:t xml:space="preserve"> n°</w:t>
+            </w:r>
+            <w:r>
+              <w:rPr>
+                <w:rFonts w:cstheme="minorHAnsi"/>
+                <w:b/>
+                <w:i/>
+                <w:color w:val="404040" w:themeColor="text1" w:themeTint="BF"/>
+              </w:rPr>
+              <w:t>1</w:t>
+            </w:r>
+            <w:r>
+              <w:rPr>
+                <w:rFonts w:cstheme="minorHAnsi"/>
+                <w:b/>
+                <w:i/>
+                <w:color w:val="404040" w:themeColor="text1" w:themeTint="BF"/>
+                <w:sz w:val="24"/>
+                <w:szCs w:val="24"/>
+              </w:rPr>
+              <w:t xml:space="preserve"> </w:t>
+            </w:r>
+            <w:r>
+              <w:rPr>
+                <w:rFonts w:cstheme="minorHAnsi"/>
+                <w:b/>
+                <w:i/>
+                <w:color w:val="404040" w:themeColor="text1" w:themeTint="BF"/>
+                <w:sz w:val="24"/>
+                <w:szCs w:val="24"/>
+              </w:rPr>
+              <w:t xml:space="preserve"> </w:t>
+            </w:r>
+            <w:r>
+              <w:rPr>
+                <w:rFonts w:ascii="Wingdings 3" w:hAnsi="Wingdings 3" w:cstheme="minorHAnsi"/>
+                <w:noProof/>
+                <w:color w:val="D60093"/>
+                <w:sz w:val="12"/>
+                <w:szCs w:val="12"/>
+                <w:lang w:eastAsia="fr-FR"/>
+              </w:rPr>
+              <w:t></w:t>
+            </w:r>
+          </w:p>
+        </w:tc>
+        <w:sdt>
+          <w:sdtPr>
+            <w:rPr>
+              <w:rFonts w:cstheme="minorHAnsi"/>
+              <w:b/>
+              <w:i/>
+              <w:color w:val="000000" w:themeColor="text1"/>
+            </w:rPr>
+            <w:id w:val="-516316887"/>
+            <w:placeholder>
+              <w:docPart w:val="8861F572313945389C55146DA0D5B702"/>
+            </w:placeholder>
+            <w:showingPlcHdr/>
+          </w:sdtPr>
+          <w:sdtContent>
+            <w:tc>
+              <w:tcPr>
+                <w:tcW w:w="7371" w:type="dxa"/>
+                <w:gridSpan w:val="4"/>
+                <w:tcBorders>
+                  <w:left w:val="nil"/>
+                  <w:bottom w:val="thinThickMediumGap" w:sz="24" w:space="0" w:color="D60093"/>
+                </w:tcBorders>
+              </w:tcPr>
+              <w:p>
+                <w:r>
+                  <w:rPr>
+                    <w:b/>
+                  </w:rPr>
+                  <w:t xml:space="preserve">Application Crew — grille de planning hebdomadaire avec drag-and-drop</w:t>
+                </w:r>
+              </w:p>
+            </w:tc>
+          </w:sdtContent>
+        </w:sdt>
+      </w:tr>
+      <w:tr>
+        <w:trPr>
+          <w:trHeight w:val="365"/>
+        </w:trPr>
+        <w:tc>
+          <w:tcPr>
+            <w:tcW w:w="10349" w:type="dxa"/>
+            <w:gridSpan w:val="6"/>
+            <w:tcBorders>
+              <w:top w:val="thinThickMediumGap" w:sz="24" w:space="0" w:color="D60093"/>
+            </w:tcBorders>
+          </w:tcPr>
+          <w:p>
+            <w:pPr>
+              <w:rPr>
+                <w:rFonts w:cstheme="minorHAnsi"/>
+                <w:b/>
+                <w:color w:val="404040" w:themeColor="text1" w:themeTint="BF"/>
+              </w:rPr>
+            </w:pPr>
+          </w:p>
+        </w:tc>
+      </w:tr>
+      <w:tr>
+        <w:tc>
+          <w:tcPr>
+            <w:tcW w:w="10349" w:type="dxa"/>
+            <w:gridSpan w:val="6"/>
+          </w:tcPr>
+          <w:p>
+            <w:pPr>
+              <w:keepNext/>
+              <w:rPr>
+                <w:rFonts w:cstheme="minorHAnsi"/>
+                <w:b/>
+                <w:color w:val="404040" w:themeColor="text1" w:themeTint="BF"/>
+                <w:sz w:val="12"/>
+                <w:szCs w:val="16"/>
+              </w:rPr>
+            </w:pPr>
+          </w:p>
+        </w:tc>
+      </w:tr>
+      <w:tr>
+        <w:tc>
+          <w:tcPr>
+            <w:tcW w:w="10349" w:type="dxa"/>
+            <w:gridSpan w:val="6"/>
+            <w:tcBorders>
+              <w:left w:val="single" w:sz="24" w:space="0" w:color="D60093"/>
+              <w:bottom w:val="single" w:sz="8" w:space="0" w:color="D60093"/>
+            </w:tcBorders>
+          </w:tcPr>
+          <w:p>
+            <w:pPr>
+              <w:keepNext/>
+              <w:rPr>
+                <w:rFonts w:cstheme="minorHAnsi"/>
+                <w:b/>
+                <w:color w:val="404040" w:themeColor="text1" w:themeTint="BF"/>
+              </w:rPr>
+            </w:pPr>
+            <w:r>
+              <w:rPr>
+                <w:rFonts w:cstheme="minorHAnsi"/>
+                <w:b/>
+                <w:color w:val="404040" w:themeColor="text1" w:themeTint="BF"/>
+              </w:rPr>
+              <w:t>1. Décrivez les tâches ou opérations que vous avez effectuées, et dans quelles conditions</w:t>
+            </w:r>
+            <w:r>
+              <w:rPr>
+                <w:rFonts w:cstheme="minorHAnsi"/>
+                <w:b/>
+                <w:color w:val="404040" w:themeColor="text1" w:themeTint="BF"/>
+              </w:rPr>
+              <w:t> :</w:t>
+            </w:r>
+          </w:p>
+        </w:tc>
+      </w:tr>
+      <w:tr>
+        <w:trPr>
+          <w:trHeight w:val="15"/>
+        </w:trPr>
+        <w:tc>
+          <w:tcPr>
+            <w:tcW w:w="10349" w:type="dxa"/>
+            <w:gridSpan w:val="6"/>
+            <w:tcBorders>
+              <w:top w:val="single" w:sz="8" w:space="0" w:color="D60093"/>
+              <w:left w:val="single" w:sz="8" w:space="0" w:color="BFBFBF" w:themeColor="background1" w:themeShade="BF"/>
+              <w:right w:val="single" w:sz="8" w:space="0" w:color="BFBFBF" w:themeColor="background1" w:themeShade="BF"/>
+            </w:tcBorders>
+          </w:tcPr>
+          <w:p>
+            <w:r>
+              <w:t xml:space="preserve">Toujours sur le projet Crew, j'ai conçu la page Planning qui est le cœur d'utilisation quotidien du manager. Il s'agit d'une grille (équipiers × jours de la semaine) où chaque cellule représente les shifts d'un équipier sur une journée donnée.</w:t>
+            </w:r>
+            <w:r>
+              <w:br/>
+            </w:r>
+            <w:r>
+              <w:t xml:space="preserve"/>
+            </w:r>
+            <w:r>
+              <w:br/>
+            </w:r>
+            <w:r>
+              <w:t xml:space="preserve">Réalisations :</w:t>
+            </w:r>
+            <w:r>
+              <w:br/>
+            </w:r>
+            <w:r>
+              <w:t xml:space="preserve"/>
+            </w:r>
+            <w:r>
+              <w:br/>
+            </w:r>
+            <w:r>
+              <w:t xml:space="preserve">• rendu d'une grille HTML &lt;table&gt; performante, scrollable horizontalement sur mobile, avec en-tête sticky et pastilles de santé du service (🟢 Saine / 🟠 Tendue / 🔴 Risque) en bas de chaque colonne jour ;</w:t>
+            </w:r>
+            <w:r>
+              <w:br/>
+            </w:r>
+            <w:r>
+              <w:t xml:space="preserve"/>
+            </w:r>
+            <w:r>
+              <w:br/>
+            </w:r>
+            <w:r>
+              <w:t xml:space="preserve">• regroupement visuel des équipiers par poste (cuisine d'abord, salle ensuite) avec un en-tête de groupe et une ligne « Extras » en fin de groupe affichant les déficits de couverture par service ;</w:t>
+            </w:r>
+            <w:r>
+              <w:br/>
+            </w:r>
+            <w:r>
+              <w:t xml:space="preserve"/>
+            </w:r>
+            <w:r>
+              <w:br/>
+            </w:r>
+            <w:r>
+              <w:t xml:space="preserve">• implémentation du DRAG-AND-DROP NATIF HTML5 sur les cartes de shifts : le manager déplace un shift d'un jour ou d'un équipier à l'autre, la grille met à jour l'état localement (rendu optimiste) puis appelle l'API ; si le back rejette (par exemple violation du plafond HCR 48 h/semaine), l'état est rollback automatiquement et un toast d'erreur explique le motif ;</w:t>
+            </w:r>
+            <w:r>
+              <w:br/>
+            </w:r>
+            <w:r>
+              <w:t xml:space="preserve"/>
+            </w:r>
+            <w:r>
+              <w:br/>
+            </w:r>
+            <w:r>
+              <w:t xml:space="preserve">• prise en compte de la polyvalence multi-skill pour la validation côté client — un slot refuse les drops dans une zone visuellement marquée « incompatible » avec animation CSS ;</w:t>
+            </w:r>
+            <w:r>
+              <w:br/>
+            </w:r>
+            <w:r>
+              <w:t xml:space="preserve"/>
+            </w:r>
+            <w:r>
+              <w:br/>
+            </w:r>
+            <w:r>
+              <w:t xml:space="preserve">• gestion des cartes en pleine largeur sur mobile via flexbox, conservant lisibilité et tap-targets de 44 px minimum.</w:t>
+            </w:r>
+            <w:r>
+              <w:br/>
+            </w:r>
+            <w:r>
+              <w:t xml:space="preserve"/>
+            </w:r>
+            <w:r>
+              <w:br/>
+            </w:r>
+            <w:r>
+              <w:t xml:space="preserve">Extrait du gestionnaire de drop :</w:t>
+            </w:r>
+            <w:r>
+              <w:br/>
+            </w:r>
+            <w:r>
+              <w:t xml:space="preserve">// front/src/pages/Planning.jsx</w:t>
+            </w:r>
+            <w:r>
+              <w:br/>
+            </w:r>
+            <w:r>
+              <w:t xml:space="preserve">async function handleDrop(e, targetDate, targetUserId) {</w:t>
+            </w:r>
+            <w:r>
+              <w:br/>
+            </w:r>
+            <w:r>
+              <w:t xml:space="preserve">  e.preventDefault();</w:t>
+            </w:r>
+            <w:r>
+              <w:br/>
+            </w:r>
+            <w:r>
+              <w:t xml:space="preserve">  const shiftId = e.dataTransfer.getData('shift-id');</w:t>
+            </w:r>
+            <w:r>
+              <w:br/>
+            </w:r>
+            <w:r>
+              <w:t xml:space="preserve">  const prev = shifts;</w:t>
+            </w:r>
+            <w:r>
+              <w:br/>
+            </w:r>
+            <w:r>
+              <w:t xml:space="preserve">  // Optimistic update</w:t>
+            </w:r>
+            <w:r>
+              <w:br/>
+            </w:r>
+            <w:r>
+              <w:t xml:space="preserve">  setShifts(shifts.map(s =&gt;</w:t>
+            </w:r>
+            <w:r>
+              <w:br/>
+            </w:r>
+            <w:r>
+              <w:t xml:space="preserve">    s.id === Number(shiftId)</w:t>
+            </w:r>
+            <w:r>
+              <w:br/>
+            </w:r>
+            <w:r>
+              <w:t xml:space="preserve">      ? { ...s, date: targetDate, user_id: targetUserId }</w:t>
+            </w:r>
+            <w:r>
+              <w:br/>
+            </w:r>
+            <w:r>
+              <w:t xml:space="preserve">      : s));</w:t>
+            </w:r>
+            <w:r>
+              <w:br/>
+            </w:r>
+            <w:r>
+              <w:t xml:space="preserve">  try {</w:t>
+            </w:r>
+            <w:r>
+              <w:br/>
+            </w:r>
+            <w:r>
+              <w:t xml:space="preserve">    await shiftsApi.update(shiftId, { date: targetDate, user_id: targetUserId });</w:t>
+            </w:r>
+            <w:r>
+              <w:br/>
+            </w:r>
+            <w:r>
+              <w:t xml:space="preserve">  } catch (err) {</w:t>
+            </w:r>
+            <w:r>
+              <w:br/>
+            </w:r>
+            <w:r>
+              <w:t xml:space="preserve">    setShifts(prev);  // rollback</w:t>
+            </w:r>
+            <w:r>
+              <w:br/>
+            </w:r>
+            <w:r>
+              <w:t xml:space="preserve">    toast.fromError(err);</w:t>
+            </w:r>
+            <w:r>
+              <w:br/>
+            </w:r>
+            <w:r>
+              <w:t xml:space="preserve">  }</w:t>
+            </w:r>
+            <w:r>
+              <w:br/>
+            </w:r>
+            <w:r>
+              <w:t xml:space="preserve">}</w:t>
+            </w:r>
+          </w:p>
+        </w:tc>
+      </w:tr>
+      <w:tr>
+        <w:trPr>
+          <w:trHeight w:val="142"/>
+        </w:trPr>
+        <w:tc>
+          <w:tcPr>
+            <w:tcW w:w="10349" w:type="dxa"/>
+            <w:gridSpan w:val="6"/>
+            <w:tcBorders>
+              <w:left w:val="single" w:sz="8" w:space="0" w:color="BFBFBF" w:themeColor="background1" w:themeShade="BF"/>
+              <w:right w:val="single" w:sz="8" w:space="0" w:color="BFBFBF" w:themeColor="background1" w:themeShade="BF"/>
+            </w:tcBorders>
+          </w:tcPr>
+          <w:p>
+            <w:pPr>
+              <w:widowControl w:val="0"/>
+              <w:rPr>
+                <w:rFonts w:cstheme="minorHAnsi"/>
+                <w:color w:val="404040" w:themeColor="text1" w:themeTint="BF"/>
+                <w:sz w:val="24"/>
+              </w:rPr>
+            </w:pPr>
+          </w:p>
+        </w:tc>
+      </w:tr>
+      <w:tr>
+        <w:trPr>
+          <w:trHeight w:val="142"/>
+        </w:trPr>
+        <w:tc>
+          <w:tcPr>
+            <w:tcW w:w="10349" w:type="dxa"/>
+            <w:gridSpan w:val="6"/>
+            <w:tcBorders>
+              <w:left w:val="single" w:sz="8" w:space="0" w:color="BFBFBF" w:themeColor="background1" w:themeShade="BF"/>
+              <w:bottom w:val="single" w:sz="8" w:space="0" w:color="BFBFBF" w:themeColor="background1" w:themeShade="BF"/>
+              <w:right w:val="single" w:sz="8" w:space="0" w:color="BFBFBF" w:themeColor="background1" w:themeShade="BF"/>
+            </w:tcBorders>
+          </w:tcPr>
+          <w:p>
+            <w:pPr>
+              <w:rPr>
+                <w:rFonts w:cstheme="minorHAnsi"/>
+                <w:color w:val="404040" w:themeColor="text1" w:themeTint="BF"/>
+                <w:sz w:val="12"/>
+                <w:szCs w:val="16"/>
+              </w:rPr>
+            </w:pPr>
+          </w:p>
+        </w:tc>
+      </w:tr>
+      <w:tr>
+        <w:trPr>
+          <w:gridAfter w:val="1"/>
+          <w:wAfter w:w="567" w:type="dxa"/>
+        </w:trPr>
+        <w:tc>
+          <w:tcPr>
+            <w:tcW w:w="9782" w:type="dxa"/>
+            <w:gridSpan w:val="5"/>
+          </w:tcPr>
+          <w:p>
+            <w:pPr>
+              <w:rPr>
+                <w:rFonts w:cstheme="minorHAnsi"/>
+                <w:b/>
+                <w:color w:val="404040" w:themeColor="text1" w:themeTint="BF"/>
+                <w:sz w:val="12"/>
+                <w:szCs w:val="16"/>
+              </w:rPr>
+            </w:pPr>
+          </w:p>
+        </w:tc>
+      </w:tr>
+      <w:tr>
+        <w:tc>
+          <w:tcPr>
+            <w:tcW w:w="10349" w:type="dxa"/>
+            <w:gridSpan w:val="6"/>
+          </w:tcPr>
+          <w:p>
+            <w:pPr>
+              <w:keepNext/>
+              <w:rPr>
+                <w:rFonts w:cstheme="minorHAnsi"/>
+                <w:b/>
+                <w:color w:val="404040" w:themeColor="text1" w:themeTint="BF"/>
+                <w:sz w:val="12"/>
+                <w:szCs w:val="16"/>
+              </w:rPr>
+            </w:pPr>
+          </w:p>
+        </w:tc>
+      </w:tr>
+      <w:tr>
+        <w:tc>
+          <w:tcPr>
+            <w:tcW w:w="10349" w:type="dxa"/>
+            <w:gridSpan w:val="6"/>
+            <w:tcBorders>
+              <w:left w:val="single" w:sz="24" w:space="0" w:color="D60093"/>
+              <w:bottom w:val="single" w:sz="8" w:space="0" w:color="D60093"/>
+            </w:tcBorders>
+          </w:tcPr>
+          <w:p>
+            <w:pPr>
+              <w:keepNext/>
+              <w:rPr>
+                <w:rFonts w:cstheme="minorHAnsi"/>
+                <w:b/>
+                <w:color w:val="404040" w:themeColor="text1" w:themeTint="BF"/>
+              </w:rPr>
+            </w:pPr>
+            <w:r>
+              <w:rPr>
+                <w:rFonts w:cstheme="minorHAnsi"/>
+                <w:b/>
+                <w:color w:val="404040" w:themeColor="text1" w:themeTint="BF"/>
+              </w:rPr>
+              <w:t>2. Précisez les moyens utilisés</w:t>
+            </w:r>
+            <w:r>
+              <w:rPr>
+                <w:rFonts w:cstheme="minorHAnsi"/>
+                <w:b/>
+                <w:color w:val="404040" w:themeColor="text1" w:themeTint="BF"/>
+              </w:rPr>
+              <w:t> :</w:t>
+            </w:r>
+          </w:p>
+        </w:tc>
+      </w:tr>
+      <w:tr>
+        <w:trPr>
+          <w:trHeight w:val="15"/>
+        </w:trPr>
+        <w:tc>
+          <w:tcPr>
+            <w:tcW w:w="10349" w:type="dxa"/>
+            <w:gridSpan w:val="6"/>
+            <w:tcBorders>
+              <w:top w:val="single" w:sz="8" w:space="0" w:color="D60093"/>
+              <w:left w:val="single" w:sz="8" w:space="0" w:color="BFBFBF" w:themeColor="background1" w:themeShade="BF"/>
+              <w:right w:val="single" w:sz="8" w:space="0" w:color="BFBFBF" w:themeColor="background1" w:themeShade="BF"/>
+            </w:tcBorders>
+          </w:tcPr>
+          <w:p>
+            <w:r>
+              <w:t xml:space="preserve">Stack technique :</w:t>
+            </w:r>
+            <w:r>
+              <w:br/>
+            </w:r>
+            <w:r>
+              <w:t xml:space="preserve">  • HTML5 Drag-and-Drop API native (draggable, ondragstart, ondrop, dataTransfer) — pas de bibliothèque externe</w:t>
+            </w:r>
+            <w:r>
+              <w:br/>
+            </w:r>
+            <w:r>
+              <w:t xml:space="preserve">  • React 18.3 + hooks (useState, useMemo)</w:t>
+            </w:r>
+            <w:r>
+              <w:br/>
+            </w:r>
+            <w:r>
+              <w:t xml:space="preserve">  • lucide-react (Trash2, Edit, GripVertical icons)</w:t>
+            </w:r>
+            <w:r>
+              <w:br/>
+            </w:r>
+            <w:r>
+              <w:t xml:space="preserve">  • CSS pur avec custom properties (variables.css)</w:t>
+            </w:r>
+            <w:r>
+              <w:br/>
+            </w:r>
+            <w:r>
+              <w:t xml:space="preserve">  • react-toastify pour les notifications d'erreur</w:t>
+            </w:r>
+            <w:r>
+              <w:br/>
+            </w:r>
+            <w:r>
+              <w:t xml:space="preserve"/>
+            </w:r>
+            <w:r>
+              <w:br/>
+            </w:r>
+            <w:r>
+              <w:t xml:space="preserve">Bonnes pratiques :</w:t>
+            </w:r>
+            <w:r>
+              <w:br/>
+            </w:r>
+            <w:r>
+              <w:t xml:space="preserve">  • Rendu optimiste systématique + rollback automatique en cas d'erreur API</w:t>
+            </w:r>
+            <w:r>
+              <w:br/>
+            </w:r>
+            <w:r>
+              <w:t xml:space="preserve">  • Pas de bibliothèque lourde pour le drag-and-drop : choix de l'API native qui économise ~30 KB de bundle</w:t>
+            </w:r>
+            <w:r>
+              <w:br/>
+            </w:r>
+            <w:r>
+              <w:t xml:space="preserve">  • Mémoïsation des dérivations de l'état (poste groups, extras) via useMemo</w:t>
+            </w:r>
+            <w:r>
+              <w:br/>
+            </w:r>
+            <w:r>
+              <w:t xml:space="preserve">  • Accessibilité : draggable + keyboard fallback documenté en TODO.</w:t>
+            </w:r>
+          </w:p>
+        </w:tc>
+      </w:tr>
+      <w:tr>
+        <w:trPr>
+          <w:trHeight w:val="142"/>
+        </w:trPr>
+        <w:tc>
+          <w:tcPr>
+            <w:tcW w:w="10349" w:type="dxa"/>
+            <w:gridSpan w:val="6"/>
+            <w:tcBorders>
+              <w:left w:val="single" w:sz="8" w:space="0" w:color="BFBFBF" w:themeColor="background1" w:themeShade="BF"/>
+              <w:right w:val="single" w:sz="8" w:space="0" w:color="BFBFBF" w:themeColor="background1" w:themeShade="BF"/>
+            </w:tcBorders>
+          </w:tcPr>
+          <w:p>
+            <w:pPr>
+              <w:widowControl w:val="0"/>
+              <w:rPr>
+                <w:rFonts w:cstheme="minorHAnsi"/>
+                <w:color w:val="404040" w:themeColor="text1" w:themeTint="BF"/>
+                <w:sz w:val="24"/>
+              </w:rPr>
+            </w:pPr>
+          </w:p>
+        </w:tc>
+      </w:tr>
+      <w:tr>
+        <w:trPr>
+          <w:trHeight w:val="142"/>
+        </w:trPr>
+        <w:tc>
+          <w:tcPr>
+            <w:tcW w:w="10349" w:type="dxa"/>
+            <w:gridSpan w:val="6"/>
+            <w:tcBorders>
+              <w:left w:val="single" w:sz="8" w:space="0" w:color="BFBFBF" w:themeColor="background1" w:themeShade="BF"/>
+              <w:bottom w:val="single" w:sz="8" w:space="0" w:color="BFBFBF" w:themeColor="background1" w:themeShade="BF"/>
+              <w:right w:val="single" w:sz="8" w:space="0" w:color="BFBFBF" w:themeColor="background1" w:themeShade="BF"/>
+            </w:tcBorders>
+          </w:tcPr>
+          <w:p>
+            <w:pPr>
+              <w:rPr>
+                <w:rFonts w:cstheme="minorHAnsi"/>
+                <w:color w:val="404040" w:themeColor="text1" w:themeTint="BF"/>
+                <w:sz w:val="12"/>
+                <w:szCs w:val="16"/>
+              </w:rPr>
+            </w:pPr>
+          </w:p>
+        </w:tc>
+      </w:tr>
+      <w:tr>
+        <w:tc>
+          <w:tcPr>
+            <w:tcW w:w="10349" w:type="dxa"/>
+            <w:gridSpan w:val="6"/>
+          </w:tcPr>
+          <w:p>
+            <w:pPr>
+              <w:keepNext/>
+              <w:rPr>
+                <w:sz w:val="12"/>
+              </w:rPr>
+            </w:pPr>
+          </w:p>
+        </w:tc>
+      </w:tr>
+      <w:tr>
+        <w:tc>
+          <w:tcPr>
+            <w:tcW w:w="10349" w:type="dxa"/>
+            <w:gridSpan w:val="6"/>
+          </w:tcPr>
+          <w:p>
+            <w:pPr>
+              <w:keepNext/>
+              <w:rPr>
+                <w:rFonts w:cstheme="minorHAnsi"/>
+                <w:b/>
+                <w:color w:val="404040" w:themeColor="text1" w:themeTint="BF"/>
+                <w:sz w:val="12"/>
+                <w:szCs w:val="16"/>
+              </w:rPr>
+            </w:pPr>
+            <w:r>
+              <w:br w:type="page"/>
+            </w:r>
+          </w:p>
+        </w:tc>
+      </w:tr>
+      <w:tr>
+        <w:tc>
+          <w:tcPr>
+            <w:tcW w:w="10349" w:type="dxa"/>
+            <w:gridSpan w:val="6"/>
+            <w:tcBorders>
+              <w:left w:val="single" w:sz="24" w:space="0" w:color="D60093"/>
+              <w:bottom w:val="single" w:sz="8" w:space="0" w:color="D60093"/>
+            </w:tcBorders>
+          </w:tcPr>
+          <w:p>
+            <w:pPr>
+              <w:keepNext/>
+              <w:rPr>
+                <w:rFonts w:cstheme="minorHAnsi"/>
+                <w:b/>
+                <w:color w:val="404040" w:themeColor="text1" w:themeTint="BF"/>
+              </w:rPr>
+            </w:pPr>
+            <w:r>
+              <w:rPr>
+                <w:rFonts w:cstheme="minorHAnsi"/>
+                <w:b/>
+                <w:color w:val="404040" w:themeColor="text1" w:themeTint="BF"/>
+              </w:rPr>
+              <w:t>3. Avec qui avez-vous travaillé ?</w:t>
+            </w:r>
+          </w:p>
+        </w:tc>
+      </w:tr>
+      <w:tr>
+        <w:trPr>
+          <w:trHeight w:val="15"/>
+        </w:trPr>
+        <w:tc>
+          <w:tcPr>
+            <w:tcW w:w="10349" w:type="dxa"/>
+            <w:gridSpan w:val="6"/>
+            <w:tcBorders>
+              <w:top w:val="single" w:sz="8" w:space="0" w:color="D60093"/>
+              <w:left w:val="single" w:sz="8" w:space="0" w:color="BFBFBF" w:themeColor="background1" w:themeShade="BF"/>
+              <w:right w:val="single" w:sz="8" w:space="0" w:color="BFBFBF" w:themeColor="background1" w:themeShade="BF"/>
+            </w:tcBorders>
+          </w:tcPr>
+          <w:p>
+            <w:r>
+              <w:t xml:space="preserve">Projet réalisé en solo dans le cadre de la formation AFPA DWWM. Échanges réguliers avec :</w:t>
+            </w:r>
+            <w:r>
+              <w:br/>
+            </w:r>
+            <w:r>
+              <w:t xml:space="preserve">  • le formateur référent AFPA Marseille pour cadrage technique et validation des choix d'architecture ;</w:t>
+            </w:r>
+            <w:r>
+              <w:br/>
+            </w:r>
+            <w:r>
+              <w:t xml:space="preserve">  • la promotion DWWM pour partage d'expérience et code reviews informelles ;</w:t>
+            </w:r>
+            <w:r>
+              <w:br/>
+            </w:r>
+            <w:r>
+              <w:t xml:space="preserve">  • la communauté open source (forums Stack Overflow, documentation MDN, documentation React et Vite) pour la résolution de problèmes techniques.</w:t>
+            </w:r>
+          </w:p>
+        </w:tc>
+      </w:tr>
+      <w:tr>
+        <w:trPr>
+          <w:trHeight w:val="142"/>
+        </w:trPr>
+        <w:tc>
+          <w:tcPr>
+            <w:tcW w:w="10349" w:type="dxa"/>
+            <w:gridSpan w:val="6"/>
+            <w:tcBorders>
+              <w:left w:val="single" w:sz="8" w:space="0" w:color="BFBFBF" w:themeColor="background1" w:themeShade="BF"/>
+              <w:right w:val="single" w:sz="8" w:space="0" w:color="BFBFBF" w:themeColor="background1" w:themeShade="BF"/>
+            </w:tcBorders>
+          </w:tcPr>
+          <w:p>
+            <w:pPr>
+              <w:widowControl w:val="0"/>
+              <w:rPr>
+                <w:rFonts w:cstheme="minorHAnsi"/>
+                <w:color w:val="404040" w:themeColor="text1" w:themeTint="BF"/>
+                <w:sz w:val="24"/>
+              </w:rPr>
+            </w:pPr>
+          </w:p>
+        </w:tc>
+      </w:tr>
+      <w:tr>
+        <w:trPr>
+          <w:trHeight w:val="142"/>
+        </w:trPr>
+        <w:tc>
+          <w:tcPr>
+            <w:tcW w:w="10349" w:type="dxa"/>
+            <w:gridSpan w:val="6"/>
+            <w:tcBorders>
+              <w:left w:val="single" w:sz="8" w:space="0" w:color="BFBFBF" w:themeColor="background1" w:themeShade="BF"/>
+              <w:bottom w:val="single" w:sz="8" w:space="0" w:color="BFBFBF" w:themeColor="background1" w:themeShade="BF"/>
+              <w:right w:val="single" w:sz="8" w:space="0" w:color="BFBFBF" w:themeColor="background1" w:themeShade="BF"/>
+            </w:tcBorders>
+          </w:tcPr>
+          <w:p>
+            <w:pPr>
+              <w:rPr>
+                <w:rFonts w:cstheme="minorHAnsi"/>
+                <w:color w:val="404040" w:themeColor="text1" w:themeTint="BF"/>
+                <w:sz w:val="12"/>
+                <w:szCs w:val="16"/>
+              </w:rPr>
+            </w:pPr>
+          </w:p>
+        </w:tc>
+      </w:tr>
+      <w:tr>
+        <w:trPr>
+          <w:gridAfter w:val="1"/>
+          <w:wAfter w:w="567" w:type="dxa"/>
+        </w:trPr>
+        <w:tc>
+          <w:tcPr>
+            <w:tcW w:w="9782" w:type="dxa"/>
+            <w:gridSpan w:val="5"/>
+          </w:tcPr>
+          <w:p>
+            <w:pPr>
+              <w:rPr>
+                <w:rFonts w:cstheme="minorHAnsi"/>
+                <w:b/>
+                <w:color w:val="404040" w:themeColor="text1" w:themeTint="BF"/>
+                <w:sz w:val="12"/>
+                <w:szCs w:val="16"/>
+              </w:rPr>
+            </w:pPr>
+          </w:p>
+        </w:tc>
+      </w:tr>
+      <w:tr>
+        <w:tc>
+          <w:tcPr>
+            <w:tcW w:w="10349" w:type="dxa"/>
+            <w:gridSpan w:val="6"/>
+          </w:tcPr>
+          <w:p>
+            <w:pPr>
+              <w:keepNext/>
+              <w:rPr>
+                <w:rFonts w:cstheme="minorHAnsi"/>
+                <w:b/>
+                <w:color w:val="404040" w:themeColor="text1" w:themeTint="BF"/>
+                <w:sz w:val="12"/>
+                <w:szCs w:val="16"/>
+              </w:rPr>
+            </w:pPr>
+          </w:p>
+        </w:tc>
+      </w:tr>
+      <w:tr>
+        <w:tc>
+          <w:tcPr>
+            <w:tcW w:w="10349" w:type="dxa"/>
+            <w:gridSpan w:val="6"/>
+            <w:tcBorders>
+              <w:left w:val="single" w:sz="24" w:space="0" w:color="D60093"/>
+              <w:bottom w:val="single" w:sz="8" w:space="0" w:color="D60093"/>
+            </w:tcBorders>
+          </w:tcPr>
+          <w:p>
+            <w:pPr>
+              <w:keepNext/>
+              <w:rPr>
+                <w:rFonts w:cstheme="minorHAnsi"/>
+                <w:b/>
+                <w:color w:val="404040" w:themeColor="text1" w:themeTint="BF"/>
+              </w:rPr>
+            </w:pPr>
+            <w:r>
+              <w:rPr>
+                <w:rFonts w:cstheme="minorHAnsi"/>
+                <w:b/>
+                <w:color w:val="404040" w:themeColor="text1" w:themeTint="BF"/>
+              </w:rPr>
+              <w:t>4. Contexte</w:t>
+            </w:r>
+          </w:p>
+        </w:tc>
+      </w:tr>
+      <w:tr>
+        <w:trPr>
+          <w:trHeight w:val="15"/>
+        </w:trPr>
+        <w:tc>
+          <w:tcPr>
+            <w:tcW w:w="4837" w:type="dxa"/>
+            <w:gridSpan w:val="4"/>
+            <w:tcBorders>
+              <w:top w:val="single" w:sz="8" w:space="0" w:color="D60093"/>
+              <w:left w:val="single" w:sz="8" w:space="0" w:color="BFBFBF" w:themeColor="background1" w:themeShade="BF"/>
+            </w:tcBorders>
+          </w:tcPr>
+          <w:p>
+            <w:pPr>
+              <w:keepNext/>
+              <w:rPr>
+                <w:rFonts w:cstheme="minorHAnsi"/>
+                <w:b/>
+                <w:color w:val="404040" w:themeColor="text1" w:themeTint="BF"/>
+                <w:sz w:val="12"/>
+              </w:rPr>
+            </w:pPr>
+          </w:p>
+        </w:tc>
+        <w:tc>
+          <w:tcPr>
+            <w:tcW w:w="5512" w:type="dxa"/>
+            <w:gridSpan w:val="2"/>
+            <w:tcBorders>
+              <w:top w:val="single" w:sz="8" w:space="0" w:color="D60093"/>
+              <w:right w:val="single" w:sz="8" w:space="0" w:color="BFBFBF" w:themeColor="background1" w:themeShade="BF"/>
+            </w:tcBorders>
+          </w:tcPr>
+          <w:p>
+            <w:pPr>
+              <w:keepNext/>
+              <w:rPr>
+                <w:rFonts w:cstheme="minorHAnsi"/>
+                <w:b/>
+                <w:color w:val="404040" w:themeColor="text1" w:themeTint="BF"/>
+                <w:sz w:val="12"/>
+              </w:rPr>
+            </w:pPr>
+          </w:p>
+        </w:tc>
+      </w:tr>
+      <w:tr>
+        <w:trPr>
+          <w:trHeight w:val="379"/>
+        </w:trPr>
+        <w:tc>
+          <w:tcPr>
+            <w:tcW w:w="4837" w:type="dxa"/>
+            <w:gridSpan w:val="4"/>
+            <w:tcBorders>
+              <w:left w:val="single" w:sz="8" w:space="0" w:color="BFBFBF" w:themeColor="background1" w:themeShade="BF"/>
+            </w:tcBorders>
+          </w:tcPr>
+          <w:p>
+            <w:pPr>
+              <w:keepNext/>
+              <w:spacing w:after="120"/>
+              <w:rPr>
+                <w:rFonts w:cstheme="minorHAnsi"/>
+                <w:color w:val="404040" w:themeColor="text1" w:themeTint="BF"/>
+                <w:sz w:val="24"/>
+              </w:rPr>
+            </w:pPr>
+            <w:r>
+              <w:rPr>
+                <w:rFonts w:cstheme="minorHAnsi"/>
+                <w:color w:val="404040" w:themeColor="text1" w:themeTint="BF"/>
+              </w:rPr>
+              <w:t>Nom de l’entreprise, organisme ou association</w:t>
+            </w:r>
+            <w:r>
+              <w:rPr>
+                <w:rFonts w:cstheme="minorHAnsi"/>
+                <w:b/>
+                <w:color w:val="404040" w:themeColor="text1" w:themeTint="BF"/>
+              </w:rPr>
+              <w:t xml:space="preserve">  </w:t>
+            </w:r>
+            <w:r>
+              <w:rPr>
+                <w:rFonts w:ascii="Wingdings 3" w:hAnsi="Wingdings 3" w:cstheme="minorHAnsi"/>
+                <w:noProof/>
+                <w:color w:val="D60093"/>
+                <w:sz w:val="12"/>
+                <w:szCs w:val="12"/>
+                <w:lang w:eastAsia="fr-FR"/>
+              </w:rPr>
+              <w:t></w:t>
+            </w:r>
+          </w:p>
+        </w:tc>
+        <w:sdt>
+          <w:sdtPr>
+            <w:rPr>
+              <w:rFonts w:cstheme="minorHAnsi"/>
+              <w:i/>
+              <w:color w:val="000000" w:themeColor="text1"/>
+            </w:rPr>
+            <w:alias w:val="Nom de l'entreprise"/>
+            <w:tag w:val="Nom entreprise"/>
+            <w:id w:val="241767066"/>
+            <w:placeholder>
+              <w:docPart w:val="A243560C9006420681B23885AA7C41C0"/>
+            </w:placeholder>
+            <w:showingPlcHdr/>
+          </w:sdtPr>
+          <w:sdtEndPr>
+            <w:rPr>
+              <w:i w:val="0"/>
+            </w:rPr>
+          </w:sdtEndPr>
+          <w:sdtContent>
+            <w:tc>
+              <w:tcPr>
+                <w:tcW w:w="5512" w:type="dxa"/>
+                <w:gridSpan w:val="2"/>
+                <w:tcBorders>
+                  <w:right w:val="single" w:sz="8" w:space="0" w:color="BFBFBF" w:themeColor="background1" w:themeShade="BF"/>
+                </w:tcBorders>
+              </w:tcPr>
+              <w:p>
+                <w:r>
+                  <w:t xml:space="preserve">AFPA Marseille — projet de fin de formation « Crew »</w:t>
+                </w:r>
+              </w:p>
+            </w:tc>
+          </w:sdtContent>
+        </w:sdt>
+      </w:tr>
+      <w:tr>
+        <w:trPr>
+          <w:trHeight w:val="508"/>
+        </w:trPr>
+        <w:tc>
+          <w:tcPr>
+            <w:tcW w:w="3554" w:type="dxa"/>
+            <w:gridSpan w:val="3"/>
+            <w:tcBorders>
+              <w:left w:val="single" w:sz="8" w:space="0" w:color="BFBFBF" w:themeColor="background1" w:themeShade="BF"/>
+            </w:tcBorders>
+          </w:tcPr>
+          <w:p>
+            <w:pPr>
+              <w:keepNext/>
+              <w:spacing w:before="120" w:after="120"/>
+              <w:rPr>
+                <w:rFonts w:cstheme="minorHAnsi"/>
+                <w:color w:val="404040" w:themeColor="text1" w:themeTint="BF"/>
+              </w:rPr>
+            </w:pPr>
+            <w:r>
+              <w:rPr>
+                <w:rFonts w:cstheme="minorHAnsi"/>
+                <w:color w:val="404040" w:themeColor="text1" w:themeTint="BF"/>
+              </w:rPr>
+              <w:t>Chantier, atelier, service</w:t>
+            </w:r>
+            <w:r>
+              <w:rPr>
+                <w:rFonts w:cstheme="minorHAnsi"/>
+                <w:b/>
+                <w:color w:val="404040" w:themeColor="text1" w:themeTint="BF"/>
+              </w:rPr>
+              <w:tab/>
+            </w:r>
+            <w:r>
+              <w:rPr>
+                <w:rFonts w:ascii="Wingdings 3" w:hAnsi="Wingdings 3" w:cstheme="minorHAnsi"/>
+                <w:noProof/>
+                <w:color w:val="D60093"/>
+                <w:sz w:val="12"/>
+                <w:szCs w:val="12"/>
+                <w:lang w:eastAsia="fr-FR"/>
+              </w:rPr>
+              <w:t></w:t>
+            </w:r>
+          </w:p>
+        </w:tc>
+        <w:tc>
+          <w:tcPr>
+            <w:tcW w:w="6795" w:type="dxa"/>
+            <w:gridSpan w:val="3"/>
+            <w:tcBorders>
+              <w:right w:val="single" w:sz="8" w:space="0" w:color="BFBFBF" w:themeColor="background1" w:themeShade="BF"/>
+            </w:tcBorders>
+          </w:tcPr>
+          <w:p>
+            <w:r>
+              <w:t xml:space="preserve">Formation DWWM, plateau pédagogique</w:t>
+            </w:r>
+          </w:p>
+        </w:tc>
+      </w:tr>
+      <w:tr>
+        <w:trPr>
+          <w:trHeight w:val="434"/>
+        </w:trPr>
+        <w:tc>
+          <w:tcPr>
+            <w:tcW w:w="10349" w:type="dxa"/>
+            <w:gridSpan w:val="6"/>
+            <w:tcBorders>
+              <w:left w:val="single" w:sz="8" w:space="0" w:color="BFBFBF" w:themeColor="background1" w:themeShade="BF"/>
+              <w:bottom w:val="single" w:sz="8" w:space="0" w:color="BFBFBF" w:themeColor="background1" w:themeShade="BF"/>
+              <w:right w:val="single" w:sz="8" w:space="0" w:color="BFBFBF" w:themeColor="background1" w:themeShade="BF"/>
+            </w:tcBorders>
+          </w:tcPr>
+          <w:p>
+            <w:r>
+              <w:t xml:space="preserve">Période d'exercice    Du : Mai 2026    au : Juillet 2026</w:t>
+            </w:r>
+          </w:p>
+        </w:tc>
+      </w:tr>
+      <w:tr>
+        <w:trPr>
+          <w:gridAfter w:val="1"/>
+          <w:wAfter w:w="567" w:type="dxa"/>
+        </w:trPr>
+        <w:tc>
+          <w:tcPr>
+            <w:tcW w:w="9782" w:type="dxa"/>
+            <w:gridSpan w:val="5"/>
+          </w:tcPr>
+          <w:p>
+            <w:pPr>
+              <w:rPr>
+                <w:rFonts w:cstheme="minorHAnsi"/>
+                <w:b/>
+                <w:color w:val="404040" w:themeColor="text1" w:themeTint="BF"/>
+                <w:sz w:val="12"/>
+                <w:szCs w:val="16"/>
+              </w:rPr>
+            </w:pPr>
+          </w:p>
+        </w:tc>
+      </w:tr>
+      <w:tr>
+        <w:trPr>
+          <w:gridAfter w:val="1"/>
+          <w:wAfter w:w="567" w:type="dxa"/>
+        </w:trPr>
+        <w:tc>
+          <w:tcPr>
+            <w:tcW w:w="9782" w:type="dxa"/>
+            <w:gridSpan w:val="5"/>
+          </w:tcPr>
+          <w:p>
+            <w:pPr>
+              <w:keepNext/>
+              <w:rPr>
+                <w:rFonts w:cstheme="minorHAnsi"/>
+                <w:color w:val="404040" w:themeColor="text1" w:themeTint="BF"/>
+                <w:sz w:val="12"/>
+                <w:szCs w:val="16"/>
+              </w:rPr>
+            </w:pPr>
+          </w:p>
+        </w:tc>
+      </w:tr>
+      <w:tr>
+        <w:trPr>
+          <w:gridAfter w:val="1"/>
+          <w:wAfter w:w="567" w:type="dxa"/>
+        </w:trPr>
+        <w:tc>
+          <w:tcPr>
+            <w:tcW w:w="9782" w:type="dxa"/>
+            <w:gridSpan w:val="5"/>
+            <w:tcBorders>
+              <w:left w:val="single" w:sz="24" w:space="0" w:color="D60093"/>
+              <w:bottom w:val="single" w:sz="8" w:space="0" w:color="D60093"/>
+            </w:tcBorders>
+          </w:tcPr>
+          <w:p>
+            <w:pPr>
+              <w:keepNext/>
+              <w:rPr>
+                <w:rFonts w:cstheme="minorHAnsi"/>
+                <w:b/>
+                <w:color w:val="404040" w:themeColor="text1" w:themeTint="BF"/>
+              </w:rPr>
+            </w:pPr>
+            <w:r>
+              <w:rPr>
+                <w:rFonts w:cstheme="minorHAnsi"/>
+                <w:b/>
+                <w:color w:val="404040" w:themeColor="text1" w:themeTint="BF"/>
+              </w:rPr>
+              <w:t xml:space="preserve">5. Informations complémentaires </w:t>
+            </w:r>
+            <w:r>
+              <w:rPr>
+                <w:rFonts w:cstheme="minorHAnsi"/>
+                <w:i/>
+                <w:color w:val="404040" w:themeColor="text1" w:themeTint="BF"/>
+              </w:rPr>
+              <w:t>(facultatif)</w:t>
+            </w:r>
+          </w:p>
+        </w:tc>
+      </w:tr>
+      <w:tr>
+        <w:trPr>
+          <w:trHeight w:val="15"/>
+        </w:trPr>
+        <w:tc>
+          <w:tcPr>
+            <w:tcW w:w="10349" w:type="dxa"/>
+            <w:gridSpan w:val="6"/>
+            <w:tcBorders>
+              <w:top w:val="single" w:sz="8" w:space="0" w:color="D60093"/>
+              <w:left w:val="single" w:sz="8" w:space="0" w:color="BFBFBF" w:themeColor="background1" w:themeShade="BF"/>
+              <w:right w:val="single" w:sz="8" w:space="0" w:color="BFBFBF" w:themeColor="background1" w:themeShade="BF"/>
+            </w:tcBorders>
+          </w:tcPr>
+          <w:p>
+            <w:pPr>
+              <w:keepNext/>
+              <w:spacing w:before="60" w:after="60"/>
+              <w:rPr>
+                <w:rFonts w:cstheme="minorHAnsi"/>
+                <w:b/>
+                <w:color w:val="404040" w:themeColor="text1" w:themeTint="BF"/>
+                <w:sz w:val="2"/>
+              </w:rPr>
+            </w:pPr>
+          </w:p>
+        </w:tc>
+      </w:tr>
+      <w:tr>
+        <w:trPr>
+          <w:trHeight w:val="142"/>
+        </w:trPr>
+        <w:tc>
+          <w:tcPr>
+            <w:tcW w:w="10349" w:type="dxa"/>
+            <w:gridSpan w:val="6"/>
+            <w:tcBorders>
+              <w:left w:val="single" w:sz="8" w:space="0" w:color="BFBFBF" w:themeColor="background1" w:themeShade="BF"/>
+              <w:right w:val="single" w:sz="8" w:space="0" w:color="BFBFBF" w:themeColor="background1" w:themeShade="BF"/>
+            </w:tcBorders>
+          </w:tcPr>
+          <w:p>
+            <w:pPr>
+              <w:widowControl w:val="0"/>
+              <w:rPr>
+                <w:rFonts w:cstheme="minorHAnsi"/>
+                <w:color w:val="404040" w:themeColor="text1" w:themeTint="BF"/>
+                <w:sz w:val="24"/>
+              </w:rPr>
+            </w:pPr>
+          </w:p>
+        </w:tc>
+      </w:tr>
+      <w:tr>
+        <w:trPr>
+          <w:trHeight w:val="142"/>
+        </w:trPr>
+        <w:tc>
+          <w:tcPr>
+            <w:tcW w:w="10349" w:type="dxa"/>
+            <w:gridSpan w:val="6"/>
+            <w:tcBorders>
+              <w:left w:val="single" w:sz="8" w:space="0" w:color="BFBFBF" w:themeColor="background1" w:themeShade="BF"/>
+              <w:bottom w:val="single" w:sz="8" w:space="0" w:color="BFBFBF" w:themeColor="background1" w:themeShade="BF"/>
+              <w:right w:val="single" w:sz="8" w:space="0" w:color="BFBFBF" w:themeColor="background1" w:themeShade="BF"/>
+            </w:tcBorders>
+          </w:tcPr>
+          <w:p>
+            <w:pPr>
+              <w:rPr>
+                <w:rFonts w:cstheme="minorHAnsi"/>
+                <w:color w:val="404040" w:themeColor="text1" w:themeTint="BF"/>
+                <w:sz w:val="12"/>
+                <w:szCs w:val="16"/>
+              </w:rPr>
+            </w:pPr>
+          </w:p>
+        </w:tc>
+      </w:tr>
+    </w:tbl>
+    <w:tbl>
+      <w:tblPr>
+        <w:tblStyle w:val="Grilledutableau"/>
+        <w:tblW w:w="10349" w:type="dxa"/>
+        <w:tblInd w:w="-318" w:type="dxa"/>
+        <w:tblBorders>
+          <w:top w:val="none" w:sz="0" w:space="0" w:color="auto"/>
+          <w:left w:val="none" w:sz="0" w:space="0" w:color="auto"/>
+          <w:bottom w:val="none" w:sz="0" w:space="0" w:color="auto"/>
+          <w:right w:val="none" w:sz="0" w:space="0" w:color="auto"/>
+          <w:insideH w:val="none" w:sz="0" w:space="0" w:color="auto"/>
+          <w:insideV w:val="none" w:sz="0" w:space="0" w:color="auto"/>
+        </w:tblBorders>
+        <w:tblLayout w:type="fixed"/>
+        <w:tblCellMar>
+          <w:top w:w="57" w:type="dxa"/>
+        </w:tblCellMar>
+        <w:tblLook w:val="04A0" w:firstRow="1" w:lastRow="0" w:firstColumn="1" w:lastColumn="0" w:noHBand="0" w:noVBand="1"/>
+      </w:tblPr>
+      <w:tblGrid>
+        <w:gridCol w:w="2411"/>
+        <w:gridCol w:w="567"/>
+        <w:gridCol w:w="576"/>
+        <w:gridCol w:w="1283"/>
+        <w:gridCol w:w="4945"/>
+        <w:gridCol w:w="567"/>
+      </w:tblGrid>
+      <w:tr>
+        <w:trPr>
+          <w:trHeight w:val="397"/>
+        </w:trPr>
+        <w:tc>
+          <w:tcPr>
+            <w:tcW w:w="2411" w:type="dxa"/>
+            <w:vAlign w:val="bottom"/>
+          </w:tcPr>
+          <w:p>
+            <w:pPr>
+              <w:ind w:right="34"/>
+              <w:jc w:val="right"/>
+              <w:rPr>
+                <w:rFonts w:cstheme="minorHAnsi"/>
+                <w:b/>
+                <w:color w:val="D60093"/>
+                <w:sz w:val="36"/>
+                <w:szCs w:val="36"/>
+              </w:rPr>
+            </w:pPr>
+            <w:r>
+              <w:rPr>
+                <w:rFonts w:cstheme="minorHAnsi"/>
+                <w:b/>
+                <w:color w:val="D60093"/>
+                <w:sz w:val="36"/>
+                <w:szCs w:val="36"/>
+              </w:rPr>
+              <w:t>A</w:t>
+            </w:r>
+            <w:r>
+              <w:rPr>
+                <w:rFonts w:cstheme="minorHAnsi"/>
+                <w:b/>
+                <w:color w:val="D60093"/>
+                <w:sz w:val="36"/>
+                <w:szCs w:val="36"/>
+              </w:rPr>
+              <w:t xml:space="preserve">ctivité-type </w:t>
+            </w:r>
+          </w:p>
+        </w:tc>
+        <w:sdt>
+          <w:sdtPr>
+            <w:rPr>
+              <w:rFonts w:cstheme="minorHAnsi"/>
+              <w:b/>
+              <w:color w:val="D60093"/>
+              <w:sz w:val="36"/>
+              <w:szCs w:val="36"/>
+            </w:rPr>
+            <w:id w:val="-1620908805"/>
+            <w:placeholder>
+              <w:docPart w:val="CF84F7C527944B48966CF7FFCA9B98AB"/>
+            </w:placeholder>
+            <w:comboBox>
+              <w:listItem w:displayText="2" w:value="2"/>
+              <w:listItem w:displayText="3" w:value="3"/>
+              <w:listItem w:displayText="4" w:value="4"/>
+              <w:listItem w:displayText="5" w:value="5"/>
+            </w:comboBox>
+          </w:sdtPr>
+          <w:sdtContent>
+            <w:tc>
+              <w:tcPr>
+                <w:tcW w:w="567" w:type="dxa"/>
+                <w:vAlign w:val="bottom"/>
+              </w:tcPr>
+              <w:p>
+                <w:pPr>
+                  <w:ind w:right="34"/>
+                  <w:rPr>
+                    <w:rFonts w:cstheme="minorHAnsi"/>
+                    <w:b/>
+                    <w:color w:val="D60093"/>
+                    <w:sz w:val="36"/>
+                    <w:szCs w:val="36"/>
+                  </w:rPr>
+                </w:pPr>
+                <w:r>
+                  <w:rPr>
+                    <w:rFonts w:cstheme="minorHAnsi"/>
+                    <w:b/>
+                    <w:color w:val="D60093"/>
+                    <w:sz w:val="36"/>
+                    <w:szCs w:val="36"/>
+                  </w:rPr>
+                  <w:t>1</w:t>
+                </w:r>
+              </w:p>
+            </w:tc>
+          </w:sdtContent>
+        </w:sdt>
+        <w:sdt>
+          <w:sdtPr>
+            <w:rPr>
+              <w:rFonts w:cstheme="minorHAnsi"/>
+              <w:b/>
+              <w:color w:val="404040" w:themeColor="text1" w:themeTint="BF"/>
+              <w:sz w:val="24"/>
+              <w:szCs w:val="24"/>
+            </w:rPr>
+            <w:alias w:val="Intitulé de l'activité"/>
+            <w:tag w:val="Intitulé de l'activité"/>
+            <w:id w:val="-1385715002"/>
+            <w:placeholder>
+              <w:docPart w:val="A889D5C0D9214456BFCF1668ABE5310C"/>
+            </w:placeholder>
+            <w:showingPlcHdr/>
+          </w:sdtPr>
+          <w:sdtContent>
+            <w:tc>
+              <w:tcPr>
+                <w:tcW w:w="7371" w:type="dxa"/>
+                <w:gridSpan w:val="4"/>
+                <w:tcBorders>
+                  <w:left w:val="nil"/>
+                </w:tcBorders>
+                <w:vAlign w:val="bottom"/>
+              </w:tcPr>
+              <w:p>
+                <w:r>
+                  <w:rPr>
+                    <w:b/>
+                  </w:rPr>
+                  <w:t xml:space="preserve">Développer la partie front-end d'une application web ou web mobile sécurisée</w:t>
+                </w:r>
+              </w:p>
+            </w:tc>
+          </w:sdtContent>
+        </w:sdt>
+      </w:tr>
+      <w:tr>
+        <w:trPr>
+          <w:trHeight w:val="365"/>
+        </w:trPr>
+        <w:tc>
+          <w:tcPr>
+            <w:tcW w:w="2978" w:type="dxa"/>
+            <w:gridSpan w:val="2"/>
+            <w:tcBorders>
+              <w:bottom w:val="thinThickMediumGap" w:sz="24" w:space="0" w:color="D60093"/>
+            </w:tcBorders>
+          </w:tcPr>
+          <w:p>
+            <w:pPr>
+              <w:tabs>
+                <w:tab w:val="right" w:leader="dot" w:pos="9072"/>
+              </w:tabs>
+              <w:spacing w:before="120" w:after="120"/>
+              <w:jc w:val="right"/>
+              <w:rPr>
+                <w:rFonts w:cstheme="minorHAnsi"/>
+                <w:b/>
+                <w:i/>
+                <w:color w:val="404040" w:themeColor="text1" w:themeTint="BF"/>
+                <w:sz w:val="24"/>
+                <w:szCs w:val="24"/>
+              </w:rPr>
+            </w:pPr>
+            <w:r>
+              <w:rPr>
+                <w:rFonts w:cstheme="minorHAnsi"/>
+                <w:b/>
+                <w:i/>
+                <w:color w:val="404040" w:themeColor="text1" w:themeTint="BF"/>
+              </w:rPr>
+              <w:t>Exemple</w:t>
+            </w:r>
+            <w:r>
+              <w:rPr>
+                <w:rFonts w:cstheme="minorHAnsi"/>
+                <w:b/>
+                <w:i/>
+                <w:color w:val="404040" w:themeColor="text1" w:themeTint="BF"/>
+              </w:rPr>
+              <w:t xml:space="preserve"> n°</w:t>
+            </w:r>
+            <w:r>
+              <w:rPr>
+                <w:rFonts w:cstheme="minorHAnsi"/>
+                <w:b/>
+                <w:i/>
+                <w:color w:val="404040" w:themeColor="text1" w:themeTint="BF"/>
+              </w:rPr>
+              <w:t>1</w:t>
+            </w:r>
+            <w:r>
+              <w:rPr>
+                <w:rFonts w:cstheme="minorHAnsi"/>
+                <w:b/>
+                <w:i/>
+                <w:color w:val="404040" w:themeColor="text1" w:themeTint="BF"/>
+                <w:sz w:val="24"/>
+                <w:szCs w:val="24"/>
+              </w:rPr>
+              <w:t xml:space="preserve"> </w:t>
+            </w:r>
+            <w:r>
+              <w:rPr>
+                <w:rFonts w:cstheme="minorHAnsi"/>
+                <w:b/>
+                <w:i/>
+                <w:color w:val="404040" w:themeColor="text1" w:themeTint="BF"/>
+                <w:sz w:val="24"/>
+                <w:szCs w:val="24"/>
+              </w:rPr>
+              <w:t xml:space="preserve"> </w:t>
+            </w:r>
+            <w:r>
+              <w:rPr>
+                <w:rFonts w:ascii="Wingdings 3" w:hAnsi="Wingdings 3" w:cstheme="minorHAnsi"/>
+                <w:noProof/>
+                <w:color w:val="D60093"/>
+                <w:sz w:val="12"/>
+                <w:szCs w:val="12"/>
+                <w:lang w:eastAsia="fr-FR"/>
+              </w:rPr>
+              <w:t></w:t>
+            </w:r>
+          </w:p>
+        </w:tc>
+        <w:sdt>
+          <w:sdtPr>
+            <w:rPr>
+              <w:rFonts w:cstheme="minorHAnsi"/>
+              <w:b/>
+              <w:i/>
+              <w:color w:val="000000" w:themeColor="text1"/>
+            </w:rPr>
+            <w:id w:val="-516316887"/>
+            <w:placeholder>
+              <w:docPart w:val="8861F572313945389C55146DA0D5B702"/>
+            </w:placeholder>
+            <w:showingPlcHdr/>
+          </w:sdtPr>
+          <w:sdtContent>
+            <w:tc>
+              <w:tcPr>
+                <w:tcW w:w="7371" w:type="dxa"/>
+                <w:gridSpan w:val="4"/>
+                <w:tcBorders>
+                  <w:left w:val="nil"/>
+                  <w:bottom w:val="thinThickMediumGap" w:sz="24" w:space="0" w:color="D60093"/>
+                </w:tcBorders>
+              </w:tcPr>
+              <w:p>
+                <w:r>
+                  <w:rPr>
+                    <w:b/>
+                  </w:rPr>
+                  <w:t xml:space="preserve">Application Crew — Modale Smart Planner avec densité prévue par service</w:t>
+                </w:r>
+              </w:p>
+            </w:tc>
+          </w:sdtContent>
+        </w:sdt>
+      </w:tr>
+      <w:tr>
+        <w:trPr>
+          <w:trHeight w:val="365"/>
+        </w:trPr>
+        <w:tc>
+          <w:tcPr>
+            <w:tcW w:w="10349" w:type="dxa"/>
+            <w:gridSpan w:val="6"/>
+            <w:tcBorders>
+              <w:top w:val="thinThickMediumGap" w:sz="24" w:space="0" w:color="D60093"/>
+            </w:tcBorders>
+          </w:tcPr>
+          <w:p>
+            <w:pPr>
+              <w:rPr>
+                <w:rFonts w:cstheme="minorHAnsi"/>
+                <w:b/>
+                <w:color w:val="404040" w:themeColor="text1" w:themeTint="BF"/>
+              </w:rPr>
+            </w:pPr>
+          </w:p>
+        </w:tc>
+      </w:tr>
+      <w:tr>
+        <w:tc>
+          <w:tcPr>
+            <w:tcW w:w="10349" w:type="dxa"/>
+            <w:gridSpan w:val="6"/>
+          </w:tcPr>
+          <w:p>
+            <w:pPr>
+              <w:keepNext/>
+              <w:rPr>
+                <w:rFonts w:cstheme="minorHAnsi"/>
+                <w:b/>
+                <w:color w:val="404040" w:themeColor="text1" w:themeTint="BF"/>
+                <w:sz w:val="12"/>
+                <w:szCs w:val="16"/>
+              </w:rPr>
+            </w:pPr>
+          </w:p>
+        </w:tc>
+      </w:tr>
+      <w:tr>
+        <w:tc>
+          <w:tcPr>
+            <w:tcW w:w="10349" w:type="dxa"/>
+            <w:gridSpan w:val="6"/>
+            <w:tcBorders>
+              <w:left w:val="single" w:sz="24" w:space="0" w:color="D60093"/>
+              <w:bottom w:val="single" w:sz="8" w:space="0" w:color="D60093"/>
+            </w:tcBorders>
+          </w:tcPr>
+          <w:p>
+            <w:pPr>
+              <w:keepNext/>
+              <w:rPr>
+                <w:rFonts w:cstheme="minorHAnsi"/>
+                <w:b/>
+                <w:color w:val="404040" w:themeColor="text1" w:themeTint="BF"/>
+              </w:rPr>
+            </w:pPr>
+            <w:r>
+              <w:rPr>
+                <w:rFonts w:cstheme="minorHAnsi"/>
+                <w:b/>
+                <w:color w:val="404040" w:themeColor="text1" w:themeTint="BF"/>
+              </w:rPr>
+              <w:t>1. Décrivez les tâches ou opérations que vous avez effectuées, et dans quelles conditions</w:t>
+            </w:r>
+            <w:r>
+              <w:rPr>
+                <w:rFonts w:cstheme="minorHAnsi"/>
+                <w:b/>
+                <w:color w:val="404040" w:themeColor="text1" w:themeTint="BF"/>
+              </w:rPr>
+              <w:t> :</w:t>
+            </w:r>
+          </w:p>
+        </w:tc>
+      </w:tr>
+      <w:tr>
+        <w:trPr>
+          <w:trHeight w:val="15"/>
+        </w:trPr>
+        <w:tc>
+          <w:tcPr>
+            <w:tcW w:w="10349" w:type="dxa"/>
+            <w:gridSpan w:val="6"/>
+            <w:tcBorders>
+              <w:top w:val="single" w:sz="8" w:space="0" w:color="D60093"/>
+              <w:left w:val="single" w:sz="8" w:space="0" w:color="BFBFBF" w:themeColor="background1" w:themeShade="BF"/>
+              <w:right w:val="single" w:sz="8" w:space="0" w:color="BFBFBF" w:themeColor="background1" w:themeShade="BF"/>
+            </w:tcBorders>
+          </w:tcPr>
+          <w:p>
+            <w:r>
+              <w:t xml:space="preserve">La modale Smart Planner est le composant le plus dense fonctionnellement de l'application : c'est là que le manager déclare la densité prévue de chaque service de la semaine et obtient en retour une proposition de planning calculée par le back-end sous contraintes Convention HCR.</w:t>
+            </w:r>
+            <w:r>
+              <w:br/>
+            </w:r>
+            <w:r>
+              <w:t xml:space="preserve"/>
+            </w:r>
+            <w:r>
+              <w:br/>
+            </w:r>
+            <w:r>
+              <w:t xml:space="preserve">Réalisations :</w:t>
+            </w:r>
+            <w:r>
+              <w:br/>
+            </w:r>
+            <w:r>
+              <w:t xml:space="preserve"/>
+            </w:r>
+            <w:r>
+              <w:br/>
+            </w:r>
+            <w:r>
+              <w:t xml:space="preserve">• tableau interactif (7 jours × 2 services Midi/Soir) — chaque cellule présente un input numérique 30–200 % avec 3 boutons-presets (Calme 0,5, Normal 1,0, Chargé 1,3) ;</w:t>
+            </w:r>
+            <w:r>
+              <w:br/>
+            </w:r>
+            <w:r>
+              <w:t xml:space="preserve"/>
+            </w:r>
+            <w:r>
+              <w:br/>
+            </w:r>
+            <w:r>
+              <w:t xml:space="preserve">• boutons « Tous → 0,5 / 1,0 / 1,3 » qui remplissent une colonne entière en un clic ;</w:t>
+            </w:r>
+            <w:r>
+              <w:br/>
+            </w:r>
+            <w:r>
+              <w:t xml:space="preserve"/>
+            </w:r>
+            <w:r>
+              <w:br/>
+            </w:r>
+            <w:r>
+              <w:t xml:space="preserve">• re-fetch automatique de la proposition à chaque changement de densité (useEffect avec capacityByDateAndService en dépendance) — le manager voit l'effet en quasi temps réel ;</w:t>
+            </w:r>
+            <w:r>
+              <w:br/>
+            </w:r>
+            <w:r>
+              <w:t xml:space="preserve"/>
+            </w:r>
+            <w:r>
+              <w:br/>
+            </w:r>
+            <w:r>
+              <w:t xml:space="preserve">• affichage du résultat en trois blocs :  heures par équipier (vs cibles contractuelles), couverture par (service × poste) avec fractions et %, services non couverts avec motif explicite ;</w:t>
+            </w:r>
+            <w:r>
+              <w:br/>
+            </w:r>
+            <w:r>
+              <w:t xml:space="preserve"/>
+            </w:r>
+            <w:r>
+              <w:br/>
+            </w:r>
+            <w:r>
+              <w:t xml:space="preserve">• bouton d'application qui POST en masse les shifts proposés et ferme la modale avec un toast récapitulatif (« 26 shifts créés »).</w:t>
+            </w:r>
+            <w:r>
+              <w:br/>
+            </w:r>
+            <w:r>
+              <w:t xml:space="preserve"/>
+            </w:r>
+            <w:r>
+              <w:br/>
+            </w:r>
+            <w:r>
+              <w:t xml:space="preserve">Extrait — déclenchement du re-fetch sur changement de densité :</w:t>
+            </w:r>
+            <w:r>
+              <w:br/>
+            </w:r>
+            <w:r>
+              <w:t xml:space="preserve">// front/src/components/planning/SmartPlannerModal.jsx</w:t>
+            </w:r>
+            <w:r>
+              <w:br/>
+            </w:r>
+            <w:r>
+              <w:t xml:space="preserve">useEffect(() =&gt; {</w:t>
+            </w:r>
+            <w:r>
+              <w:br/>
+            </w:r>
+            <w:r>
+              <w:t xml:space="preserve">  setLoading(true);</w:t>
+            </w:r>
+            <w:r>
+              <w:br/>
+            </w:r>
+            <w:r>
+              <w:t xml:space="preserve">  shiftsApi.generatePlan({</w:t>
+            </w:r>
+            <w:r>
+              <w:br/>
+            </w:r>
+            <w:r>
+              <w:t xml:space="preserve">    family_id: familyId, from, to,</w:t>
+            </w:r>
+            <w:r>
+              <w:br/>
+            </w:r>
+            <w:r>
+              <w:t xml:space="preserve">    capacityByDateAndService: perCell,</w:t>
+            </w:r>
+            <w:r>
+              <w:br/>
+            </w:r>
+            <w:r>
+              <w:t xml:space="preserve">  }).then(setData).finally(() =&gt; setLoading(false));</w:t>
+            </w:r>
+            <w:r>
+              <w:br/>
+            </w:r>
+            <w:r>
+              <w:t xml:space="preserve">}, [familyId, from, to, perCell]);</w:t>
+            </w:r>
+          </w:p>
+        </w:tc>
+      </w:tr>
+      <w:tr>
+        <w:trPr>
+          <w:trHeight w:val="142"/>
+        </w:trPr>
+        <w:tc>
+          <w:tcPr>
+            <w:tcW w:w="10349" w:type="dxa"/>
+            <w:gridSpan w:val="6"/>
+            <w:tcBorders>
+              <w:left w:val="single" w:sz="8" w:space="0" w:color="BFBFBF" w:themeColor="background1" w:themeShade="BF"/>
+              <w:right w:val="single" w:sz="8" w:space="0" w:color="BFBFBF" w:themeColor="background1" w:themeShade="BF"/>
+            </w:tcBorders>
+          </w:tcPr>
+          <w:p>
+            <w:pPr>
+              <w:widowControl w:val="0"/>
+              <w:rPr>
+                <w:rFonts w:cstheme="minorHAnsi"/>
+                <w:color w:val="404040" w:themeColor="text1" w:themeTint="BF"/>
+                <w:sz w:val="24"/>
+              </w:rPr>
+            </w:pPr>
+          </w:p>
+        </w:tc>
+      </w:tr>
+      <w:tr>
+        <w:trPr>
+          <w:trHeight w:val="142"/>
+        </w:trPr>
+        <w:tc>
+          <w:tcPr>
+            <w:tcW w:w="10349" w:type="dxa"/>
+            <w:gridSpan w:val="6"/>
+            <w:tcBorders>
+              <w:left w:val="single" w:sz="8" w:space="0" w:color="BFBFBF" w:themeColor="background1" w:themeShade="BF"/>
+              <w:bottom w:val="single" w:sz="8" w:space="0" w:color="BFBFBF" w:themeColor="background1" w:themeShade="BF"/>
+              <w:right w:val="single" w:sz="8" w:space="0" w:color="BFBFBF" w:themeColor="background1" w:themeShade="BF"/>
+            </w:tcBorders>
+          </w:tcPr>
+          <w:p>
+            <w:pPr>
+              <w:rPr>
+                <w:rFonts w:cstheme="minorHAnsi"/>
+                <w:color w:val="404040" w:themeColor="text1" w:themeTint="BF"/>
+                <w:sz w:val="12"/>
+                <w:szCs w:val="16"/>
+              </w:rPr>
+            </w:pPr>
+          </w:p>
+        </w:tc>
+      </w:tr>
+      <w:tr>
+        <w:trPr>
+          <w:gridAfter w:val="1"/>
+          <w:wAfter w:w="567" w:type="dxa"/>
+        </w:trPr>
+        <w:tc>
+          <w:tcPr>
+            <w:tcW w:w="9782" w:type="dxa"/>
+            <w:gridSpan w:val="5"/>
+          </w:tcPr>
+          <w:p>
+            <w:pPr>
+              <w:rPr>
+                <w:rFonts w:cstheme="minorHAnsi"/>
+                <w:b/>
+                <w:color w:val="404040" w:themeColor="text1" w:themeTint="BF"/>
+                <w:sz w:val="12"/>
+                <w:szCs w:val="16"/>
+              </w:rPr>
+            </w:pPr>
+          </w:p>
+        </w:tc>
+      </w:tr>
+      <w:tr>
+        <w:tc>
+          <w:tcPr>
+            <w:tcW w:w="10349" w:type="dxa"/>
+            <w:gridSpan w:val="6"/>
+          </w:tcPr>
+          <w:p>
+            <w:pPr>
+              <w:keepNext/>
+              <w:rPr>
+                <w:rFonts w:cstheme="minorHAnsi"/>
+                <w:b/>
+                <w:color w:val="404040" w:themeColor="text1" w:themeTint="BF"/>
+                <w:sz w:val="12"/>
+                <w:szCs w:val="16"/>
+              </w:rPr>
+            </w:pPr>
+          </w:p>
+        </w:tc>
+      </w:tr>
+      <w:tr>
+        <w:tc>
+          <w:tcPr>
+            <w:tcW w:w="10349" w:type="dxa"/>
+            <w:gridSpan w:val="6"/>
+            <w:tcBorders>
+              <w:left w:val="single" w:sz="24" w:space="0" w:color="D60093"/>
+              <w:bottom w:val="single" w:sz="8" w:space="0" w:color="D60093"/>
+            </w:tcBorders>
+          </w:tcPr>
+          <w:p>
+            <w:pPr>
+              <w:keepNext/>
+              <w:rPr>
+                <w:rFonts w:cstheme="minorHAnsi"/>
+                <w:b/>
+                <w:color w:val="404040" w:themeColor="text1" w:themeTint="BF"/>
+              </w:rPr>
+            </w:pPr>
+            <w:r>
+              <w:rPr>
+                <w:rFonts w:cstheme="minorHAnsi"/>
+                <w:b/>
+                <w:color w:val="404040" w:themeColor="text1" w:themeTint="BF"/>
+              </w:rPr>
+              <w:t>2. Précisez les moyens utilisés</w:t>
+            </w:r>
+            <w:r>
+              <w:rPr>
+                <w:rFonts w:cstheme="minorHAnsi"/>
+                <w:b/>
+                <w:color w:val="404040" w:themeColor="text1" w:themeTint="BF"/>
+              </w:rPr>
+              <w:t> :</w:t>
+            </w:r>
+          </w:p>
+        </w:tc>
+      </w:tr>
+      <w:tr>
+        <w:trPr>
+          <w:trHeight w:val="15"/>
+        </w:trPr>
+        <w:tc>
+          <w:tcPr>
+            <w:tcW w:w="10349" w:type="dxa"/>
+            <w:gridSpan w:val="6"/>
+            <w:tcBorders>
+              <w:top w:val="single" w:sz="8" w:space="0" w:color="D60093"/>
+              <w:left w:val="single" w:sz="8" w:space="0" w:color="BFBFBF" w:themeColor="background1" w:themeShade="BF"/>
+              <w:right w:val="single" w:sz="8" w:space="0" w:color="BFBFBF" w:themeColor="background1" w:themeShade="BF"/>
+            </w:tcBorders>
+          </w:tcPr>
+          <w:p>
+            <w:r>
+              <w:t xml:space="preserve">Stack technique :</w:t>
+            </w:r>
+            <w:r>
+              <w:br/>
+            </w:r>
+            <w:r>
+              <w:t xml:space="preserve">  • React hooks (useState, useEffect, useMemo) + composants contrôlés</w:t>
+            </w:r>
+            <w:r>
+              <w:br/>
+            </w:r>
+            <w:r>
+              <w:t xml:space="preserve">  • fetch via shiftsApi (wrapper centralisé)</w:t>
+            </w:r>
+            <w:r>
+              <w:br/>
+            </w:r>
+            <w:r>
+              <w:t xml:space="preserve">  • i18next pour i18n FR/EN sur tous les labels</w:t>
+            </w:r>
+            <w:r>
+              <w:br/>
+            </w:r>
+            <w:r>
+              <w:t xml:space="preserve">  • CSS Grid pour le tableau de densité (7 cols × 2 rows + colonne de presets)</w:t>
+            </w:r>
+            <w:r>
+              <w:br/>
+            </w:r>
+            <w:r>
+              <w:t xml:space="preserve"/>
+            </w:r>
+            <w:r>
+              <w:br/>
+            </w:r>
+            <w:r>
+              <w:t xml:space="preserve">Bonnes pratiques :</w:t>
+            </w:r>
+            <w:r>
+              <w:br/>
+            </w:r>
+            <w:r>
+              <w:t xml:space="preserve">  • Une seule source de vérité (perCell) ; tous les inputs sont contrôlés</w:t>
+            </w:r>
+            <w:r>
+              <w:br/>
+            </w:r>
+            <w:r>
+              <w:t xml:space="preserve">  • Debounce implicite via réconciliation React (les keystrokes rapides n'entraînent qu'un seul re-fetch par batch)</w:t>
+            </w:r>
+            <w:r>
+              <w:br/>
+            </w:r>
+            <w:r>
+              <w:t xml:space="preserve">  • Gestion du loading state séparée pour ne pas bloquer l'UI</w:t>
+            </w:r>
+          </w:p>
+        </w:tc>
+      </w:tr>
+      <w:tr>
+        <w:trPr>
+          <w:trHeight w:val="142"/>
+        </w:trPr>
+        <w:tc>
+          <w:tcPr>
+            <w:tcW w:w="10349" w:type="dxa"/>
+            <w:gridSpan w:val="6"/>
+            <w:tcBorders>
+              <w:left w:val="single" w:sz="8" w:space="0" w:color="BFBFBF" w:themeColor="background1" w:themeShade="BF"/>
+              <w:right w:val="single" w:sz="8" w:space="0" w:color="BFBFBF" w:themeColor="background1" w:themeShade="BF"/>
+            </w:tcBorders>
+          </w:tcPr>
+          <w:p>
+            <w:pPr>
+              <w:widowControl w:val="0"/>
+              <w:rPr>
+                <w:rFonts w:cstheme="minorHAnsi"/>
+                <w:color w:val="404040" w:themeColor="text1" w:themeTint="BF"/>
+                <w:sz w:val="24"/>
+              </w:rPr>
+            </w:pPr>
+          </w:p>
+        </w:tc>
+      </w:tr>
+      <w:tr>
+        <w:trPr>
+          <w:trHeight w:val="142"/>
+        </w:trPr>
+        <w:tc>
+          <w:tcPr>
+            <w:tcW w:w="10349" w:type="dxa"/>
+            <w:gridSpan w:val="6"/>
+            <w:tcBorders>
+              <w:left w:val="single" w:sz="8" w:space="0" w:color="BFBFBF" w:themeColor="background1" w:themeShade="BF"/>
+              <w:bottom w:val="single" w:sz="8" w:space="0" w:color="BFBFBF" w:themeColor="background1" w:themeShade="BF"/>
+              <w:right w:val="single" w:sz="8" w:space="0" w:color="BFBFBF" w:themeColor="background1" w:themeShade="BF"/>
+            </w:tcBorders>
+          </w:tcPr>
+          <w:p>
+            <w:pPr>
+              <w:rPr>
+                <w:rFonts w:cstheme="minorHAnsi"/>
+                <w:color w:val="404040" w:themeColor="text1" w:themeTint="BF"/>
+                <w:sz w:val="12"/>
+                <w:szCs w:val="16"/>
+              </w:rPr>
+            </w:pPr>
+          </w:p>
+        </w:tc>
+      </w:tr>
+      <w:tr>
+        <w:tc>
+          <w:tcPr>
+            <w:tcW w:w="10349" w:type="dxa"/>
+            <w:gridSpan w:val="6"/>
+          </w:tcPr>
+          <w:p>
+            <w:pPr>
+              <w:keepNext/>
+              <w:rPr>
+                <w:sz w:val="12"/>
+              </w:rPr>
+            </w:pPr>
+          </w:p>
+        </w:tc>
+      </w:tr>
+      <w:tr>
+        <w:tc>
+          <w:tcPr>
+            <w:tcW w:w="10349" w:type="dxa"/>
+            <w:gridSpan w:val="6"/>
+          </w:tcPr>
+          <w:p>
+            <w:pPr>
+              <w:keepNext/>
+              <w:rPr>
+                <w:rFonts w:cstheme="minorHAnsi"/>
+                <w:b/>
+                <w:color w:val="404040" w:themeColor="text1" w:themeTint="BF"/>
+                <w:sz w:val="12"/>
+                <w:szCs w:val="16"/>
+              </w:rPr>
+            </w:pPr>
+            <w:r>
+              <w:br w:type="page"/>
+            </w:r>
+          </w:p>
+        </w:tc>
+      </w:tr>
+      <w:tr>
+        <w:tc>
+          <w:tcPr>
+            <w:tcW w:w="10349" w:type="dxa"/>
+            <w:gridSpan w:val="6"/>
+            <w:tcBorders>
+              <w:left w:val="single" w:sz="24" w:space="0" w:color="D60093"/>
+              <w:bottom w:val="single" w:sz="8" w:space="0" w:color="D60093"/>
+            </w:tcBorders>
+          </w:tcPr>
+          <w:p>
+            <w:pPr>
+              <w:keepNext/>
+              <w:rPr>
+                <w:rFonts w:cstheme="minorHAnsi"/>
+                <w:b/>
+                <w:color w:val="404040" w:themeColor="text1" w:themeTint="BF"/>
+              </w:rPr>
+            </w:pPr>
+            <w:r>
+              <w:rPr>
+                <w:rFonts w:cstheme="minorHAnsi"/>
+                <w:b/>
+                <w:color w:val="404040" w:themeColor="text1" w:themeTint="BF"/>
+              </w:rPr>
+              <w:t>3. Avec qui avez-vous travaillé ?</w:t>
+            </w:r>
+          </w:p>
+        </w:tc>
+      </w:tr>
+      <w:tr>
+        <w:trPr>
+          <w:trHeight w:val="15"/>
+        </w:trPr>
+        <w:tc>
+          <w:tcPr>
+            <w:tcW w:w="10349" w:type="dxa"/>
+            <w:gridSpan w:val="6"/>
+            <w:tcBorders>
+              <w:top w:val="single" w:sz="8" w:space="0" w:color="D60093"/>
+              <w:left w:val="single" w:sz="8" w:space="0" w:color="BFBFBF" w:themeColor="background1" w:themeShade="BF"/>
+              <w:right w:val="single" w:sz="8" w:space="0" w:color="BFBFBF" w:themeColor="background1" w:themeShade="BF"/>
+            </w:tcBorders>
+          </w:tcPr>
+          <w:p>
+            <w:r>
+              <w:t xml:space="preserve">Projet réalisé en solo dans le cadre de la formation AFPA DWWM. Échanges réguliers avec :</w:t>
+            </w:r>
+            <w:r>
+              <w:br/>
+            </w:r>
+            <w:r>
+              <w:t xml:space="preserve">  • le formateur référent AFPA Marseille pour cadrage technique et validation des choix d'architecture ;</w:t>
+            </w:r>
+            <w:r>
+              <w:br/>
+            </w:r>
+            <w:r>
+              <w:t xml:space="preserve">  • la promotion DWWM pour partage d'expérience et code reviews informelles ;</w:t>
+            </w:r>
+            <w:r>
+              <w:br/>
+            </w:r>
+            <w:r>
+              <w:t xml:space="preserve">  • la communauté open source (forums Stack Overflow, documentation MDN, documentation React et Vite) pour la résolution de problèmes techniques.</w:t>
+            </w:r>
+          </w:p>
+        </w:tc>
+      </w:tr>
+      <w:tr>
+        <w:trPr>
+          <w:trHeight w:val="142"/>
+        </w:trPr>
+        <w:tc>
+          <w:tcPr>
+            <w:tcW w:w="10349" w:type="dxa"/>
+            <w:gridSpan w:val="6"/>
+            <w:tcBorders>
+              <w:left w:val="single" w:sz="8" w:space="0" w:color="BFBFBF" w:themeColor="background1" w:themeShade="BF"/>
+              <w:right w:val="single" w:sz="8" w:space="0" w:color="BFBFBF" w:themeColor="background1" w:themeShade="BF"/>
+            </w:tcBorders>
+          </w:tcPr>
+          <w:p>
+            <w:pPr>
+              <w:widowControl w:val="0"/>
+              <w:rPr>
+                <w:rFonts w:cstheme="minorHAnsi"/>
+                <w:color w:val="404040" w:themeColor="text1" w:themeTint="BF"/>
+                <w:sz w:val="24"/>
+              </w:rPr>
+            </w:pPr>
+          </w:p>
+        </w:tc>
+      </w:tr>
+      <w:tr>
+        <w:trPr>
+          <w:trHeight w:val="142"/>
+        </w:trPr>
+        <w:tc>
+          <w:tcPr>
+            <w:tcW w:w="10349" w:type="dxa"/>
+            <w:gridSpan w:val="6"/>
+            <w:tcBorders>
+              <w:left w:val="single" w:sz="8" w:space="0" w:color="BFBFBF" w:themeColor="background1" w:themeShade="BF"/>
+              <w:bottom w:val="single" w:sz="8" w:space="0" w:color="BFBFBF" w:themeColor="background1" w:themeShade="BF"/>
+              <w:right w:val="single" w:sz="8" w:space="0" w:color="BFBFBF" w:themeColor="background1" w:themeShade="BF"/>
+            </w:tcBorders>
+          </w:tcPr>
+          <w:p>
+            <w:pPr>
+              <w:rPr>
+                <w:rFonts w:cstheme="minorHAnsi"/>
+                <w:color w:val="404040" w:themeColor="text1" w:themeTint="BF"/>
+                <w:sz w:val="12"/>
+                <w:szCs w:val="16"/>
+              </w:rPr>
+            </w:pPr>
+          </w:p>
+        </w:tc>
+      </w:tr>
+      <w:tr>
+        <w:trPr>
+          <w:gridAfter w:val="1"/>
+          <w:wAfter w:w="567" w:type="dxa"/>
+        </w:trPr>
+        <w:tc>
+          <w:tcPr>
+            <w:tcW w:w="9782" w:type="dxa"/>
+            <w:gridSpan w:val="5"/>
+          </w:tcPr>
+          <w:p>
+            <w:pPr>
+              <w:rPr>
+                <w:rFonts w:cstheme="minorHAnsi"/>
+                <w:b/>
+                <w:color w:val="404040" w:themeColor="text1" w:themeTint="BF"/>
+                <w:sz w:val="12"/>
+                <w:szCs w:val="16"/>
+              </w:rPr>
+            </w:pPr>
+          </w:p>
+        </w:tc>
+      </w:tr>
+      <w:tr>
+        <w:tc>
+          <w:tcPr>
+            <w:tcW w:w="10349" w:type="dxa"/>
+            <w:gridSpan w:val="6"/>
+          </w:tcPr>
+          <w:p>
+            <w:pPr>
+              <w:keepNext/>
+              <w:rPr>
+                <w:rFonts w:cstheme="minorHAnsi"/>
+                <w:b/>
+                <w:color w:val="404040" w:themeColor="text1" w:themeTint="BF"/>
+                <w:sz w:val="12"/>
+                <w:szCs w:val="16"/>
+              </w:rPr>
+            </w:pPr>
+          </w:p>
+        </w:tc>
+      </w:tr>
+      <w:tr>
+        <w:tc>
+          <w:tcPr>
+            <w:tcW w:w="10349" w:type="dxa"/>
+            <w:gridSpan w:val="6"/>
+            <w:tcBorders>
+              <w:left w:val="single" w:sz="24" w:space="0" w:color="D60093"/>
+              <w:bottom w:val="single" w:sz="8" w:space="0" w:color="D60093"/>
+            </w:tcBorders>
+          </w:tcPr>
+          <w:p>
+            <w:pPr>
+              <w:keepNext/>
+              <w:rPr>
+                <w:rFonts w:cstheme="minorHAnsi"/>
+                <w:b/>
+                <w:color w:val="404040" w:themeColor="text1" w:themeTint="BF"/>
+              </w:rPr>
+            </w:pPr>
+            <w:r>
+              <w:rPr>
+                <w:rFonts w:cstheme="minorHAnsi"/>
+                <w:b/>
+                <w:color w:val="404040" w:themeColor="text1" w:themeTint="BF"/>
+              </w:rPr>
+              <w:t>4. Contexte</w:t>
+            </w:r>
+          </w:p>
+        </w:tc>
+      </w:tr>
+      <w:tr>
+        <w:trPr>
+          <w:trHeight w:val="15"/>
+        </w:trPr>
+        <w:tc>
+          <w:tcPr>
+            <w:tcW w:w="4837" w:type="dxa"/>
+            <w:gridSpan w:val="4"/>
+            <w:tcBorders>
+              <w:top w:val="single" w:sz="8" w:space="0" w:color="D60093"/>
+              <w:left w:val="single" w:sz="8" w:space="0" w:color="BFBFBF" w:themeColor="background1" w:themeShade="BF"/>
+            </w:tcBorders>
+          </w:tcPr>
+          <w:p>
+            <w:pPr>
+              <w:keepNext/>
+              <w:rPr>
+                <w:rFonts w:cstheme="minorHAnsi"/>
+                <w:b/>
+                <w:color w:val="404040" w:themeColor="text1" w:themeTint="BF"/>
+                <w:sz w:val="12"/>
+              </w:rPr>
+            </w:pPr>
+          </w:p>
+        </w:tc>
+        <w:tc>
+          <w:tcPr>
+            <w:tcW w:w="5512" w:type="dxa"/>
+            <w:gridSpan w:val="2"/>
+            <w:tcBorders>
+              <w:top w:val="single" w:sz="8" w:space="0" w:color="D60093"/>
+              <w:right w:val="single" w:sz="8" w:space="0" w:color="BFBFBF" w:themeColor="background1" w:themeShade="BF"/>
+            </w:tcBorders>
+          </w:tcPr>
+          <w:p>
+            <w:pPr>
+              <w:keepNext/>
+              <w:rPr>
+                <w:rFonts w:cstheme="minorHAnsi"/>
+                <w:b/>
+                <w:color w:val="404040" w:themeColor="text1" w:themeTint="BF"/>
+                <w:sz w:val="12"/>
+              </w:rPr>
+            </w:pPr>
+          </w:p>
+        </w:tc>
+      </w:tr>
+      <w:tr>
+        <w:trPr>
+          <w:trHeight w:val="379"/>
+        </w:trPr>
+        <w:tc>
+          <w:tcPr>
+            <w:tcW w:w="4837" w:type="dxa"/>
+            <w:gridSpan w:val="4"/>
+            <w:tcBorders>
+              <w:left w:val="single" w:sz="8" w:space="0" w:color="BFBFBF" w:themeColor="background1" w:themeShade="BF"/>
+            </w:tcBorders>
+          </w:tcPr>
+          <w:p>
+            <w:pPr>
+              <w:keepNext/>
+              <w:spacing w:after="120"/>
+              <w:rPr>
+                <w:rFonts w:cstheme="minorHAnsi"/>
+                <w:color w:val="404040" w:themeColor="text1" w:themeTint="BF"/>
+                <w:sz w:val="24"/>
+              </w:rPr>
+            </w:pPr>
+            <w:r>
+              <w:rPr>
+                <w:rFonts w:cstheme="minorHAnsi"/>
+                <w:color w:val="404040" w:themeColor="text1" w:themeTint="BF"/>
+              </w:rPr>
+              <w:t>Nom de l’entreprise, organisme ou association</w:t>
+            </w:r>
+            <w:r>
+              <w:rPr>
+                <w:rFonts w:cstheme="minorHAnsi"/>
+                <w:b/>
+                <w:color w:val="404040" w:themeColor="text1" w:themeTint="BF"/>
+              </w:rPr>
+              <w:t xml:space="preserve">  </w:t>
+            </w:r>
+            <w:r>
+              <w:rPr>
+                <w:rFonts w:ascii="Wingdings 3" w:hAnsi="Wingdings 3" w:cstheme="minorHAnsi"/>
+                <w:noProof/>
+                <w:color w:val="D60093"/>
+                <w:sz w:val="12"/>
+                <w:szCs w:val="12"/>
+                <w:lang w:eastAsia="fr-FR"/>
+              </w:rPr>
+              <w:t></w:t>
+            </w:r>
+          </w:p>
+        </w:tc>
+        <w:sdt>
+          <w:sdtPr>
+            <w:rPr>
+              <w:rFonts w:cstheme="minorHAnsi"/>
+              <w:i/>
+              <w:color w:val="000000" w:themeColor="text1"/>
+            </w:rPr>
+            <w:alias w:val="Nom de l'entreprise"/>
+            <w:tag w:val="Nom entreprise"/>
+            <w:id w:val="241767066"/>
+            <w:placeholder>
+              <w:docPart w:val="A243560C9006420681B23885AA7C41C0"/>
+            </w:placeholder>
+            <w:showingPlcHdr/>
+          </w:sdtPr>
+          <w:sdtEndPr>
+            <w:rPr>
+              <w:i w:val="0"/>
+            </w:rPr>
+          </w:sdtEndPr>
+          <w:sdtContent>
+            <w:tc>
+              <w:tcPr>
+                <w:tcW w:w="5512" w:type="dxa"/>
+                <w:gridSpan w:val="2"/>
+                <w:tcBorders>
+                  <w:right w:val="single" w:sz="8" w:space="0" w:color="BFBFBF" w:themeColor="background1" w:themeShade="BF"/>
+                </w:tcBorders>
+              </w:tcPr>
+              <w:p>
+                <w:r>
+                  <w:t xml:space="preserve">AFPA Marseille — projet de fin de formation « Crew »</w:t>
+                </w:r>
+              </w:p>
+            </w:tc>
+          </w:sdtContent>
+        </w:sdt>
+      </w:tr>
+      <w:tr>
+        <w:trPr>
+          <w:trHeight w:val="508"/>
+        </w:trPr>
+        <w:tc>
+          <w:tcPr>
+            <w:tcW w:w="3554" w:type="dxa"/>
+            <w:gridSpan w:val="3"/>
+            <w:tcBorders>
+              <w:left w:val="single" w:sz="8" w:space="0" w:color="BFBFBF" w:themeColor="background1" w:themeShade="BF"/>
+            </w:tcBorders>
+          </w:tcPr>
+          <w:p>
+            <w:pPr>
+              <w:keepNext/>
+              <w:spacing w:before="120" w:after="120"/>
+              <w:rPr>
+                <w:rFonts w:cstheme="minorHAnsi"/>
+                <w:color w:val="404040" w:themeColor="text1" w:themeTint="BF"/>
+              </w:rPr>
+            </w:pPr>
+            <w:r>
+              <w:rPr>
+                <w:rFonts w:cstheme="minorHAnsi"/>
+                <w:color w:val="404040" w:themeColor="text1" w:themeTint="BF"/>
+              </w:rPr>
+              <w:t>Chantier, atelier, service</w:t>
+            </w:r>
+            <w:r>
+              <w:rPr>
+                <w:rFonts w:cstheme="minorHAnsi"/>
+                <w:b/>
+                <w:color w:val="404040" w:themeColor="text1" w:themeTint="BF"/>
+              </w:rPr>
+              <w:tab/>
+            </w:r>
+            <w:r>
+              <w:rPr>
+                <w:rFonts w:ascii="Wingdings 3" w:hAnsi="Wingdings 3" w:cstheme="minorHAnsi"/>
+                <w:noProof/>
+                <w:color w:val="D60093"/>
+                <w:sz w:val="12"/>
+                <w:szCs w:val="12"/>
+                <w:lang w:eastAsia="fr-FR"/>
+              </w:rPr>
+              <w:t></w:t>
+            </w:r>
+          </w:p>
+        </w:tc>
+        <w:tc>
+          <w:tcPr>
+            <w:tcW w:w="6795" w:type="dxa"/>
+            <w:gridSpan w:val="3"/>
+            <w:tcBorders>
+              <w:right w:val="single" w:sz="8" w:space="0" w:color="BFBFBF" w:themeColor="background1" w:themeShade="BF"/>
+            </w:tcBorders>
+          </w:tcPr>
+          <w:p>
+            <w:r>
+              <w:t xml:space="preserve">Formation DWWM, plateau pédagogique</w:t>
+            </w:r>
+          </w:p>
+        </w:tc>
+      </w:tr>
+      <w:tr>
+        <w:trPr>
+          <w:trHeight w:val="434"/>
+        </w:trPr>
+        <w:tc>
+          <w:tcPr>
+            <w:tcW w:w="10349" w:type="dxa"/>
+            <w:gridSpan w:val="6"/>
+            <w:tcBorders>
+              <w:left w:val="single" w:sz="8" w:space="0" w:color="BFBFBF" w:themeColor="background1" w:themeShade="BF"/>
+              <w:bottom w:val="single" w:sz="8" w:space="0" w:color="BFBFBF" w:themeColor="background1" w:themeShade="BF"/>
+              <w:right w:val="single" w:sz="8" w:space="0" w:color="BFBFBF" w:themeColor="background1" w:themeShade="BF"/>
+            </w:tcBorders>
+          </w:tcPr>
+          <w:p>
+            <w:r>
+              <w:t xml:space="preserve">Période d'exercice    Du : Mai 2026    au : Juillet 2026</w:t>
+            </w:r>
+          </w:p>
+        </w:tc>
+      </w:tr>
+      <w:tr>
+        <w:trPr>
+          <w:gridAfter w:val="1"/>
+          <w:wAfter w:w="567" w:type="dxa"/>
+        </w:trPr>
+        <w:tc>
+          <w:tcPr>
+            <w:tcW w:w="9782" w:type="dxa"/>
+            <w:gridSpan w:val="5"/>
+          </w:tcPr>
+          <w:p>
+            <w:pPr>
+              <w:rPr>
+                <w:rFonts w:cstheme="minorHAnsi"/>
+                <w:b/>
+                <w:color w:val="404040" w:themeColor="text1" w:themeTint="BF"/>
+                <w:sz w:val="12"/>
+                <w:szCs w:val="16"/>
+              </w:rPr>
+            </w:pPr>
+          </w:p>
+        </w:tc>
+      </w:tr>
+      <w:tr>
+        <w:trPr>
+          <w:gridAfter w:val="1"/>
+          <w:wAfter w:w="567" w:type="dxa"/>
+        </w:trPr>
+        <w:tc>
+          <w:tcPr>
+            <w:tcW w:w="9782" w:type="dxa"/>
+            <w:gridSpan w:val="5"/>
+          </w:tcPr>
+          <w:p>
+            <w:pPr>
+              <w:keepNext/>
+              <w:rPr>
+                <w:rFonts w:cstheme="minorHAnsi"/>
+                <w:color w:val="404040" w:themeColor="text1" w:themeTint="BF"/>
+                <w:sz w:val="12"/>
+                <w:szCs w:val="16"/>
+              </w:rPr>
+            </w:pPr>
+          </w:p>
+        </w:tc>
+      </w:tr>
+      <w:tr>
+        <w:trPr>
+          <w:gridAfter w:val="1"/>
+          <w:wAfter w:w="567" w:type="dxa"/>
+        </w:trPr>
+        <w:tc>
+          <w:tcPr>
+            <w:tcW w:w="9782" w:type="dxa"/>
+            <w:gridSpan w:val="5"/>
+            <w:tcBorders>
+              <w:left w:val="single" w:sz="24" w:space="0" w:color="D60093"/>
+              <w:bottom w:val="single" w:sz="8" w:space="0" w:color="D60093"/>
+            </w:tcBorders>
+          </w:tcPr>
+          <w:p>
+            <w:pPr>
+              <w:keepNext/>
+              <w:rPr>
+                <w:rFonts w:cstheme="minorHAnsi"/>
+                <w:b/>
+                <w:color w:val="404040" w:themeColor="text1" w:themeTint="BF"/>
+              </w:rPr>
+            </w:pPr>
+            <w:r>
+              <w:rPr>
+                <w:rFonts w:cstheme="minorHAnsi"/>
+                <w:b/>
+                <w:color w:val="404040" w:themeColor="text1" w:themeTint="BF"/>
+              </w:rPr>
+              <w:t xml:space="preserve">5. Informations complémentaires </w:t>
+            </w:r>
+            <w:r>
+              <w:rPr>
+                <w:rFonts w:cstheme="minorHAnsi"/>
+                <w:i/>
+                <w:color w:val="404040" w:themeColor="text1" w:themeTint="BF"/>
+              </w:rPr>
+              <w:t>(facultatif)</w:t>
+            </w:r>
+          </w:p>
+        </w:tc>
+      </w:tr>
+      <w:tr>
+        <w:trPr>
+          <w:trHeight w:val="15"/>
+        </w:trPr>
+        <w:tc>
+          <w:tcPr>
+            <w:tcW w:w="10349" w:type="dxa"/>
+            <w:gridSpan w:val="6"/>
+            <w:tcBorders>
+              <w:top w:val="single" w:sz="8" w:space="0" w:color="D60093"/>
+              <w:left w:val="single" w:sz="8" w:space="0" w:color="BFBFBF" w:themeColor="background1" w:themeShade="BF"/>
+              <w:right w:val="single" w:sz="8" w:space="0" w:color="BFBFBF" w:themeColor="background1" w:themeShade="BF"/>
+            </w:tcBorders>
+          </w:tcPr>
+          <w:p>
+            <w:pPr>
+              <w:keepNext/>
+              <w:spacing w:before="60" w:after="60"/>
+              <w:rPr>
+                <w:rFonts w:cstheme="minorHAnsi"/>
+                <w:b/>
+                <w:color w:val="404040" w:themeColor="text1" w:themeTint="BF"/>
+                <w:sz w:val="2"/>
+              </w:rPr>
+            </w:pPr>
           </w:p>
         </w:tc>
       </w:tr>
@@ -7141,7 +9973,7 @@
           </w:tcPr>
           <w:p>
             <w:r>
-              <w:t xml:space="preserve">Période d'exercice    Du : Avril 2026    au : Mai 2026</w:t>
+              <w:t xml:space="preserve">Période d'exercice    Du : Mai 2026    au : Juillet 2026</w:t>
             </w:r>
           </w:p>
         </w:tc>
@@ -7342,6 +10174,2884 @@
             <w:r>
               <w:t xml:space="preserve">https://github.com/Vladimir08880888/vladimir-rodzaevski-dossiers-pros-DWWM</w:t>
             </w:r>
+          </w:p>
+        </w:tc>
+      </w:tr>
+      <w:tr>
+        <w:trPr>
+          <w:trHeight w:val="142"/>
+        </w:trPr>
+        <w:tc>
+          <w:tcPr>
+            <w:tcW w:w="10349" w:type="dxa"/>
+            <w:gridSpan w:val="6"/>
+            <w:tcBorders>
+              <w:left w:val="single" w:sz="8" w:space="0" w:color="BFBFBF" w:themeColor="background1" w:themeShade="BF"/>
+              <w:right w:val="single" w:sz="8" w:space="0" w:color="BFBFBF" w:themeColor="background1" w:themeShade="BF"/>
+            </w:tcBorders>
+          </w:tcPr>
+          <w:p>
+            <w:pPr>
+              <w:widowControl w:val="0"/>
+              <w:rPr>
+                <w:rFonts w:cstheme="minorHAnsi"/>
+                <w:color w:val="404040" w:themeColor="text1" w:themeTint="BF"/>
+                <w:sz w:val="24"/>
+              </w:rPr>
+            </w:pPr>
+          </w:p>
+        </w:tc>
+      </w:tr>
+      <w:tr>
+        <w:trPr>
+          <w:trHeight w:val="142"/>
+        </w:trPr>
+        <w:tc>
+          <w:tcPr>
+            <w:tcW w:w="10349" w:type="dxa"/>
+            <w:gridSpan w:val="6"/>
+            <w:tcBorders>
+              <w:left w:val="single" w:sz="8" w:space="0" w:color="BFBFBF" w:themeColor="background1" w:themeShade="BF"/>
+              <w:bottom w:val="single" w:sz="8" w:space="0" w:color="BFBFBF" w:themeColor="background1" w:themeShade="BF"/>
+              <w:right w:val="single" w:sz="8" w:space="0" w:color="BFBFBF" w:themeColor="background1" w:themeShade="BF"/>
+            </w:tcBorders>
+          </w:tcPr>
+          <w:p>
+            <w:pPr>
+              <w:rPr>
+                <w:rFonts w:cstheme="minorHAnsi"/>
+                <w:color w:val="404040" w:themeColor="text1" w:themeTint="BF"/>
+                <w:sz w:val="12"/>
+                <w:szCs w:val="16"/>
+              </w:rPr>
+            </w:pPr>
+          </w:p>
+        </w:tc>
+      </w:tr>
+    </w:tbl>
+    <w:tbl>
+      <w:tblPr>
+        <w:tblStyle w:val="Grilledutableau"/>
+        <w:tblW w:w="10349" w:type="dxa"/>
+        <w:tblInd w:w="-318" w:type="dxa"/>
+        <w:tblBorders>
+          <w:top w:val="none" w:sz="0" w:space="0" w:color="auto"/>
+          <w:left w:val="none" w:sz="0" w:space="0" w:color="auto"/>
+          <w:bottom w:val="none" w:sz="0" w:space="0" w:color="auto"/>
+          <w:right w:val="none" w:sz="0" w:space="0" w:color="auto"/>
+          <w:insideH w:val="none" w:sz="0" w:space="0" w:color="auto"/>
+          <w:insideV w:val="none" w:sz="0" w:space="0" w:color="auto"/>
+        </w:tblBorders>
+        <w:tblLayout w:type="fixed"/>
+        <w:tblCellMar>
+          <w:top w:w="57" w:type="dxa"/>
+        </w:tblCellMar>
+        <w:tblLook w:val="04A0" w:firstRow="1" w:lastRow="0" w:firstColumn="1" w:lastColumn="0" w:noHBand="0" w:noVBand="1"/>
+      </w:tblPr>
+      <w:tblGrid>
+        <w:gridCol w:w="2411"/>
+        <w:gridCol w:w="567"/>
+        <w:gridCol w:w="576"/>
+        <w:gridCol w:w="1283"/>
+        <w:gridCol w:w="4945"/>
+        <w:gridCol w:w="567"/>
+      </w:tblGrid>
+      <w:tr>
+        <w:trPr>
+          <w:trHeight w:val="397"/>
+        </w:trPr>
+        <w:tc>
+          <w:tcPr>
+            <w:tcW w:w="2411" w:type="dxa"/>
+            <w:vAlign w:val="bottom"/>
+          </w:tcPr>
+          <w:p>
+            <w:pPr>
+              <w:ind w:right="34"/>
+              <w:jc w:val="right"/>
+              <w:rPr>
+                <w:rFonts w:cstheme="minorHAnsi"/>
+                <w:b/>
+                <w:color w:val="D60093"/>
+                <w:sz w:val="36"/>
+                <w:szCs w:val="36"/>
+              </w:rPr>
+            </w:pPr>
+            <w:r>
+              <w:rPr>
+                <w:rFonts w:cstheme="minorHAnsi"/>
+                <w:b/>
+                <w:color w:val="D60093"/>
+                <w:sz w:val="36"/>
+                <w:szCs w:val="36"/>
+              </w:rPr>
+              <w:t>A</w:t>
+            </w:r>
+            <w:r>
+              <w:rPr>
+                <w:rFonts w:cstheme="minorHAnsi"/>
+                <w:b/>
+                <w:color w:val="D60093"/>
+                <w:sz w:val="36"/>
+                <w:szCs w:val="36"/>
+              </w:rPr>
+              <w:t xml:space="preserve">ctivité-type </w:t>
+            </w:r>
+          </w:p>
+        </w:tc>
+        <w:sdt>
+          <w:sdtPr>
+            <w:rPr>
+              <w:rFonts w:cstheme="minorHAnsi"/>
+              <w:b/>
+              <w:color w:val="D60093"/>
+              <w:sz w:val="36"/>
+              <w:szCs w:val="36"/>
+            </w:rPr>
+            <w:id w:val="-402920777"/>
+            <w:placeholder>
+              <w:docPart w:val="C1B65B95CFB741E08FC8C49358622DF0"/>
+            </w:placeholder>
+            <w:comboBox>
+              <w:listItem w:displayText="2" w:value="2"/>
+              <w:listItem w:displayText="3" w:value="3"/>
+              <w:listItem w:displayText="4" w:value="4"/>
+              <w:listItem w:displayText="5" w:value="5"/>
+            </w:comboBox>
+          </w:sdtPr>
+          <w:sdtContent>
+            <w:tc>
+              <w:tcPr>
+                <w:tcW w:w="567" w:type="dxa"/>
+                <w:vAlign w:val="bottom"/>
+              </w:tcPr>
+              <w:p>
+                <w:pPr>
+                  <w:ind w:right="34"/>
+                  <w:rPr>
+                    <w:rFonts w:cstheme="minorHAnsi"/>
+                    <w:b/>
+                    <w:color w:val="D60093"/>
+                    <w:sz w:val="36"/>
+                    <w:szCs w:val="36"/>
+                  </w:rPr>
+                </w:pPr>
+                <w:r>
+                  <w:rPr>
+                    <w:rFonts w:cstheme="minorHAnsi"/>
+                    <w:b/>
+                    <w:color w:val="D60093"/>
+                    <w:sz w:val="36"/>
+                    <w:szCs w:val="36"/>
+                  </w:rPr>
+                  <w:t>2</w:t>
+                </w:r>
+              </w:p>
+            </w:tc>
+          </w:sdtContent>
+        </w:sdt>
+        <w:sdt>
+          <w:sdtPr>
+            <w:rPr>
+              <w:rFonts w:cstheme="minorHAnsi"/>
+              <w:b/>
+              <w:color w:val="404040" w:themeColor="text1" w:themeTint="BF"/>
+              <w:sz w:val="24"/>
+              <w:szCs w:val="24"/>
+            </w:rPr>
+            <w:alias w:val="Intitulé de l'activité"/>
+            <w:tag w:val="Intitulé de l'activité"/>
+            <w:id w:val="-600724995"/>
+            <w:placeholder>
+              <w:docPart w:val="E7E95BB445C94B70A90C862E03D51C1B"/>
+            </w:placeholder>
+            <w:showingPlcHdr/>
+          </w:sdtPr>
+          <w:sdtContent>
+            <w:tc>
+              <w:tcPr>
+                <w:tcW w:w="7371" w:type="dxa"/>
+                <w:gridSpan w:val="4"/>
+                <w:tcBorders>
+                  <w:left w:val="nil"/>
+                </w:tcBorders>
+                <w:vAlign w:val="bottom"/>
+              </w:tcPr>
+              <w:p>
+                <w:r>
+                  <w:rPr>
+                    <w:b/>
+                  </w:rPr>
+                  <w:t xml:space="preserve">Développer la partie back-end d'une application web ou web mobile sécurisée</w:t>
+                </w:r>
+              </w:p>
+            </w:tc>
+          </w:sdtContent>
+        </w:sdt>
+      </w:tr>
+      <w:tr>
+        <w:trPr>
+          <w:trHeight w:val="365"/>
+        </w:trPr>
+        <w:tc>
+          <w:tcPr>
+            <w:tcW w:w="2978" w:type="dxa"/>
+            <w:gridSpan w:val="2"/>
+            <w:tcBorders>
+              <w:bottom w:val="thinThickMediumGap" w:sz="24" w:space="0" w:color="D60093"/>
+            </w:tcBorders>
+          </w:tcPr>
+          <w:p>
+            <w:pPr>
+              <w:tabs>
+                <w:tab w:val="right" w:leader="dot" w:pos="9072"/>
+              </w:tabs>
+              <w:spacing w:before="120" w:after="120"/>
+              <w:jc w:val="right"/>
+              <w:rPr>
+                <w:rFonts w:cstheme="minorHAnsi"/>
+                <w:b/>
+                <w:i/>
+                <w:color w:val="404040" w:themeColor="text1" w:themeTint="BF"/>
+                <w:sz w:val="24"/>
+                <w:szCs w:val="24"/>
+              </w:rPr>
+            </w:pPr>
+            <w:r>
+              <w:rPr>
+                <w:rFonts w:cstheme="minorHAnsi"/>
+                <w:b/>
+                <w:i/>
+                <w:color w:val="404040" w:themeColor="text1" w:themeTint="BF"/>
+              </w:rPr>
+              <w:t>Exemple</w:t>
+            </w:r>
+            <w:r>
+              <w:rPr>
+                <w:rFonts w:cstheme="minorHAnsi"/>
+                <w:b/>
+                <w:i/>
+                <w:color w:val="404040" w:themeColor="text1" w:themeTint="BF"/>
+              </w:rPr>
+              <w:t xml:space="preserve"> n°</w:t>
+            </w:r>
+            <w:r>
+              <w:rPr>
+                <w:rFonts w:cstheme="minorHAnsi"/>
+                <w:b/>
+                <w:i/>
+                <w:color w:val="404040" w:themeColor="text1" w:themeTint="BF"/>
+              </w:rPr>
+              <w:t xml:space="preserve"> 1</w:t>
+            </w:r>
+            <w:r>
+              <w:rPr>
+                <w:rFonts w:cstheme="minorHAnsi"/>
+                <w:b/>
+                <w:i/>
+                <w:color w:val="404040" w:themeColor="text1" w:themeTint="BF"/>
+                <w:sz w:val="24"/>
+                <w:szCs w:val="24"/>
+              </w:rPr>
+              <w:t xml:space="preserve"> </w:t>
+            </w:r>
+            <w:r>
+              <w:rPr>
+                <w:rFonts w:cstheme="minorHAnsi"/>
+                <w:b/>
+                <w:i/>
+                <w:color w:val="404040" w:themeColor="text1" w:themeTint="BF"/>
+                <w:sz w:val="24"/>
+                <w:szCs w:val="24"/>
+              </w:rPr>
+              <w:t xml:space="preserve"> </w:t>
+            </w:r>
+            <w:r>
+              <w:rPr>
+                <w:rFonts w:ascii="Wingdings 3" w:hAnsi="Wingdings 3" w:cstheme="minorHAnsi"/>
+                <w:noProof/>
+                <w:color w:val="D60093"/>
+                <w:sz w:val="12"/>
+                <w:szCs w:val="12"/>
+                <w:lang w:eastAsia="fr-FR"/>
+              </w:rPr>
+              <w:t></w:t>
+            </w:r>
+          </w:p>
+        </w:tc>
+        <w:sdt>
+          <w:sdtPr>
+            <w:rPr>
+              <w:rFonts w:cstheme="minorHAnsi"/>
+              <w:b/>
+              <w:i/>
+              <w:color w:val="000000" w:themeColor="text1"/>
+            </w:rPr>
+            <w:id w:val="-1552692824"/>
+            <w:placeholder>
+              <w:docPart w:val="DE2CB66794414BB499DCD0D5C1283B32"/>
+            </w:placeholder>
+            <w:showingPlcHdr/>
+          </w:sdtPr>
+          <w:sdtContent>
+            <w:tc>
+              <w:tcPr>
+                <w:tcW w:w="7371" w:type="dxa"/>
+                <w:gridSpan w:val="4"/>
+                <w:tcBorders>
+                  <w:left w:val="nil"/>
+                  <w:bottom w:val="thinThickMediumGap" w:sz="24" w:space="0" w:color="D60093"/>
+                </w:tcBorders>
+              </w:tcPr>
+              <w:p>
+                <w:r>
+                  <w:rPr>
+                    <w:b/>
+                  </w:rPr>
+                  <w:t xml:space="preserve">Application Crew — Authentification JWT et middlewares composables</w:t>
+                </w:r>
+              </w:p>
+            </w:tc>
+          </w:sdtContent>
+        </w:sdt>
+      </w:tr>
+      <w:tr>
+        <w:trPr>
+          <w:trHeight w:val="365"/>
+        </w:trPr>
+        <w:tc>
+          <w:tcPr>
+            <w:tcW w:w="10349" w:type="dxa"/>
+            <w:gridSpan w:val="6"/>
+            <w:tcBorders>
+              <w:top w:val="thinThickMediumGap" w:sz="24" w:space="0" w:color="D60093"/>
+            </w:tcBorders>
+          </w:tcPr>
+          <w:p>
+            <w:pPr>
+              <w:rPr>
+                <w:rFonts w:cstheme="minorHAnsi"/>
+                <w:b/>
+                <w:color w:val="404040" w:themeColor="text1" w:themeTint="BF"/>
+              </w:rPr>
+            </w:pPr>
+          </w:p>
+        </w:tc>
+      </w:tr>
+      <w:tr>
+        <w:tc>
+          <w:tcPr>
+            <w:tcW w:w="10349" w:type="dxa"/>
+            <w:gridSpan w:val="6"/>
+          </w:tcPr>
+          <w:p>
+            <w:pPr>
+              <w:keepNext/>
+              <w:rPr>
+                <w:rFonts w:cstheme="minorHAnsi"/>
+                <w:b/>
+                <w:color w:val="404040" w:themeColor="text1" w:themeTint="BF"/>
+                <w:sz w:val="12"/>
+                <w:szCs w:val="16"/>
+              </w:rPr>
+            </w:pPr>
+          </w:p>
+        </w:tc>
+      </w:tr>
+      <w:tr>
+        <w:tc>
+          <w:tcPr>
+            <w:tcW w:w="10349" w:type="dxa"/>
+            <w:gridSpan w:val="6"/>
+            <w:tcBorders>
+              <w:left w:val="single" w:sz="24" w:space="0" w:color="D60093"/>
+              <w:bottom w:val="single" w:sz="8" w:space="0" w:color="D60093"/>
+            </w:tcBorders>
+          </w:tcPr>
+          <w:p>
+            <w:pPr>
+              <w:keepNext/>
+              <w:rPr>
+                <w:rFonts w:cstheme="minorHAnsi"/>
+                <w:b/>
+                <w:color w:val="404040" w:themeColor="text1" w:themeTint="BF"/>
+              </w:rPr>
+            </w:pPr>
+            <w:r>
+              <w:rPr>
+                <w:rFonts w:cstheme="minorHAnsi"/>
+                <w:b/>
+                <w:color w:val="404040" w:themeColor="text1" w:themeTint="BF"/>
+              </w:rPr>
+              <w:t>1. Décrivez les tâches ou opérations que vous avez effectuées, et dans quelles conditions</w:t>
+            </w:r>
+            <w:r>
+              <w:rPr>
+                <w:rFonts w:cstheme="minorHAnsi"/>
+                <w:b/>
+                <w:color w:val="404040" w:themeColor="text1" w:themeTint="BF"/>
+              </w:rPr>
+              <w:t> :</w:t>
+            </w:r>
+          </w:p>
+        </w:tc>
+      </w:tr>
+      <w:tr>
+        <w:trPr>
+          <w:trHeight w:val="15"/>
+        </w:trPr>
+        <w:tc>
+          <w:tcPr>
+            <w:tcW w:w="10349" w:type="dxa"/>
+            <w:gridSpan w:val="6"/>
+            <w:tcBorders>
+              <w:top w:val="single" w:sz="8" w:space="0" w:color="D60093"/>
+              <w:left w:val="single" w:sz="8" w:space="0" w:color="BFBFBF" w:themeColor="background1" w:themeShade="BF"/>
+              <w:right w:val="single" w:sz="8" w:space="0" w:color="BFBFBF" w:themeColor="background1" w:themeShade="BF"/>
+            </w:tcBorders>
+          </w:tcPr>
+          <w:p>
+            <w:r>
+              <w:t xml:space="preserve">Le système d'authentification de Crew protège toutes les routes applicatives. J'ai conçu l'enchaînement complet — du hachage du mot de passe à l'invalidation côté client — sans cookie pour éliminer la classe de vulnérabilités CSRF.</w:t>
+            </w:r>
+            <w:r>
+              <w:br/>
+            </w:r>
+            <w:r>
+              <w:t xml:space="preserve"/>
+            </w:r>
+            <w:r>
+              <w:br/>
+            </w:r>
+            <w:r>
+              <w:t xml:space="preserve">Réalisations :</w:t>
+            </w:r>
+            <w:r>
+              <w:br/>
+            </w:r>
+            <w:r>
+              <w:t xml:space="preserve"/>
+            </w:r>
+            <w:r>
+              <w:br/>
+            </w:r>
+            <w:r>
+              <w:t xml:space="preserve">• endpoint POST /auth/register : validation des champs (email format, mot de passe ≥ 8 caractères), unicité email, hachage bcrypt cost 10, génération d'un calendar_token aléatoire de 32 octets pour iCal ;</w:t>
+            </w:r>
+            <w:r>
+              <w:br/>
+            </w:r>
+            <w:r>
+              <w:t xml:space="preserve"/>
+            </w:r>
+            <w:r>
+              <w:br/>
+            </w:r>
+            <w:r>
+              <w:t xml:space="preserve">• endpoint POST /auth/login : rate-limiting 10 tentatives / 15 min via express-rate-limit, comparaison bcrypt (timing-safe), émission d'un JWT HS256 d'une durée de 7 jours signé avec JWT_SECRET ;</w:t>
+            </w:r>
+            <w:r>
+              <w:br/>
+            </w:r>
+            <w:r>
+              <w:t xml:space="preserve"/>
+            </w:r>
+            <w:r>
+              <w:br/>
+            </w:r>
+            <w:r>
+              <w:t xml:space="preserve">• middleware authRequired qui parse le header Authorization Bearer, vérifie la signature et l'expiration, expose req.user au reste de la chaîne ; tout token invalide ou expiré renvoie 401 ;</w:t>
+            </w:r>
+            <w:r>
+              <w:br/>
+            </w:r>
+            <w:r>
+              <w:t xml:space="preserve"/>
+            </w:r>
+            <w:r>
+              <w:br/>
+            </w:r>
+            <w:r>
+              <w:t xml:space="preserve">• middlewares composables d'autorisation : requireFamilyMember (vérifie l'appartenance à l'équipe), requireAdmin (vérifie le rôle manager), assertCanManageShifts (combine les deux) ;</w:t>
+            </w:r>
+            <w:r>
+              <w:br/>
+            </w:r>
+            <w:r>
+              <w:t xml:space="preserve"/>
+            </w:r>
+            <w:r>
+              <w:br/>
+            </w:r>
+            <w:r>
+              <w:t xml:space="preserve">• endpoint POST /auth/change-password : exige l'ancien mot de passe + nouveau, valide le nouveau, hache et stocke.</w:t>
+            </w:r>
+            <w:r>
+              <w:br/>
+            </w:r>
+            <w:r>
+              <w:t xml:space="preserve"/>
+            </w:r>
+            <w:r>
+              <w:br/>
+            </w:r>
+            <w:r>
+              <w:t xml:space="preserve">Extrait — middleware authRequired :</w:t>
+            </w:r>
+            <w:r>
+              <w:br/>
+            </w:r>
+            <w:r>
+              <w:t xml:space="preserve">// back/src/middleware/auth.js</w:t>
+            </w:r>
+            <w:r>
+              <w:br/>
+            </w:r>
+            <w:r>
+              <w:t xml:space="preserve">export function authRequired(req, _res, next) {</w:t>
+            </w:r>
+            <w:r>
+              <w:br/>
+            </w:r>
+            <w:r>
+              <w:t xml:space="preserve">  const hdr = req.header('Authorization') || '';</w:t>
+            </w:r>
+            <w:r>
+              <w:br/>
+            </w:r>
+            <w:r>
+              <w:t xml:space="preserve">  if (!hdr.startsWith('Bearer ')) throw unauthorized('Token manquant');</w:t>
+            </w:r>
+            <w:r>
+              <w:br/>
+            </w:r>
+            <w:r>
+              <w:t xml:space="preserve">  try {</w:t>
+            </w:r>
+            <w:r>
+              <w:br/>
+            </w:r>
+            <w:r>
+              <w:t xml:space="preserve">    const decoded = jwt.verify(hdr.slice(7), process.env.JWT_SECRET);</w:t>
+            </w:r>
+            <w:r>
+              <w:br/>
+            </w:r>
+            <w:r>
+              <w:t xml:space="preserve">    req.user = { id: decoded.userId };</w:t>
+            </w:r>
+            <w:r>
+              <w:br/>
+            </w:r>
+            <w:r>
+              <w:t xml:space="preserve">    next();</w:t>
+            </w:r>
+            <w:r>
+              <w:br/>
+            </w:r>
+            <w:r>
+              <w:t xml:space="preserve">  } catch (e) {</w:t>
+            </w:r>
+            <w:r>
+              <w:br/>
+            </w:r>
+            <w:r>
+              <w:t xml:space="preserve">    throw unauthorized('Token invalide ou expiré');</w:t>
+            </w:r>
+            <w:r>
+              <w:br/>
+            </w:r>
+            <w:r>
+              <w:t xml:space="preserve">  }</w:t>
+            </w:r>
+            <w:r>
+              <w:br/>
+            </w:r>
+            <w:r>
+              <w:t xml:space="preserve">}</w:t>
+            </w:r>
+          </w:p>
+        </w:tc>
+      </w:tr>
+      <w:tr>
+        <w:trPr>
+          <w:trHeight w:val="142"/>
+        </w:trPr>
+        <w:tc>
+          <w:tcPr>
+            <w:tcW w:w="10349" w:type="dxa"/>
+            <w:gridSpan w:val="6"/>
+            <w:tcBorders>
+              <w:left w:val="single" w:sz="8" w:space="0" w:color="BFBFBF" w:themeColor="background1" w:themeShade="BF"/>
+              <w:right w:val="single" w:sz="8" w:space="0" w:color="BFBFBF" w:themeColor="background1" w:themeShade="BF"/>
+            </w:tcBorders>
+          </w:tcPr>
+          <w:p>
+            <w:pPr>
+              <w:widowControl w:val="0"/>
+              <w:rPr>
+                <w:rFonts w:cstheme="minorHAnsi"/>
+                <w:color w:val="404040" w:themeColor="text1" w:themeTint="BF"/>
+                <w:sz w:val="24"/>
+              </w:rPr>
+            </w:pPr>
+          </w:p>
+        </w:tc>
+      </w:tr>
+      <w:tr>
+        <w:trPr>
+          <w:trHeight w:val="142"/>
+        </w:trPr>
+        <w:tc>
+          <w:tcPr>
+            <w:tcW w:w="10349" w:type="dxa"/>
+            <w:gridSpan w:val="6"/>
+            <w:tcBorders>
+              <w:left w:val="single" w:sz="8" w:space="0" w:color="BFBFBF" w:themeColor="background1" w:themeShade="BF"/>
+              <w:bottom w:val="single" w:sz="8" w:space="0" w:color="BFBFBF" w:themeColor="background1" w:themeShade="BF"/>
+              <w:right w:val="single" w:sz="8" w:space="0" w:color="BFBFBF" w:themeColor="background1" w:themeShade="BF"/>
+            </w:tcBorders>
+          </w:tcPr>
+          <w:p>
+            <w:pPr>
+              <w:rPr>
+                <w:rFonts w:cstheme="minorHAnsi"/>
+                <w:color w:val="404040" w:themeColor="text1" w:themeTint="BF"/>
+                <w:sz w:val="12"/>
+                <w:szCs w:val="16"/>
+              </w:rPr>
+            </w:pPr>
+          </w:p>
+        </w:tc>
+      </w:tr>
+      <w:tr>
+        <w:trPr>
+          <w:gridAfter w:val="1"/>
+          <w:wAfter w:w="567" w:type="dxa"/>
+        </w:trPr>
+        <w:tc>
+          <w:tcPr>
+            <w:tcW w:w="9782" w:type="dxa"/>
+            <w:gridSpan w:val="5"/>
+          </w:tcPr>
+          <w:p>
+            <w:pPr>
+              <w:rPr>
+                <w:rFonts w:cstheme="minorHAnsi"/>
+                <w:b/>
+                <w:color w:val="404040" w:themeColor="text1" w:themeTint="BF"/>
+                <w:sz w:val="12"/>
+                <w:szCs w:val="16"/>
+              </w:rPr>
+            </w:pPr>
+          </w:p>
+        </w:tc>
+      </w:tr>
+      <w:tr>
+        <w:tc>
+          <w:tcPr>
+            <w:tcW w:w="10349" w:type="dxa"/>
+            <w:gridSpan w:val="6"/>
+          </w:tcPr>
+          <w:p>
+            <w:pPr>
+              <w:keepNext/>
+              <w:rPr>
+                <w:rFonts w:cstheme="minorHAnsi"/>
+                <w:b/>
+                <w:color w:val="404040" w:themeColor="text1" w:themeTint="BF"/>
+                <w:sz w:val="12"/>
+                <w:szCs w:val="16"/>
+              </w:rPr>
+            </w:pPr>
+          </w:p>
+        </w:tc>
+      </w:tr>
+      <w:tr>
+        <w:tc>
+          <w:tcPr>
+            <w:tcW w:w="10349" w:type="dxa"/>
+            <w:gridSpan w:val="6"/>
+            <w:tcBorders>
+              <w:left w:val="single" w:sz="24" w:space="0" w:color="D60093"/>
+              <w:bottom w:val="single" w:sz="8" w:space="0" w:color="D60093"/>
+            </w:tcBorders>
+          </w:tcPr>
+          <w:p>
+            <w:pPr>
+              <w:keepNext/>
+              <w:rPr>
+                <w:rFonts w:cstheme="minorHAnsi"/>
+                <w:b/>
+                <w:color w:val="404040" w:themeColor="text1" w:themeTint="BF"/>
+              </w:rPr>
+            </w:pPr>
+            <w:r>
+              <w:rPr>
+                <w:rFonts w:cstheme="minorHAnsi"/>
+                <w:b/>
+                <w:color w:val="404040" w:themeColor="text1" w:themeTint="BF"/>
+              </w:rPr>
+              <w:t>2. Précisez les moyens utilisés</w:t>
+            </w:r>
+            <w:r>
+              <w:rPr>
+                <w:rFonts w:cstheme="minorHAnsi"/>
+                <w:b/>
+                <w:color w:val="404040" w:themeColor="text1" w:themeTint="BF"/>
+              </w:rPr>
+              <w:t> :</w:t>
+            </w:r>
+          </w:p>
+        </w:tc>
+      </w:tr>
+      <w:tr>
+        <w:trPr>
+          <w:trHeight w:val="15"/>
+        </w:trPr>
+        <w:tc>
+          <w:tcPr>
+            <w:tcW w:w="10349" w:type="dxa"/>
+            <w:gridSpan w:val="6"/>
+            <w:tcBorders>
+              <w:top w:val="single" w:sz="8" w:space="0" w:color="D60093"/>
+              <w:left w:val="single" w:sz="8" w:space="0" w:color="BFBFBF" w:themeColor="background1" w:themeShade="BF"/>
+              <w:right w:val="single" w:sz="8" w:space="0" w:color="BFBFBF" w:themeColor="background1" w:themeShade="BF"/>
+            </w:tcBorders>
+          </w:tcPr>
+          <w:p>
+            <w:r>
+              <w:t xml:space="preserve">Stack technique :</w:t>
+            </w:r>
+            <w:r>
+              <w:br/>
+            </w:r>
+            <w:r>
+              <w:t xml:space="preserve">  • jsonwebtoken 9.0 (JWT HS256)</w:t>
+            </w:r>
+            <w:r>
+              <w:br/>
+            </w:r>
+            <w:r>
+              <w:t xml:space="preserve">  • bcrypt 5.1 (hachage Bcrypt, cost 10)</w:t>
+            </w:r>
+            <w:r>
+              <w:br/>
+            </w:r>
+            <w:r>
+              <w:t xml:space="preserve">  • express-rate-limit 7.5 (rate-limit IP-based)</w:t>
+            </w:r>
+            <w:r>
+              <w:br/>
+            </w:r>
+            <w:r>
+              <w:t xml:space="preserve">  • crypto natif Node pour calendar_token aléatoire</w:t>
+            </w:r>
+            <w:r>
+              <w:br/>
+            </w:r>
+            <w:r>
+              <w:t xml:space="preserve"/>
+            </w:r>
+            <w:r>
+              <w:br/>
+            </w:r>
+            <w:r>
+              <w:t xml:space="preserve">Sécurité :</w:t>
+            </w:r>
+            <w:r>
+              <w:br/>
+            </w:r>
+            <w:r>
+              <w:t xml:space="preserve">  • JWT en header Authorization Bearer (pas en cookie) → CSRF impossible</w:t>
+            </w:r>
+            <w:r>
+              <w:br/>
+            </w:r>
+            <w:r>
+              <w:t xml:space="preserve">  • JWT_SECRET externalisé en .env (gitignored)</w:t>
+            </w:r>
+            <w:r>
+              <w:br/>
+            </w:r>
+            <w:r>
+              <w:t xml:space="preserve">  • Bcrypt timing-safe via .compare()</w:t>
+            </w:r>
+            <w:r>
+              <w:br/>
+            </w:r>
+            <w:r>
+              <w:t xml:space="preserve">  • Stack traces masquées en prod (catch global)</w:t>
+            </w:r>
+            <w:r>
+              <w:br/>
+            </w:r>
+            <w:r>
+              <w:t xml:space="preserve">  • Vérifié manuellement : 0 concaténation SQL → 0 risque d'injection</w:t>
+            </w:r>
+          </w:p>
+        </w:tc>
+      </w:tr>
+      <w:tr>
+        <w:trPr>
+          <w:trHeight w:val="142"/>
+        </w:trPr>
+        <w:tc>
+          <w:tcPr>
+            <w:tcW w:w="10349" w:type="dxa"/>
+            <w:gridSpan w:val="6"/>
+            <w:tcBorders>
+              <w:left w:val="single" w:sz="8" w:space="0" w:color="BFBFBF" w:themeColor="background1" w:themeShade="BF"/>
+              <w:right w:val="single" w:sz="8" w:space="0" w:color="BFBFBF" w:themeColor="background1" w:themeShade="BF"/>
+            </w:tcBorders>
+          </w:tcPr>
+          <w:p>
+            <w:pPr>
+              <w:widowControl w:val="0"/>
+              <w:rPr>
+                <w:rFonts w:cstheme="minorHAnsi"/>
+                <w:color w:val="404040" w:themeColor="text1" w:themeTint="BF"/>
+                <w:sz w:val="24"/>
+              </w:rPr>
+            </w:pPr>
+          </w:p>
+        </w:tc>
+      </w:tr>
+      <w:tr>
+        <w:trPr>
+          <w:trHeight w:val="142"/>
+        </w:trPr>
+        <w:tc>
+          <w:tcPr>
+            <w:tcW w:w="10349" w:type="dxa"/>
+            <w:gridSpan w:val="6"/>
+            <w:tcBorders>
+              <w:left w:val="single" w:sz="8" w:space="0" w:color="BFBFBF" w:themeColor="background1" w:themeShade="BF"/>
+              <w:bottom w:val="single" w:sz="8" w:space="0" w:color="BFBFBF" w:themeColor="background1" w:themeShade="BF"/>
+              <w:right w:val="single" w:sz="8" w:space="0" w:color="BFBFBF" w:themeColor="background1" w:themeShade="BF"/>
+            </w:tcBorders>
+          </w:tcPr>
+          <w:p>
+            <w:pPr>
+              <w:rPr>
+                <w:rFonts w:cstheme="minorHAnsi"/>
+                <w:color w:val="404040" w:themeColor="text1" w:themeTint="BF"/>
+                <w:sz w:val="12"/>
+                <w:szCs w:val="16"/>
+              </w:rPr>
+            </w:pPr>
+          </w:p>
+        </w:tc>
+      </w:tr>
+      <w:tr>
+        <w:tc>
+          <w:tcPr>
+            <w:tcW w:w="10349" w:type="dxa"/>
+            <w:gridSpan w:val="6"/>
+          </w:tcPr>
+          <w:p>
+            <w:pPr>
+              <w:keepNext/>
+              <w:rPr>
+                <w:sz w:val="12"/>
+              </w:rPr>
+            </w:pPr>
+          </w:p>
+        </w:tc>
+      </w:tr>
+      <w:tr>
+        <w:tc>
+          <w:tcPr>
+            <w:tcW w:w="10349" w:type="dxa"/>
+            <w:gridSpan w:val="6"/>
+          </w:tcPr>
+          <w:p>
+            <w:pPr>
+              <w:keepNext/>
+              <w:rPr>
+                <w:rFonts w:cstheme="minorHAnsi"/>
+                <w:b/>
+                <w:color w:val="404040" w:themeColor="text1" w:themeTint="BF"/>
+                <w:sz w:val="12"/>
+                <w:szCs w:val="16"/>
+              </w:rPr>
+            </w:pPr>
+            <w:r>
+              <w:br w:type="page"/>
+            </w:r>
+          </w:p>
+        </w:tc>
+      </w:tr>
+      <w:tr>
+        <w:tc>
+          <w:tcPr>
+            <w:tcW w:w="10349" w:type="dxa"/>
+            <w:gridSpan w:val="6"/>
+            <w:tcBorders>
+              <w:left w:val="single" w:sz="24" w:space="0" w:color="D60093"/>
+              <w:bottom w:val="single" w:sz="8" w:space="0" w:color="D60093"/>
+            </w:tcBorders>
+          </w:tcPr>
+          <w:p>
+            <w:pPr>
+              <w:keepNext/>
+              <w:rPr>
+                <w:rFonts w:cstheme="minorHAnsi"/>
+                <w:b/>
+                <w:color w:val="404040" w:themeColor="text1" w:themeTint="BF"/>
+              </w:rPr>
+            </w:pPr>
+            <w:r>
+              <w:rPr>
+                <w:rFonts w:cstheme="minorHAnsi"/>
+                <w:b/>
+                <w:color w:val="404040" w:themeColor="text1" w:themeTint="BF"/>
+              </w:rPr>
+              <w:t>3. Avec qui avez-vous travaillé ?</w:t>
+            </w:r>
+          </w:p>
+        </w:tc>
+      </w:tr>
+      <w:tr>
+        <w:trPr>
+          <w:trHeight w:val="15"/>
+        </w:trPr>
+        <w:tc>
+          <w:tcPr>
+            <w:tcW w:w="10349" w:type="dxa"/>
+            <w:gridSpan w:val="6"/>
+            <w:tcBorders>
+              <w:top w:val="single" w:sz="8" w:space="0" w:color="D60093"/>
+              <w:left w:val="single" w:sz="8" w:space="0" w:color="BFBFBF" w:themeColor="background1" w:themeShade="BF"/>
+              <w:right w:val="single" w:sz="8" w:space="0" w:color="BFBFBF" w:themeColor="background1" w:themeShade="BF"/>
+            </w:tcBorders>
+          </w:tcPr>
+          <w:p>
+            <w:r>
+              <w:t xml:space="preserve">Projet réalisé en solo dans le cadre de la formation AFPA DWWM. Mêmes interlocuteurs que pour l'AT1 :</w:t>
+            </w:r>
+            <w:r>
+              <w:br/>
+            </w:r>
+            <w:r>
+              <w:t xml:space="preserve">  • formateur référent AFPA Marseille pour validation des choix d'architecture et des décisions de sécurité ;</w:t>
+            </w:r>
+            <w:r>
+              <w:br/>
+            </w:r>
+            <w:r>
+              <w:t xml:space="preserve">  • promotion DWWM pour partage et entraide ;</w:t>
+            </w:r>
+            <w:r>
+              <w:br/>
+            </w:r>
+            <w:r>
+              <w:t xml:space="preserve">  • documentation officielle Node.js, Express, MariaDB, OWASP.</w:t>
+            </w:r>
+          </w:p>
+        </w:tc>
+      </w:tr>
+      <w:tr>
+        <w:trPr>
+          <w:trHeight w:val="142"/>
+        </w:trPr>
+        <w:tc>
+          <w:tcPr>
+            <w:tcW w:w="10349" w:type="dxa"/>
+            <w:gridSpan w:val="6"/>
+            <w:tcBorders>
+              <w:left w:val="single" w:sz="8" w:space="0" w:color="BFBFBF" w:themeColor="background1" w:themeShade="BF"/>
+              <w:right w:val="single" w:sz="8" w:space="0" w:color="BFBFBF" w:themeColor="background1" w:themeShade="BF"/>
+            </w:tcBorders>
+          </w:tcPr>
+          <w:p>
+            <w:pPr>
+              <w:widowControl w:val="0"/>
+              <w:rPr>
+                <w:rFonts w:cstheme="minorHAnsi"/>
+                <w:color w:val="404040" w:themeColor="text1" w:themeTint="BF"/>
+                <w:sz w:val="24"/>
+              </w:rPr>
+            </w:pPr>
+          </w:p>
+        </w:tc>
+      </w:tr>
+      <w:tr>
+        <w:trPr>
+          <w:trHeight w:val="142"/>
+        </w:trPr>
+        <w:tc>
+          <w:tcPr>
+            <w:tcW w:w="10349" w:type="dxa"/>
+            <w:gridSpan w:val="6"/>
+            <w:tcBorders>
+              <w:left w:val="single" w:sz="8" w:space="0" w:color="BFBFBF" w:themeColor="background1" w:themeShade="BF"/>
+              <w:bottom w:val="single" w:sz="8" w:space="0" w:color="BFBFBF" w:themeColor="background1" w:themeShade="BF"/>
+              <w:right w:val="single" w:sz="8" w:space="0" w:color="BFBFBF" w:themeColor="background1" w:themeShade="BF"/>
+            </w:tcBorders>
+          </w:tcPr>
+          <w:p>
+            <w:pPr>
+              <w:rPr>
+                <w:rFonts w:cstheme="minorHAnsi"/>
+                <w:color w:val="404040" w:themeColor="text1" w:themeTint="BF"/>
+                <w:sz w:val="12"/>
+                <w:szCs w:val="16"/>
+              </w:rPr>
+            </w:pPr>
+          </w:p>
+        </w:tc>
+      </w:tr>
+      <w:tr>
+        <w:trPr>
+          <w:gridAfter w:val="1"/>
+          <w:wAfter w:w="567" w:type="dxa"/>
+        </w:trPr>
+        <w:tc>
+          <w:tcPr>
+            <w:tcW w:w="9782" w:type="dxa"/>
+            <w:gridSpan w:val="5"/>
+          </w:tcPr>
+          <w:p>
+            <w:pPr>
+              <w:rPr>
+                <w:rFonts w:cstheme="minorHAnsi"/>
+                <w:b/>
+                <w:color w:val="404040" w:themeColor="text1" w:themeTint="BF"/>
+                <w:sz w:val="12"/>
+                <w:szCs w:val="16"/>
+              </w:rPr>
+            </w:pPr>
+          </w:p>
+        </w:tc>
+      </w:tr>
+      <w:tr>
+        <w:tc>
+          <w:tcPr>
+            <w:tcW w:w="10349" w:type="dxa"/>
+            <w:gridSpan w:val="6"/>
+          </w:tcPr>
+          <w:p>
+            <w:pPr>
+              <w:keepNext/>
+              <w:rPr>
+                <w:rFonts w:cstheme="minorHAnsi"/>
+                <w:b/>
+                <w:color w:val="404040" w:themeColor="text1" w:themeTint="BF"/>
+                <w:sz w:val="12"/>
+                <w:szCs w:val="16"/>
+              </w:rPr>
+            </w:pPr>
+          </w:p>
+        </w:tc>
+      </w:tr>
+      <w:tr>
+        <w:tc>
+          <w:tcPr>
+            <w:tcW w:w="10349" w:type="dxa"/>
+            <w:gridSpan w:val="6"/>
+            <w:tcBorders>
+              <w:left w:val="single" w:sz="24" w:space="0" w:color="D60093"/>
+              <w:bottom w:val="single" w:sz="8" w:space="0" w:color="D60093"/>
+            </w:tcBorders>
+          </w:tcPr>
+          <w:p>
+            <w:pPr>
+              <w:keepNext/>
+              <w:rPr>
+                <w:rFonts w:cstheme="minorHAnsi"/>
+                <w:b/>
+                <w:color w:val="404040" w:themeColor="text1" w:themeTint="BF"/>
+              </w:rPr>
+            </w:pPr>
+            <w:r>
+              <w:rPr>
+                <w:rFonts w:cstheme="minorHAnsi"/>
+                <w:b/>
+                <w:color w:val="404040" w:themeColor="text1" w:themeTint="BF"/>
+              </w:rPr>
+              <w:t>4. Contexte</w:t>
+            </w:r>
+          </w:p>
+        </w:tc>
+      </w:tr>
+      <w:tr>
+        <w:trPr>
+          <w:trHeight w:val="15"/>
+        </w:trPr>
+        <w:tc>
+          <w:tcPr>
+            <w:tcW w:w="4837" w:type="dxa"/>
+            <w:gridSpan w:val="4"/>
+            <w:tcBorders>
+              <w:top w:val="single" w:sz="8" w:space="0" w:color="D60093"/>
+              <w:left w:val="single" w:sz="8" w:space="0" w:color="BFBFBF" w:themeColor="background1" w:themeShade="BF"/>
+            </w:tcBorders>
+          </w:tcPr>
+          <w:p>
+            <w:pPr>
+              <w:keepNext/>
+              <w:rPr>
+                <w:rFonts w:cstheme="minorHAnsi"/>
+                <w:b/>
+                <w:color w:val="404040" w:themeColor="text1" w:themeTint="BF"/>
+                <w:sz w:val="12"/>
+              </w:rPr>
+            </w:pPr>
+          </w:p>
+        </w:tc>
+        <w:tc>
+          <w:tcPr>
+            <w:tcW w:w="5512" w:type="dxa"/>
+            <w:gridSpan w:val="2"/>
+            <w:tcBorders>
+              <w:top w:val="single" w:sz="8" w:space="0" w:color="D60093"/>
+              <w:right w:val="single" w:sz="8" w:space="0" w:color="BFBFBF" w:themeColor="background1" w:themeShade="BF"/>
+            </w:tcBorders>
+          </w:tcPr>
+          <w:p>
+            <w:pPr>
+              <w:keepNext/>
+              <w:rPr>
+                <w:rFonts w:cstheme="minorHAnsi"/>
+                <w:b/>
+                <w:color w:val="404040" w:themeColor="text1" w:themeTint="BF"/>
+                <w:sz w:val="12"/>
+              </w:rPr>
+            </w:pPr>
+          </w:p>
+        </w:tc>
+      </w:tr>
+      <w:tr>
+        <w:trPr>
+          <w:trHeight w:val="379"/>
+        </w:trPr>
+        <w:tc>
+          <w:tcPr>
+            <w:tcW w:w="4837" w:type="dxa"/>
+            <w:gridSpan w:val="4"/>
+            <w:tcBorders>
+              <w:left w:val="single" w:sz="8" w:space="0" w:color="BFBFBF" w:themeColor="background1" w:themeShade="BF"/>
+            </w:tcBorders>
+          </w:tcPr>
+          <w:p>
+            <w:pPr>
+              <w:keepNext/>
+              <w:spacing w:after="120"/>
+              <w:rPr>
+                <w:rFonts w:cstheme="minorHAnsi"/>
+                <w:color w:val="404040" w:themeColor="text1" w:themeTint="BF"/>
+                <w:sz w:val="24"/>
+              </w:rPr>
+            </w:pPr>
+            <w:r>
+              <w:rPr>
+                <w:rFonts w:cstheme="minorHAnsi"/>
+                <w:color w:val="404040" w:themeColor="text1" w:themeTint="BF"/>
+              </w:rPr>
+              <w:t>Nom de l’entreprise, organisme ou association</w:t>
+            </w:r>
+            <w:r>
+              <w:rPr>
+                <w:rFonts w:cstheme="minorHAnsi"/>
+                <w:b/>
+                <w:color w:val="404040" w:themeColor="text1" w:themeTint="BF"/>
+              </w:rPr>
+              <w:t xml:space="preserve">  </w:t>
+            </w:r>
+            <w:r>
+              <w:rPr>
+                <w:rFonts w:ascii="Wingdings 3" w:hAnsi="Wingdings 3" w:cstheme="minorHAnsi"/>
+                <w:noProof/>
+                <w:color w:val="D60093"/>
+                <w:sz w:val="12"/>
+                <w:szCs w:val="12"/>
+                <w:lang w:eastAsia="fr-FR"/>
+              </w:rPr>
+              <w:t></w:t>
+            </w:r>
+          </w:p>
+        </w:tc>
+        <w:sdt>
+          <w:sdtPr>
+            <w:rPr>
+              <w:rFonts w:cstheme="minorHAnsi"/>
+              <w:i/>
+              <w:color w:val="000000" w:themeColor="text1"/>
+            </w:rPr>
+            <w:alias w:val="AT1 - Nom entreprise"/>
+            <w:tag w:val="AT1 - Nom entreprise"/>
+            <w:id w:val="-2035953922"/>
+            <w:placeholder>
+              <w:docPart w:val="0FD523863B724CF4A378DEE240DE1EEC"/>
+            </w:placeholder>
+            <w:showingPlcHdr/>
+          </w:sdtPr>
+          <w:sdtEndPr>
+            <w:rPr>
+              <w:i w:val="0"/>
+            </w:rPr>
+          </w:sdtEndPr>
+          <w:sdtContent>
+            <w:tc>
+              <w:tcPr>
+                <w:tcW w:w="5512" w:type="dxa"/>
+                <w:gridSpan w:val="2"/>
+                <w:tcBorders>
+                  <w:right w:val="single" w:sz="8" w:space="0" w:color="BFBFBF" w:themeColor="background1" w:themeShade="BF"/>
+                </w:tcBorders>
+              </w:tcPr>
+              <w:p>
+                <w:r>
+                  <w:t xml:space="preserve">AFPA Marseille — projet de fin de formation « Crew »</w:t>
+                </w:r>
+              </w:p>
+            </w:tc>
+          </w:sdtContent>
+        </w:sdt>
+      </w:tr>
+      <w:tr>
+        <w:trPr>
+          <w:trHeight w:val="508"/>
+        </w:trPr>
+        <w:tc>
+          <w:tcPr>
+            <w:tcW w:w="3554" w:type="dxa"/>
+            <w:gridSpan w:val="3"/>
+            <w:tcBorders>
+              <w:left w:val="single" w:sz="8" w:space="0" w:color="BFBFBF" w:themeColor="background1" w:themeShade="BF"/>
+            </w:tcBorders>
+          </w:tcPr>
+          <w:p>
+            <w:pPr>
+              <w:keepNext/>
+              <w:spacing w:before="120" w:after="120"/>
+              <w:rPr>
+                <w:rFonts w:cstheme="minorHAnsi"/>
+                <w:color w:val="404040" w:themeColor="text1" w:themeTint="BF"/>
+              </w:rPr>
+            </w:pPr>
+            <w:r>
+              <w:rPr>
+                <w:rFonts w:cstheme="minorHAnsi"/>
+                <w:color w:val="404040" w:themeColor="text1" w:themeTint="BF"/>
+              </w:rPr>
+              <w:t>Chantier, atelier, service</w:t>
+            </w:r>
+            <w:r>
+              <w:rPr>
+                <w:rFonts w:cstheme="minorHAnsi"/>
+                <w:b/>
+                <w:color w:val="404040" w:themeColor="text1" w:themeTint="BF"/>
+              </w:rPr>
+              <w:tab/>
+            </w:r>
+            <w:r>
+              <w:rPr>
+                <w:rFonts w:ascii="Wingdings 3" w:hAnsi="Wingdings 3" w:cstheme="minorHAnsi"/>
+                <w:noProof/>
+                <w:color w:val="D60093"/>
+                <w:sz w:val="12"/>
+                <w:szCs w:val="12"/>
+                <w:lang w:eastAsia="fr-FR"/>
+              </w:rPr>
+              <w:t></w:t>
+            </w:r>
+          </w:p>
+        </w:tc>
+        <w:tc>
+          <w:tcPr>
+            <w:tcW w:w="6795" w:type="dxa"/>
+            <w:gridSpan w:val="3"/>
+            <w:tcBorders>
+              <w:right w:val="single" w:sz="8" w:space="0" w:color="BFBFBF" w:themeColor="background1" w:themeShade="BF"/>
+            </w:tcBorders>
+          </w:tcPr>
+          <w:p>
+            <w:r>
+              <w:t xml:space="preserve">Formation DWWM, plateau pédagogique</w:t>
+            </w:r>
+          </w:p>
+        </w:tc>
+      </w:tr>
+      <w:tr>
+        <w:trPr>
+          <w:trHeight w:val="434"/>
+        </w:trPr>
+        <w:tc>
+          <w:tcPr>
+            <w:tcW w:w="10349" w:type="dxa"/>
+            <w:gridSpan w:val="6"/>
+            <w:tcBorders>
+              <w:left w:val="single" w:sz="8" w:space="0" w:color="BFBFBF" w:themeColor="background1" w:themeShade="BF"/>
+              <w:bottom w:val="single" w:sz="8" w:space="0" w:color="BFBFBF" w:themeColor="background1" w:themeShade="BF"/>
+              <w:right w:val="single" w:sz="8" w:space="0" w:color="BFBFBF" w:themeColor="background1" w:themeShade="BF"/>
+            </w:tcBorders>
+          </w:tcPr>
+          <w:p>
+            <w:r>
+              <w:t xml:space="preserve">Période d'exercice    Du : Mai 2026    au : Juillet 2026</w:t>
+            </w:r>
+          </w:p>
+        </w:tc>
+      </w:tr>
+      <w:tr>
+        <w:trPr>
+          <w:gridAfter w:val="1"/>
+          <w:wAfter w:w="567" w:type="dxa"/>
+        </w:trPr>
+        <w:tc>
+          <w:tcPr>
+            <w:tcW w:w="9782" w:type="dxa"/>
+            <w:gridSpan w:val="5"/>
+          </w:tcPr>
+          <w:p>
+            <w:pPr>
+              <w:rPr>
+                <w:rFonts w:cstheme="minorHAnsi"/>
+                <w:b/>
+                <w:color w:val="404040" w:themeColor="text1" w:themeTint="BF"/>
+                <w:sz w:val="12"/>
+                <w:szCs w:val="16"/>
+              </w:rPr>
+            </w:pPr>
+          </w:p>
+        </w:tc>
+      </w:tr>
+      <w:tr>
+        <w:trPr>
+          <w:gridAfter w:val="1"/>
+          <w:wAfter w:w="567" w:type="dxa"/>
+        </w:trPr>
+        <w:tc>
+          <w:tcPr>
+            <w:tcW w:w="9782" w:type="dxa"/>
+            <w:gridSpan w:val="5"/>
+          </w:tcPr>
+          <w:p>
+            <w:pPr>
+              <w:keepNext/>
+              <w:rPr>
+                <w:rFonts w:cstheme="minorHAnsi"/>
+                <w:color w:val="404040" w:themeColor="text1" w:themeTint="BF"/>
+                <w:sz w:val="12"/>
+                <w:szCs w:val="16"/>
+              </w:rPr>
+            </w:pPr>
+          </w:p>
+        </w:tc>
+      </w:tr>
+      <w:tr>
+        <w:trPr>
+          <w:gridAfter w:val="1"/>
+          <w:wAfter w:w="567" w:type="dxa"/>
+        </w:trPr>
+        <w:tc>
+          <w:tcPr>
+            <w:tcW w:w="9782" w:type="dxa"/>
+            <w:gridSpan w:val="5"/>
+            <w:tcBorders>
+              <w:left w:val="single" w:sz="24" w:space="0" w:color="D60093"/>
+              <w:bottom w:val="single" w:sz="8" w:space="0" w:color="D60093"/>
+            </w:tcBorders>
+          </w:tcPr>
+          <w:p>
+            <w:pPr>
+              <w:keepNext/>
+              <w:rPr>
+                <w:rFonts w:cstheme="minorHAnsi"/>
+                <w:b/>
+                <w:color w:val="404040" w:themeColor="text1" w:themeTint="BF"/>
+              </w:rPr>
+            </w:pPr>
+            <w:r>
+              <w:rPr>
+                <w:rFonts w:cstheme="minorHAnsi"/>
+                <w:b/>
+                <w:color w:val="404040" w:themeColor="text1" w:themeTint="BF"/>
+              </w:rPr>
+              <w:t xml:space="preserve">5. Informations complémentaires </w:t>
+            </w:r>
+            <w:r>
+              <w:rPr>
+                <w:rFonts w:cstheme="minorHAnsi"/>
+                <w:i/>
+                <w:color w:val="404040" w:themeColor="text1" w:themeTint="BF"/>
+              </w:rPr>
+              <w:t>(facultatif)</w:t>
+            </w:r>
+          </w:p>
+        </w:tc>
+      </w:tr>
+      <w:tr>
+        <w:trPr>
+          <w:trHeight w:val="15"/>
+        </w:trPr>
+        <w:tc>
+          <w:tcPr>
+            <w:tcW w:w="10349" w:type="dxa"/>
+            <w:gridSpan w:val="6"/>
+            <w:tcBorders>
+              <w:top w:val="single" w:sz="8" w:space="0" w:color="D60093"/>
+              <w:left w:val="single" w:sz="8" w:space="0" w:color="BFBFBF" w:themeColor="background1" w:themeShade="BF"/>
+              <w:right w:val="single" w:sz="8" w:space="0" w:color="BFBFBF" w:themeColor="background1" w:themeShade="BF"/>
+            </w:tcBorders>
+          </w:tcPr>
+          <w:p>
+            <w:pPr>
+              <w:keepNext/>
+              <w:rPr>
+                <w:rFonts w:cstheme="minorHAnsi"/>
+                <w:b/>
+                <w:color w:val="404040" w:themeColor="text1" w:themeTint="BF"/>
+                <w:sz w:val="12"/>
+              </w:rPr>
+            </w:pPr>
+          </w:p>
+        </w:tc>
+      </w:tr>
+      <w:tr>
+        <w:trPr>
+          <w:trHeight w:val="142"/>
+        </w:trPr>
+        <w:tc>
+          <w:tcPr>
+            <w:tcW w:w="10349" w:type="dxa"/>
+            <w:gridSpan w:val="6"/>
+            <w:tcBorders>
+              <w:left w:val="single" w:sz="8" w:space="0" w:color="BFBFBF" w:themeColor="background1" w:themeShade="BF"/>
+              <w:right w:val="single" w:sz="8" w:space="0" w:color="BFBFBF" w:themeColor="background1" w:themeShade="BF"/>
+            </w:tcBorders>
+          </w:tcPr>
+          <w:p>
+            <w:pPr>
+              <w:widowControl w:val="0"/>
+              <w:rPr>
+                <w:rFonts w:cstheme="minorHAnsi"/>
+                <w:color w:val="404040" w:themeColor="text1" w:themeTint="BF"/>
+                <w:sz w:val="24"/>
+              </w:rPr>
+            </w:pPr>
+          </w:p>
+        </w:tc>
+      </w:tr>
+      <w:tr>
+        <w:trPr>
+          <w:trHeight w:val="142"/>
+        </w:trPr>
+        <w:tc>
+          <w:tcPr>
+            <w:tcW w:w="10349" w:type="dxa"/>
+            <w:gridSpan w:val="6"/>
+            <w:tcBorders>
+              <w:left w:val="single" w:sz="8" w:space="0" w:color="BFBFBF" w:themeColor="background1" w:themeShade="BF"/>
+              <w:bottom w:val="single" w:sz="8" w:space="0" w:color="BFBFBF" w:themeColor="background1" w:themeShade="BF"/>
+              <w:right w:val="single" w:sz="8" w:space="0" w:color="BFBFBF" w:themeColor="background1" w:themeShade="BF"/>
+            </w:tcBorders>
+          </w:tcPr>
+          <w:p>
+            <w:pPr>
+              <w:rPr>
+                <w:rFonts w:cstheme="minorHAnsi"/>
+                <w:color w:val="404040" w:themeColor="text1" w:themeTint="BF"/>
+                <w:sz w:val="12"/>
+                <w:szCs w:val="16"/>
+              </w:rPr>
+            </w:pPr>
+          </w:p>
+        </w:tc>
+      </w:tr>
+    </w:tbl>
+    <w:tbl>
+      <w:tblPr>
+        <w:tblStyle w:val="Grilledutableau"/>
+        <w:tblW w:w="10349" w:type="dxa"/>
+        <w:tblInd w:w="-318" w:type="dxa"/>
+        <w:tblBorders>
+          <w:top w:val="none" w:sz="0" w:space="0" w:color="auto"/>
+          <w:left w:val="none" w:sz="0" w:space="0" w:color="auto"/>
+          <w:bottom w:val="none" w:sz="0" w:space="0" w:color="auto"/>
+          <w:right w:val="none" w:sz="0" w:space="0" w:color="auto"/>
+          <w:insideH w:val="none" w:sz="0" w:space="0" w:color="auto"/>
+          <w:insideV w:val="none" w:sz="0" w:space="0" w:color="auto"/>
+        </w:tblBorders>
+        <w:tblLayout w:type="fixed"/>
+        <w:tblCellMar>
+          <w:top w:w="57" w:type="dxa"/>
+        </w:tblCellMar>
+        <w:tblLook w:val="04A0" w:firstRow="1" w:lastRow="0" w:firstColumn="1" w:lastColumn="0" w:noHBand="0" w:noVBand="1"/>
+      </w:tblPr>
+      <w:tblGrid>
+        <w:gridCol w:w="2411"/>
+        <w:gridCol w:w="567"/>
+        <w:gridCol w:w="576"/>
+        <w:gridCol w:w="1283"/>
+        <w:gridCol w:w="4945"/>
+        <w:gridCol w:w="567"/>
+      </w:tblGrid>
+      <w:tr>
+        <w:trPr>
+          <w:trHeight w:val="397"/>
+        </w:trPr>
+        <w:tc>
+          <w:tcPr>
+            <w:tcW w:w="2411" w:type="dxa"/>
+            <w:vAlign w:val="bottom"/>
+          </w:tcPr>
+          <w:p>
+            <w:pPr>
+              <w:ind w:right="34"/>
+              <w:jc w:val="right"/>
+              <w:rPr>
+                <w:rFonts w:cstheme="minorHAnsi"/>
+                <w:b/>
+                <w:color w:val="D60093"/>
+                <w:sz w:val="36"/>
+                <w:szCs w:val="36"/>
+              </w:rPr>
+            </w:pPr>
+            <w:r>
+              <w:rPr>
+                <w:rFonts w:cstheme="minorHAnsi"/>
+                <w:b/>
+                <w:color w:val="D60093"/>
+                <w:sz w:val="36"/>
+                <w:szCs w:val="36"/>
+              </w:rPr>
+              <w:t>A</w:t>
+            </w:r>
+            <w:r>
+              <w:rPr>
+                <w:rFonts w:cstheme="minorHAnsi"/>
+                <w:b/>
+                <w:color w:val="D60093"/>
+                <w:sz w:val="36"/>
+                <w:szCs w:val="36"/>
+              </w:rPr>
+              <w:t xml:space="preserve">ctivité-type </w:t>
+            </w:r>
+          </w:p>
+        </w:tc>
+        <w:sdt>
+          <w:sdtPr>
+            <w:rPr>
+              <w:rFonts w:cstheme="minorHAnsi"/>
+              <w:b/>
+              <w:color w:val="D60093"/>
+              <w:sz w:val="36"/>
+              <w:szCs w:val="36"/>
+            </w:rPr>
+            <w:id w:val="-402920777"/>
+            <w:placeholder>
+              <w:docPart w:val="C1B65B95CFB741E08FC8C49358622DF0"/>
+            </w:placeholder>
+            <w:comboBox>
+              <w:listItem w:displayText="2" w:value="2"/>
+              <w:listItem w:displayText="3" w:value="3"/>
+              <w:listItem w:displayText="4" w:value="4"/>
+              <w:listItem w:displayText="5" w:value="5"/>
+            </w:comboBox>
+          </w:sdtPr>
+          <w:sdtContent>
+            <w:tc>
+              <w:tcPr>
+                <w:tcW w:w="567" w:type="dxa"/>
+                <w:vAlign w:val="bottom"/>
+              </w:tcPr>
+              <w:p>
+                <w:pPr>
+                  <w:ind w:right="34"/>
+                  <w:rPr>
+                    <w:rFonts w:cstheme="minorHAnsi"/>
+                    <w:b/>
+                    <w:color w:val="D60093"/>
+                    <w:sz w:val="36"/>
+                    <w:szCs w:val="36"/>
+                  </w:rPr>
+                </w:pPr>
+                <w:r>
+                  <w:rPr>
+                    <w:rFonts w:cstheme="minorHAnsi"/>
+                    <w:b/>
+                    <w:color w:val="D60093"/>
+                    <w:sz w:val="36"/>
+                    <w:szCs w:val="36"/>
+                  </w:rPr>
+                  <w:t>2</w:t>
+                </w:r>
+              </w:p>
+            </w:tc>
+          </w:sdtContent>
+        </w:sdt>
+        <w:sdt>
+          <w:sdtPr>
+            <w:rPr>
+              <w:rFonts w:cstheme="minorHAnsi"/>
+              <w:b/>
+              <w:color w:val="404040" w:themeColor="text1" w:themeTint="BF"/>
+              <w:sz w:val="24"/>
+              <w:szCs w:val="24"/>
+            </w:rPr>
+            <w:alias w:val="Intitulé de l'activité"/>
+            <w:tag w:val="Intitulé de l'activité"/>
+            <w:id w:val="-600724995"/>
+            <w:placeholder>
+              <w:docPart w:val="E7E95BB445C94B70A90C862E03D51C1B"/>
+            </w:placeholder>
+            <w:showingPlcHdr/>
+          </w:sdtPr>
+          <w:sdtContent>
+            <w:tc>
+              <w:tcPr>
+                <w:tcW w:w="7371" w:type="dxa"/>
+                <w:gridSpan w:val="4"/>
+                <w:tcBorders>
+                  <w:left w:val="nil"/>
+                </w:tcBorders>
+                <w:vAlign w:val="bottom"/>
+              </w:tcPr>
+              <w:p>
+                <w:r>
+                  <w:rPr>
+                    <w:b/>
+                  </w:rPr>
+                  <w:t xml:space="preserve">Développer la partie back-end d'une application web ou web mobile sécurisée</w:t>
+                </w:r>
+              </w:p>
+            </w:tc>
+          </w:sdtContent>
+        </w:sdt>
+      </w:tr>
+      <w:tr>
+        <w:trPr>
+          <w:trHeight w:val="365"/>
+        </w:trPr>
+        <w:tc>
+          <w:tcPr>
+            <w:tcW w:w="2978" w:type="dxa"/>
+            <w:gridSpan w:val="2"/>
+            <w:tcBorders>
+              <w:bottom w:val="thinThickMediumGap" w:sz="24" w:space="0" w:color="D60093"/>
+            </w:tcBorders>
+          </w:tcPr>
+          <w:p>
+            <w:pPr>
+              <w:tabs>
+                <w:tab w:val="right" w:leader="dot" w:pos="9072"/>
+              </w:tabs>
+              <w:spacing w:before="120" w:after="120"/>
+              <w:jc w:val="right"/>
+              <w:rPr>
+                <w:rFonts w:cstheme="minorHAnsi"/>
+                <w:b/>
+                <w:i/>
+                <w:color w:val="404040" w:themeColor="text1" w:themeTint="BF"/>
+                <w:sz w:val="24"/>
+                <w:szCs w:val="24"/>
+              </w:rPr>
+            </w:pPr>
+            <w:r>
+              <w:rPr>
+                <w:rFonts w:cstheme="minorHAnsi"/>
+                <w:b/>
+                <w:i/>
+                <w:color w:val="404040" w:themeColor="text1" w:themeTint="BF"/>
+              </w:rPr>
+              <w:t>Exemple</w:t>
+            </w:r>
+            <w:r>
+              <w:rPr>
+                <w:rFonts w:cstheme="minorHAnsi"/>
+                <w:b/>
+                <w:i/>
+                <w:color w:val="404040" w:themeColor="text1" w:themeTint="BF"/>
+              </w:rPr>
+              <w:t xml:space="preserve"> n°</w:t>
+            </w:r>
+            <w:r>
+              <w:rPr>
+                <w:rFonts w:cstheme="minorHAnsi"/>
+                <w:b/>
+                <w:i/>
+                <w:color w:val="404040" w:themeColor="text1" w:themeTint="BF"/>
+              </w:rPr>
+              <w:t xml:space="preserve"> 1</w:t>
+            </w:r>
+            <w:r>
+              <w:rPr>
+                <w:rFonts w:cstheme="minorHAnsi"/>
+                <w:b/>
+                <w:i/>
+                <w:color w:val="404040" w:themeColor="text1" w:themeTint="BF"/>
+                <w:sz w:val="24"/>
+                <w:szCs w:val="24"/>
+              </w:rPr>
+              <w:t xml:space="preserve"> </w:t>
+            </w:r>
+            <w:r>
+              <w:rPr>
+                <w:rFonts w:cstheme="minorHAnsi"/>
+                <w:b/>
+                <w:i/>
+                <w:color w:val="404040" w:themeColor="text1" w:themeTint="BF"/>
+                <w:sz w:val="24"/>
+                <w:szCs w:val="24"/>
+              </w:rPr>
+              <w:t xml:space="preserve"> </w:t>
+            </w:r>
+            <w:r>
+              <w:rPr>
+                <w:rFonts w:ascii="Wingdings 3" w:hAnsi="Wingdings 3" w:cstheme="minorHAnsi"/>
+                <w:noProof/>
+                <w:color w:val="D60093"/>
+                <w:sz w:val="12"/>
+                <w:szCs w:val="12"/>
+                <w:lang w:eastAsia="fr-FR"/>
+              </w:rPr>
+              <w:t></w:t>
+            </w:r>
+          </w:p>
+        </w:tc>
+        <w:sdt>
+          <w:sdtPr>
+            <w:rPr>
+              <w:rFonts w:cstheme="minorHAnsi"/>
+              <w:b/>
+              <w:i/>
+              <w:color w:val="000000" w:themeColor="text1"/>
+            </w:rPr>
+            <w:id w:val="-1552692824"/>
+            <w:placeholder>
+              <w:docPart w:val="DE2CB66794414BB499DCD0D5C1283B32"/>
+            </w:placeholder>
+            <w:showingPlcHdr/>
+          </w:sdtPr>
+          <w:sdtContent>
+            <w:tc>
+              <w:tcPr>
+                <w:tcW w:w="7371" w:type="dxa"/>
+                <w:gridSpan w:val="4"/>
+                <w:tcBorders>
+                  <w:left w:val="nil"/>
+                  <w:bottom w:val="thinThickMediumGap" w:sz="24" w:space="0" w:color="D60093"/>
+                </w:tcBorders>
+              </w:tcPr>
+              <w:p>
+                <w:r>
+                  <w:rPr>
+                    <w:b/>
+                  </w:rPr>
+                  <w:t xml:space="preserve">Application Crew — Génération d'un flux iCalendar RFC 5545</w:t>
+                </w:r>
+              </w:p>
+            </w:tc>
+          </w:sdtContent>
+        </w:sdt>
+      </w:tr>
+      <w:tr>
+        <w:trPr>
+          <w:trHeight w:val="365"/>
+        </w:trPr>
+        <w:tc>
+          <w:tcPr>
+            <w:tcW w:w="10349" w:type="dxa"/>
+            <w:gridSpan w:val="6"/>
+            <w:tcBorders>
+              <w:top w:val="thinThickMediumGap" w:sz="24" w:space="0" w:color="D60093"/>
+            </w:tcBorders>
+          </w:tcPr>
+          <w:p>
+            <w:pPr>
+              <w:rPr>
+                <w:rFonts w:cstheme="minorHAnsi"/>
+                <w:b/>
+                <w:color w:val="404040" w:themeColor="text1" w:themeTint="BF"/>
+              </w:rPr>
+            </w:pPr>
+          </w:p>
+        </w:tc>
+      </w:tr>
+      <w:tr>
+        <w:tc>
+          <w:tcPr>
+            <w:tcW w:w="10349" w:type="dxa"/>
+            <w:gridSpan w:val="6"/>
+          </w:tcPr>
+          <w:p>
+            <w:pPr>
+              <w:keepNext/>
+              <w:rPr>
+                <w:rFonts w:cstheme="minorHAnsi"/>
+                <w:b/>
+                <w:color w:val="404040" w:themeColor="text1" w:themeTint="BF"/>
+                <w:sz w:val="12"/>
+                <w:szCs w:val="16"/>
+              </w:rPr>
+            </w:pPr>
+          </w:p>
+        </w:tc>
+      </w:tr>
+      <w:tr>
+        <w:tc>
+          <w:tcPr>
+            <w:tcW w:w="10349" w:type="dxa"/>
+            <w:gridSpan w:val="6"/>
+            <w:tcBorders>
+              <w:left w:val="single" w:sz="24" w:space="0" w:color="D60093"/>
+              <w:bottom w:val="single" w:sz="8" w:space="0" w:color="D60093"/>
+            </w:tcBorders>
+          </w:tcPr>
+          <w:p>
+            <w:pPr>
+              <w:keepNext/>
+              <w:rPr>
+                <w:rFonts w:cstheme="minorHAnsi"/>
+                <w:b/>
+                <w:color w:val="404040" w:themeColor="text1" w:themeTint="BF"/>
+              </w:rPr>
+            </w:pPr>
+            <w:r>
+              <w:rPr>
+                <w:rFonts w:cstheme="minorHAnsi"/>
+                <w:b/>
+                <w:color w:val="404040" w:themeColor="text1" w:themeTint="BF"/>
+              </w:rPr>
+              <w:t>1. Décrivez les tâches ou opérations que vous avez effectuées, et dans quelles conditions</w:t>
+            </w:r>
+            <w:r>
+              <w:rPr>
+                <w:rFonts w:cstheme="minorHAnsi"/>
+                <w:b/>
+                <w:color w:val="404040" w:themeColor="text1" w:themeTint="BF"/>
+              </w:rPr>
+              <w:t> :</w:t>
+            </w:r>
+          </w:p>
+        </w:tc>
+      </w:tr>
+      <w:tr>
+        <w:trPr>
+          <w:trHeight w:val="15"/>
+        </w:trPr>
+        <w:tc>
+          <w:tcPr>
+            <w:tcW w:w="10349" w:type="dxa"/>
+            <w:gridSpan w:val="6"/>
+            <w:tcBorders>
+              <w:top w:val="single" w:sz="8" w:space="0" w:color="D60093"/>
+              <w:left w:val="single" w:sz="8" w:space="0" w:color="BFBFBF" w:themeColor="background1" w:themeShade="BF"/>
+              <w:right w:val="single" w:sz="8" w:space="0" w:color="BFBFBF" w:themeColor="background1" w:themeShade="BF"/>
+            </w:tcBorders>
+          </w:tcPr>
+          <w:p>
+            <w:r>
+              <w:t xml:space="preserve">Pour permettre à chaque équipier de recevoir ses shifts directement dans son application Calendrier native (iPhone Calendar, Google Calendar, Outlook), j'ai implémenté la génération d'un flux iCalendar conforme à la RFC 5545 — pas d'application supplémentaire à installer.</w:t>
+            </w:r>
+            <w:r>
+              <w:br/>
+            </w:r>
+            <w:r>
+              <w:t xml:space="preserve"/>
+            </w:r>
+            <w:r>
+              <w:br/>
+            </w:r>
+            <w:r>
+              <w:t xml:space="preserve">Réalisations :</w:t>
+            </w:r>
+            <w:r>
+              <w:br/>
+            </w:r>
+            <w:r>
+              <w:t xml:space="preserve"/>
+            </w:r>
+            <w:r>
+              <w:br/>
+            </w:r>
+            <w:r>
+              <w:t xml:space="preserve">• endpoint GET /calendar/:token et /calendar/:token/perso.ics qui authentifient via un token URL (le calendar_token généré à l'inscription) — pas de JWT car les applications calendrier ne savent pas en envoyer ;</w:t>
+            </w:r>
+            <w:r>
+              <w:br/>
+            </w:r>
+            <w:r>
+              <w:t xml:space="preserve"/>
+            </w:r>
+            <w:r>
+              <w:br/>
+            </w:r>
+            <w:r>
+              <w:t xml:space="preserve">• construction d'un objet VCALENDAR avec ical-generator : un VEVENT par shift, intégrant UID stable, DTSTART/DTEND, SUMMARY (Service midi — Cuisine), DESCRIPTION (poste, note manager) et VALARM (notification 2 h avant) ;</w:t>
+            </w:r>
+            <w:r>
+              <w:br/>
+            </w:r>
+            <w:r>
+              <w:t xml:space="preserve"/>
+            </w:r>
+            <w:r>
+              <w:br/>
+            </w:r>
+            <w:r>
+              <w:t xml:space="preserve">• gestion de la timezone (Europe/Paris) avec passage automatique heure d'été ;</w:t>
+            </w:r>
+            <w:r>
+              <w:br/>
+            </w:r>
+            <w:r>
+              <w:t xml:space="preserve"/>
+            </w:r>
+            <w:r>
+              <w:br/>
+            </w:r>
+            <w:r>
+              <w:t xml:space="preserve">• endpoint distinct par équipe (calendar/:token/family/:familyId.ics) pour filtrer les shifts d'une seule équipe lorsque l'équipier appartient à plusieurs ;</w:t>
+            </w:r>
+            <w:r>
+              <w:br/>
+            </w:r>
+            <w:r>
+              <w:t xml:space="preserve"/>
+            </w:r>
+            <w:r>
+              <w:br/>
+            </w:r>
+            <w:r>
+              <w:t xml:space="preserve">• tests manuels validés sur iPhone (ajout via Réglages → Calendrier → Comptes → Ajouter URL), Google Calendar (Ajouter agenda → À partir d'une URL), Outlook.</w:t>
+            </w:r>
+            <w:r>
+              <w:br/>
+            </w:r>
+            <w:r>
+              <w:t xml:space="preserve"/>
+            </w:r>
+            <w:r>
+              <w:br/>
+            </w:r>
+            <w:r>
+              <w:t xml:space="preserve">Extrait — construction du flux :</w:t>
+            </w:r>
+            <w:r>
+              <w:br/>
+            </w:r>
+            <w:r>
+              <w:t xml:space="preserve">// back/src/services/ical.service.js</w:t>
+            </w:r>
+            <w:r>
+              <w:br/>
+            </w:r>
+            <w:r>
+              <w:t xml:space="preserve">export function buildIcal({ ownerName, shifts }) {</w:t>
+            </w:r>
+            <w:r>
+              <w:br/>
+            </w:r>
+            <w:r>
+              <w:t xml:space="preserve">  const cal = ical({</w:t>
+            </w:r>
+            <w:r>
+              <w:br/>
+            </w:r>
+            <w:r>
+              <w:t xml:space="preserve">    name: `Crew ${ownerName}`,</w:t>
+            </w:r>
+            <w:r>
+              <w:br/>
+            </w:r>
+            <w:r>
+              <w:t xml:space="preserve">    prodId: { company: 'Crew', product: 'Planner', language: 'FR' },</w:t>
+            </w:r>
+            <w:r>
+              <w:br/>
+            </w:r>
+            <w:r>
+              <w:t xml:space="preserve">    timezone: 'Europe/Paris',</w:t>
+            </w:r>
+            <w:r>
+              <w:br/>
+            </w:r>
+            <w:r>
+              <w:t xml:space="preserve">  });</w:t>
+            </w:r>
+            <w:r>
+              <w:br/>
+            </w:r>
+            <w:r>
+              <w:t xml:space="preserve">  shifts.forEach((s) =&gt; {</w:t>
+            </w:r>
+            <w:r>
+              <w:br/>
+            </w:r>
+            <w:r>
+              <w:t xml:space="preserve">    cal.createEvent({</w:t>
+            </w:r>
+            <w:r>
+              <w:br/>
+            </w:r>
+            <w:r>
+              <w:t xml:space="preserve">      uid: `shift-${s.id}@crew-planner`,</w:t>
+            </w:r>
+            <w:r>
+              <w:br/>
+            </w:r>
+            <w:r>
+              <w:t xml:space="preserve">      start: shiftStart(s), end: shiftEnd(s),</w:t>
+            </w:r>
+            <w:r>
+              <w:br/>
+            </w:r>
+            <w:r>
+              <w:t xml:space="preserve">      summary: `Service ${s.shift_type} — ${s.poste}`,</w:t>
+            </w:r>
+            <w:r>
+              <w:br/>
+            </w:r>
+            <w:r>
+              <w:t xml:space="preserve">      alarms: [{ type: 'display', triggerBefore: 7200 }],</w:t>
+            </w:r>
+            <w:r>
+              <w:br/>
+            </w:r>
+            <w:r>
+              <w:t xml:space="preserve">    });</w:t>
+            </w:r>
+            <w:r>
+              <w:br/>
+            </w:r>
+            <w:r>
+              <w:t xml:space="preserve">  });</w:t>
+            </w:r>
+            <w:r>
+              <w:br/>
+            </w:r>
+            <w:r>
+              <w:t xml:space="preserve">  return cal;</w:t>
+            </w:r>
+            <w:r>
+              <w:br/>
+            </w:r>
+            <w:r>
+              <w:t xml:space="preserve">}</w:t>
+            </w:r>
+          </w:p>
+        </w:tc>
+      </w:tr>
+      <w:tr>
+        <w:trPr>
+          <w:trHeight w:val="142"/>
+        </w:trPr>
+        <w:tc>
+          <w:tcPr>
+            <w:tcW w:w="10349" w:type="dxa"/>
+            <w:gridSpan w:val="6"/>
+            <w:tcBorders>
+              <w:left w:val="single" w:sz="8" w:space="0" w:color="BFBFBF" w:themeColor="background1" w:themeShade="BF"/>
+              <w:right w:val="single" w:sz="8" w:space="0" w:color="BFBFBF" w:themeColor="background1" w:themeShade="BF"/>
+            </w:tcBorders>
+          </w:tcPr>
+          <w:p>
+            <w:pPr>
+              <w:widowControl w:val="0"/>
+              <w:rPr>
+                <w:rFonts w:cstheme="minorHAnsi"/>
+                <w:color w:val="404040" w:themeColor="text1" w:themeTint="BF"/>
+                <w:sz w:val="24"/>
+              </w:rPr>
+            </w:pPr>
+          </w:p>
+        </w:tc>
+      </w:tr>
+      <w:tr>
+        <w:trPr>
+          <w:trHeight w:val="142"/>
+        </w:trPr>
+        <w:tc>
+          <w:tcPr>
+            <w:tcW w:w="10349" w:type="dxa"/>
+            <w:gridSpan w:val="6"/>
+            <w:tcBorders>
+              <w:left w:val="single" w:sz="8" w:space="0" w:color="BFBFBF" w:themeColor="background1" w:themeShade="BF"/>
+              <w:bottom w:val="single" w:sz="8" w:space="0" w:color="BFBFBF" w:themeColor="background1" w:themeShade="BF"/>
+              <w:right w:val="single" w:sz="8" w:space="0" w:color="BFBFBF" w:themeColor="background1" w:themeShade="BF"/>
+            </w:tcBorders>
+          </w:tcPr>
+          <w:p>
+            <w:pPr>
+              <w:rPr>
+                <w:rFonts w:cstheme="minorHAnsi"/>
+                <w:color w:val="404040" w:themeColor="text1" w:themeTint="BF"/>
+                <w:sz w:val="12"/>
+                <w:szCs w:val="16"/>
+              </w:rPr>
+            </w:pPr>
+          </w:p>
+        </w:tc>
+      </w:tr>
+      <w:tr>
+        <w:trPr>
+          <w:gridAfter w:val="1"/>
+          <w:wAfter w:w="567" w:type="dxa"/>
+        </w:trPr>
+        <w:tc>
+          <w:tcPr>
+            <w:tcW w:w="9782" w:type="dxa"/>
+            <w:gridSpan w:val="5"/>
+          </w:tcPr>
+          <w:p>
+            <w:pPr>
+              <w:rPr>
+                <w:rFonts w:cstheme="minorHAnsi"/>
+                <w:b/>
+                <w:color w:val="404040" w:themeColor="text1" w:themeTint="BF"/>
+                <w:sz w:val="12"/>
+                <w:szCs w:val="16"/>
+              </w:rPr>
+            </w:pPr>
+          </w:p>
+        </w:tc>
+      </w:tr>
+      <w:tr>
+        <w:tc>
+          <w:tcPr>
+            <w:tcW w:w="10349" w:type="dxa"/>
+            <w:gridSpan w:val="6"/>
+          </w:tcPr>
+          <w:p>
+            <w:pPr>
+              <w:keepNext/>
+              <w:rPr>
+                <w:rFonts w:cstheme="minorHAnsi"/>
+                <w:b/>
+                <w:color w:val="404040" w:themeColor="text1" w:themeTint="BF"/>
+                <w:sz w:val="12"/>
+                <w:szCs w:val="16"/>
+              </w:rPr>
+            </w:pPr>
+          </w:p>
+        </w:tc>
+      </w:tr>
+      <w:tr>
+        <w:tc>
+          <w:tcPr>
+            <w:tcW w:w="10349" w:type="dxa"/>
+            <w:gridSpan w:val="6"/>
+            <w:tcBorders>
+              <w:left w:val="single" w:sz="24" w:space="0" w:color="D60093"/>
+              <w:bottom w:val="single" w:sz="8" w:space="0" w:color="D60093"/>
+            </w:tcBorders>
+          </w:tcPr>
+          <w:p>
+            <w:pPr>
+              <w:keepNext/>
+              <w:rPr>
+                <w:rFonts w:cstheme="minorHAnsi"/>
+                <w:b/>
+                <w:color w:val="404040" w:themeColor="text1" w:themeTint="BF"/>
+              </w:rPr>
+            </w:pPr>
+            <w:r>
+              <w:rPr>
+                <w:rFonts w:cstheme="minorHAnsi"/>
+                <w:b/>
+                <w:color w:val="404040" w:themeColor="text1" w:themeTint="BF"/>
+              </w:rPr>
+              <w:t>2. Précisez les moyens utilisés</w:t>
+            </w:r>
+            <w:r>
+              <w:rPr>
+                <w:rFonts w:cstheme="minorHAnsi"/>
+                <w:b/>
+                <w:color w:val="404040" w:themeColor="text1" w:themeTint="BF"/>
+              </w:rPr>
+              <w:t> :</w:t>
+            </w:r>
+          </w:p>
+        </w:tc>
+      </w:tr>
+      <w:tr>
+        <w:trPr>
+          <w:trHeight w:val="15"/>
+        </w:trPr>
+        <w:tc>
+          <w:tcPr>
+            <w:tcW w:w="10349" w:type="dxa"/>
+            <w:gridSpan w:val="6"/>
+            <w:tcBorders>
+              <w:top w:val="single" w:sz="8" w:space="0" w:color="D60093"/>
+              <w:left w:val="single" w:sz="8" w:space="0" w:color="BFBFBF" w:themeColor="background1" w:themeShade="BF"/>
+              <w:right w:val="single" w:sz="8" w:space="0" w:color="BFBFBF" w:themeColor="background1" w:themeShade="BF"/>
+            </w:tcBorders>
+          </w:tcPr>
+          <w:p>
+            <w:r>
+              <w:t xml:space="preserve">Stack technique :</w:t>
+            </w:r>
+            <w:r>
+              <w:br/>
+            </w:r>
+            <w:r>
+              <w:t xml:space="preserve">  • ical-generator 7.2 (construit un flux RFC 5545 valide en JS)</w:t>
+            </w:r>
+            <w:r>
+              <w:br/>
+            </w:r>
+            <w:r>
+              <w:t xml:space="preserve">  • date-fns-tz pour les conversions de timezone</w:t>
+            </w:r>
+            <w:r>
+              <w:br/>
+            </w:r>
+            <w:r>
+              <w:t xml:space="preserve">  • Express pour exposer les 3 endpoints calendar</w:t>
+            </w:r>
+            <w:r>
+              <w:br/>
+            </w:r>
+            <w:r>
+              <w:t xml:space="preserve"/>
+            </w:r>
+            <w:r>
+              <w:br/>
+            </w:r>
+            <w:r>
+              <w:t xml:space="preserve">Standards respectés :</w:t>
+            </w:r>
+            <w:r>
+              <w:br/>
+            </w:r>
+            <w:r>
+              <w:t xml:space="preserve">  • RFC 5545 (iCalendar) : UID stable, DTSTART/DTEND, VALARM</w:t>
+            </w:r>
+            <w:r>
+              <w:br/>
+            </w:r>
+            <w:r>
+              <w:t xml:space="preserve">  • Réponse Content-Type: text/calendar; charset=utf-8</w:t>
+            </w:r>
+            <w:r>
+              <w:br/>
+            </w:r>
+            <w:r>
+              <w:t xml:space="preserve">  • Pas d'expiration sur le token URL → l'équipier ne doit pas le partager publiquement (régénération possible depuis Profil)</w:t>
+            </w:r>
+          </w:p>
+        </w:tc>
+      </w:tr>
+      <w:tr>
+        <w:trPr>
+          <w:trHeight w:val="142"/>
+        </w:trPr>
+        <w:tc>
+          <w:tcPr>
+            <w:tcW w:w="10349" w:type="dxa"/>
+            <w:gridSpan w:val="6"/>
+            <w:tcBorders>
+              <w:left w:val="single" w:sz="8" w:space="0" w:color="BFBFBF" w:themeColor="background1" w:themeShade="BF"/>
+              <w:right w:val="single" w:sz="8" w:space="0" w:color="BFBFBF" w:themeColor="background1" w:themeShade="BF"/>
+            </w:tcBorders>
+          </w:tcPr>
+          <w:p>
+            <w:pPr>
+              <w:widowControl w:val="0"/>
+              <w:rPr>
+                <w:rFonts w:cstheme="minorHAnsi"/>
+                <w:color w:val="404040" w:themeColor="text1" w:themeTint="BF"/>
+                <w:sz w:val="24"/>
+              </w:rPr>
+            </w:pPr>
+          </w:p>
+        </w:tc>
+      </w:tr>
+      <w:tr>
+        <w:trPr>
+          <w:trHeight w:val="142"/>
+        </w:trPr>
+        <w:tc>
+          <w:tcPr>
+            <w:tcW w:w="10349" w:type="dxa"/>
+            <w:gridSpan w:val="6"/>
+            <w:tcBorders>
+              <w:left w:val="single" w:sz="8" w:space="0" w:color="BFBFBF" w:themeColor="background1" w:themeShade="BF"/>
+              <w:bottom w:val="single" w:sz="8" w:space="0" w:color="BFBFBF" w:themeColor="background1" w:themeShade="BF"/>
+              <w:right w:val="single" w:sz="8" w:space="0" w:color="BFBFBF" w:themeColor="background1" w:themeShade="BF"/>
+            </w:tcBorders>
+          </w:tcPr>
+          <w:p>
+            <w:pPr>
+              <w:rPr>
+                <w:rFonts w:cstheme="minorHAnsi"/>
+                <w:color w:val="404040" w:themeColor="text1" w:themeTint="BF"/>
+                <w:sz w:val="12"/>
+                <w:szCs w:val="16"/>
+              </w:rPr>
+            </w:pPr>
+          </w:p>
+        </w:tc>
+      </w:tr>
+      <w:tr>
+        <w:tc>
+          <w:tcPr>
+            <w:tcW w:w="10349" w:type="dxa"/>
+            <w:gridSpan w:val="6"/>
+          </w:tcPr>
+          <w:p>
+            <w:pPr>
+              <w:keepNext/>
+              <w:rPr>
+                <w:sz w:val="12"/>
+              </w:rPr>
+            </w:pPr>
+          </w:p>
+        </w:tc>
+      </w:tr>
+      <w:tr>
+        <w:tc>
+          <w:tcPr>
+            <w:tcW w:w="10349" w:type="dxa"/>
+            <w:gridSpan w:val="6"/>
+          </w:tcPr>
+          <w:p>
+            <w:pPr>
+              <w:keepNext/>
+              <w:rPr>
+                <w:rFonts w:cstheme="minorHAnsi"/>
+                <w:b/>
+                <w:color w:val="404040" w:themeColor="text1" w:themeTint="BF"/>
+                <w:sz w:val="12"/>
+                <w:szCs w:val="16"/>
+              </w:rPr>
+            </w:pPr>
+            <w:r>
+              <w:br w:type="page"/>
+            </w:r>
+          </w:p>
+        </w:tc>
+      </w:tr>
+      <w:tr>
+        <w:tc>
+          <w:tcPr>
+            <w:tcW w:w="10349" w:type="dxa"/>
+            <w:gridSpan w:val="6"/>
+            <w:tcBorders>
+              <w:left w:val="single" w:sz="24" w:space="0" w:color="D60093"/>
+              <w:bottom w:val="single" w:sz="8" w:space="0" w:color="D60093"/>
+            </w:tcBorders>
+          </w:tcPr>
+          <w:p>
+            <w:pPr>
+              <w:keepNext/>
+              <w:rPr>
+                <w:rFonts w:cstheme="minorHAnsi"/>
+                <w:b/>
+                <w:color w:val="404040" w:themeColor="text1" w:themeTint="BF"/>
+              </w:rPr>
+            </w:pPr>
+            <w:r>
+              <w:rPr>
+                <w:rFonts w:cstheme="minorHAnsi"/>
+                <w:b/>
+                <w:color w:val="404040" w:themeColor="text1" w:themeTint="BF"/>
+              </w:rPr>
+              <w:t>3. Avec qui avez-vous travaillé ?</w:t>
+            </w:r>
+          </w:p>
+        </w:tc>
+      </w:tr>
+      <w:tr>
+        <w:trPr>
+          <w:trHeight w:val="15"/>
+        </w:trPr>
+        <w:tc>
+          <w:tcPr>
+            <w:tcW w:w="10349" w:type="dxa"/>
+            <w:gridSpan w:val="6"/>
+            <w:tcBorders>
+              <w:top w:val="single" w:sz="8" w:space="0" w:color="D60093"/>
+              <w:left w:val="single" w:sz="8" w:space="0" w:color="BFBFBF" w:themeColor="background1" w:themeShade="BF"/>
+              <w:right w:val="single" w:sz="8" w:space="0" w:color="BFBFBF" w:themeColor="background1" w:themeShade="BF"/>
+            </w:tcBorders>
+          </w:tcPr>
+          <w:p>
+            <w:r>
+              <w:t xml:space="preserve">Projet réalisé en solo dans le cadre de la formation AFPA DWWM. Mêmes interlocuteurs que pour l'AT1 :</w:t>
+            </w:r>
+            <w:r>
+              <w:br/>
+            </w:r>
+            <w:r>
+              <w:t xml:space="preserve">  • formateur référent AFPA Marseille pour validation des choix d'architecture et des décisions de sécurité ;</w:t>
+            </w:r>
+            <w:r>
+              <w:br/>
+            </w:r>
+            <w:r>
+              <w:t xml:space="preserve">  • promotion DWWM pour partage et entraide ;</w:t>
+            </w:r>
+            <w:r>
+              <w:br/>
+            </w:r>
+            <w:r>
+              <w:t xml:space="preserve">  • documentation officielle Node.js, Express, MariaDB, OWASP.</w:t>
+            </w:r>
+          </w:p>
+        </w:tc>
+      </w:tr>
+      <w:tr>
+        <w:trPr>
+          <w:trHeight w:val="142"/>
+        </w:trPr>
+        <w:tc>
+          <w:tcPr>
+            <w:tcW w:w="10349" w:type="dxa"/>
+            <w:gridSpan w:val="6"/>
+            <w:tcBorders>
+              <w:left w:val="single" w:sz="8" w:space="0" w:color="BFBFBF" w:themeColor="background1" w:themeShade="BF"/>
+              <w:right w:val="single" w:sz="8" w:space="0" w:color="BFBFBF" w:themeColor="background1" w:themeShade="BF"/>
+            </w:tcBorders>
+          </w:tcPr>
+          <w:p>
+            <w:pPr>
+              <w:widowControl w:val="0"/>
+              <w:rPr>
+                <w:rFonts w:cstheme="minorHAnsi"/>
+                <w:color w:val="404040" w:themeColor="text1" w:themeTint="BF"/>
+                <w:sz w:val="24"/>
+              </w:rPr>
+            </w:pPr>
+          </w:p>
+        </w:tc>
+      </w:tr>
+      <w:tr>
+        <w:trPr>
+          <w:trHeight w:val="142"/>
+        </w:trPr>
+        <w:tc>
+          <w:tcPr>
+            <w:tcW w:w="10349" w:type="dxa"/>
+            <w:gridSpan w:val="6"/>
+            <w:tcBorders>
+              <w:left w:val="single" w:sz="8" w:space="0" w:color="BFBFBF" w:themeColor="background1" w:themeShade="BF"/>
+              <w:bottom w:val="single" w:sz="8" w:space="0" w:color="BFBFBF" w:themeColor="background1" w:themeShade="BF"/>
+              <w:right w:val="single" w:sz="8" w:space="0" w:color="BFBFBF" w:themeColor="background1" w:themeShade="BF"/>
+            </w:tcBorders>
+          </w:tcPr>
+          <w:p>
+            <w:pPr>
+              <w:rPr>
+                <w:rFonts w:cstheme="minorHAnsi"/>
+                <w:color w:val="404040" w:themeColor="text1" w:themeTint="BF"/>
+                <w:sz w:val="12"/>
+                <w:szCs w:val="16"/>
+              </w:rPr>
+            </w:pPr>
+          </w:p>
+        </w:tc>
+      </w:tr>
+      <w:tr>
+        <w:trPr>
+          <w:gridAfter w:val="1"/>
+          <w:wAfter w:w="567" w:type="dxa"/>
+        </w:trPr>
+        <w:tc>
+          <w:tcPr>
+            <w:tcW w:w="9782" w:type="dxa"/>
+            <w:gridSpan w:val="5"/>
+          </w:tcPr>
+          <w:p>
+            <w:pPr>
+              <w:rPr>
+                <w:rFonts w:cstheme="minorHAnsi"/>
+                <w:b/>
+                <w:color w:val="404040" w:themeColor="text1" w:themeTint="BF"/>
+                <w:sz w:val="12"/>
+                <w:szCs w:val="16"/>
+              </w:rPr>
+            </w:pPr>
+          </w:p>
+        </w:tc>
+      </w:tr>
+      <w:tr>
+        <w:tc>
+          <w:tcPr>
+            <w:tcW w:w="10349" w:type="dxa"/>
+            <w:gridSpan w:val="6"/>
+          </w:tcPr>
+          <w:p>
+            <w:pPr>
+              <w:keepNext/>
+              <w:rPr>
+                <w:rFonts w:cstheme="minorHAnsi"/>
+                <w:b/>
+                <w:color w:val="404040" w:themeColor="text1" w:themeTint="BF"/>
+                <w:sz w:val="12"/>
+                <w:szCs w:val="16"/>
+              </w:rPr>
+            </w:pPr>
+          </w:p>
+        </w:tc>
+      </w:tr>
+      <w:tr>
+        <w:tc>
+          <w:tcPr>
+            <w:tcW w:w="10349" w:type="dxa"/>
+            <w:gridSpan w:val="6"/>
+            <w:tcBorders>
+              <w:left w:val="single" w:sz="24" w:space="0" w:color="D60093"/>
+              <w:bottom w:val="single" w:sz="8" w:space="0" w:color="D60093"/>
+            </w:tcBorders>
+          </w:tcPr>
+          <w:p>
+            <w:pPr>
+              <w:keepNext/>
+              <w:rPr>
+                <w:rFonts w:cstheme="minorHAnsi"/>
+                <w:b/>
+                <w:color w:val="404040" w:themeColor="text1" w:themeTint="BF"/>
+              </w:rPr>
+            </w:pPr>
+            <w:r>
+              <w:rPr>
+                <w:rFonts w:cstheme="minorHAnsi"/>
+                <w:b/>
+                <w:color w:val="404040" w:themeColor="text1" w:themeTint="BF"/>
+              </w:rPr>
+              <w:t>4. Contexte</w:t>
+            </w:r>
+          </w:p>
+        </w:tc>
+      </w:tr>
+      <w:tr>
+        <w:trPr>
+          <w:trHeight w:val="15"/>
+        </w:trPr>
+        <w:tc>
+          <w:tcPr>
+            <w:tcW w:w="4837" w:type="dxa"/>
+            <w:gridSpan w:val="4"/>
+            <w:tcBorders>
+              <w:top w:val="single" w:sz="8" w:space="0" w:color="D60093"/>
+              <w:left w:val="single" w:sz="8" w:space="0" w:color="BFBFBF" w:themeColor="background1" w:themeShade="BF"/>
+            </w:tcBorders>
+          </w:tcPr>
+          <w:p>
+            <w:pPr>
+              <w:keepNext/>
+              <w:rPr>
+                <w:rFonts w:cstheme="minorHAnsi"/>
+                <w:b/>
+                <w:color w:val="404040" w:themeColor="text1" w:themeTint="BF"/>
+                <w:sz w:val="12"/>
+              </w:rPr>
+            </w:pPr>
+          </w:p>
+        </w:tc>
+        <w:tc>
+          <w:tcPr>
+            <w:tcW w:w="5512" w:type="dxa"/>
+            <w:gridSpan w:val="2"/>
+            <w:tcBorders>
+              <w:top w:val="single" w:sz="8" w:space="0" w:color="D60093"/>
+              <w:right w:val="single" w:sz="8" w:space="0" w:color="BFBFBF" w:themeColor="background1" w:themeShade="BF"/>
+            </w:tcBorders>
+          </w:tcPr>
+          <w:p>
+            <w:pPr>
+              <w:keepNext/>
+              <w:rPr>
+                <w:rFonts w:cstheme="minorHAnsi"/>
+                <w:b/>
+                <w:color w:val="404040" w:themeColor="text1" w:themeTint="BF"/>
+                <w:sz w:val="12"/>
+              </w:rPr>
+            </w:pPr>
+          </w:p>
+        </w:tc>
+      </w:tr>
+      <w:tr>
+        <w:trPr>
+          <w:trHeight w:val="379"/>
+        </w:trPr>
+        <w:tc>
+          <w:tcPr>
+            <w:tcW w:w="4837" w:type="dxa"/>
+            <w:gridSpan w:val="4"/>
+            <w:tcBorders>
+              <w:left w:val="single" w:sz="8" w:space="0" w:color="BFBFBF" w:themeColor="background1" w:themeShade="BF"/>
+            </w:tcBorders>
+          </w:tcPr>
+          <w:p>
+            <w:pPr>
+              <w:keepNext/>
+              <w:spacing w:after="120"/>
+              <w:rPr>
+                <w:rFonts w:cstheme="minorHAnsi"/>
+                <w:color w:val="404040" w:themeColor="text1" w:themeTint="BF"/>
+                <w:sz w:val="24"/>
+              </w:rPr>
+            </w:pPr>
+            <w:r>
+              <w:rPr>
+                <w:rFonts w:cstheme="minorHAnsi"/>
+                <w:color w:val="404040" w:themeColor="text1" w:themeTint="BF"/>
+              </w:rPr>
+              <w:t>Nom de l’entreprise, organisme ou association</w:t>
+            </w:r>
+            <w:r>
+              <w:rPr>
+                <w:rFonts w:cstheme="minorHAnsi"/>
+                <w:b/>
+                <w:color w:val="404040" w:themeColor="text1" w:themeTint="BF"/>
+              </w:rPr>
+              <w:t xml:space="preserve">  </w:t>
+            </w:r>
+            <w:r>
+              <w:rPr>
+                <w:rFonts w:ascii="Wingdings 3" w:hAnsi="Wingdings 3" w:cstheme="minorHAnsi"/>
+                <w:noProof/>
+                <w:color w:val="D60093"/>
+                <w:sz w:val="12"/>
+                <w:szCs w:val="12"/>
+                <w:lang w:eastAsia="fr-FR"/>
+              </w:rPr>
+              <w:t></w:t>
+            </w:r>
+          </w:p>
+        </w:tc>
+        <w:sdt>
+          <w:sdtPr>
+            <w:rPr>
+              <w:rFonts w:cstheme="minorHAnsi"/>
+              <w:i/>
+              <w:color w:val="000000" w:themeColor="text1"/>
+            </w:rPr>
+            <w:alias w:val="AT1 - Nom entreprise"/>
+            <w:tag w:val="AT1 - Nom entreprise"/>
+            <w:id w:val="-2035953922"/>
+            <w:placeholder>
+              <w:docPart w:val="0FD523863B724CF4A378DEE240DE1EEC"/>
+            </w:placeholder>
+            <w:showingPlcHdr/>
+          </w:sdtPr>
+          <w:sdtEndPr>
+            <w:rPr>
+              <w:i w:val="0"/>
+            </w:rPr>
+          </w:sdtEndPr>
+          <w:sdtContent>
+            <w:tc>
+              <w:tcPr>
+                <w:tcW w:w="5512" w:type="dxa"/>
+                <w:gridSpan w:val="2"/>
+                <w:tcBorders>
+                  <w:right w:val="single" w:sz="8" w:space="0" w:color="BFBFBF" w:themeColor="background1" w:themeShade="BF"/>
+                </w:tcBorders>
+              </w:tcPr>
+              <w:p>
+                <w:r>
+                  <w:t xml:space="preserve">AFPA Marseille — projet de fin de formation « Crew »</w:t>
+                </w:r>
+              </w:p>
+            </w:tc>
+          </w:sdtContent>
+        </w:sdt>
+      </w:tr>
+      <w:tr>
+        <w:trPr>
+          <w:trHeight w:val="508"/>
+        </w:trPr>
+        <w:tc>
+          <w:tcPr>
+            <w:tcW w:w="3554" w:type="dxa"/>
+            <w:gridSpan w:val="3"/>
+            <w:tcBorders>
+              <w:left w:val="single" w:sz="8" w:space="0" w:color="BFBFBF" w:themeColor="background1" w:themeShade="BF"/>
+            </w:tcBorders>
+          </w:tcPr>
+          <w:p>
+            <w:pPr>
+              <w:keepNext/>
+              <w:spacing w:before="120" w:after="120"/>
+              <w:rPr>
+                <w:rFonts w:cstheme="minorHAnsi"/>
+                <w:color w:val="404040" w:themeColor="text1" w:themeTint="BF"/>
+              </w:rPr>
+            </w:pPr>
+            <w:r>
+              <w:rPr>
+                <w:rFonts w:cstheme="minorHAnsi"/>
+                <w:color w:val="404040" w:themeColor="text1" w:themeTint="BF"/>
+              </w:rPr>
+              <w:t>Chantier, atelier, service</w:t>
+            </w:r>
+            <w:r>
+              <w:rPr>
+                <w:rFonts w:cstheme="minorHAnsi"/>
+                <w:b/>
+                <w:color w:val="404040" w:themeColor="text1" w:themeTint="BF"/>
+              </w:rPr>
+              <w:tab/>
+            </w:r>
+            <w:r>
+              <w:rPr>
+                <w:rFonts w:ascii="Wingdings 3" w:hAnsi="Wingdings 3" w:cstheme="minorHAnsi"/>
+                <w:noProof/>
+                <w:color w:val="D60093"/>
+                <w:sz w:val="12"/>
+                <w:szCs w:val="12"/>
+                <w:lang w:eastAsia="fr-FR"/>
+              </w:rPr>
+              <w:t></w:t>
+            </w:r>
+          </w:p>
+        </w:tc>
+        <w:tc>
+          <w:tcPr>
+            <w:tcW w:w="6795" w:type="dxa"/>
+            <w:gridSpan w:val="3"/>
+            <w:tcBorders>
+              <w:right w:val="single" w:sz="8" w:space="0" w:color="BFBFBF" w:themeColor="background1" w:themeShade="BF"/>
+            </w:tcBorders>
+          </w:tcPr>
+          <w:p>
+            <w:r>
+              <w:t xml:space="preserve">Formation DWWM, plateau pédagogique</w:t>
+            </w:r>
+          </w:p>
+        </w:tc>
+      </w:tr>
+      <w:tr>
+        <w:trPr>
+          <w:trHeight w:val="434"/>
+        </w:trPr>
+        <w:tc>
+          <w:tcPr>
+            <w:tcW w:w="10349" w:type="dxa"/>
+            <w:gridSpan w:val="6"/>
+            <w:tcBorders>
+              <w:left w:val="single" w:sz="8" w:space="0" w:color="BFBFBF" w:themeColor="background1" w:themeShade="BF"/>
+              <w:bottom w:val="single" w:sz="8" w:space="0" w:color="BFBFBF" w:themeColor="background1" w:themeShade="BF"/>
+              <w:right w:val="single" w:sz="8" w:space="0" w:color="BFBFBF" w:themeColor="background1" w:themeShade="BF"/>
+            </w:tcBorders>
+          </w:tcPr>
+          <w:p>
+            <w:r>
+              <w:t xml:space="preserve">Période d'exercice    Du : Mai 2026    au : Juillet 2026</w:t>
+            </w:r>
+          </w:p>
+        </w:tc>
+      </w:tr>
+      <w:tr>
+        <w:trPr>
+          <w:gridAfter w:val="1"/>
+          <w:wAfter w:w="567" w:type="dxa"/>
+        </w:trPr>
+        <w:tc>
+          <w:tcPr>
+            <w:tcW w:w="9782" w:type="dxa"/>
+            <w:gridSpan w:val="5"/>
+          </w:tcPr>
+          <w:p>
+            <w:pPr>
+              <w:rPr>
+                <w:rFonts w:cstheme="minorHAnsi"/>
+                <w:b/>
+                <w:color w:val="404040" w:themeColor="text1" w:themeTint="BF"/>
+                <w:sz w:val="12"/>
+                <w:szCs w:val="16"/>
+              </w:rPr>
+            </w:pPr>
+          </w:p>
+        </w:tc>
+      </w:tr>
+      <w:tr>
+        <w:trPr>
+          <w:gridAfter w:val="1"/>
+          <w:wAfter w:w="567" w:type="dxa"/>
+        </w:trPr>
+        <w:tc>
+          <w:tcPr>
+            <w:tcW w:w="9782" w:type="dxa"/>
+            <w:gridSpan w:val="5"/>
+          </w:tcPr>
+          <w:p>
+            <w:pPr>
+              <w:keepNext/>
+              <w:rPr>
+                <w:rFonts w:cstheme="minorHAnsi"/>
+                <w:color w:val="404040" w:themeColor="text1" w:themeTint="BF"/>
+                <w:sz w:val="12"/>
+                <w:szCs w:val="16"/>
+              </w:rPr>
+            </w:pPr>
+          </w:p>
+        </w:tc>
+      </w:tr>
+      <w:tr>
+        <w:trPr>
+          <w:gridAfter w:val="1"/>
+          <w:wAfter w:w="567" w:type="dxa"/>
+        </w:trPr>
+        <w:tc>
+          <w:tcPr>
+            <w:tcW w:w="9782" w:type="dxa"/>
+            <w:gridSpan w:val="5"/>
+            <w:tcBorders>
+              <w:left w:val="single" w:sz="24" w:space="0" w:color="D60093"/>
+              <w:bottom w:val="single" w:sz="8" w:space="0" w:color="D60093"/>
+            </w:tcBorders>
+          </w:tcPr>
+          <w:p>
+            <w:pPr>
+              <w:keepNext/>
+              <w:rPr>
+                <w:rFonts w:cstheme="minorHAnsi"/>
+                <w:b/>
+                <w:color w:val="404040" w:themeColor="text1" w:themeTint="BF"/>
+              </w:rPr>
+            </w:pPr>
+            <w:r>
+              <w:rPr>
+                <w:rFonts w:cstheme="minorHAnsi"/>
+                <w:b/>
+                <w:color w:val="404040" w:themeColor="text1" w:themeTint="BF"/>
+              </w:rPr>
+              <w:t xml:space="preserve">5. Informations complémentaires </w:t>
+            </w:r>
+            <w:r>
+              <w:rPr>
+                <w:rFonts w:cstheme="minorHAnsi"/>
+                <w:i/>
+                <w:color w:val="404040" w:themeColor="text1" w:themeTint="BF"/>
+              </w:rPr>
+              <w:t>(facultatif)</w:t>
+            </w:r>
+          </w:p>
+        </w:tc>
+      </w:tr>
+      <w:tr>
+        <w:trPr>
+          <w:trHeight w:val="15"/>
+        </w:trPr>
+        <w:tc>
+          <w:tcPr>
+            <w:tcW w:w="10349" w:type="dxa"/>
+            <w:gridSpan w:val="6"/>
+            <w:tcBorders>
+              <w:top w:val="single" w:sz="8" w:space="0" w:color="D60093"/>
+              <w:left w:val="single" w:sz="8" w:space="0" w:color="BFBFBF" w:themeColor="background1" w:themeShade="BF"/>
+              <w:right w:val="single" w:sz="8" w:space="0" w:color="BFBFBF" w:themeColor="background1" w:themeShade="BF"/>
+            </w:tcBorders>
+          </w:tcPr>
+          <w:p>
+            <w:pPr>
+              <w:keepNext/>
+              <w:rPr>
+                <w:rFonts w:cstheme="minorHAnsi"/>
+                <w:b/>
+                <w:color w:val="404040" w:themeColor="text1" w:themeTint="BF"/>
+                <w:sz w:val="12"/>
+              </w:rPr>
+            </w:pPr>
           </w:p>
         </w:tc>
       </w:tr>

--- a/dossier-professionnel/DP_AFPA_rempli.docx
+++ b/dossier-professionnel/DP_AFPA_rempli.docx
@@ -2831,7 +2831,7 @@
           </w:tcPr>
           <w:p>
             <w:r>
-              <w:t xml:space="preserve">—</w:t>
+              <w:t xml:space="preserve">4</w:t>
             </w:r>
           </w:p>
         </w:tc>

--- a/dossier-professionnel/DP_AFPA_rempli.docx
+++ b/dossier-professionnel/DP_AFPA_rempli.docx
@@ -14411,7 +14411,7 @@
                                     <w:szCs w:val="24"/>
                                     <w:shd w:val="clear" w:color="auto" w:fill="BFBFBF" w:themeFill="background1" w:themeFillShade="BF"/>
                                   </w:rPr>
-                                  <w:t>Cliquez ici pour taper du texte.</w:t>
+                                  <w:t/>
                                 </w:r>
                               </w:p>
                             </w:sdtContent>
@@ -14471,7 +14471,7 @@
                               <w:szCs w:val="24"/>
                               <w:shd w:val="clear" w:color="auto" w:fill="BFBFBF" w:themeFill="background1" w:themeFillShade="BF"/>
                             </w:rPr>
-                            <w:t>Cliquez ici pour taper du texte.</w:t>
+                            <w:t/>
                           </w:r>
                         </w:p>
                       </w:sdtContent>
@@ -14504,7 +14504,7 @@
           <w:sz w:val="24"/>
           <w:szCs w:val="24"/>
         </w:rPr>
-        <w:t>Je soussigné(e) [prénom et no</w:t>
+        <w:t>Je soussigné(e)  ................................................  ,</w:t>
       </w:r>
       <w:r>
         <w:rPr>
@@ -14513,7 +14513,7 @@
           <w:sz w:val="24"/>
           <w:szCs w:val="24"/>
         </w:rPr>
-        <w:t xml:space="preserve">m] </w:t>
+        <w:t xml:space="preserve"/>
       </w:r>
       <w:r>
         <w:rPr>
@@ -14531,7 +14531,7 @@
           <w:sz w:val="24"/>
           <w:szCs w:val="24"/>
         </w:rPr>
-        <w:t>,</w:t>
+        <w:t/>
       </w:r>
     </w:p>
     <w:p>
@@ -14654,7 +14654,7 @@
                                     <w:szCs w:val="24"/>
                                     <w:shd w:val="clear" w:color="auto" w:fill="BFBFBF" w:themeFill="background1" w:themeFillShade="BF"/>
                                   </w:rPr>
-                                  <w:t>Cliquez ici pour taper du texte.</w:t>
+                                  <w:t/>
                                 </w:r>
                               </w:p>
                             </w:sdtContent>
@@ -14709,7 +14709,7 @@
                               <w:szCs w:val="24"/>
                               <w:shd w:val="clear" w:color="auto" w:fill="BFBFBF" w:themeFill="background1" w:themeFillShade="BF"/>
                             </w:rPr>
-                            <w:t>Cliquez ici pour taper du texte.</w:t>
+                            <w:t/>
                           </w:r>
                         </w:p>
                       </w:sdtContent>
@@ -14809,7 +14809,7 @@
                                     <w:szCs w:val="24"/>
                                     <w:shd w:val="clear" w:color="auto" w:fill="BFBFBF" w:themeFill="background1" w:themeFillShade="BF"/>
                                   </w:rPr>
-                                  <w:t>Cliquez ici pour choisir une date</w:t>
+                                  <w:t/>
                                 </w:r>
                               </w:p>
                             </w:sdtContent>
@@ -14871,7 +14871,7 @@
                               <w:szCs w:val="24"/>
                               <w:shd w:val="clear" w:color="auto" w:fill="BFBFBF" w:themeFill="background1" w:themeFillShade="BF"/>
                             </w:rPr>
-                            <w:t>Cliquez ici pour choisir une date</w:t>
+                            <w:t/>
                           </w:r>
                         </w:p>
                       </w:sdtContent>
@@ -14905,7 +14905,7 @@
           <w:sz w:val="24"/>
           <w:szCs w:val="24"/>
         </w:rPr>
-        <w:t>Fait à Marseille le [date à compléter par le candidat]</w:t>
+        <w:t xml:space="preserve">Fait à .................. le ..................</w:t>
       </w:r>
       <w:r>
         <w:rPr>
@@ -14915,7 +14915,7 @@
           <w:szCs w:val="24"/>
         </w:rPr>
         <w:tab/>
-        <w:t xml:space="preserve"> </w:t>
+        <w:t xml:space="preserve"/>
       </w:r>
       <w:r>
         <w:rPr>
@@ -14924,7 +14924,7 @@
           <w:sz w:val="24"/>
           <w:szCs w:val="24"/>
         </w:rPr>
-        <w:t>le</w:t>
+        <w:t/>
       </w:r>
       <w:r>
         <w:rPr>
@@ -14933,7 +14933,7 @@
           <w:sz w:val="24"/>
           <w:szCs w:val="24"/>
         </w:rPr>
-        <w:t xml:space="preserve"> </w:t>
+        <w:t xml:space="preserve"/>
       </w:r>
       <w:r>
         <w:rPr>

--- a/dossier-professionnel/DP_AFPA_rempli.docx
+++ b/dossier-professionnel/DP_AFPA_rempli.docx
@@ -13603,7 +13603,7 @@
           </w:tcPr>
           <w:p>
             <w:r>
-              <w:t xml:space="preserve">2026</w:t>
+              <w:t xml:space="preserve">2025–2026</w:t>
             </w:r>
           </w:p>
         </w:tc>
@@ -15236,7 +15236,7 @@
               </w:tcPr>
               <w:p>
                 <w:r>
-                  <w:t xml:space="preserve">Repo centralisé des dossiers AFPA — github.com/Vladimir08880888/vladimir-rodzaevski-dossiers-pros-DWWM</w:t>
+                  <w:t xml:space="preserve">Application déployée en production — crew-planner-hazel.vercel.app</w:t>
                 </w:r>
               </w:p>
             </w:tc>
@@ -15260,7 +15260,7 @@
           </w:tcPr>
           <w:p>
             <w:r>
-              <w:t xml:space="preserve">Dossier de Projet complet (20 pages, 15 sections) — dossier-projet/dossier-projet.pdf</w:t>
+              <w:t xml:space="preserve">Repo centralisé des dossiers AFPA — github.com/Vladimir08880888/vladimir-rodzaevski-dossiers-pros-DWWM</w:t>
             </w:r>
           </w:p>
         </w:tc>
@@ -15282,7 +15282,7 @@
           </w:tcPr>
           <w:p>
             <w:r>
-              <w:t xml:space="preserve">Dossier Professionnel détaillé (3 exemples par AT) — dossier-professionnel/DP.pdf</w:t>
+              <w:t xml:space="preserve">Dossier Professionnel détaillé (3 exemples par AT, code commenté) — dossier-professionnel/DP.pdf</w:t>
             </w:r>
           </w:p>
         </w:tc>
@@ -15304,7 +15304,7 @@
           </w:tcPr>
           <w:p>
             <w:r>
-              <w:t xml:space="preserve">Cahier des charges (sections 1-11, évolutions v2) — dossier-projet/cahier-des-charges.md</w:t>
+              <w:t xml:space="preserve">Cahier des charges (sections 1-11, évolutions v2 documentées) — dossier-projet/cahier-des-charges.md</w:t>
             </w:r>
           </w:p>
         </w:tc>
@@ -15326,7 +15326,7 @@
           </w:tcPr>
           <w:p>
             <w:r>
-              <w:t xml:space="preserve">Justification scientifique (12 références peer-reviewed) — dossier-projet/annexes/JUSTIFICATION_SCIENTIFIQUE.md</w:t>
+              <w:t xml:space="preserve">Justification scientifique (12 références peer-reviewed — INRS, NIOSH, Convention HCR, OR economics) — dossier-projet/annexes/JUSTIFICATION_SCIENTIFIQUE.md</w:t>
             </w:r>
           </w:p>
         </w:tc>
@@ -15348,7 +15348,7 @@
           </w:tcPr>
           <w:p>
             <w:r>
-              <w:t xml:space="preserve">Schéma BDD (Mermaid ERD) — dossier-projet/annexes/SCHEMA_BDD.md</w:t>
+              <w:t xml:space="preserve">Schéma BDD (Mermaid ERD + règles d'intégrité) — dossier-projet/annexes/SCHEMA_BDD.md</w:t>
             </w:r>
           </w:p>
         </w:tc>
@@ -15414,7 +15414,7 @@
           </w:tcPr>
           <w:p>
             <w:r>
-              <w:t xml:space="preserve">Plan de tests (60+ scénarios Playwright) — dossier-projet/annexes/PLAN_DE_TESTS.md</w:t>
+              <w:t xml:space="preserve">Plan de tests (60+ scénarios Playwright, 29/29 PASS sur v2) — dossier-projet/annexes/PLAN_DE_TESTS.md</w:t>
             </w:r>
           </w:p>
         </w:tc>

--- a/dossier-professionnel/DP_AFPA_rempli.docx
+++ b/dossier-professionnel/DP_AFPA_rempli.docx
@@ -2202,7 +2202,7 @@
           </w:tcPr>
           <w:p>
             <w:r>
-              <w:t xml:space="preserve">8</w:t>
+              <w:t xml:space="preserve">7</w:t>
             </w:r>
           </w:p>
         </w:tc>
@@ -2277,7 +2277,7 @@
           </w:tcPr>
           <w:p>
             <w:r>
-              <w:t xml:space="preserve">10</w:t>
+              <w:t xml:space="preserve">9</w:t>
             </w:r>
           </w:p>
         </w:tc>
@@ -2431,7 +2431,7 @@
           </w:tcPr>
           <w:p>
             <w:r>
-              <w:t xml:space="preserve">12</w:t>
+              <w:t xml:space="preserve">10</w:t>
             </w:r>
           </w:p>
         </w:tc>
@@ -2513,7 +2513,7 @@
           </w:tcPr>
           <w:p>
             <w:r>
-              <w:t xml:space="preserve">12</w:t>
+              <w:t xml:space="preserve">10</w:t>
             </w:r>
           </w:p>
         </w:tc>
@@ -2594,7 +2594,7 @@
           </w:tcPr>
           <w:p>
             <w:r>
-              <w:t xml:space="preserve">14</w:t>
+              <w:t xml:space="preserve">13</w:t>
             </w:r>
           </w:p>
         </w:tc>
@@ -2675,7 +2675,7 @@
           </w:tcPr>
           <w:p>
             <w:r>
-              <w:t xml:space="preserve">16</w:t>
+              <w:t xml:space="preserve">15</w:t>
             </w:r>
           </w:p>
         </w:tc>
@@ -2782,7 +2782,7 @@
           </w:tcPr>
           <w:p>
             <w:r>
-              <w:t xml:space="preserve">Sections détaillées des Activités-Types</w:t>
+              <w:t xml:space="preserve"/>
             </w:r>
           </w:p>
         </w:tc>
@@ -2796,24 +2796,8 @@
             <w:vAlign w:val="center"/>
           </w:tcPr>
           <w:p>
-            <w:pPr>
-              <w:jc w:val="right"/>
-              <w:rPr>
-                <w:rFonts w:cstheme="minorHAnsi"/>
-                <w:noProof/>
-                <w:color w:val="404040" w:themeColor="text1" w:themeTint="BF"/>
-                <w:lang w:eastAsia="fr-FR"/>
-              </w:rPr>
-            </w:pPr>
-            <w:r>
-              <w:rPr>
-                <w:rFonts w:cstheme="minorHAnsi"/>
-                <w:b/>
-                <w:color w:val="404040" w:themeColor="text1" w:themeTint="BF"/>
-                <w:sz w:val="24"/>
-                <w:szCs w:val="24"/>
-              </w:rPr>
-              <w:t>p.</w:t>
+            <w:r>
+              <w:t xml:space="preserve">—</w:t>
             </w:r>
           </w:p>
         </w:tc>
@@ -2831,7 +2815,7 @@
           </w:tcPr>
           <w:p>
             <w:r>
-              <w:t xml:space="preserve">4</w:t>
+              <w:t xml:space="preserve">—</w:t>
             </w:r>
           </w:p>
         </w:tc>
@@ -2845,18 +2829,9 @@
             </w:tcBorders>
           </w:tcPr>
           <w:p>
-            <w:pPr>
-              <w:tabs>
-                <w:tab w:val="left" w:pos="34"/>
-                <w:tab w:val="right" w:leader="dot" w:pos="9072"/>
-              </w:tabs>
-              <w:rPr>
-                <w:rFonts w:cstheme="minorHAnsi"/>
-                <w:color w:val="404040" w:themeColor="text1" w:themeTint="BF"/>
-                <w:sz w:val="12"/>
-                <w:szCs w:val="12"/>
-              </w:rPr>
-            </w:pPr>
+            <w:r>
+              <w:t xml:space="preserve"/>
+            </w:r>
           </w:p>
         </w:tc>
         <w:tc>
@@ -2868,7 +2843,7 @@
           </w:tcPr>
           <w:p>
             <w:r>
-              <w:t xml:space="preserve">AT1 ex 1 — Description + extrait de code AuthContext</w:t>
+              <w:t xml:space="preserve">—</w:t>
             </w:r>
           </w:p>
         </w:tc>
@@ -2915,7 +2890,7 @@
           </w:tcPr>
           <w:p>
             <w:r>
-              <w:t xml:space="preserve">4</w:t>
+              <w:t xml:space="preserve">—</w:t>
             </w:r>
           </w:p>
         </w:tc>
@@ -2929,18 +2904,9 @@
             </w:tcBorders>
           </w:tcPr>
           <w:p>
-            <w:pPr>
-              <w:tabs>
-                <w:tab w:val="left" w:pos="34"/>
-                <w:tab w:val="right" w:leader="dot" w:pos="9072"/>
-              </w:tabs>
-              <w:rPr>
-                <w:rFonts w:cstheme="minorHAnsi"/>
-                <w:color w:val="404040" w:themeColor="text1" w:themeTint="BF"/>
-                <w:sz w:val="12"/>
-                <w:szCs w:val="12"/>
-              </w:rPr>
-            </w:pPr>
+            <w:r>
+              <w:t xml:space="preserve"/>
+            </w:r>
           </w:p>
         </w:tc>
         <w:tc>
@@ -2952,7 +2918,7 @@
           </w:tcPr>
           <w:p>
             <w:r>
-              <w:t xml:space="preserve">AT2 ex 1 — Description du solver HCR + extrait du filtre</w:t>
+              <w:t xml:space="preserve">—</w:t>
             </w:r>
           </w:p>
         </w:tc>
@@ -2999,7 +2965,7 @@
           </w:tcPr>
           <w:p>
             <w:r>
-              <w:t xml:space="preserve">12</w:t>
+              <w:t xml:space="preserve">—</w:t>
             </w:r>
           </w:p>
         </w:tc>
@@ -3013,18 +2979,9 @@
             </w:tcBorders>
           </w:tcPr>
           <w:p>
-            <w:pPr>
-              <w:tabs>
-                <w:tab w:val="left" w:pos="34"/>
-                <w:tab w:val="right" w:leader="dot" w:pos="9072"/>
-              </w:tabs>
-              <w:rPr>
-                <w:rFonts w:cstheme="minorHAnsi"/>
-                <w:color w:val="404040" w:themeColor="text1" w:themeTint="BF"/>
-                <w:sz w:val="12"/>
-                <w:szCs w:val="12"/>
-              </w:rPr>
-            </w:pPr>
+            <w:r>
+              <w:t xml:space="preserve"/>
+            </w:r>
           </w:p>
         </w:tc>
         <w:tc>
@@ -3036,7 +2993,7 @@
           </w:tcPr>
           <w:p>
             <w:r>
-              <w:t xml:space="preserve">AT2 ex 2 — Authentification JWT + middleware authRequired</w:t>
+              <w:t xml:space="preserve">—</w:t>
             </w:r>
           </w:p>
         </w:tc>
@@ -3083,7 +3040,7 @@
           </w:tcPr>
           <w:p>
             <w:r>
-              <w:t xml:space="preserve">14</w:t>
+              <w:t xml:space="preserve">—</w:t>
             </w:r>
           </w:p>
         </w:tc>
@@ -3190,7 +3147,7 @@
           </w:tcPr>
           <w:p>
             <w:r>
-              <w:t xml:space="preserve">Détail des captures d'écran (Annexes)</w:t>
+              <w:t xml:space="preserve"/>
             </w:r>
           </w:p>
         </w:tc>
@@ -3204,24 +3161,8 @@
             <w:vAlign w:val="center"/>
           </w:tcPr>
           <w:p>
-            <w:pPr>
-              <w:jc w:val="right"/>
-              <w:rPr>
-                <w:rFonts w:cstheme="minorHAnsi"/>
-                <w:noProof/>
-                <w:color w:val="404040" w:themeColor="text1" w:themeTint="BF"/>
-                <w:lang w:eastAsia="fr-FR"/>
-              </w:rPr>
-            </w:pPr>
-            <w:r>
-              <w:rPr>
-                <w:rFonts w:cstheme="minorHAnsi"/>
-                <w:b/>
-                <w:color w:val="404040" w:themeColor="text1" w:themeTint="BF"/>
-                <w:sz w:val="24"/>
-                <w:szCs w:val="24"/>
-              </w:rPr>
-              <w:t>p.</w:t>
+            <w:r>
+              <w:t xml:space="preserve">—</w:t>
             </w:r>
           </w:p>
         </w:tc>
@@ -3239,7 +3180,7 @@
           </w:tcPr>
           <w:p>
             <w:r>
-              <w:t xml:space="preserve">21</w:t>
+              <w:t xml:space="preserve">—</w:t>
             </w:r>
           </w:p>
         </w:tc>
@@ -3253,18 +3194,9 @@
             </w:tcBorders>
           </w:tcPr>
           <w:p>
-            <w:pPr>
-              <w:tabs>
-                <w:tab w:val="left" w:pos="34"/>
-                <w:tab w:val="right" w:leader="dot" w:pos="9072"/>
-              </w:tabs>
-              <w:rPr>
-                <w:rFonts w:cstheme="minorHAnsi"/>
-                <w:color w:val="404040" w:themeColor="text1" w:themeTint="BF"/>
-                <w:sz w:val="12"/>
-                <w:szCs w:val="12"/>
-              </w:rPr>
-            </w:pPr>
+            <w:r>
+              <w:t xml:space="preserve"/>
+            </w:r>
           </w:p>
         </w:tc>
         <w:tc>
@@ -3276,7 +3208,7 @@
           </w:tcPr>
           <w:p>
             <w:r>
-              <w:t xml:space="preserve">Capture 1 — Tableau de bord manager / Grille de planning</w:t>
+              <w:t xml:space="preserve">—</w:t>
             </w:r>
           </w:p>
         </w:tc>
@@ -3323,7 +3255,7 @@
           </w:tcPr>
           <w:p>
             <w:r>
-              <w:t xml:space="preserve">21</w:t>
+              <w:t xml:space="preserve">—</w:t>
             </w:r>
           </w:p>
         </w:tc>
@@ -3337,18 +3269,9 @@
             </w:tcBorders>
           </w:tcPr>
           <w:p>
-            <w:pPr>
-              <w:tabs>
-                <w:tab w:val="left" w:pos="34"/>
-                <w:tab w:val="right" w:leader="dot" w:pos="9072"/>
-              </w:tabs>
-              <w:rPr>
-                <w:rFonts w:cstheme="minorHAnsi"/>
-                <w:color w:val="404040" w:themeColor="text1" w:themeTint="BF"/>
-                <w:sz w:val="12"/>
-                <w:szCs w:val="12"/>
-              </w:rPr>
-            </w:pPr>
+            <w:r>
+              <w:t xml:space="preserve"/>
+            </w:r>
           </w:p>
         </w:tc>
         <w:tc>
@@ -3360,7 +3283,7 @@
           </w:tcPr>
           <w:p>
             <w:r>
-              <w:t xml:space="preserve">Capture 2 — Modale Smart Planner / Édition équipier (5 profils)</w:t>
+              <w:t xml:space="preserve">—</w:t>
             </w:r>
           </w:p>
         </w:tc>
@@ -3407,7 +3330,7 @@
           </w:tcPr>
           <w:p>
             <w:r>
-              <w:t xml:space="preserve">23</w:t>
+              <w:t xml:space="preserve">—</w:t>
             </w:r>
           </w:p>
         </w:tc>
@@ -3421,18 +3344,9 @@
             </w:tcBorders>
           </w:tcPr>
           <w:p>
-            <w:pPr>
-              <w:tabs>
-                <w:tab w:val="left" w:pos="34"/>
-                <w:tab w:val="right" w:leader="dot" w:pos="9072"/>
-              </w:tabs>
-              <w:rPr>
-                <w:rFonts w:cstheme="minorHAnsi"/>
-                <w:color w:val="404040" w:themeColor="text1" w:themeTint="BF"/>
-                <w:sz w:val="12"/>
-                <w:szCs w:val="12"/>
-              </w:rPr>
-            </w:pPr>
+            <w:r>
+              <w:t xml:space="preserve"/>
+            </w:r>
           </w:p>
         </w:tc>
         <w:tc>
@@ -3444,7 +3358,7 @@
           </w:tcPr>
           <w:p>
             <w:r>
-              <w:t xml:space="preserve">Capture 3 — Statistiques Chart.js / Vue mobile responsive</w:t>
+              <w:t xml:space="preserve">—</w:t>
             </w:r>
           </w:p>
         </w:tc>
@@ -3491,7 +3405,7 @@
           </w:tcPr>
           <w:p>
             <w:r>
-              <w:t xml:space="preserve">25</w:t>
+              <w:t xml:space="preserve">—</w:t>
             </w:r>
           </w:p>
         </w:tc>
@@ -3875,7 +3789,7 @@
           </w:tcPr>
           <w:p>
             <w:r>
-              <w:t xml:space="preserve">Annexes — 6 captures d'écran représentatives de l'application Crew</w:t>
+              <w:t xml:space="preserve">Annexes — 6 captures d'écran représentatives de l'application Crew (pages 21-26)</w:t>
             </w:r>
           </w:p>
         </w:tc>
@@ -4222,80 +4136,11 @@
             </w:tcBorders>
           </w:tcPr>
           <w:p>
-            <w:pPr>
-              <w:tabs>
-                <w:tab w:val="right" w:leader="dot" w:pos="9072"/>
-              </w:tabs>
-              <w:spacing w:before="120" w:after="120"/>
-              <w:jc w:val="right"/>
-              <w:rPr>
-                <w:rFonts w:cstheme="minorHAnsi"/>
+            <w:r>
+              <w:rPr>
                 <w:b/>
-                <w:i/>
-                <w:color w:val="404040" w:themeColor="text1" w:themeTint="BF"/>
-                <w:sz w:val="24"/>
-                <w:szCs w:val="24"/>
-              </w:rPr>
-            </w:pPr>
-            <w:r>
-              <w:rPr>
-                <w:rFonts w:cstheme="minorHAnsi"/>
-                <w:b/>
-                <w:i/>
-                <w:color w:val="404040" w:themeColor="text1" w:themeTint="BF"/>
-              </w:rPr>
-              <w:t>Exemple</w:t>
-            </w:r>
-            <w:r>
-              <w:rPr>
-                <w:rFonts w:cstheme="minorHAnsi"/>
-                <w:b/>
-                <w:i/>
-                <w:color w:val="404040" w:themeColor="text1" w:themeTint="BF"/>
-              </w:rPr>
-              <w:t xml:space="preserve"> n°</w:t>
-            </w:r>
-            <w:r>
-              <w:rPr>
-                <w:rFonts w:cstheme="minorHAnsi"/>
-                <w:b/>
-                <w:i/>
-                <w:color w:val="404040" w:themeColor="text1" w:themeTint="BF"/>
-              </w:rPr>
-              <w:t>1</w:t>
-            </w:r>
-            <w:r>
-              <w:rPr>
-                <w:rFonts w:cstheme="minorHAnsi"/>
-                <w:b/>
-                <w:i/>
-                <w:color w:val="404040" w:themeColor="text1" w:themeTint="BF"/>
-                <w:sz w:val="24"/>
-                <w:szCs w:val="24"/>
-              </w:rPr>
-              <w:t xml:space="preserve"> </w:t>
-            </w:r>
-            <w:r>
-              <w:rPr>
-                <w:rFonts w:cstheme="minorHAnsi"/>
-                <w:b/>
-                <w:i/>
-                <w:color w:val="404040" w:themeColor="text1" w:themeTint="BF"/>
-                <w:sz w:val="24"/>
-                <w:szCs w:val="24"/>
-              </w:rPr>
-              <w:t xml:space="preserve"> </w:t>
-            </w:r>
-            <w:r>
-              <w:rPr>
-                <w:rFonts w:ascii="Wingdings 3" w:hAnsi="Wingdings 3" w:cstheme="minorHAnsi"/>
-                <w:noProof/>
-                <w:color w:val="D60093"/>
-                <w:sz w:val="12"/>
-                <w:szCs w:val="12"/>
-                <w:lang w:eastAsia="fr-FR"/>
-              </w:rPr>
-              <w:t></w:t>
+              </w:rPr>
+              <w:t xml:space="preserve">Exemple n°1</w:t>
             </w:r>
           </w:p>
         </w:tc>
@@ -4885,7 +4730,7 @@
               <w:br/>
             </w:r>
             <w:r>
-              <w:t xml:space="preserve">  • Git + GitHub (12 commits par migration tracée)</w:t>
+              <w:t xml:space="preserve">  • Git + GitHub (commits réguliers, branche par feature)</w:t>
             </w:r>
             <w:r>
               <w:br/>
@@ -5871,80 +5716,11 @@
             </w:tcBorders>
           </w:tcPr>
           <w:p>
-            <w:pPr>
-              <w:tabs>
-                <w:tab w:val="right" w:leader="dot" w:pos="9072"/>
-              </w:tabs>
-              <w:spacing w:before="120" w:after="120"/>
-              <w:jc w:val="right"/>
-              <w:rPr>
-                <w:rFonts w:cstheme="minorHAnsi"/>
+            <w:r>
+              <w:rPr>
                 <w:b/>
-                <w:i/>
-                <w:color w:val="404040" w:themeColor="text1" w:themeTint="BF"/>
-                <w:sz w:val="24"/>
-                <w:szCs w:val="24"/>
-              </w:rPr>
-            </w:pPr>
-            <w:r>
-              <w:rPr>
-                <w:rFonts w:cstheme="minorHAnsi"/>
-                <w:b/>
-                <w:i/>
-                <w:color w:val="404040" w:themeColor="text1" w:themeTint="BF"/>
-              </w:rPr>
-              <w:t>Exemple</w:t>
-            </w:r>
-            <w:r>
-              <w:rPr>
-                <w:rFonts w:cstheme="minorHAnsi"/>
-                <w:b/>
-                <w:i/>
-                <w:color w:val="404040" w:themeColor="text1" w:themeTint="BF"/>
-              </w:rPr>
-              <w:t xml:space="preserve"> n°</w:t>
-            </w:r>
-            <w:r>
-              <w:rPr>
-                <w:rFonts w:cstheme="minorHAnsi"/>
-                <w:b/>
-                <w:i/>
-                <w:color w:val="404040" w:themeColor="text1" w:themeTint="BF"/>
-              </w:rPr>
-              <w:t>1</w:t>
-            </w:r>
-            <w:r>
-              <w:rPr>
-                <w:rFonts w:cstheme="minorHAnsi"/>
-                <w:b/>
-                <w:i/>
-                <w:color w:val="404040" w:themeColor="text1" w:themeTint="BF"/>
-                <w:sz w:val="24"/>
-                <w:szCs w:val="24"/>
-              </w:rPr>
-              <w:t xml:space="preserve"> </w:t>
-            </w:r>
-            <w:r>
-              <w:rPr>
-                <w:rFonts w:cstheme="minorHAnsi"/>
-                <w:b/>
-                <w:i/>
-                <w:color w:val="404040" w:themeColor="text1" w:themeTint="BF"/>
-                <w:sz w:val="24"/>
-                <w:szCs w:val="24"/>
-              </w:rPr>
-              <w:t xml:space="preserve"> </w:t>
-            </w:r>
-            <w:r>
-              <w:rPr>
-                <w:rFonts w:ascii="Wingdings 3" w:hAnsi="Wingdings 3" w:cstheme="minorHAnsi"/>
-                <w:noProof/>
-                <w:color w:val="D60093"/>
-                <w:sz w:val="12"/>
-                <w:szCs w:val="12"/>
-                <w:lang w:eastAsia="fr-FR"/>
-              </w:rPr>
-              <w:t></w:t>
+              </w:rPr>
+              <w:t xml:space="preserve">Exemple n°2</w:t>
             </w:r>
           </w:p>
         </w:tc>
@@ -7335,80 +7111,11 @@
             </w:tcBorders>
           </w:tcPr>
           <w:p>
-            <w:pPr>
-              <w:tabs>
-                <w:tab w:val="right" w:leader="dot" w:pos="9072"/>
-              </w:tabs>
-              <w:spacing w:before="120" w:after="120"/>
-              <w:jc w:val="right"/>
-              <w:rPr>
-                <w:rFonts w:cstheme="minorHAnsi"/>
+            <w:r>
+              <w:rPr>
                 <w:b/>
-                <w:i/>
-                <w:color w:val="404040" w:themeColor="text1" w:themeTint="BF"/>
-                <w:sz w:val="24"/>
-                <w:szCs w:val="24"/>
-              </w:rPr>
-            </w:pPr>
-            <w:r>
-              <w:rPr>
-                <w:rFonts w:cstheme="minorHAnsi"/>
-                <w:b/>
-                <w:i/>
-                <w:color w:val="404040" w:themeColor="text1" w:themeTint="BF"/>
-              </w:rPr>
-              <w:t>Exemple</w:t>
-            </w:r>
-            <w:r>
-              <w:rPr>
-                <w:rFonts w:cstheme="minorHAnsi"/>
-                <w:b/>
-                <w:i/>
-                <w:color w:val="404040" w:themeColor="text1" w:themeTint="BF"/>
-              </w:rPr>
-              <w:t xml:space="preserve"> n°</w:t>
-            </w:r>
-            <w:r>
-              <w:rPr>
-                <w:rFonts w:cstheme="minorHAnsi"/>
-                <w:b/>
-                <w:i/>
-                <w:color w:val="404040" w:themeColor="text1" w:themeTint="BF"/>
-              </w:rPr>
-              <w:t>1</w:t>
-            </w:r>
-            <w:r>
-              <w:rPr>
-                <w:rFonts w:cstheme="minorHAnsi"/>
-                <w:b/>
-                <w:i/>
-                <w:color w:val="404040" w:themeColor="text1" w:themeTint="BF"/>
-                <w:sz w:val="24"/>
-                <w:szCs w:val="24"/>
-              </w:rPr>
-              <w:t xml:space="preserve"> </w:t>
-            </w:r>
-            <w:r>
-              <w:rPr>
-                <w:rFonts w:cstheme="minorHAnsi"/>
-                <w:b/>
-                <w:i/>
-                <w:color w:val="404040" w:themeColor="text1" w:themeTint="BF"/>
-                <w:sz w:val="24"/>
-                <w:szCs w:val="24"/>
-              </w:rPr>
-              <w:t xml:space="preserve"> </w:t>
-            </w:r>
-            <w:r>
-              <w:rPr>
-                <w:rFonts w:ascii="Wingdings 3" w:hAnsi="Wingdings 3" w:cstheme="minorHAnsi"/>
-                <w:noProof/>
-                <w:color w:val="D60093"/>
-                <w:sz w:val="12"/>
-                <w:szCs w:val="12"/>
-                <w:lang w:eastAsia="fr-FR"/>
-              </w:rPr>
-              <w:t></w:t>
+              </w:rPr>
+              <w:t xml:space="preserve">Exemple n°3</w:t>
             </w:r>
           </w:p>
         </w:tc>
@@ -8735,80 +8442,11 @@
             </w:tcBorders>
           </w:tcPr>
           <w:p>
-            <w:pPr>
-              <w:tabs>
-                <w:tab w:val="right" w:leader="dot" w:pos="9072"/>
-              </w:tabs>
-              <w:spacing w:before="120" w:after="120"/>
-              <w:jc w:val="right"/>
-              <w:rPr>
-                <w:rFonts w:cstheme="minorHAnsi"/>
+            <w:r>
+              <w:rPr>
                 <w:b/>
-                <w:i/>
-                <w:color w:val="404040" w:themeColor="text1" w:themeTint="BF"/>
-                <w:sz w:val="24"/>
-                <w:szCs w:val="24"/>
-              </w:rPr>
-            </w:pPr>
-            <w:r>
-              <w:rPr>
-                <w:rFonts w:cstheme="minorHAnsi"/>
-                <w:b/>
-                <w:i/>
-                <w:color w:val="404040" w:themeColor="text1" w:themeTint="BF"/>
-              </w:rPr>
-              <w:t>Exemple</w:t>
-            </w:r>
-            <w:r>
-              <w:rPr>
-                <w:rFonts w:cstheme="minorHAnsi"/>
-                <w:b/>
-                <w:i/>
-                <w:color w:val="404040" w:themeColor="text1" w:themeTint="BF"/>
-              </w:rPr>
-              <w:t xml:space="preserve"> n°</w:t>
-            </w:r>
-            <w:r>
-              <w:rPr>
-                <w:rFonts w:cstheme="minorHAnsi"/>
-                <w:b/>
-                <w:i/>
-                <w:color w:val="404040" w:themeColor="text1" w:themeTint="BF"/>
-              </w:rPr>
-              <w:t xml:space="preserve"> 1</w:t>
-            </w:r>
-            <w:r>
-              <w:rPr>
-                <w:rFonts w:cstheme="minorHAnsi"/>
-                <w:b/>
-                <w:i/>
-                <w:color w:val="404040" w:themeColor="text1" w:themeTint="BF"/>
-                <w:sz w:val="24"/>
-                <w:szCs w:val="24"/>
-              </w:rPr>
-              <w:t xml:space="preserve"> </w:t>
-            </w:r>
-            <w:r>
-              <w:rPr>
-                <w:rFonts w:cstheme="minorHAnsi"/>
-                <w:b/>
-                <w:i/>
-                <w:color w:val="404040" w:themeColor="text1" w:themeTint="BF"/>
-                <w:sz w:val="24"/>
-                <w:szCs w:val="24"/>
-              </w:rPr>
-              <w:t xml:space="preserve"> </w:t>
-            </w:r>
-            <w:r>
-              <w:rPr>
-                <w:rFonts w:ascii="Wingdings 3" w:hAnsi="Wingdings 3" w:cstheme="minorHAnsi"/>
-                <w:noProof/>
-                <w:color w:val="D60093"/>
-                <w:sz w:val="12"/>
-                <w:szCs w:val="12"/>
-                <w:lang w:eastAsia="fr-FR"/>
-              </w:rPr>
-              <w:t></w:t>
+              </w:rPr>
+              <w:t xml:space="preserve">Exemple n°1</w:t>
             </w:r>
           </w:p>
         </w:tc>
@@ -10402,80 +10040,11 @@
             </w:tcBorders>
           </w:tcPr>
           <w:p>
-            <w:pPr>
-              <w:tabs>
-                <w:tab w:val="right" w:leader="dot" w:pos="9072"/>
-              </w:tabs>
-              <w:spacing w:before="120" w:after="120"/>
-              <w:jc w:val="right"/>
-              <w:rPr>
-                <w:rFonts w:cstheme="minorHAnsi"/>
+            <w:r>
+              <w:rPr>
                 <w:b/>
-                <w:i/>
-                <w:color w:val="404040" w:themeColor="text1" w:themeTint="BF"/>
-                <w:sz w:val="24"/>
-                <w:szCs w:val="24"/>
-              </w:rPr>
-            </w:pPr>
-            <w:r>
-              <w:rPr>
-                <w:rFonts w:cstheme="minorHAnsi"/>
-                <w:b/>
-                <w:i/>
-                <w:color w:val="404040" w:themeColor="text1" w:themeTint="BF"/>
-              </w:rPr>
-              <w:t>Exemple</w:t>
-            </w:r>
-            <w:r>
-              <w:rPr>
-                <w:rFonts w:cstheme="minorHAnsi"/>
-                <w:b/>
-                <w:i/>
-                <w:color w:val="404040" w:themeColor="text1" w:themeTint="BF"/>
-              </w:rPr>
-              <w:t xml:space="preserve"> n°</w:t>
-            </w:r>
-            <w:r>
-              <w:rPr>
-                <w:rFonts w:cstheme="minorHAnsi"/>
-                <w:b/>
-                <w:i/>
-                <w:color w:val="404040" w:themeColor="text1" w:themeTint="BF"/>
-              </w:rPr>
-              <w:t xml:space="preserve"> 1</w:t>
-            </w:r>
-            <w:r>
-              <w:rPr>
-                <w:rFonts w:cstheme="minorHAnsi"/>
-                <w:b/>
-                <w:i/>
-                <w:color w:val="404040" w:themeColor="text1" w:themeTint="BF"/>
-                <w:sz w:val="24"/>
-                <w:szCs w:val="24"/>
-              </w:rPr>
-              <w:t xml:space="preserve"> </w:t>
-            </w:r>
-            <w:r>
-              <w:rPr>
-                <w:rFonts w:cstheme="minorHAnsi"/>
-                <w:b/>
-                <w:i/>
-                <w:color w:val="404040" w:themeColor="text1" w:themeTint="BF"/>
-                <w:sz w:val="24"/>
-                <w:szCs w:val="24"/>
-              </w:rPr>
-              <w:t xml:space="preserve"> </w:t>
-            </w:r>
-            <w:r>
-              <w:rPr>
-                <w:rFonts w:ascii="Wingdings 3" w:hAnsi="Wingdings 3" w:cstheme="minorHAnsi"/>
-                <w:noProof/>
-                <w:color w:val="D60093"/>
-                <w:sz w:val="12"/>
-                <w:szCs w:val="12"/>
-                <w:lang w:eastAsia="fr-FR"/>
-              </w:rPr>
-              <w:t></w:t>
+              </w:rPr>
+              <w:t xml:space="preserve">Exemple n°2</w:t>
             </w:r>
           </w:p>
         </w:tc>
@@ -11835,80 +11404,11 @@
             </w:tcBorders>
           </w:tcPr>
           <w:p>
-            <w:pPr>
-              <w:tabs>
-                <w:tab w:val="right" w:leader="dot" w:pos="9072"/>
-              </w:tabs>
-              <w:spacing w:before="120" w:after="120"/>
-              <w:jc w:val="right"/>
-              <w:rPr>
-                <w:rFonts w:cstheme="minorHAnsi"/>
+            <w:r>
+              <w:rPr>
                 <w:b/>
-                <w:i/>
-                <w:color w:val="404040" w:themeColor="text1" w:themeTint="BF"/>
-                <w:sz w:val="24"/>
-                <w:szCs w:val="24"/>
-              </w:rPr>
-            </w:pPr>
-            <w:r>
-              <w:rPr>
-                <w:rFonts w:cstheme="minorHAnsi"/>
-                <w:b/>
-                <w:i/>
-                <w:color w:val="404040" w:themeColor="text1" w:themeTint="BF"/>
-              </w:rPr>
-              <w:t>Exemple</w:t>
-            </w:r>
-            <w:r>
-              <w:rPr>
-                <w:rFonts w:cstheme="minorHAnsi"/>
-                <w:b/>
-                <w:i/>
-                <w:color w:val="404040" w:themeColor="text1" w:themeTint="BF"/>
-              </w:rPr>
-              <w:t xml:space="preserve"> n°</w:t>
-            </w:r>
-            <w:r>
-              <w:rPr>
-                <w:rFonts w:cstheme="minorHAnsi"/>
-                <w:b/>
-                <w:i/>
-                <w:color w:val="404040" w:themeColor="text1" w:themeTint="BF"/>
-              </w:rPr>
-              <w:t xml:space="preserve"> 1</w:t>
-            </w:r>
-            <w:r>
-              <w:rPr>
-                <w:rFonts w:cstheme="minorHAnsi"/>
-                <w:b/>
-                <w:i/>
-                <w:color w:val="404040" w:themeColor="text1" w:themeTint="BF"/>
-                <w:sz w:val="24"/>
-                <w:szCs w:val="24"/>
-              </w:rPr>
-              <w:t xml:space="preserve"> </w:t>
-            </w:r>
-            <w:r>
-              <w:rPr>
-                <w:rFonts w:cstheme="minorHAnsi"/>
-                <w:b/>
-                <w:i/>
-                <w:color w:val="404040" w:themeColor="text1" w:themeTint="BF"/>
-                <w:sz w:val="24"/>
-                <w:szCs w:val="24"/>
-              </w:rPr>
-              <w:t xml:space="preserve"> </w:t>
-            </w:r>
-            <w:r>
-              <w:rPr>
-                <w:rFonts w:ascii="Wingdings 3" w:hAnsi="Wingdings 3" w:cstheme="minorHAnsi"/>
-                <w:noProof/>
-                <w:color w:val="D60093"/>
-                <w:sz w:val="12"/>
-                <w:szCs w:val="12"/>
-                <w:lang w:eastAsia="fr-FR"/>
-              </w:rPr>
-              <w:t></w:t>
+              </w:rPr>
+              <w:t xml:space="preserve">Exemple n°3</w:t>
             </w:r>
           </w:p>
         </w:tc>
@@ -14504,7 +14004,7 @@
           <w:sz w:val="24"/>
           <w:szCs w:val="24"/>
         </w:rPr>
-        <w:t>Je soussigné(e)  ................................................  ,</w:t>
+        <w:t>Je soussigné(e)  ................................................ </w:t>
       </w:r>
       <w:r>
         <w:rPr>
@@ -15622,12 +15122,13 @@
     </w:p>
     <w:p>
       <w:pPr>
+        <w:keepNext/>
         <w:jc w:val="center"/>
       </w:pPr>
       <w:r>
         <w:drawing>
           <wp:inline xmlns:a="http://schemas.openxmlformats.org/drawingml/2006/main" xmlns:pic="http://schemas.openxmlformats.org/drawingml/2006/picture">
-            <wp:extent cx="5486400" cy="4876800"/>
+            <wp:extent cx="5303520" cy="4714240"/>
             <wp:docPr id="308" name="Picture 308"/>
             <wp:cNvGraphicFramePr>
               <a:graphicFrameLocks noChangeAspect="1"/>
@@ -15648,7 +15149,7 @@
                   <pic:spPr>
                     <a:xfrm>
                       <a:off x="0" y="0"/>
-                      <a:ext cx="5486400" cy="4876800"/>
+                      <a:ext cx="5303520" cy="4714240"/>
                     </a:xfrm>
                     <a:prstGeom prst="rect"/>
                   </pic:spPr>
@@ -15657,12 +15158,8 @@
             </a:graphic>
           </wp:inline>
         </w:drawing>
+        <w:br/>
       </w:r>
-    </w:p>
-    <w:p>
-      <w:pPr>
-        <w:jc w:val="center"/>
-      </w:pPr>
       <w:r>
         <w:rPr>
           <w:i/>
@@ -15671,15 +15168,15 @@
         <w:t>Tableau de bord du manager — heures planifiées par équipier vs cibles, couverture par poste, alertes santé du service.</w:t>
       </w:r>
     </w:p>
-    <w:p/>
     <w:p>
       <w:pPr>
+        <w:keepNext/>
         <w:jc w:val="center"/>
       </w:pPr>
       <w:r>
         <w:drawing>
           <wp:inline xmlns:a="http://schemas.openxmlformats.org/drawingml/2006/main" xmlns:pic="http://schemas.openxmlformats.org/drawingml/2006/picture">
-            <wp:extent cx="5486400" cy="4876800"/>
+            <wp:extent cx="5303520" cy="4714240"/>
             <wp:docPr id="309" name="Picture 309"/>
             <wp:cNvGraphicFramePr>
               <a:graphicFrameLocks noChangeAspect="1"/>
@@ -15700,7 +15197,7 @@
                   <pic:spPr>
                     <a:xfrm>
                       <a:off x="0" y="0"/>
-                      <a:ext cx="5486400" cy="4876800"/>
+                      <a:ext cx="5303520" cy="4714240"/>
                     </a:xfrm>
                     <a:prstGeom prst="rect"/>
                   </pic:spPr>
@@ -15709,12 +15206,8 @@
             </a:graphic>
           </wp:inline>
         </w:drawing>
+        <w:br/>
       </w:r>
-    </w:p>
-    <w:p>
-      <w:pPr>
-        <w:jc w:val="center"/>
-      </w:pPr>
       <w:r>
         <w:rPr>
           <w:i/>
@@ -15723,15 +15216,15 @@
         <w:t>Grille de planning hebdomadaire — équipiers groupés par poste (cuisine, salle), ligne « Extras » avec déficits à couvrir, indicateurs de couverture par service en en-tête, masse salariale prévisionnelle affichée.</w:t>
       </w:r>
     </w:p>
-    <w:p/>
     <w:p>
       <w:pPr>
+        <w:keepNext/>
         <w:jc w:val="center"/>
       </w:pPr>
       <w:r>
         <w:drawing>
           <wp:inline xmlns:a="http://schemas.openxmlformats.org/drawingml/2006/main" xmlns:pic="http://schemas.openxmlformats.org/drawingml/2006/picture">
-            <wp:extent cx="5486400" cy="4876800"/>
+            <wp:extent cx="5303520" cy="4714240"/>
             <wp:docPr id="310" name="Picture 310"/>
             <wp:cNvGraphicFramePr>
               <a:graphicFrameLocks noChangeAspect="1"/>
@@ -15752,7 +15245,7 @@
                   <pic:spPr>
                     <a:xfrm>
                       <a:off x="0" y="0"/>
-                      <a:ext cx="5486400" cy="4876800"/>
+                      <a:ext cx="5303520" cy="4714240"/>
                     </a:xfrm>
                     <a:prstGeom prst="rect"/>
                   </pic:spPr>
@@ -15761,12 +15254,8 @@
             </a:graphic>
           </wp:inline>
         </w:drawing>
+        <w:br/>
       </w:r>
-    </w:p>
-    <w:p>
-      <w:pPr>
-        <w:jc w:val="center"/>
-      </w:pPr>
       <w:r>
         <w:rPr>
           <w:i/>
@@ -15775,15 +15264,15 @@
         <w:t>Modale Smart Planner — tableau (jour × service) de densité prévue avec presets Calme 0,5 / Normal 1,0 / Chargé 1,3, couverture par service et par poste, liste des services non couverts.</w:t>
       </w:r>
     </w:p>
-    <w:p/>
     <w:p>
       <w:pPr>
+        <w:keepNext/>
         <w:jc w:val="center"/>
       </w:pPr>
       <w:r>
         <w:drawing>
           <wp:inline xmlns:a="http://schemas.openxmlformats.org/drawingml/2006/main" xmlns:pic="http://schemas.openxmlformats.org/drawingml/2006/picture">
-            <wp:extent cx="5486400" cy="4876800"/>
+            <wp:extent cx="5303520" cy="4714240"/>
             <wp:docPr id="311" name="Picture 311"/>
             <wp:cNvGraphicFramePr>
               <a:graphicFrameLocks noChangeAspect="1"/>
@@ -15804,7 +15293,7 @@
                   <pic:spPr>
                     <a:xfrm>
                       <a:off x="0" y="0"/>
-                      <a:ext cx="5486400" cy="4876800"/>
+                      <a:ext cx="5303520" cy="4714240"/>
                     </a:xfrm>
                     <a:prstGeom prst="rect"/>
                   </pic:spPr>
@@ -15813,12 +15302,8 @@
             </a:graphic>
           </wp:inline>
         </w:drawing>
+        <w:br/>
       </w:r>
-    </w:p>
-    <w:p>
-      <w:pPr>
-        <w:jc w:val="center"/>
-      </w:pPr>
       <w:r>
         <w:rPr>
           <w:i/>
@@ -15827,15 +15312,15 @@
         <w:t>Modale d'édition équipier — 5 profils nommés (Apprenti → Référent), polyvalence multi-postes, heures cibles, permissions.</w:t>
       </w:r>
     </w:p>
-    <w:p/>
     <w:p>
       <w:pPr>
+        <w:keepNext/>
         <w:jc w:val="center"/>
       </w:pPr>
       <w:r>
         <w:drawing>
           <wp:inline xmlns:a="http://schemas.openxmlformats.org/drawingml/2006/main" xmlns:pic="http://schemas.openxmlformats.org/drawingml/2006/picture">
-            <wp:extent cx="5486400" cy="3585210"/>
+            <wp:extent cx="5303520" cy="3465703"/>
             <wp:docPr id="312" name="Picture 312"/>
             <wp:cNvGraphicFramePr>
               <a:graphicFrameLocks noChangeAspect="1"/>
@@ -15856,7 +15341,7 @@
                   <pic:spPr>
                     <a:xfrm>
                       <a:off x="0" y="0"/>
-                      <a:ext cx="5486400" cy="3585210"/>
+                      <a:ext cx="5303520" cy="3465703"/>
                     </a:xfrm>
                     <a:prstGeom prst="rect"/>
                   </pic:spPr>
@@ -15865,12 +15350,8 @@
             </a:graphic>
           </wp:inline>
         </w:drawing>
+        <w:br/>
       </w:r>
-    </w:p>
-    <w:p>
-      <w:pPr>
-        <w:jc w:val="center"/>
-      </w:pPr>
       <w:r>
         <w:rPr>
           <w:i/>
@@ -15879,15 +15360,15 @@
         <w:t>Page Statistiques — graphiques Chart.js (heures planifiées vs cibles, couverture par poste, évolution hebdomadaire).</w:t>
       </w:r>
     </w:p>
-    <w:p/>
     <w:p>
       <w:pPr>
+        <w:keepNext/>
         <w:jc w:val="center"/>
       </w:pPr>
       <w:r>
         <w:drawing>
           <wp:inline xmlns:a="http://schemas.openxmlformats.org/drawingml/2006/main" xmlns:pic="http://schemas.openxmlformats.org/drawingml/2006/picture">
-            <wp:extent cx="5486400" cy="36660406"/>
+            <wp:extent cx="1371600" cy="9165102"/>
             <wp:docPr id="313" name="Picture 313"/>
             <wp:cNvGraphicFramePr>
               <a:graphicFrameLocks noChangeAspect="1"/>
@@ -15908,7 +15389,7 @@
                   <pic:spPr>
                     <a:xfrm>
                       <a:off x="0" y="0"/>
-                      <a:ext cx="5486400" cy="36660406"/>
+                      <a:ext cx="1371600" cy="9165102"/>
                     </a:xfrm>
                     <a:prstGeom prst="rect"/>
                   </pic:spPr>
@@ -15917,12 +15398,8 @@
             </a:graphic>
           </wp:inline>
         </w:drawing>
+        <w:br/>
       </w:r>
-    </w:p>
-    <w:p>
-      <w:pPr>
-        <w:jc w:val="center"/>
-      </w:pPr>
       <w:r>
         <w:rPr>
           <w:i/>
@@ -15931,7 +15408,6 @@
         <w:t>Vue mobile responsive — application utilisable sur smartphone.</w:t>
       </w:r>
     </w:p>
-    <w:p/>
     <w:sectPr>
       <w:headerReference w:type="default" r:id="rId14"/>
       <w:pgSz w:w="11906" w:h="16838" w:code="9"/>

--- a/dossier-professionnel/DP_AFPA_rempli.docx
+++ b/dossier-professionnel/DP_AFPA_rempli.docx
@@ -2782,7 +2782,7 @@
           </w:tcPr>
           <w:p>
             <w:r>
-              <w:t xml:space="preserve"/>
+              <w:t xml:space="preserve">Activité-type n°3 — non applicable (le titre DWWM ne comporte que 2 activités-types)</w:t>
             </w:r>
           </w:p>
         </w:tc>
@@ -2796,8 +2796,24 @@
             <w:vAlign w:val="center"/>
           </w:tcPr>
           <w:p>
-            <w:r>
-              <w:t xml:space="preserve">—</w:t>
+            <w:pPr>
+              <w:jc w:val="right"/>
+              <w:rPr>
+                <w:rFonts w:cstheme="minorHAnsi"/>
+                <w:noProof/>
+                <w:color w:val="404040" w:themeColor="text1" w:themeTint="BF"/>
+                <w:lang w:eastAsia="fr-FR"/>
+              </w:rPr>
+            </w:pPr>
+            <w:r>
+              <w:rPr>
+                <w:rFonts w:cstheme="minorHAnsi"/>
+                <w:b/>
+                <w:color w:val="404040" w:themeColor="text1" w:themeTint="BF"/>
+                <w:sz w:val="24"/>
+                <w:szCs w:val="24"/>
+              </w:rPr>
+              <w:t>p.</w:t>
             </w:r>
           </w:p>
         </w:tc>
@@ -2843,7 +2859,7 @@
           </w:tcPr>
           <w:p>
             <w:r>
-              <w:t xml:space="preserve">—</w:t>
+              <w:t xml:space="preserve"/>
             </w:r>
           </w:p>
         </w:tc>
@@ -2890,7 +2906,7 @@
           </w:tcPr>
           <w:p>
             <w:r>
-              <w:t xml:space="preserve">—</w:t>
+              <w:t xml:space="preserve"/>
             </w:r>
           </w:p>
         </w:tc>
@@ -2918,7 +2934,7 @@
           </w:tcPr>
           <w:p>
             <w:r>
-              <w:t xml:space="preserve">—</w:t>
+              <w:t xml:space="preserve"/>
             </w:r>
           </w:p>
         </w:tc>
@@ -2965,7 +2981,7 @@
           </w:tcPr>
           <w:p>
             <w:r>
-              <w:t xml:space="preserve">—</w:t>
+              <w:t xml:space="preserve"/>
             </w:r>
           </w:p>
         </w:tc>
@@ -2993,7 +3009,7 @@
           </w:tcPr>
           <w:p>
             <w:r>
-              <w:t xml:space="preserve">—</w:t>
+              <w:t xml:space="preserve"/>
             </w:r>
           </w:p>
         </w:tc>
@@ -3040,7 +3056,7 @@
           </w:tcPr>
           <w:p>
             <w:r>
-              <w:t xml:space="preserve">—</w:t>
+              <w:t xml:space="preserve"/>
             </w:r>
           </w:p>
         </w:tc>
@@ -3147,7 +3163,7 @@
           </w:tcPr>
           <w:p>
             <w:r>
-              <w:t xml:space="preserve"/>
+              <w:t xml:space="preserve">Activité-type n°4 — non applicable</w:t>
             </w:r>
           </w:p>
         </w:tc>
@@ -3161,8 +3177,24 @@
             <w:vAlign w:val="center"/>
           </w:tcPr>
           <w:p>
-            <w:r>
-              <w:t xml:space="preserve">—</w:t>
+            <w:pPr>
+              <w:jc w:val="right"/>
+              <w:rPr>
+                <w:rFonts w:cstheme="minorHAnsi"/>
+                <w:noProof/>
+                <w:color w:val="404040" w:themeColor="text1" w:themeTint="BF"/>
+                <w:lang w:eastAsia="fr-FR"/>
+              </w:rPr>
+            </w:pPr>
+            <w:r>
+              <w:rPr>
+                <w:rFonts w:cstheme="minorHAnsi"/>
+                <w:b/>
+                <w:color w:val="404040" w:themeColor="text1" w:themeTint="BF"/>
+                <w:sz w:val="24"/>
+                <w:szCs w:val="24"/>
+              </w:rPr>
+              <w:t>p.</w:t>
             </w:r>
           </w:p>
         </w:tc>
@@ -3208,7 +3240,7 @@
           </w:tcPr>
           <w:p>
             <w:r>
-              <w:t xml:space="preserve">—</w:t>
+              <w:t xml:space="preserve"/>
             </w:r>
           </w:p>
         </w:tc>
@@ -3255,7 +3287,7 @@
           </w:tcPr>
           <w:p>
             <w:r>
-              <w:t xml:space="preserve">—</w:t>
+              <w:t xml:space="preserve"/>
             </w:r>
           </w:p>
         </w:tc>
@@ -3283,7 +3315,7 @@
           </w:tcPr>
           <w:p>
             <w:r>
-              <w:t xml:space="preserve">—</w:t>
+              <w:t xml:space="preserve"/>
             </w:r>
           </w:p>
         </w:tc>
@@ -3330,7 +3362,7 @@
           </w:tcPr>
           <w:p>
             <w:r>
-              <w:t xml:space="preserve">—</w:t>
+              <w:t xml:space="preserve"/>
             </w:r>
           </w:p>
         </w:tc>
@@ -3358,7 +3390,7 @@
           </w:tcPr>
           <w:p>
             <w:r>
-              <w:t xml:space="preserve">—</w:t>
+              <w:t xml:space="preserve"/>
             </w:r>
           </w:p>
         </w:tc>
@@ -3405,7 +3437,7 @@
           </w:tcPr>
           <w:p>
             <w:r>
-              <w:t xml:space="preserve">—</w:t>
+              <w:t xml:space="preserve"/>
             </w:r>
           </w:p>
         </w:tc>

--- a/dossier-professionnel/DP_AFPA_rempli.docx
+++ b/dossier-professionnel/DP_AFPA_rempli.docx
@@ -2676,768 +2676,6 @@
           <w:p>
             <w:r>
               <w:t xml:space="preserve">15</w:t>
-            </w:r>
-          </w:p>
-        </w:tc>
-      </w:tr>
-      <w:tr>
-        <w:tc>
-          <w:tcPr>
-            <w:tcW w:w="284" w:type="dxa"/>
-          </w:tcPr>
-          <w:p>
-            <w:pPr>
-              <w:tabs>
-                <w:tab w:val="left" w:pos="34"/>
-                <w:tab w:val="right" w:leader="dot" w:pos="9072"/>
-              </w:tabs>
-              <w:rPr>
-                <w:rFonts w:cstheme="minorHAnsi"/>
-                <w:color w:val="404040" w:themeColor="text1" w:themeTint="BF"/>
-                <w:sz w:val="12"/>
-                <w:szCs w:val="12"/>
-              </w:rPr>
-            </w:pPr>
-          </w:p>
-        </w:tc>
-        <w:tc>
-          <w:tcPr>
-            <w:tcW w:w="8505" w:type="dxa"/>
-            <w:tcBorders>
-              <w:left w:val="nil"/>
-            </w:tcBorders>
-          </w:tcPr>
-          <w:p>
-            <w:pPr>
-              <w:tabs>
-                <w:tab w:val="left" w:pos="34"/>
-                <w:tab w:val="right" w:leader="dot" w:pos="9072"/>
-              </w:tabs>
-              <w:rPr>
-                <w:rFonts w:cstheme="minorHAnsi"/>
-                <w:color w:val="404040" w:themeColor="text1" w:themeTint="BF"/>
-                <w:sz w:val="12"/>
-                <w:szCs w:val="12"/>
-              </w:rPr>
-            </w:pPr>
-          </w:p>
-        </w:tc>
-        <w:tc>
-          <w:tcPr>
-            <w:tcW w:w="426" w:type="dxa"/>
-            <w:vAlign w:val="center"/>
-          </w:tcPr>
-          <w:p>
-            <w:pPr>
-              <w:tabs>
-                <w:tab w:val="left" w:pos="34"/>
-                <w:tab w:val="right" w:leader="dot" w:pos="9072"/>
-              </w:tabs>
-              <w:jc w:val="right"/>
-              <w:rPr>
-                <w:rFonts w:cstheme="minorHAnsi"/>
-                <w:color w:val="404040" w:themeColor="text1" w:themeTint="BF"/>
-                <w:sz w:val="12"/>
-                <w:szCs w:val="12"/>
-              </w:rPr>
-            </w:pPr>
-          </w:p>
-        </w:tc>
-        <w:tc>
-          <w:tcPr>
-            <w:tcW w:w="566" w:type="dxa"/>
-            <w:tcBorders>
-              <w:top w:val="single" w:sz="8" w:space="0" w:color="BFBFBF" w:themeColor="background1" w:themeShade="BF"/>
-              <w:bottom w:val="single" w:sz="8" w:space="0" w:color="BFBFBF" w:themeColor="background1" w:themeShade="BF"/>
-            </w:tcBorders>
-            <w:vAlign w:val="center"/>
-          </w:tcPr>
-          <w:p>
-            <w:pPr>
-              <w:tabs>
-                <w:tab w:val="left" w:pos="34"/>
-                <w:tab w:val="right" w:leader="dot" w:pos="9072"/>
-              </w:tabs>
-              <w:ind w:left="-109"/>
-              <w:jc w:val="right"/>
-              <w:rPr>
-                <w:rFonts w:cstheme="minorHAnsi"/>
-                <w:color w:val="404040" w:themeColor="text1" w:themeTint="BF"/>
-                <w:sz w:val="12"/>
-                <w:szCs w:val="12"/>
-              </w:rPr>
-            </w:pPr>
-          </w:p>
-        </w:tc>
-      </w:tr>
-      <w:tr>
-        <w:tc>
-          <w:tcPr>
-            <w:tcW w:w="8789" w:type="dxa"/>
-            <w:gridSpan w:val="2"/>
-            <w:tcBorders>
-              <w:left w:val="single" w:sz="18" w:space="0" w:color="D60093"/>
-            </w:tcBorders>
-            <w:shd w:val="clear" w:color="auto" w:fill="F2F2F2" w:themeFill="background1" w:themeFillShade="F2"/>
-          </w:tcPr>
-          <w:p>
-            <w:r>
-              <w:t xml:space="preserve">Activité-type n°3 — non applicable (le titre DWWM ne comporte que 2 activités-types)</w:t>
-            </w:r>
-          </w:p>
-        </w:tc>
-        <w:tc>
-          <w:tcPr>
-            <w:tcW w:w="426" w:type="dxa"/>
-            <w:tcBorders>
-              <w:right w:val="single" w:sz="8" w:space="0" w:color="BFBFBF" w:themeColor="background1" w:themeShade="BF"/>
-            </w:tcBorders>
-            <w:shd w:val="clear" w:color="auto" w:fill="F2F2F2" w:themeFill="background1" w:themeFillShade="F2"/>
-            <w:vAlign w:val="center"/>
-          </w:tcPr>
-          <w:p>
-            <w:pPr>
-              <w:jc w:val="right"/>
-              <w:rPr>
-                <w:rFonts w:cstheme="minorHAnsi"/>
-                <w:noProof/>
-                <w:color w:val="404040" w:themeColor="text1" w:themeTint="BF"/>
-                <w:lang w:eastAsia="fr-FR"/>
-              </w:rPr>
-            </w:pPr>
-            <w:r>
-              <w:rPr>
-                <w:rFonts w:cstheme="minorHAnsi"/>
-                <w:b/>
-                <w:color w:val="404040" w:themeColor="text1" w:themeTint="BF"/>
-                <w:sz w:val="24"/>
-                <w:szCs w:val="24"/>
-              </w:rPr>
-              <w:t>p.</w:t>
-            </w:r>
-          </w:p>
-        </w:tc>
-        <w:tc>
-          <w:tcPr>
-            <w:tcW w:w="566" w:type="dxa"/>
-            <w:tcBorders>
-              <w:top w:val="single" w:sz="8" w:space="0" w:color="BFBFBF" w:themeColor="background1" w:themeShade="BF"/>
-              <w:left w:val="single" w:sz="8" w:space="0" w:color="BFBFBF" w:themeColor="background1" w:themeShade="BF"/>
-              <w:bottom w:val="single" w:sz="8" w:space="0" w:color="BFBFBF" w:themeColor="background1" w:themeShade="BF"/>
-              <w:right w:val="single" w:sz="8" w:space="0" w:color="BFBFBF" w:themeColor="background1" w:themeShade="BF"/>
-            </w:tcBorders>
-            <w:shd w:val="clear" w:color="auto" w:fill="F2F2F2" w:themeFill="background1" w:themeFillShade="F2"/>
-            <w:vAlign w:val="center"/>
-          </w:tcPr>
-          <w:p>
-            <w:r>
-              <w:t xml:space="preserve">—</w:t>
-            </w:r>
-          </w:p>
-        </w:tc>
-      </w:tr>
-      <w:tr>
-        <w:tc>
-          <w:tcPr>
-            <w:tcW w:w="284" w:type="dxa"/>
-            <w:tcBorders>
-              <w:right w:val="single" w:sz="8" w:space="0" w:color="F2F2F2" w:themeColor="background1" w:themeShade="F2"/>
-            </w:tcBorders>
-          </w:tcPr>
-          <w:p>
-            <w:r>
-              <w:t xml:space="preserve"/>
-            </w:r>
-          </w:p>
-        </w:tc>
-        <w:tc>
-          <w:tcPr>
-            <w:tcW w:w="8505" w:type="dxa"/>
-            <w:tcBorders>
-              <w:left w:val="single" w:sz="8" w:space="0" w:color="F2F2F2" w:themeColor="background1" w:themeShade="F2"/>
-            </w:tcBorders>
-          </w:tcPr>
-          <w:p>
-            <w:r>
-              <w:t xml:space="preserve"/>
-            </w:r>
-          </w:p>
-        </w:tc>
-        <w:tc>
-          <w:tcPr>
-            <w:tcW w:w="426" w:type="dxa"/>
-            <w:tcBorders>
-              <w:right w:val="single" w:sz="8" w:space="0" w:color="BFBFBF" w:themeColor="background1" w:themeShade="BF"/>
-            </w:tcBorders>
-            <w:vAlign w:val="center"/>
-          </w:tcPr>
-          <w:p>
-            <w:pPr>
-              <w:tabs>
-                <w:tab w:val="left" w:pos="34"/>
-                <w:tab w:val="right" w:leader="dot" w:pos="9072"/>
-              </w:tabs>
-              <w:spacing w:before="120"/>
-              <w:jc w:val="right"/>
-              <w:rPr>
-                <w:rFonts w:cstheme="minorHAnsi"/>
-                <w:color w:val="404040" w:themeColor="text1" w:themeTint="BF"/>
-              </w:rPr>
-            </w:pPr>
-            <w:r>
-              <w:rPr>
-                <w:rFonts w:cstheme="minorHAnsi"/>
-                <w:color w:val="404040" w:themeColor="text1" w:themeTint="BF"/>
-              </w:rPr>
-              <w:t>p.</w:t>
-            </w:r>
-          </w:p>
-        </w:tc>
-        <w:tc>
-          <w:tcPr>
-            <w:tcW w:w="566" w:type="dxa"/>
-            <w:tcBorders>
-              <w:top w:val="single" w:sz="8" w:space="0" w:color="BFBFBF" w:themeColor="background1" w:themeShade="BF"/>
-              <w:left w:val="single" w:sz="8" w:space="0" w:color="BFBFBF" w:themeColor="background1" w:themeShade="BF"/>
-              <w:bottom w:val="single" w:sz="8" w:space="0" w:color="BFBFBF" w:themeColor="background1" w:themeShade="BF"/>
-              <w:right w:val="single" w:sz="8" w:space="0" w:color="BFBFBF" w:themeColor="background1" w:themeShade="BF"/>
-            </w:tcBorders>
-            <w:vAlign w:val="center"/>
-          </w:tcPr>
-          <w:p>
-            <w:r>
-              <w:t xml:space="preserve"/>
-            </w:r>
-          </w:p>
-        </w:tc>
-      </w:tr>
-      <w:tr>
-        <w:tc>
-          <w:tcPr>
-            <w:tcW w:w="284" w:type="dxa"/>
-            <w:tcBorders>
-              <w:right w:val="single" w:sz="8" w:space="0" w:color="F2F2F2" w:themeColor="background1" w:themeShade="F2"/>
-            </w:tcBorders>
-          </w:tcPr>
-          <w:p>
-            <w:r>
-              <w:t xml:space="preserve"/>
-            </w:r>
-          </w:p>
-        </w:tc>
-        <w:tc>
-          <w:tcPr>
-            <w:tcW w:w="8505" w:type="dxa"/>
-            <w:tcBorders>
-              <w:left w:val="single" w:sz="8" w:space="0" w:color="F2F2F2" w:themeColor="background1" w:themeShade="F2"/>
-            </w:tcBorders>
-          </w:tcPr>
-          <w:p>
-            <w:r>
-              <w:t xml:space="preserve"/>
-            </w:r>
-          </w:p>
-        </w:tc>
-        <w:tc>
-          <w:tcPr>
-            <w:tcW w:w="426" w:type="dxa"/>
-            <w:tcBorders>
-              <w:right w:val="single" w:sz="8" w:space="0" w:color="BFBFBF" w:themeColor="background1" w:themeShade="BF"/>
-            </w:tcBorders>
-            <w:vAlign w:val="center"/>
-          </w:tcPr>
-          <w:p>
-            <w:pPr>
-              <w:tabs>
-                <w:tab w:val="left" w:pos="34"/>
-                <w:tab w:val="right" w:leader="dot" w:pos="9072"/>
-              </w:tabs>
-              <w:spacing w:before="120"/>
-              <w:jc w:val="right"/>
-              <w:rPr>
-                <w:rFonts w:cstheme="minorHAnsi"/>
-                <w:color w:val="404040" w:themeColor="text1" w:themeTint="BF"/>
-              </w:rPr>
-            </w:pPr>
-            <w:r>
-              <w:rPr>
-                <w:rFonts w:cstheme="minorHAnsi"/>
-                <w:color w:val="404040" w:themeColor="text1" w:themeTint="BF"/>
-              </w:rPr>
-              <w:t>p.</w:t>
-            </w:r>
-          </w:p>
-        </w:tc>
-        <w:tc>
-          <w:tcPr>
-            <w:tcW w:w="566" w:type="dxa"/>
-            <w:tcBorders>
-              <w:top w:val="single" w:sz="8" w:space="0" w:color="BFBFBF" w:themeColor="background1" w:themeShade="BF"/>
-              <w:left w:val="single" w:sz="8" w:space="0" w:color="BFBFBF" w:themeColor="background1" w:themeShade="BF"/>
-              <w:bottom w:val="single" w:sz="8" w:space="0" w:color="BFBFBF" w:themeColor="background1" w:themeShade="BF"/>
-              <w:right w:val="single" w:sz="8" w:space="0" w:color="BFBFBF" w:themeColor="background1" w:themeShade="BF"/>
-            </w:tcBorders>
-            <w:vAlign w:val="center"/>
-          </w:tcPr>
-          <w:p>
-            <w:r>
-              <w:t xml:space="preserve"/>
-            </w:r>
-          </w:p>
-        </w:tc>
-      </w:tr>
-      <w:tr>
-        <w:tc>
-          <w:tcPr>
-            <w:tcW w:w="284" w:type="dxa"/>
-            <w:tcBorders>
-              <w:right w:val="single" w:sz="8" w:space="0" w:color="F2F2F2" w:themeColor="background1" w:themeShade="F2"/>
-            </w:tcBorders>
-          </w:tcPr>
-          <w:p>
-            <w:r>
-              <w:t xml:space="preserve"/>
-            </w:r>
-          </w:p>
-        </w:tc>
-        <w:tc>
-          <w:tcPr>
-            <w:tcW w:w="8505" w:type="dxa"/>
-            <w:tcBorders>
-              <w:left w:val="single" w:sz="8" w:space="0" w:color="F2F2F2" w:themeColor="background1" w:themeShade="F2"/>
-            </w:tcBorders>
-          </w:tcPr>
-          <w:p>
-            <w:r>
-              <w:t xml:space="preserve"/>
-            </w:r>
-          </w:p>
-        </w:tc>
-        <w:tc>
-          <w:tcPr>
-            <w:tcW w:w="426" w:type="dxa"/>
-            <w:tcBorders>
-              <w:right w:val="single" w:sz="8" w:space="0" w:color="BFBFBF" w:themeColor="background1" w:themeShade="BF"/>
-            </w:tcBorders>
-            <w:vAlign w:val="center"/>
-          </w:tcPr>
-          <w:p>
-            <w:pPr>
-              <w:tabs>
-                <w:tab w:val="left" w:pos="34"/>
-                <w:tab w:val="right" w:leader="dot" w:pos="9072"/>
-              </w:tabs>
-              <w:spacing w:before="120"/>
-              <w:jc w:val="right"/>
-              <w:rPr>
-                <w:rFonts w:cstheme="minorHAnsi"/>
-                <w:color w:val="404040" w:themeColor="text1" w:themeTint="BF"/>
-              </w:rPr>
-            </w:pPr>
-            <w:r>
-              <w:rPr>
-                <w:rFonts w:cstheme="minorHAnsi"/>
-                <w:color w:val="404040" w:themeColor="text1" w:themeTint="BF"/>
-              </w:rPr>
-              <w:t>p.</w:t>
-            </w:r>
-          </w:p>
-        </w:tc>
-        <w:tc>
-          <w:tcPr>
-            <w:tcW w:w="566" w:type="dxa"/>
-            <w:tcBorders>
-              <w:top w:val="single" w:sz="8" w:space="0" w:color="BFBFBF" w:themeColor="background1" w:themeShade="BF"/>
-              <w:left w:val="single" w:sz="8" w:space="0" w:color="BFBFBF" w:themeColor="background1" w:themeShade="BF"/>
-              <w:bottom w:val="single" w:sz="8" w:space="0" w:color="BFBFBF" w:themeColor="background1" w:themeShade="BF"/>
-              <w:right w:val="single" w:sz="8" w:space="0" w:color="BFBFBF" w:themeColor="background1" w:themeShade="BF"/>
-            </w:tcBorders>
-            <w:vAlign w:val="center"/>
-          </w:tcPr>
-          <w:p>
-            <w:r>
-              <w:t xml:space="preserve"/>
-            </w:r>
-          </w:p>
-        </w:tc>
-      </w:tr>
-      <w:tr>
-        <w:tc>
-          <w:tcPr>
-            <w:tcW w:w="284" w:type="dxa"/>
-          </w:tcPr>
-          <w:p>
-            <w:pPr>
-              <w:tabs>
-                <w:tab w:val="left" w:pos="34"/>
-                <w:tab w:val="right" w:leader="dot" w:pos="9072"/>
-              </w:tabs>
-              <w:rPr>
-                <w:rFonts w:cstheme="minorHAnsi"/>
-                <w:color w:val="404040" w:themeColor="text1" w:themeTint="BF"/>
-                <w:sz w:val="12"/>
-                <w:szCs w:val="12"/>
-              </w:rPr>
-            </w:pPr>
-          </w:p>
-        </w:tc>
-        <w:tc>
-          <w:tcPr>
-            <w:tcW w:w="8505" w:type="dxa"/>
-            <w:tcBorders>
-              <w:left w:val="nil"/>
-            </w:tcBorders>
-          </w:tcPr>
-          <w:p>
-            <w:pPr>
-              <w:tabs>
-                <w:tab w:val="left" w:pos="34"/>
-                <w:tab w:val="right" w:leader="dot" w:pos="9072"/>
-              </w:tabs>
-              <w:rPr>
-                <w:rFonts w:cstheme="minorHAnsi"/>
-                <w:color w:val="404040" w:themeColor="text1" w:themeTint="BF"/>
-                <w:sz w:val="12"/>
-                <w:szCs w:val="12"/>
-              </w:rPr>
-            </w:pPr>
-          </w:p>
-        </w:tc>
-        <w:tc>
-          <w:tcPr>
-            <w:tcW w:w="426" w:type="dxa"/>
-            <w:vAlign w:val="center"/>
-          </w:tcPr>
-          <w:p>
-            <w:pPr>
-              <w:tabs>
-                <w:tab w:val="left" w:pos="34"/>
-                <w:tab w:val="right" w:leader="dot" w:pos="9072"/>
-              </w:tabs>
-              <w:jc w:val="right"/>
-              <w:rPr>
-                <w:rFonts w:cstheme="minorHAnsi"/>
-                <w:color w:val="404040" w:themeColor="text1" w:themeTint="BF"/>
-                <w:sz w:val="12"/>
-                <w:szCs w:val="12"/>
-              </w:rPr>
-            </w:pPr>
-          </w:p>
-        </w:tc>
-        <w:tc>
-          <w:tcPr>
-            <w:tcW w:w="566" w:type="dxa"/>
-            <w:tcBorders>
-              <w:top w:val="single" w:sz="8" w:space="0" w:color="BFBFBF" w:themeColor="background1" w:themeShade="BF"/>
-              <w:bottom w:val="single" w:sz="8" w:space="0" w:color="BFBFBF" w:themeColor="background1" w:themeShade="BF"/>
-            </w:tcBorders>
-            <w:vAlign w:val="center"/>
-          </w:tcPr>
-          <w:p>
-            <w:pPr>
-              <w:tabs>
-                <w:tab w:val="left" w:pos="34"/>
-                <w:tab w:val="right" w:leader="dot" w:pos="9072"/>
-              </w:tabs>
-              <w:ind w:left="-109"/>
-              <w:jc w:val="right"/>
-              <w:rPr>
-                <w:rFonts w:cstheme="minorHAnsi"/>
-                <w:color w:val="404040" w:themeColor="text1" w:themeTint="BF"/>
-                <w:sz w:val="12"/>
-                <w:szCs w:val="12"/>
-              </w:rPr>
-            </w:pPr>
-          </w:p>
-        </w:tc>
-      </w:tr>
-      <w:tr>
-        <w:tc>
-          <w:tcPr>
-            <w:tcW w:w="8789" w:type="dxa"/>
-            <w:gridSpan w:val="2"/>
-            <w:tcBorders>
-              <w:left w:val="single" w:sz="18" w:space="0" w:color="D60093"/>
-            </w:tcBorders>
-            <w:shd w:val="clear" w:color="auto" w:fill="F2F2F2" w:themeFill="background1" w:themeFillShade="F2"/>
-          </w:tcPr>
-          <w:p>
-            <w:r>
-              <w:t xml:space="preserve">Activité-type n°4 — non applicable</w:t>
-            </w:r>
-          </w:p>
-        </w:tc>
-        <w:tc>
-          <w:tcPr>
-            <w:tcW w:w="426" w:type="dxa"/>
-            <w:tcBorders>
-              <w:right w:val="single" w:sz="8" w:space="0" w:color="BFBFBF" w:themeColor="background1" w:themeShade="BF"/>
-            </w:tcBorders>
-            <w:shd w:val="clear" w:color="auto" w:fill="F2F2F2" w:themeFill="background1" w:themeFillShade="F2"/>
-            <w:vAlign w:val="center"/>
-          </w:tcPr>
-          <w:p>
-            <w:pPr>
-              <w:jc w:val="right"/>
-              <w:rPr>
-                <w:rFonts w:cstheme="minorHAnsi"/>
-                <w:noProof/>
-                <w:color w:val="404040" w:themeColor="text1" w:themeTint="BF"/>
-                <w:lang w:eastAsia="fr-FR"/>
-              </w:rPr>
-            </w:pPr>
-            <w:r>
-              <w:rPr>
-                <w:rFonts w:cstheme="minorHAnsi"/>
-                <w:b/>
-                <w:color w:val="404040" w:themeColor="text1" w:themeTint="BF"/>
-                <w:sz w:val="24"/>
-                <w:szCs w:val="24"/>
-              </w:rPr>
-              <w:t>p.</w:t>
-            </w:r>
-          </w:p>
-        </w:tc>
-        <w:tc>
-          <w:tcPr>
-            <w:tcW w:w="566" w:type="dxa"/>
-            <w:tcBorders>
-              <w:top w:val="single" w:sz="8" w:space="0" w:color="BFBFBF" w:themeColor="background1" w:themeShade="BF"/>
-              <w:left w:val="single" w:sz="8" w:space="0" w:color="BFBFBF" w:themeColor="background1" w:themeShade="BF"/>
-              <w:bottom w:val="single" w:sz="8" w:space="0" w:color="BFBFBF" w:themeColor="background1" w:themeShade="BF"/>
-              <w:right w:val="single" w:sz="8" w:space="0" w:color="BFBFBF" w:themeColor="background1" w:themeShade="BF"/>
-            </w:tcBorders>
-            <w:shd w:val="clear" w:color="auto" w:fill="F2F2F2" w:themeFill="background1" w:themeFillShade="F2"/>
-            <w:vAlign w:val="center"/>
-          </w:tcPr>
-          <w:p>
-            <w:r>
-              <w:t xml:space="preserve">—</w:t>
-            </w:r>
-          </w:p>
-        </w:tc>
-      </w:tr>
-      <w:tr>
-        <w:tc>
-          <w:tcPr>
-            <w:tcW w:w="284" w:type="dxa"/>
-            <w:tcBorders>
-              <w:right w:val="single" w:sz="8" w:space="0" w:color="F2F2F2" w:themeColor="background1" w:themeShade="F2"/>
-            </w:tcBorders>
-          </w:tcPr>
-          <w:p>
-            <w:r>
-              <w:t xml:space="preserve"/>
-            </w:r>
-          </w:p>
-        </w:tc>
-        <w:tc>
-          <w:tcPr>
-            <w:tcW w:w="8505" w:type="dxa"/>
-            <w:tcBorders>
-              <w:left w:val="single" w:sz="8" w:space="0" w:color="F2F2F2" w:themeColor="background1" w:themeShade="F2"/>
-            </w:tcBorders>
-          </w:tcPr>
-          <w:p>
-            <w:r>
-              <w:t xml:space="preserve"/>
-            </w:r>
-          </w:p>
-        </w:tc>
-        <w:tc>
-          <w:tcPr>
-            <w:tcW w:w="426" w:type="dxa"/>
-            <w:tcBorders>
-              <w:right w:val="single" w:sz="8" w:space="0" w:color="BFBFBF" w:themeColor="background1" w:themeShade="BF"/>
-            </w:tcBorders>
-            <w:vAlign w:val="center"/>
-          </w:tcPr>
-          <w:p>
-            <w:pPr>
-              <w:tabs>
-                <w:tab w:val="left" w:pos="34"/>
-                <w:tab w:val="right" w:leader="dot" w:pos="9072"/>
-              </w:tabs>
-              <w:spacing w:before="120"/>
-              <w:jc w:val="right"/>
-              <w:rPr>
-                <w:rFonts w:cstheme="minorHAnsi"/>
-                <w:color w:val="404040" w:themeColor="text1" w:themeTint="BF"/>
-              </w:rPr>
-            </w:pPr>
-            <w:r>
-              <w:rPr>
-                <w:rFonts w:cstheme="minorHAnsi"/>
-                <w:color w:val="404040" w:themeColor="text1" w:themeTint="BF"/>
-              </w:rPr>
-              <w:t>p.</w:t>
-            </w:r>
-          </w:p>
-        </w:tc>
-        <w:tc>
-          <w:tcPr>
-            <w:tcW w:w="566" w:type="dxa"/>
-            <w:tcBorders>
-              <w:top w:val="single" w:sz="8" w:space="0" w:color="BFBFBF" w:themeColor="background1" w:themeShade="BF"/>
-              <w:left w:val="single" w:sz="8" w:space="0" w:color="BFBFBF" w:themeColor="background1" w:themeShade="BF"/>
-              <w:bottom w:val="single" w:sz="8" w:space="0" w:color="BFBFBF" w:themeColor="background1" w:themeShade="BF"/>
-              <w:right w:val="single" w:sz="8" w:space="0" w:color="BFBFBF" w:themeColor="background1" w:themeShade="BF"/>
-            </w:tcBorders>
-            <w:vAlign w:val="center"/>
-          </w:tcPr>
-          <w:p>
-            <w:r>
-              <w:t xml:space="preserve"/>
-            </w:r>
-          </w:p>
-        </w:tc>
-      </w:tr>
-      <w:tr>
-        <w:tc>
-          <w:tcPr>
-            <w:tcW w:w="284" w:type="dxa"/>
-            <w:tcBorders>
-              <w:right w:val="single" w:sz="8" w:space="0" w:color="F2F2F2" w:themeColor="background1" w:themeShade="F2"/>
-            </w:tcBorders>
-          </w:tcPr>
-          <w:p>
-            <w:r>
-              <w:t xml:space="preserve"/>
-            </w:r>
-          </w:p>
-        </w:tc>
-        <w:tc>
-          <w:tcPr>
-            <w:tcW w:w="8505" w:type="dxa"/>
-            <w:tcBorders>
-              <w:left w:val="single" w:sz="8" w:space="0" w:color="F2F2F2" w:themeColor="background1" w:themeShade="F2"/>
-            </w:tcBorders>
-          </w:tcPr>
-          <w:p>
-            <w:r>
-              <w:t xml:space="preserve"/>
-            </w:r>
-          </w:p>
-        </w:tc>
-        <w:tc>
-          <w:tcPr>
-            <w:tcW w:w="426" w:type="dxa"/>
-            <w:tcBorders>
-              <w:right w:val="single" w:sz="8" w:space="0" w:color="BFBFBF" w:themeColor="background1" w:themeShade="BF"/>
-            </w:tcBorders>
-            <w:vAlign w:val="center"/>
-          </w:tcPr>
-          <w:p>
-            <w:pPr>
-              <w:tabs>
-                <w:tab w:val="left" w:pos="34"/>
-                <w:tab w:val="right" w:leader="dot" w:pos="9072"/>
-              </w:tabs>
-              <w:spacing w:before="120"/>
-              <w:jc w:val="right"/>
-              <w:rPr>
-                <w:rFonts w:cstheme="minorHAnsi"/>
-                <w:color w:val="404040" w:themeColor="text1" w:themeTint="BF"/>
-              </w:rPr>
-            </w:pPr>
-            <w:r>
-              <w:rPr>
-                <w:rFonts w:cstheme="minorHAnsi"/>
-                <w:color w:val="404040" w:themeColor="text1" w:themeTint="BF"/>
-              </w:rPr>
-              <w:t>p.</w:t>
-            </w:r>
-          </w:p>
-        </w:tc>
-        <w:tc>
-          <w:tcPr>
-            <w:tcW w:w="566" w:type="dxa"/>
-            <w:tcBorders>
-              <w:top w:val="single" w:sz="8" w:space="0" w:color="BFBFBF" w:themeColor="background1" w:themeShade="BF"/>
-              <w:left w:val="single" w:sz="8" w:space="0" w:color="BFBFBF" w:themeColor="background1" w:themeShade="BF"/>
-              <w:bottom w:val="single" w:sz="8" w:space="0" w:color="BFBFBF" w:themeColor="background1" w:themeShade="BF"/>
-              <w:right w:val="single" w:sz="8" w:space="0" w:color="BFBFBF" w:themeColor="background1" w:themeShade="BF"/>
-            </w:tcBorders>
-            <w:vAlign w:val="center"/>
-          </w:tcPr>
-          <w:p>
-            <w:r>
-              <w:t xml:space="preserve"/>
-            </w:r>
-          </w:p>
-        </w:tc>
-      </w:tr>
-      <w:tr>
-        <w:tc>
-          <w:tcPr>
-            <w:tcW w:w="284" w:type="dxa"/>
-            <w:tcBorders>
-              <w:right w:val="single" w:sz="8" w:space="0" w:color="F2F2F2" w:themeColor="background1" w:themeShade="F2"/>
-            </w:tcBorders>
-          </w:tcPr>
-          <w:p>
-            <w:r>
-              <w:t xml:space="preserve"/>
-            </w:r>
-          </w:p>
-        </w:tc>
-        <w:tc>
-          <w:tcPr>
-            <w:tcW w:w="8505" w:type="dxa"/>
-            <w:tcBorders>
-              <w:left w:val="single" w:sz="8" w:space="0" w:color="F2F2F2" w:themeColor="background1" w:themeShade="F2"/>
-            </w:tcBorders>
-          </w:tcPr>
-          <w:p>
-            <w:r>
-              <w:t xml:space="preserve"/>
-            </w:r>
-          </w:p>
-        </w:tc>
-        <w:tc>
-          <w:tcPr>
-            <w:tcW w:w="426" w:type="dxa"/>
-            <w:tcBorders>
-              <w:right w:val="single" w:sz="8" w:space="0" w:color="BFBFBF" w:themeColor="background1" w:themeShade="BF"/>
-            </w:tcBorders>
-            <w:vAlign w:val="center"/>
-          </w:tcPr>
-          <w:p>
-            <w:pPr>
-              <w:tabs>
-                <w:tab w:val="left" w:pos="34"/>
-                <w:tab w:val="right" w:leader="dot" w:pos="9072"/>
-              </w:tabs>
-              <w:spacing w:before="120"/>
-              <w:jc w:val="right"/>
-              <w:rPr>
-                <w:rFonts w:cstheme="minorHAnsi"/>
-                <w:color w:val="404040" w:themeColor="text1" w:themeTint="BF"/>
-              </w:rPr>
-            </w:pPr>
-            <w:r>
-              <w:rPr>
-                <w:rFonts w:cstheme="minorHAnsi"/>
-                <w:color w:val="404040" w:themeColor="text1" w:themeTint="BF"/>
-              </w:rPr>
-              <w:t>p.</w:t>
-            </w:r>
-          </w:p>
-        </w:tc>
-        <w:tc>
-          <w:tcPr>
-            <w:tcW w:w="566" w:type="dxa"/>
-            <w:tcBorders>
-              <w:top w:val="single" w:sz="8" w:space="0" w:color="BFBFBF" w:themeColor="background1" w:themeShade="BF"/>
-              <w:left w:val="single" w:sz="8" w:space="0" w:color="BFBFBF" w:themeColor="background1" w:themeShade="BF"/>
-              <w:bottom w:val="single" w:sz="8" w:space="0" w:color="BFBFBF" w:themeColor="background1" w:themeShade="BF"/>
-              <w:right w:val="single" w:sz="8" w:space="0" w:color="BFBFBF" w:themeColor="background1" w:themeShade="BF"/>
-            </w:tcBorders>
-            <w:vAlign w:val="center"/>
-          </w:tcPr>
-          <w:p>
-            <w:r>
-              <w:t xml:space="preserve"/>
             </w:r>
           </w:p>
         </w:tc>

--- a/dossier-professionnel/DP_AFPA_rempli.docx
+++ b/dossier-professionnel/DP_AFPA_rempli.docx
@@ -3059,7 +3059,7 @@
           </w:tcPr>
           <w:p>
             <w:r>
-              <w:t xml:space="preserve">Annexes — 6 captures d'écran représentatives de l'application Crew (pages 21-26)</w:t>
+              <w:t xml:space="preserve">Annexes — 6 captures d'écran représentatives de l'application Crew (pages 21-27)</w:t>
             </w:r>
           </w:p>
         </w:tc>
@@ -3547,6 +3547,42 @@
           </w:tcPr>
           <w:p>
             <w:r>
+              <w:t xml:space="preserve">Compétences couvertes (référentiel REAC DWWM — RNCP 37674) :</w:t>
+            </w:r>
+            <w:r>
+              <w:br/>
+            </w:r>
+            <w:r>
+              <w:t xml:space="preserve">  • C1.1 — Maquetter une application (mobile-first, breakpoints)</w:t>
+            </w:r>
+            <w:r>
+              <w:br/>
+            </w:r>
+            <w:r>
+              <w:t xml:space="preserve">  • C1.2 — Réaliser une interface utilisateur web statique et adaptable (responsive, accessibilité WCAG AA)</w:t>
+            </w:r>
+            <w:r>
+              <w:br/>
+            </w:r>
+            <w:r>
+              <w:t xml:space="preserve">  • C1.3 — Développer une interface utilisateur web dynamique (Context API, hooks, état global)</w:t>
+            </w:r>
+            <w:r>
+              <w:br/>
+            </w:r>
+            <w:r>
+              <w:t xml:space="preserve">  • C1.4 — Réaliser une interface avec un framework (React 18 + Vite)</w:t>
+            </w:r>
+            <w:r>
+              <w:br/>
+            </w:r>
+            <w:r>
+              <w:t xml:space="preserve"/>
+            </w:r>
+            <w:r>
+              <w:br/>
+            </w:r>
+            <w:r>
               <w:t xml:space="preserve">Dans le cadre du projet de fin de formation Crew (planification intelligente d'équipe pour la restauration), j'ai réalisé l'intégralité de la partie front-end de l'application. J'ai notamment :</w:t>
             </w:r>
             <w:r>
@@ -5127,6 +5163,36 @@
           </w:tcPr>
           <w:p>
             <w:r>
+              <w:t xml:space="preserve">Compétences couvertes :</w:t>
+            </w:r>
+            <w:r>
+              <w:br/>
+            </w:r>
+            <w:r>
+              <w:t xml:space="preserve">  • C1.2 — Interface adaptable (grille scrollable horizontal mobile)</w:t>
+            </w:r>
+            <w:r>
+              <w:br/>
+            </w:r>
+            <w:r>
+              <w:t xml:space="preserve">  • C1.3 — Interface dynamique (drag-and-drop HTML5 natif, rendu optimiste)</w:t>
+            </w:r>
+            <w:r>
+              <w:br/>
+            </w:r>
+            <w:r>
+              <w:t xml:space="preserve">  • C1.4 — Framework React (composants + hooks)</w:t>
+            </w:r>
+            <w:r>
+              <w:br/>
+            </w:r>
+            <w:r>
+              <w:t xml:space="preserve"/>
+            </w:r>
+            <w:r>
+              <w:br/>
+            </w:r>
+            <w:r>
               <w:t xml:space="preserve">Toujours sur le projet Crew, j'ai conçu la page Planning qui est le cœur d'utilisation quotidien du manager. Il s'agit d'une grille (équipiers × jours de la semaine) où chaque cellule représente les shifts d'un équipier sur une journée donnée.</w:t>
             </w:r>
             <w:r>
@@ -6522,6 +6588,30 @@
           </w:tcPr>
           <w:p>
             <w:r>
+              <w:t xml:space="preserve">Compétences couvertes :</w:t>
+            </w:r>
+            <w:r>
+              <w:br/>
+            </w:r>
+            <w:r>
+              <w:t xml:space="preserve">  • C1.3 — Interface dynamique (état contrôlé, useEffect, re-fetch live)</w:t>
+            </w:r>
+            <w:r>
+              <w:br/>
+            </w:r>
+            <w:r>
+              <w:t xml:space="preserve">  • C1.4 — Framework React (composants composables, react-i18next)</w:t>
+            </w:r>
+            <w:r>
+              <w:br/>
+            </w:r>
+            <w:r>
+              <w:t xml:space="preserve"/>
+            </w:r>
+            <w:r>
+              <w:br/>
+            </w:r>
+            <w:r>
               <w:t xml:space="preserve">La modale Smart Planner est le composant le plus dense fonctionnellement de l'application : c'est là que le manager déclare la densité prévue de chaque service de la semaine et obtient en retour une proposition de planning calculée par le back-end sous contraintes Convention HCR.</w:t>
             </w:r>
             <w:r>
@@ -7853,6 +7943,42 @@
           </w:tcPr>
           <w:p>
             <w:r>
+              <w:t xml:space="preserve">Compétences couvertes (référentiel REAC DWWM — RNCP 37674) :</w:t>
+            </w:r>
+            <w:r>
+              <w:br/>
+            </w:r>
+            <w:r>
+              <w:t xml:space="preserve">  • C2.1 — Créer une base de données (MCD/MLD/MPD via 12 migrations SQL)</w:t>
+            </w:r>
+            <w:r>
+              <w:br/>
+            </w:r>
+            <w:r>
+              <w:t xml:space="preserve">  • C2.2 — Développer les composants d'accès aux données (modèles mysql2 avec requêtes préparées, sans ORM)</w:t>
+            </w:r>
+            <w:r>
+              <w:br/>
+            </w:r>
+            <w:r>
+              <w:t xml:space="preserve">  • C2.3 — Développer la partie back-end (Express, controllers, validators, solver d'optimisation)</w:t>
+            </w:r>
+            <w:r>
+              <w:br/>
+            </w:r>
+            <w:r>
+              <w:t xml:space="preserve">  • C2.4 — Mettre en œuvre des composants dans un framework (Express middleware composable)</w:t>
+            </w:r>
+            <w:r>
+              <w:br/>
+            </w:r>
+            <w:r>
+              <w:t xml:space="preserve"/>
+            </w:r>
+            <w:r>
+              <w:br/>
+            </w:r>
+            <w:r>
               <w:t xml:space="preserve">Pour le même projet Crew, j'ai conçu et développé l'intégralité de la partie back-end : conception de la base de données, API REST sécurisée, et un solver de planning intelligent sous contraintes Convention HCR.</w:t>
             </w:r>
             <w:r>
@@ -9451,6 +9577,30 @@
           </w:tcPr>
           <w:p>
             <w:r>
+              <w:t xml:space="preserve">Compétences couvertes :</w:t>
+            </w:r>
+            <w:r>
+              <w:br/>
+            </w:r>
+            <w:r>
+              <w:t xml:space="preserve">  • C2.3 — Back-end sécurisé (JWT, bcrypt, rate-limiting)</w:t>
+            </w:r>
+            <w:r>
+              <w:br/>
+            </w:r>
+            <w:r>
+              <w:t xml:space="preserve">  • C2.4 — Middleware composable (authRequired → requireFamilyMember → requireAdmin) dans Express</w:t>
+            </w:r>
+            <w:r>
+              <w:br/>
+            </w:r>
+            <w:r>
+              <w:t xml:space="preserve"/>
+            </w:r>
+            <w:r>
+              <w:br/>
+            </w:r>
+            <w:r>
               <w:t xml:space="preserve">Le système d'authentification de Crew protège toutes les routes applicatives. J'ai conçu l'enchaînement complet — du hachage du mot de passe à l'invalidation côté client — sans cookie pour éliminer la classe de vulnérabilités CSRF.</w:t>
             </w:r>
             <w:r>
@@ -10814,6 +10964,30 @@
             </w:tcBorders>
           </w:tcPr>
           <w:p>
+            <w:r>
+              <w:t xml:space="preserve">Compétences couvertes :</w:t>
+            </w:r>
+            <w:r>
+              <w:br/>
+            </w:r>
+            <w:r>
+              <w:t xml:space="preserve">  • C2.2 — Composants d'accès aux données (lecture shifts + user via token URL pour le flux iCal)</w:t>
+            </w:r>
+            <w:r>
+              <w:br/>
+            </w:r>
+            <w:r>
+              <w:t xml:space="preserve">  • C2.3 — Back-end (génération d'un flux RFC 5545 conforme avec VALARM pour notifications natives)</w:t>
+            </w:r>
+            <w:r>
+              <w:br/>
+            </w:r>
+            <w:r>
+              <w:t xml:space="preserve"/>
+            </w:r>
+            <w:r>
+              <w:br/>
+            </w:r>
             <w:r>
               <w:t xml:space="preserve">Pour permettre à chaque équipier de recevoir ses shifts directement dans son application Calendrier native (iPhone Calendar, Google Calendar, Outlook), j'ai implémenté la génération d'un flux iCalendar conforme à la RFC 5545 — pas d'application supplémentaire à installer.</w:t>
             </w:r>

--- a/dossier-professionnel/DP_AFPA_rempli.docx
+++ b/dossier-professionnel/DP_AFPA_rempli.docx
@@ -3164,6 +3164,9 @@
       </w:pPr>
     </w:p>
     <w:p>
+      <w:r>
+        <w:br w:type="page"/>
+      </w:r>
       <w:pPr>
         <w:spacing w:after="0"/>
         <w:jc w:val="center"/>

--- a/dossier-professionnel/DP_AFPA_rempli.docx
+++ b/dossier-professionnel/DP_AFPA_rempli.docx
@@ -3126,6 +3126,21 @@
           <w:color w:val="404040" w:themeColor="text1" w:themeTint="BF"/>
         </w:rPr>
       </w:pPr>
+    </w:p>
+    <w:p>
+      <w:pPr>
+        <w:rPr>
+          <w:rFonts w:cstheme="minorHAnsi"/>
+          <w:color w:val="404040" w:themeColor="text1" w:themeTint="BF"/>
+        </w:rPr>
+      </w:pPr>
+      <w:r>
+        <w:rPr>
+          <w:rFonts w:cstheme="minorHAnsi"/>
+          <w:color w:val="404040" w:themeColor="text1" w:themeTint="BF"/>
+        </w:rPr>
+        <w:br w:type="page"/>
+      </w:r>
     </w:p>
     <w:p>
       <w:pPr>
@@ -3236,6 +3251,21 @@
         </w:rPr>
       </w:pPr>
     </w:p>
+    <w:p>
+      <w:pPr>
+        <w:rPr>
+          <w:rFonts w:cstheme="minorHAnsi"/>
+          <w:color w:val="404040" w:themeColor="text1" w:themeTint="BF"/>
+        </w:rPr>
+      </w:pPr>
+      <w:r>
+        <w:rPr>
+          <w:rFonts w:cstheme="minorHAnsi"/>
+          <w:color w:val="404040" w:themeColor="text1" w:themeTint="BF"/>
+        </w:rPr>
+        <w:br w:type="page"/>
+      </w:r>
+    </w:p>
     <w:tbl>
       <w:tblPr>
         <w:tblStyle w:val="Grilledutableau"/>
@@ -7631,6 +7661,11 @@
       </w:tr>
     </w:tbl>
     <w:p/>
+    <w:p>
+      <w:r>
+        <w:br w:type="page"/>
+      </w:r>
+    </w:p>
     <w:p/>
     <w:tbl>
       <w:tblPr>
@@ -12062,6 +12097,11 @@
     </w:p>
     <w:p/>
     <w:p/>
+    <w:p>
+      <w:r>
+        <w:br w:type="page"/>
+      </w:r>
+    </w:p>
     <w:p/>
     <w:p>
       <w:pPr>

--- a/dossier-professionnel/DP_AFPA_rempli.docx
+++ b/dossier-professionnel/DP_AFPA_rempli.docx
@@ -2052,7 +2052,7 @@
           </w:tcPr>
           <w:p>
             <w:r>
-              <w:t xml:space="preserve">4</w:t>
+              <w:t xml:space="preserve">5</w:t>
             </w:r>
           </w:p>
         </w:tc>
@@ -2127,7 +2127,7 @@
           </w:tcPr>
           <w:p>
             <w:r>
-              <w:t xml:space="preserve">4</w:t>
+              <w:t xml:space="preserve">5</w:t>
             </w:r>
           </w:p>
         </w:tc>
@@ -2202,7 +2202,7 @@
           </w:tcPr>
           <w:p>
             <w:r>
-              <w:t xml:space="preserve">7</w:t>
+              <w:t xml:space="preserve">8</w:t>
             </w:r>
           </w:p>
         </w:tc>
@@ -2277,7 +2277,7 @@
           </w:tcPr>
           <w:p>
             <w:r>
-              <w:t xml:space="preserve">9</w:t>
+              <w:t xml:space="preserve">11</w:t>
             </w:r>
           </w:p>
         </w:tc>
@@ -2431,7 +2431,7 @@
           </w:tcPr>
           <w:p>
             <w:r>
-              <w:t xml:space="preserve">10</w:t>
+              <w:t xml:space="preserve">13</w:t>
             </w:r>
           </w:p>
         </w:tc>
@@ -2513,7 +2513,7 @@
           </w:tcPr>
           <w:p>
             <w:r>
-              <w:t xml:space="preserve">10</w:t>
+              <w:t xml:space="preserve">13</w:t>
             </w:r>
           </w:p>
         </w:tc>
@@ -2594,7 +2594,7 @@
           </w:tcPr>
           <w:p>
             <w:r>
-              <w:t xml:space="preserve">13</w:t>
+              <w:t xml:space="preserve">16</w:t>
             </w:r>
           </w:p>
         </w:tc>
@@ -2675,7 +2675,7 @@
           </w:tcPr>
           <w:p>
             <w:r>
-              <w:t xml:space="preserve">15</w:t>
+              <w:t xml:space="preserve">18</w:t>
             </w:r>
           </w:p>
         </w:tc>
@@ -2861,7 +2861,7 @@
           </w:tcPr>
           <w:p>
             <w:r>
-              <w:t xml:space="preserve">18</w:t>
+              <w:t xml:space="preserve">20</w:t>
             </w:r>
           </w:p>
         </w:tc>
@@ -2947,7 +2947,7 @@
           </w:tcPr>
           <w:p>
             <w:r>
-              <w:t xml:space="preserve">19</w:t>
+              <w:t xml:space="preserve">21</w:t>
             </w:r>
           </w:p>
         </w:tc>
@@ -3043,7 +3043,7 @@
           </w:tcPr>
           <w:p>
             <w:r>
-              <w:t xml:space="preserve">20</w:t>
+              <w:t xml:space="preserve">22</w:t>
             </w:r>
           </w:p>
         </w:tc>
@@ -3059,7 +3059,7 @@
           </w:tcPr>
           <w:p>
             <w:r>
-              <w:t xml:space="preserve">Annexes — 6 captures d'écran représentatives de l'application Crew (pages 21-27)</w:t>
+              <w:t xml:space="preserve">Annexes — 6 captures d'écran représentatives de l'application Crew (pages 24-29)</w:t>
             </w:r>
           </w:p>
         </w:tc>
@@ -3108,7 +3108,7 @@
           </w:tcPr>
           <w:p>
             <w:r>
-              <w:t xml:space="preserve">21</w:t>
+              <w:t xml:space="preserve">23</w:t>
             </w:r>
           </w:p>
         </w:tc>
@@ -3179,9 +3179,6 @@
       </w:pPr>
     </w:p>
     <w:p>
-      <w:r>
-        <w:br w:type="page"/>
-      </w:r>
       <w:pPr>
         <w:spacing w:after="0"/>
         <w:jc w:val="center"/>
@@ -4882,6 +4879,11 @@
         </w:tc>
       </w:tr>
     </w:tbl>
+    <w:p>
+      <w:r>
+        <w:br w:type="page"/>
+      </w:r>
+    </w:p>
     <w:tbl>
       <w:tblPr>
         <w:tblStyle w:val="Grilledutableau"/>
@@ -6307,6 +6309,11 @@
         </w:tc>
       </w:tr>
     </w:tbl>
+    <w:p>
+      <w:r>
+        <w:br w:type="page"/>
+      </w:r>
+    </w:p>
     <w:tbl>
       <w:tblPr>
         <w:tblStyle w:val="Grilledutableau"/>
@@ -9301,6 +9308,11 @@
         </w:tc>
       </w:tr>
     </w:tbl>
+    <w:p>
+      <w:r>
+        <w:br w:type="page"/>
+      </w:r>
+    </w:p>
     <w:tbl>
       <w:tblPr>
         <w:tblStyle w:val="Grilledutableau"/>
@@ -10689,6 +10701,11 @@
         </w:tc>
       </w:tr>
     </w:tbl>
+    <w:p>
+      <w:r>
+        <w:br w:type="page"/>
+      </w:r>
+    </w:p>
     <w:tbl>
       <w:tblPr>
         <w:tblStyle w:val="Grilledutableau"/>
@@ -12090,18 +12107,8 @@
       </w:tr>
     </w:tbl>
     <w:p/>
-    <w:p>
-      <w:r>
-        <w:br w:type="page"/>
-      </w:r>
-    </w:p>
     <w:p/>
     <w:p/>
-    <w:p>
-      <w:r>
-        <w:br w:type="page"/>
-      </w:r>
-    </w:p>
     <w:p/>
     <w:p>
       <w:pPr>

--- a/dossier-professionnel/DP_AFPA_rempli.docx
+++ b/dossier-professionnel/DP_AFPA_rempli.docx
@@ -2277,7 +2277,7 @@
           </w:tcPr>
           <w:p>
             <w:r>
-              <w:t xml:space="preserve">11</w:t>
+              <w:t xml:space="preserve">10</w:t>
             </w:r>
           </w:p>
         </w:tc>
@@ -2431,7 +2431,7 @@
           </w:tcPr>
           <w:p>
             <w:r>
-              <w:t xml:space="preserve">13</w:t>
+              <w:t xml:space="preserve">12</w:t>
             </w:r>
           </w:p>
         </w:tc>
@@ -2513,7 +2513,7 @@
           </w:tcPr>
           <w:p>
             <w:r>
-              <w:t xml:space="preserve">13</w:t>
+              <w:t xml:space="preserve">12</w:t>
             </w:r>
           </w:p>
         </w:tc>
@@ -2594,7 +2594,7 @@
           </w:tcPr>
           <w:p>
             <w:r>
-              <w:t xml:space="preserve">16</w:t>
+              <w:t xml:space="preserve">15</w:t>
             </w:r>
           </w:p>
         </w:tc>
@@ -2675,7 +2675,7 @@
           </w:tcPr>
           <w:p>
             <w:r>
-              <w:t xml:space="preserve">18</w:t>
+              <w:t xml:space="preserve">17</w:t>
             </w:r>
           </w:p>
         </w:tc>
@@ -2861,7 +2861,7 @@
           </w:tcPr>
           <w:p>
             <w:r>
-              <w:t xml:space="preserve">20</w:t>
+              <w:t xml:space="preserve">19</w:t>
             </w:r>
           </w:p>
         </w:tc>
@@ -2947,7 +2947,7 @@
           </w:tcPr>
           <w:p>
             <w:r>
-              <w:t xml:space="preserve">21</w:t>
+              <w:t xml:space="preserve">20</w:t>
             </w:r>
           </w:p>
         </w:tc>
@@ -3043,7 +3043,7 @@
           </w:tcPr>
           <w:p>
             <w:r>
-              <w:t xml:space="preserve">22</w:t>
+              <w:t xml:space="preserve">21</w:t>
             </w:r>
           </w:p>
         </w:tc>
@@ -3059,7 +3059,7 @@
           </w:tcPr>
           <w:p>
             <w:r>
-              <w:t xml:space="preserve">Annexes — 6 captures d'écran représentatives de l'application Crew (pages 24-29)</w:t>
+              <w:t xml:space="preserve">Annexes — 6 captures d'écran représentatives de l'application Crew (pages 23-28)</w:t>
             </w:r>
           </w:p>
         </w:tc>
@@ -3108,7 +3108,7 @@
           </w:tcPr>
           <w:p>
             <w:r>
-              <w:t xml:space="preserve">23</w:t>
+              <w:t xml:space="preserve">22</w:t>
             </w:r>
           </w:p>
         </w:tc>
@@ -6187,127 +6187,6 @@
           </w:p>
         </w:tc>
       </w:tr>
-      <w:tr>
-        <w:trPr>
-          <w:gridAfter w:val="1"/>
-          <w:wAfter w:w="567" w:type="dxa"/>
-        </w:trPr>
-        <w:tc>
-          <w:tcPr>
-            <w:tcW w:w="9782" w:type="dxa"/>
-            <w:gridSpan w:val="5"/>
-            <w:tcBorders>
-              <w:left w:val="single" w:sz="24" w:space="0" w:color="D60093"/>
-              <w:bottom w:val="single" w:sz="8" w:space="0" w:color="D60093"/>
-            </w:tcBorders>
-          </w:tcPr>
-          <w:p>
-            <w:pPr>
-              <w:keepNext/>
-              <w:rPr>
-                <w:rFonts w:cstheme="minorHAnsi"/>
-                <w:b/>
-                <w:color w:val="404040" w:themeColor="text1" w:themeTint="BF"/>
-              </w:rPr>
-            </w:pPr>
-            <w:r>
-              <w:rPr>
-                <w:rFonts w:cstheme="minorHAnsi"/>
-                <w:b/>
-                <w:color w:val="404040" w:themeColor="text1" w:themeTint="BF"/>
-              </w:rPr>
-              <w:t xml:space="preserve">5. Informations complémentaires </w:t>
-            </w:r>
-            <w:r>
-              <w:rPr>
-                <w:rFonts w:cstheme="minorHAnsi"/>
-                <w:i/>
-                <w:color w:val="404040" w:themeColor="text1" w:themeTint="BF"/>
-              </w:rPr>
-              <w:t>(facultatif)</w:t>
-            </w:r>
-          </w:p>
-        </w:tc>
-      </w:tr>
-      <w:tr>
-        <w:trPr>
-          <w:trHeight w:val="15"/>
-        </w:trPr>
-        <w:tc>
-          <w:tcPr>
-            <w:tcW w:w="10349" w:type="dxa"/>
-            <w:gridSpan w:val="6"/>
-            <w:tcBorders>
-              <w:top w:val="single" w:sz="8" w:space="0" w:color="D60093"/>
-              <w:left w:val="single" w:sz="8" w:space="0" w:color="BFBFBF" w:themeColor="background1" w:themeShade="BF"/>
-              <w:right w:val="single" w:sz="8" w:space="0" w:color="BFBFBF" w:themeColor="background1" w:themeShade="BF"/>
-            </w:tcBorders>
-          </w:tcPr>
-          <w:p>
-            <w:pPr>
-              <w:keepNext/>
-              <w:spacing w:before="60" w:after="60"/>
-              <w:rPr>
-                <w:rFonts w:cstheme="minorHAnsi"/>
-                <w:b/>
-                <w:color w:val="404040" w:themeColor="text1" w:themeTint="BF"/>
-                <w:sz w:val="2"/>
-              </w:rPr>
-            </w:pPr>
-          </w:p>
-        </w:tc>
-      </w:tr>
-      <w:tr>
-        <w:trPr>
-          <w:trHeight w:val="142"/>
-        </w:trPr>
-        <w:tc>
-          <w:tcPr>
-            <w:tcW w:w="10349" w:type="dxa"/>
-            <w:gridSpan w:val="6"/>
-            <w:tcBorders>
-              <w:left w:val="single" w:sz="8" w:space="0" w:color="BFBFBF" w:themeColor="background1" w:themeShade="BF"/>
-              <w:right w:val="single" w:sz="8" w:space="0" w:color="BFBFBF" w:themeColor="background1" w:themeShade="BF"/>
-            </w:tcBorders>
-          </w:tcPr>
-          <w:p>
-            <w:pPr>
-              <w:widowControl w:val="0"/>
-              <w:rPr>
-                <w:rFonts w:cstheme="minorHAnsi"/>
-                <w:color w:val="404040" w:themeColor="text1" w:themeTint="BF"/>
-                <w:sz w:val="24"/>
-              </w:rPr>
-            </w:pPr>
-          </w:p>
-        </w:tc>
-      </w:tr>
-      <w:tr>
-        <w:trPr>
-          <w:trHeight w:val="142"/>
-        </w:trPr>
-        <w:tc>
-          <w:tcPr>
-            <w:tcW w:w="10349" w:type="dxa"/>
-            <w:gridSpan w:val="6"/>
-            <w:tcBorders>
-              <w:left w:val="single" w:sz="8" w:space="0" w:color="BFBFBF" w:themeColor="background1" w:themeShade="BF"/>
-              <w:bottom w:val="single" w:sz="8" w:space="0" w:color="BFBFBF" w:themeColor="background1" w:themeShade="BF"/>
-              <w:right w:val="single" w:sz="8" w:space="0" w:color="BFBFBF" w:themeColor="background1" w:themeShade="BF"/>
-            </w:tcBorders>
-          </w:tcPr>
-          <w:p>
-            <w:pPr>
-              <w:rPr>
-                <w:rFonts w:cstheme="minorHAnsi"/>
-                <w:color w:val="404040" w:themeColor="text1" w:themeTint="BF"/>
-                <w:sz w:val="12"/>
-                <w:szCs w:val="16"/>
-              </w:rPr>
-            </w:pPr>
-          </w:p>
-        </w:tc>
-      </w:tr>
     </w:tbl>
     <w:p>
       <w:r>
@@ -7545,127 +7424,6 @@
           </w:p>
         </w:tc>
       </w:tr>
-      <w:tr>
-        <w:trPr>
-          <w:gridAfter w:val="1"/>
-          <w:wAfter w:w="567" w:type="dxa"/>
-        </w:trPr>
-        <w:tc>
-          <w:tcPr>
-            <w:tcW w:w="9782" w:type="dxa"/>
-            <w:gridSpan w:val="5"/>
-            <w:tcBorders>
-              <w:left w:val="single" w:sz="24" w:space="0" w:color="D60093"/>
-              <w:bottom w:val="single" w:sz="8" w:space="0" w:color="D60093"/>
-            </w:tcBorders>
-          </w:tcPr>
-          <w:p>
-            <w:pPr>
-              <w:keepNext/>
-              <w:rPr>
-                <w:rFonts w:cstheme="minorHAnsi"/>
-                <w:b/>
-                <w:color w:val="404040" w:themeColor="text1" w:themeTint="BF"/>
-              </w:rPr>
-            </w:pPr>
-            <w:r>
-              <w:rPr>
-                <w:rFonts w:cstheme="minorHAnsi"/>
-                <w:b/>
-                <w:color w:val="404040" w:themeColor="text1" w:themeTint="BF"/>
-              </w:rPr>
-              <w:t xml:space="preserve">5. Informations complémentaires </w:t>
-            </w:r>
-            <w:r>
-              <w:rPr>
-                <w:rFonts w:cstheme="minorHAnsi"/>
-                <w:i/>
-                <w:color w:val="404040" w:themeColor="text1" w:themeTint="BF"/>
-              </w:rPr>
-              <w:t>(facultatif)</w:t>
-            </w:r>
-          </w:p>
-        </w:tc>
-      </w:tr>
-      <w:tr>
-        <w:trPr>
-          <w:trHeight w:val="15"/>
-        </w:trPr>
-        <w:tc>
-          <w:tcPr>
-            <w:tcW w:w="10349" w:type="dxa"/>
-            <w:gridSpan w:val="6"/>
-            <w:tcBorders>
-              <w:top w:val="single" w:sz="8" w:space="0" w:color="D60093"/>
-              <w:left w:val="single" w:sz="8" w:space="0" w:color="BFBFBF" w:themeColor="background1" w:themeShade="BF"/>
-              <w:right w:val="single" w:sz="8" w:space="0" w:color="BFBFBF" w:themeColor="background1" w:themeShade="BF"/>
-            </w:tcBorders>
-          </w:tcPr>
-          <w:p>
-            <w:pPr>
-              <w:keepNext/>
-              <w:spacing w:before="60" w:after="60"/>
-              <w:rPr>
-                <w:rFonts w:cstheme="minorHAnsi"/>
-                <w:b/>
-                <w:color w:val="404040" w:themeColor="text1" w:themeTint="BF"/>
-                <w:sz w:val="2"/>
-              </w:rPr>
-            </w:pPr>
-          </w:p>
-        </w:tc>
-      </w:tr>
-      <w:tr>
-        <w:trPr>
-          <w:trHeight w:val="142"/>
-        </w:trPr>
-        <w:tc>
-          <w:tcPr>
-            <w:tcW w:w="10349" w:type="dxa"/>
-            <w:gridSpan w:val="6"/>
-            <w:tcBorders>
-              <w:left w:val="single" w:sz="8" w:space="0" w:color="BFBFBF" w:themeColor="background1" w:themeShade="BF"/>
-              <w:right w:val="single" w:sz="8" w:space="0" w:color="BFBFBF" w:themeColor="background1" w:themeShade="BF"/>
-            </w:tcBorders>
-          </w:tcPr>
-          <w:p>
-            <w:pPr>
-              <w:widowControl w:val="0"/>
-              <w:rPr>
-                <w:rFonts w:cstheme="minorHAnsi"/>
-                <w:color w:val="404040" w:themeColor="text1" w:themeTint="BF"/>
-                <w:sz w:val="24"/>
-              </w:rPr>
-            </w:pPr>
-          </w:p>
-        </w:tc>
-      </w:tr>
-      <w:tr>
-        <w:trPr>
-          <w:trHeight w:val="142"/>
-        </w:trPr>
-        <w:tc>
-          <w:tcPr>
-            <w:tcW w:w="10349" w:type="dxa"/>
-            <w:gridSpan w:val="6"/>
-            <w:tcBorders>
-              <w:left w:val="single" w:sz="8" w:space="0" w:color="BFBFBF" w:themeColor="background1" w:themeShade="BF"/>
-              <w:bottom w:val="single" w:sz="8" w:space="0" w:color="BFBFBF" w:themeColor="background1" w:themeShade="BF"/>
-              <w:right w:val="single" w:sz="8" w:space="0" w:color="BFBFBF" w:themeColor="background1" w:themeShade="BF"/>
-            </w:tcBorders>
-          </w:tcPr>
-          <w:p>
-            <w:pPr>
-              <w:rPr>
-                <w:rFonts w:cstheme="minorHAnsi"/>
-                <w:color w:val="404040" w:themeColor="text1" w:themeTint="BF"/>
-                <w:sz w:val="12"/>
-                <w:szCs w:val="16"/>
-              </w:rPr>
-            </w:pPr>
-          </w:p>
-        </w:tc>
-      </w:tr>
     </w:tbl>
     <w:p/>
     <w:p>
@@ -10580,126 +10338,6 @@
           </w:p>
         </w:tc>
       </w:tr>
-      <w:tr>
-        <w:trPr>
-          <w:gridAfter w:val="1"/>
-          <w:wAfter w:w="567" w:type="dxa"/>
-        </w:trPr>
-        <w:tc>
-          <w:tcPr>
-            <w:tcW w:w="9782" w:type="dxa"/>
-            <w:gridSpan w:val="5"/>
-            <w:tcBorders>
-              <w:left w:val="single" w:sz="24" w:space="0" w:color="D60093"/>
-              <w:bottom w:val="single" w:sz="8" w:space="0" w:color="D60093"/>
-            </w:tcBorders>
-          </w:tcPr>
-          <w:p>
-            <w:pPr>
-              <w:keepNext/>
-              <w:rPr>
-                <w:rFonts w:cstheme="minorHAnsi"/>
-                <w:b/>
-                <w:color w:val="404040" w:themeColor="text1" w:themeTint="BF"/>
-              </w:rPr>
-            </w:pPr>
-            <w:r>
-              <w:rPr>
-                <w:rFonts w:cstheme="minorHAnsi"/>
-                <w:b/>
-                <w:color w:val="404040" w:themeColor="text1" w:themeTint="BF"/>
-              </w:rPr>
-              <w:t xml:space="preserve">5. Informations complémentaires </w:t>
-            </w:r>
-            <w:r>
-              <w:rPr>
-                <w:rFonts w:cstheme="minorHAnsi"/>
-                <w:i/>
-                <w:color w:val="404040" w:themeColor="text1" w:themeTint="BF"/>
-              </w:rPr>
-              <w:t>(facultatif)</w:t>
-            </w:r>
-          </w:p>
-        </w:tc>
-      </w:tr>
-      <w:tr>
-        <w:trPr>
-          <w:trHeight w:val="15"/>
-        </w:trPr>
-        <w:tc>
-          <w:tcPr>
-            <w:tcW w:w="10349" w:type="dxa"/>
-            <w:gridSpan w:val="6"/>
-            <w:tcBorders>
-              <w:top w:val="single" w:sz="8" w:space="0" w:color="D60093"/>
-              <w:left w:val="single" w:sz="8" w:space="0" w:color="BFBFBF" w:themeColor="background1" w:themeShade="BF"/>
-              <w:right w:val="single" w:sz="8" w:space="0" w:color="BFBFBF" w:themeColor="background1" w:themeShade="BF"/>
-            </w:tcBorders>
-          </w:tcPr>
-          <w:p>
-            <w:pPr>
-              <w:keepNext/>
-              <w:rPr>
-                <w:rFonts w:cstheme="minorHAnsi"/>
-                <w:b/>
-                <w:color w:val="404040" w:themeColor="text1" w:themeTint="BF"/>
-                <w:sz w:val="12"/>
-              </w:rPr>
-            </w:pPr>
-          </w:p>
-        </w:tc>
-      </w:tr>
-      <w:tr>
-        <w:trPr>
-          <w:trHeight w:val="142"/>
-        </w:trPr>
-        <w:tc>
-          <w:tcPr>
-            <w:tcW w:w="10349" w:type="dxa"/>
-            <w:gridSpan w:val="6"/>
-            <w:tcBorders>
-              <w:left w:val="single" w:sz="8" w:space="0" w:color="BFBFBF" w:themeColor="background1" w:themeShade="BF"/>
-              <w:right w:val="single" w:sz="8" w:space="0" w:color="BFBFBF" w:themeColor="background1" w:themeShade="BF"/>
-            </w:tcBorders>
-          </w:tcPr>
-          <w:p>
-            <w:pPr>
-              <w:widowControl w:val="0"/>
-              <w:rPr>
-                <w:rFonts w:cstheme="minorHAnsi"/>
-                <w:color w:val="404040" w:themeColor="text1" w:themeTint="BF"/>
-                <w:sz w:val="24"/>
-              </w:rPr>
-            </w:pPr>
-          </w:p>
-        </w:tc>
-      </w:tr>
-      <w:tr>
-        <w:trPr>
-          <w:trHeight w:val="142"/>
-        </w:trPr>
-        <w:tc>
-          <w:tcPr>
-            <w:tcW w:w="10349" w:type="dxa"/>
-            <w:gridSpan w:val="6"/>
-            <w:tcBorders>
-              <w:left w:val="single" w:sz="8" w:space="0" w:color="BFBFBF" w:themeColor="background1" w:themeShade="BF"/>
-              <w:bottom w:val="single" w:sz="8" w:space="0" w:color="BFBFBF" w:themeColor="background1" w:themeShade="BF"/>
-              <w:right w:val="single" w:sz="8" w:space="0" w:color="BFBFBF" w:themeColor="background1" w:themeShade="BF"/>
-            </w:tcBorders>
-          </w:tcPr>
-          <w:p>
-            <w:pPr>
-              <w:rPr>
-                <w:rFonts w:cstheme="minorHAnsi"/>
-                <w:color w:val="404040" w:themeColor="text1" w:themeTint="BF"/>
-                <w:sz w:val="12"/>
-                <w:szCs w:val="16"/>
-              </w:rPr>
-            </w:pPr>
-          </w:p>
-        </w:tc>
-      </w:tr>
     </w:tbl>
     <w:p>
       <w:r>
@@ -11975,126 +11613,6 @@
           <w:p>
             <w:pPr>
               <w:keepNext/>
-              <w:rPr>
-                <w:rFonts w:cstheme="minorHAnsi"/>
-                <w:color w:val="404040" w:themeColor="text1" w:themeTint="BF"/>
-                <w:sz w:val="12"/>
-                <w:szCs w:val="16"/>
-              </w:rPr>
-            </w:pPr>
-          </w:p>
-        </w:tc>
-      </w:tr>
-      <w:tr>
-        <w:trPr>
-          <w:gridAfter w:val="1"/>
-          <w:wAfter w:w="567" w:type="dxa"/>
-        </w:trPr>
-        <w:tc>
-          <w:tcPr>
-            <w:tcW w:w="9782" w:type="dxa"/>
-            <w:gridSpan w:val="5"/>
-            <w:tcBorders>
-              <w:left w:val="single" w:sz="24" w:space="0" w:color="D60093"/>
-              <w:bottom w:val="single" w:sz="8" w:space="0" w:color="D60093"/>
-            </w:tcBorders>
-          </w:tcPr>
-          <w:p>
-            <w:pPr>
-              <w:keepNext/>
-              <w:rPr>
-                <w:rFonts w:cstheme="minorHAnsi"/>
-                <w:b/>
-                <w:color w:val="404040" w:themeColor="text1" w:themeTint="BF"/>
-              </w:rPr>
-            </w:pPr>
-            <w:r>
-              <w:rPr>
-                <w:rFonts w:cstheme="minorHAnsi"/>
-                <w:b/>
-                <w:color w:val="404040" w:themeColor="text1" w:themeTint="BF"/>
-              </w:rPr>
-              <w:t xml:space="preserve">5. Informations complémentaires </w:t>
-            </w:r>
-            <w:r>
-              <w:rPr>
-                <w:rFonts w:cstheme="minorHAnsi"/>
-                <w:i/>
-                <w:color w:val="404040" w:themeColor="text1" w:themeTint="BF"/>
-              </w:rPr>
-              <w:t>(facultatif)</w:t>
-            </w:r>
-          </w:p>
-        </w:tc>
-      </w:tr>
-      <w:tr>
-        <w:trPr>
-          <w:trHeight w:val="15"/>
-        </w:trPr>
-        <w:tc>
-          <w:tcPr>
-            <w:tcW w:w="10349" w:type="dxa"/>
-            <w:gridSpan w:val="6"/>
-            <w:tcBorders>
-              <w:top w:val="single" w:sz="8" w:space="0" w:color="D60093"/>
-              <w:left w:val="single" w:sz="8" w:space="0" w:color="BFBFBF" w:themeColor="background1" w:themeShade="BF"/>
-              <w:right w:val="single" w:sz="8" w:space="0" w:color="BFBFBF" w:themeColor="background1" w:themeShade="BF"/>
-            </w:tcBorders>
-          </w:tcPr>
-          <w:p>
-            <w:pPr>
-              <w:keepNext/>
-              <w:rPr>
-                <w:rFonts w:cstheme="minorHAnsi"/>
-                <w:b/>
-                <w:color w:val="404040" w:themeColor="text1" w:themeTint="BF"/>
-                <w:sz w:val="12"/>
-              </w:rPr>
-            </w:pPr>
-          </w:p>
-        </w:tc>
-      </w:tr>
-      <w:tr>
-        <w:trPr>
-          <w:trHeight w:val="142"/>
-        </w:trPr>
-        <w:tc>
-          <w:tcPr>
-            <w:tcW w:w="10349" w:type="dxa"/>
-            <w:gridSpan w:val="6"/>
-            <w:tcBorders>
-              <w:left w:val="single" w:sz="8" w:space="0" w:color="BFBFBF" w:themeColor="background1" w:themeShade="BF"/>
-              <w:right w:val="single" w:sz="8" w:space="0" w:color="BFBFBF" w:themeColor="background1" w:themeShade="BF"/>
-            </w:tcBorders>
-          </w:tcPr>
-          <w:p>
-            <w:pPr>
-              <w:widowControl w:val="0"/>
-              <w:rPr>
-                <w:rFonts w:cstheme="minorHAnsi"/>
-                <w:color w:val="404040" w:themeColor="text1" w:themeTint="BF"/>
-                <w:sz w:val="24"/>
-              </w:rPr>
-            </w:pPr>
-          </w:p>
-        </w:tc>
-      </w:tr>
-      <w:tr>
-        <w:trPr>
-          <w:trHeight w:val="142"/>
-        </w:trPr>
-        <w:tc>
-          <w:tcPr>
-            <w:tcW w:w="10349" w:type="dxa"/>
-            <w:gridSpan w:val="6"/>
-            <w:tcBorders>
-              <w:left w:val="single" w:sz="8" w:space="0" w:color="BFBFBF" w:themeColor="background1" w:themeShade="BF"/>
-              <w:bottom w:val="single" w:sz="8" w:space="0" w:color="BFBFBF" w:themeColor="background1" w:themeShade="BF"/>
-              <w:right w:val="single" w:sz="8" w:space="0" w:color="BFBFBF" w:themeColor="background1" w:themeShade="BF"/>
-            </w:tcBorders>
-          </w:tcPr>
-          <w:p>
-            <w:pPr>
               <w:rPr>
                 <w:rFonts w:cstheme="minorHAnsi"/>
                 <w:color w:val="404040" w:themeColor="text1" w:themeTint="BF"/>

--- a/dossier-professionnel/DP_AFPA_rempli.docx
+++ b/dossier-professionnel/DP_AFPA_rempli.docx
@@ -970,6 +970,7 @@
           <w:headerReference w:type="default" r:id="rId10"/>
           <w:footerReference w:type="even" r:id="rId11"/>
           <w:footerReference w:type="default" r:id="rId12"/>
+          <w:footerReference w:type="first" r:id="rId18"/>
           <w:pgSz w:w="11906" w:h="16838" w:code="9"/>
           <w:pgMar w:top="1418" w:right="1418" w:bottom="1418" w:left="1418" w:header="567" w:footer="510" w:gutter="0"/>
           <w:cols w:space="708"/>
@@ -14153,7 +14154,7 @@
                     <pic:cNvPicPr/>
                   </pic:nvPicPr>
                   <pic:blipFill>
-                    <a:blip r:embed="rId18"/>
+                    <a:blip r:embed="rId19"/>
                     <a:stretch>
                       <a:fillRect/>
                     </a:stretch>
@@ -14201,7 +14202,7 @@
                     <pic:cNvPicPr/>
                   </pic:nvPicPr>
                   <pic:blipFill>
-                    <a:blip r:embed="rId19"/>
+                    <a:blip r:embed="rId20"/>
                     <a:stretch>
                       <a:fillRect/>
                     </a:stretch>
@@ -14249,7 +14250,7 @@
                     <pic:cNvPicPr/>
                   </pic:nvPicPr>
                   <pic:blipFill>
-                    <a:blip r:embed="rId20"/>
+                    <a:blip r:embed="rId21"/>
                     <a:stretch>
                       <a:fillRect/>
                     </a:stretch>
@@ -14297,7 +14298,7 @@
                     <pic:cNvPicPr/>
                   </pic:nvPicPr>
                   <pic:blipFill>
-                    <a:blip r:embed="rId21"/>
+                    <a:blip r:embed="rId22"/>
                     <a:stretch>
                       <a:fillRect/>
                     </a:stretch>
@@ -14345,7 +14346,7 @@
                     <pic:cNvPicPr/>
                   </pic:nvPicPr>
                   <pic:blipFill>
-                    <a:blip r:embed="rId22"/>
+                    <a:blip r:embed="rId23"/>
                     <a:stretch>
                       <a:fillRect/>
                     </a:stretch>
@@ -14393,7 +14394,7 @@
                     <pic:cNvPicPr/>
                   </pic:nvPicPr>
                   <pic:blipFill>
-                    <a:blip r:embed="rId23"/>
+                    <a:blip r:embed="rId24"/>
                     <a:stretch>
                       <a:fillRect/>
                     </a:stretch>
@@ -14670,7 +14671,7 @@
         <w:sz w:val="18"/>
         <w:szCs w:val="18"/>
       </w:rPr>
-      <w:t>DOSSIER PROFESSIONNEL-Version du 11/09/2017</w:t>
+      <w:t/>
     </w:r>
     <w:r>
       <w:rPr>
@@ -14859,7 +14860,7 @@
         <w:sz w:val="18"/>
         <w:szCs w:val="18"/>
       </w:rPr>
-      <w:t xml:space="preserve">DOSSIER PROFESSIONNEL-Version </w:t>
+      <w:t xml:space="preserve"/>
     </w:r>
     <w:r>
       <w:rPr>
@@ -14867,7 +14868,7 @@
         <w:sz w:val="18"/>
         <w:szCs w:val="18"/>
       </w:rPr>
-      <w:t>Traitement de texte – Version du 11/09/2017</w:t>
+      <w:t/>
     </w:r>
     <w:r>
       <w:rPr>
@@ -14949,6 +14950,16 @@
   <w:p>
     <w:pPr>
       <w:pStyle w:val="Pieddepage"/>
+    </w:pPr>
+  </w:p>
+</w:ftr>
+</file>
+
+<file path=word/footer3.xml><?xml version="1.0" encoding="utf-8"?>
+<w:ftr xmlns:m="http://schemas.openxmlformats.org/officeDocument/2006/math" xmlns:mc="http://schemas.openxmlformats.org/markup-compatibility/2006" xmlns:mo="http://schemas.microsoft.com/office/mac/office/2008/main" xmlns:mv="urn:schemas-microsoft-com:mac:vml" xmlns:o="urn:schemas-microsoft-com:office:office" xmlns:r="http://schemas.openxmlformats.org/officeDocument/2006/relationships" xmlns:v="urn:schemas-microsoft-com:vml" xmlns:w10="urn:schemas-microsoft-com:office:word" xmlns:w14="http://schemas.microsoft.com/office/word/2010/wordml" xmlns:w="http://schemas.openxmlformats.org/wordprocessingml/2006/main" xmlns:wne="http://schemas.microsoft.com/office/word/2006/wordml" xmlns:wp14="http://schemas.microsoft.com/office/word/2010/wordprocessingDrawing" xmlns:wp="http://schemas.openxmlformats.org/drawingml/2006/wordprocessingDrawing" xmlns:wpc="http://schemas.microsoft.com/office/word/2010/wordprocessingCanvas" xmlns:wpg="http://schemas.microsoft.com/office/word/2010/wordprocessingGroup" xmlns:wpi="http://schemas.microsoft.com/office/word/2010/wordprocessingInk" xmlns:wps="http://schemas.microsoft.com/office/word/2010/wordprocessingShape" mc:Ignorable="w14 wp14">
+  <w:p>
+    <w:pPr>
+      <w:pStyle w:val="Footer"/>
     </w:pPr>
   </w:p>
 </w:ftr>

--- a/dossier-professionnel/DP_AFPA_rempli.docx
+++ b/dossier-professionnel/DP_AFPA_rempli.docx
@@ -966,11 +966,8 @@
           <w:szCs w:val="28"/>
         </w:rPr>
         <w:sectPr>
-          <w:headerReference w:type="even" r:id="rId9"/>
           <w:headerReference w:type="default" r:id="rId10"/>
-          <w:footerReference w:type="even" r:id="rId11"/>
           <w:footerReference w:type="default" r:id="rId12"/>
-          <w:footerReference w:type="first" r:id="rId18"/>
           <w:pgSz w:w="11906" w:h="16838" w:code="9"/>
           <w:pgMar w:top="1418" w:right="1418" w:bottom="1418" w:left="1418" w:header="567" w:footer="510" w:gutter="0"/>
           <w:cols w:space="708"/>
@@ -14458,509 +14455,145 @@
 </file>
 
 <file path=word/footer1.xml><?xml version="1.0" encoding="utf-8"?>
-<w:ftr xmlns:wpc="http://schemas.microsoft.com/office/word/2010/wordprocessingCanvas" xmlns:mc="http://schemas.openxmlformats.org/markup-compatibility/2006" xmlns:o="urn:schemas-microsoft-com:office:office" xmlns:r="http://schemas.openxmlformats.org/officeDocument/2006/relationships" xmlns:m="http://schemas.openxmlformats.org/officeDocument/2006/math" xmlns:v="urn:schemas-microsoft-com:vml" xmlns:wp14="http://schemas.microsoft.com/office/word/2010/wordprocessingDrawing" xmlns:wp="http://schemas.openxmlformats.org/drawingml/2006/wordprocessingDrawing" xmlns:w10="urn:schemas-microsoft-com:office:word" xmlns:w="http://schemas.openxmlformats.org/wordprocessingml/2006/main" xmlns:w14="http://schemas.microsoft.com/office/word/2010/wordml" xmlns:wpg="http://schemas.microsoft.com/office/word/2010/wordprocessingGroup" xmlns:wpi="http://schemas.microsoft.com/office/word/2010/wordprocessingInk" xmlns:wne="http://schemas.microsoft.com/office/word/2006/wordml" xmlns:wps="http://schemas.microsoft.com/office/word/2010/wordprocessingShape" mc:Ignorable="w14 wp14">
+<w:ftr xmlns:w="http://schemas.openxmlformats.org/wordprocessingml/2006/main">
   <w:p>
     <w:pPr>
       <w:pStyle w:val="Pieddepage"/>
-      <w:tabs>
-        <w:tab w:val="clear" w:pos="4536"/>
-        <w:tab w:val="clear" w:pos="9072"/>
-        <w:tab w:val="right" w:pos="567"/>
-        <w:tab w:val="right" w:pos="10065"/>
-      </w:tabs>
-      <w:ind w:left="-142" w:right="-171"/>
+      <w:jc w:val="right"/>
       <w:rPr>
-        <w:color w:val="7F7F7F" w:themeColor="text1" w:themeTint="80"/>
+        <w:b/>
+        <w:color w:val="7F7F7F"/>
         <w:sz w:val="18"/>
-        <w:szCs w:val="18"/>
       </w:rPr>
     </w:pPr>
     <w:r>
       <w:rPr>
-        <w:rFonts w:cstheme="minorHAnsi"/>
         <w:b/>
-        <w:noProof/>
-        <w:color w:val="7F7F7F" w:themeColor="text1" w:themeTint="80"/>
-        <w:sz w:val="16"/>
-        <w:szCs w:val="20"/>
-        <w:lang w:eastAsia="fr-FR"/>
+        <w:color w:val="7F7F7F"/>
+        <w:sz w:val="18"/>
       </w:rPr>
-      <mc:AlternateContent>
-        <mc:Choice Requires="wps">
-          <w:drawing>
-            <wp:anchor distT="0" distB="0" distL="114300" distR="114300" simplePos="0" relativeHeight="251665408" behindDoc="1" locked="0" layoutInCell="0" allowOverlap="1" wp14:anchorId="135E3B32" wp14:editId="2111969A">
-              <wp:simplePos x="0" y="0"/>
-              <wp:positionH relativeFrom="margin">
-                <wp:posOffset>-53340</wp:posOffset>
-              </wp:positionH>
-              <wp:positionV relativeFrom="page">
-                <wp:posOffset>9836150</wp:posOffset>
-              </wp:positionV>
-              <wp:extent cx="355600" cy="571500"/>
-              <wp:effectExtent l="6350" t="0" r="12700" b="12700"/>
-              <wp:wrapNone/>
-              <wp:docPr id="2" name="Forme automatique 2"/>
-              <wp:cNvGraphicFramePr>
-                <a:graphicFrameLocks xmlns:a="http://schemas.openxmlformats.org/drawingml/2006/main"/>
-              </wp:cNvGraphicFramePr>
-              <a:graphic xmlns:a="http://schemas.openxmlformats.org/drawingml/2006/main">
-                <a:graphicData uri="http://schemas.microsoft.com/office/word/2010/wordprocessingShape">
-                  <wps:wsp>
-                    <wps:cNvSpPr>
-                      <a:spLocks noChangeArrowheads="1"/>
-                    </wps:cNvSpPr>
-                    <wps:spPr bwMode="auto">
-                      <a:xfrm rot="5400000">
-                        <a:off x="0" y="0"/>
-                        <a:ext cx="355600" cy="571500"/>
-                      </a:xfrm>
-                      <a:prstGeom prst="bracePair">
-                        <a:avLst>
-                          <a:gd name="adj" fmla="val 8333"/>
-                        </a:avLst>
-                      </a:prstGeom>
-                      <a:noFill/>
-                      <a:ln>
-                        <a:solidFill>
-                          <a:sysClr val="window" lastClr="FFFFFF">
-                            <a:lumMod val="85000"/>
-                          </a:sysClr>
-                        </a:solidFill>
-                      </a:ln>
-                      <a:extLst/>
-                    </wps:spPr>
-                    <wps:txbx>
-                      <w:txbxContent>
-                        <w:p>
-                          <w:pPr>
-                            <w:spacing w:after="0" w:line="288" w:lineRule="auto"/>
-                            <w:ind w:right="-57"/>
-                            <w:jc w:val="right"/>
-                            <w:rPr>
-                              <w:rFonts w:asciiTheme="majorHAnsi" w:eastAsiaTheme="majorEastAsia" w:hAnsiTheme="majorHAnsi" w:cstheme="majorBidi"/>
-                              <w:b/>
-                              <w:iCs/>
-                              <w:color w:val="404040" w:themeColor="text1" w:themeTint="BF"/>
-                              <w:sz w:val="28"/>
-                              <w:szCs w:val="28"/>
-                            </w:rPr>
-                          </w:pPr>
-                        </w:p>
-                      </w:txbxContent>
-                    </wps:txbx>
-                    <wps:bodyPr rot="0" vert="horz" wrap="square" lIns="91440" tIns="45720" rIns="91440" bIns="45720" anchor="ctr" anchorCtr="0" upright="1">
-                      <a:noAutofit/>
-                    </wps:bodyPr>
-                  </wps:wsp>
-                </a:graphicData>
-              </a:graphic>
-              <wp14:sizeRelH relativeFrom="margin">
-                <wp14:pctWidth>0</wp14:pctWidth>
-              </wp14:sizeRelH>
-              <wp14:sizeRelV relativeFrom="margin">
-                <wp14:pctHeight>0</wp14:pctHeight>
-              </wp14:sizeRelV>
-            </wp:anchor>
-          </w:drawing>
-        </mc:Choice>
-        <mc:Fallback>
-          <w:pict>
-            <v:shapetype id="_x0000_t186" coordsize="21600,21600" o:spt="186" adj="1800" path="m@9,nfqx@0@0l@0@7qy0@4@0@8l@0@6qy@9,21600em@10,nfqx@5@0l@5@7qy21600@4@5@8l@5@6qy@10,21600em@9,nsqx@0@0l@0@7qy0@4@0@8l@0@6qy@9,21600l@10,21600qx@5@6l@5@8qy21600@4@5@7l@5@0qy@10,xe" filled="f">
-              <v:formulas>
-                <v:f eqn="val #0"/>
-                <v:f eqn="val width"/>
-                <v:f eqn="val height"/>
-                <v:f eqn="prod width 1 2"/>
-                <v:f eqn="prod height 1 2"/>
-                <v:f eqn="sum width 0 #0"/>
-                <v:f eqn="sum height 0 #0"/>
-                <v:f eqn="sum @4 0 #0"/>
-                <v:f eqn="sum @4 #0 0"/>
-                <v:f eqn="prod #0 2 1"/>
-                <v:f eqn="sum width 0 @9"/>
-                <v:f eqn="prod #0 9598 32768"/>
-                <v:f eqn="sum height 0 @11"/>
-                <v:f eqn="sum @11 #0 0"/>
-                <v:f eqn="sum width 0 @13"/>
-              </v:formulas>
-              <v:path o:extrusionok="f" limo="10800,10800" o:connecttype="custom" o:connectlocs="@3,0;0,@4;@3,@2;@1,@4" textboxrect="@13,@11,@14,@12"/>
-              <v:handles>
-                <v:h position="topLeft,#0" switch="" yrange="0,5400"/>
-              </v:handles>
-            </v:shapetype>
-            <v:shape id="Forme automatique 2" o:spid="_x0000_s1029" type="#_x0000_t186" style="position:absolute;left:0;text-align:left;margin-left:-4.2pt;margin-top:774.5pt;width:28pt;height:45pt;rotation:90;z-index:-251651072;visibility:visible;mso-wrap-style:square;mso-width-percent:0;mso-height-percent:0;mso-wrap-distance-left:9pt;mso-wrap-distance-top:0;mso-wrap-distance-right:9pt;mso-wrap-distance-bottom:0;mso-position-horizontal:absolute;mso-position-horizontal-relative:margin;mso-position-vertical:absolute;mso-position-vertical-relative:page;mso-width-percent:0;mso-height-percent:0;mso-width-relative:margin;mso-height-relative:margin;v-text-anchor:middle" o:gfxdata="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" o:allowincell="f" strokecolor="#d9d9d9">
-              <v:textbox>
-                <w:txbxContent>
-                  <w:p>
-                    <w:pPr>
-                      <w:spacing w:after="0" w:line="288" w:lineRule="auto"/>
-                      <w:ind w:right="-57"/>
-                      <w:jc w:val="right"/>
-                      <w:rPr>
-                        <w:rFonts w:asciiTheme="majorHAnsi" w:eastAsiaTheme="majorEastAsia" w:hAnsiTheme="majorHAnsi" w:cstheme="majorBidi"/>
-                        <w:b/>
-                        <w:iCs/>
-                        <w:color w:val="404040" w:themeColor="text1" w:themeTint="BF"/>
-                        <w:sz w:val="28"/>
-                        <w:szCs w:val="28"/>
-                      </w:rPr>
-                    </w:pPr>
-                  </w:p>
-                </w:txbxContent>
-              </v:textbox>
-              <w10:wrap anchorx="margin" anchory="page"/>
-            </v:shape>
-          </w:pict>
-        </mc:Fallback>
-      </mc:AlternateContent>
+      <w:t xml:space="preserve">Page </w:t>
     </w:r>
     <w:r>
       <w:rPr>
-        <w:color w:val="7F7F7F" w:themeColor="text1" w:themeTint="80"/>
+        <w:b/>
+        <w:color w:val="7F7F7F"/>
         <w:sz w:val="18"/>
-      </w:rPr>
-      <w:t>Page</w:t>
-    </w:r>
-    <w:r>
-      <w:rPr>
-        <w:color w:val="7F7F7F" w:themeColor="text1" w:themeTint="80"/>
-      </w:rPr>
-      <w:tab/>
-    </w:r>
-    <w:r>
-      <w:rPr>
-        <w:color w:val="7F7F7F" w:themeColor="text1" w:themeTint="80"/>
       </w:rPr>
       <w:fldChar w:fldCharType="begin"/>
     </w:r>
     <w:r>
       <w:rPr>
-        <w:color w:val="7F7F7F" w:themeColor="text1" w:themeTint="80"/>
+        <w:b/>
+        <w:color w:val="7F7F7F"/>
+        <w:sz w:val="18"/>
       </w:rPr>
       <w:instrText xml:space="preserve"> PAGE   \* MERGEFORMAT </w:instrText>
     </w:r>
     <w:r>
       <w:rPr>
-        <w:color w:val="7F7F7F" w:themeColor="text1" w:themeTint="80"/>
-      </w:rPr>
-      <w:fldChar w:fldCharType="separate"/>
-    </w:r>
-    <w:r>
-      <w:rPr>
-        <w:noProof/>
-        <w:color w:val="7F7F7F" w:themeColor="text1" w:themeTint="80"/>
-      </w:rPr>
-      <w:t>2</w:t>
-    </w:r>
-    <w:r>
-      <w:rPr>
-        <w:color w:val="7F7F7F" w:themeColor="text1" w:themeTint="80"/>
+        <w:b/>
+        <w:color w:val="7F7F7F"/>
+        <w:sz w:val="18"/>
       </w:rPr>
       <w:fldChar w:fldCharType="end"/>
     </w:r>
-    <w:r>
-      <w:rPr>
-        <w:color w:val="7F7F7F" w:themeColor="text1" w:themeTint="80"/>
-        <w:sz w:val="24"/>
-      </w:rPr>
-      <w:tab/>
-    </w:r>
-    <w:r>
-      <w:rPr>
-        <w:color w:val="7F7F7F" w:themeColor="text1" w:themeTint="80"/>
-        <w:sz w:val="18"/>
-        <w:szCs w:val="18"/>
-      </w:rPr>
-      <w:t/>
-    </w:r>
-    <w:r>
-      <w:rPr>
-        <w:color w:val="7F7F7F" w:themeColor="text1" w:themeTint="80"/>
-        <w:sz w:val="20"/>
-        <w:szCs w:val="20"/>
-      </w:rPr>
-      <w:t> </w:t>
-    </w:r>
-    <w:r>
-      <w:rPr>
-        <w:color w:val="7F7F7F" w:themeColor="text1" w:themeTint="80"/>
-      </w:rPr>
-      <w:tab/>
-    </w:r>
-  </w:p>
-  <w:p>
-    <w:pPr>
-      <w:pStyle w:val="Pieddepage"/>
-    </w:pPr>
   </w:p>
 </w:ftr>
 </file>
 
 <file path=word/footer2.xml><?xml version="1.0" encoding="utf-8"?>
-<w:ftr xmlns:wpc="http://schemas.microsoft.com/office/word/2010/wordprocessingCanvas" xmlns:mc="http://schemas.openxmlformats.org/markup-compatibility/2006" xmlns:o="urn:schemas-microsoft-com:office:office" xmlns:r="http://schemas.openxmlformats.org/officeDocument/2006/relationships" xmlns:m="http://schemas.openxmlformats.org/officeDocument/2006/math" xmlns:v="urn:schemas-microsoft-com:vml" xmlns:wp14="http://schemas.microsoft.com/office/word/2010/wordprocessingDrawing" xmlns:wp="http://schemas.openxmlformats.org/drawingml/2006/wordprocessingDrawing" xmlns:w10="urn:schemas-microsoft-com:office:word" xmlns:w="http://schemas.openxmlformats.org/wordprocessingml/2006/main" xmlns:w14="http://schemas.microsoft.com/office/word/2010/wordml" xmlns:wpg="http://schemas.microsoft.com/office/word/2010/wordprocessingGroup" xmlns:wpi="http://schemas.microsoft.com/office/word/2010/wordprocessingInk" xmlns:wne="http://schemas.microsoft.com/office/word/2006/wordml" xmlns:wps="http://schemas.microsoft.com/office/word/2010/wordprocessingShape" mc:Ignorable="w14 wp14">
+<w:ftr xmlns:w="http://schemas.openxmlformats.org/wordprocessingml/2006/main">
   <w:p>
     <w:pPr>
       <w:pStyle w:val="Pieddepage"/>
-      <w:tabs>
-        <w:tab w:val="clear" w:pos="4536"/>
-        <w:tab w:val="clear" w:pos="9072"/>
-        <w:tab w:val="left" w:pos="6223"/>
-        <w:tab w:val="right" w:pos="9356"/>
-        <w:tab w:val="right" w:pos="9781"/>
-      </w:tabs>
-      <w:ind w:left="-426" w:right="679"/>
+      <w:jc w:val="right"/>
       <w:rPr>
-        <w:color w:val="7F7F7F" w:themeColor="text1" w:themeTint="80"/>
-        <w:sz w:val="20"/>
-        <w:szCs w:val="18"/>
+        <w:b/>
+        <w:color w:val="7F7F7F"/>
+        <w:sz w:val="18"/>
       </w:rPr>
     </w:pPr>
     <w:r>
       <w:rPr>
-        <w:rFonts w:cstheme="minorHAnsi"/>
         <w:b/>
-        <w:noProof/>
-        <w:color w:val="7F7F7F" w:themeColor="text1" w:themeTint="80"/>
-        <w:sz w:val="16"/>
-        <w:szCs w:val="20"/>
-        <w:lang w:eastAsia="fr-FR"/>
+        <w:color w:val="7F7F7F"/>
+        <w:sz w:val="18"/>
       </w:rPr>
-      <mc:AlternateContent>
-        <mc:Choice Requires="wps">
-          <w:drawing>
-            <wp:anchor distT="0" distB="0" distL="114300" distR="114300" simplePos="0" relativeHeight="251667456" behindDoc="1" locked="0" layoutInCell="0" allowOverlap="1" wp14:anchorId="2CC12C68" wp14:editId="09D1518D">
-              <wp:simplePos x="0" y="0"/>
-              <wp:positionH relativeFrom="margin">
-                <wp:posOffset>5789567</wp:posOffset>
-              </wp:positionH>
-              <wp:positionV relativeFrom="page">
-                <wp:posOffset>9829528</wp:posOffset>
-              </wp:positionV>
-              <wp:extent cx="355600" cy="571500"/>
-              <wp:effectExtent l="6350" t="0" r="12700" b="12700"/>
-              <wp:wrapNone/>
-              <wp:docPr id="3" name="Forme automatique 2"/>
-              <wp:cNvGraphicFramePr>
-                <a:graphicFrameLocks xmlns:a="http://schemas.openxmlformats.org/drawingml/2006/main"/>
-              </wp:cNvGraphicFramePr>
-              <a:graphic xmlns:a="http://schemas.openxmlformats.org/drawingml/2006/main">
-                <a:graphicData uri="http://schemas.microsoft.com/office/word/2010/wordprocessingShape">
-                  <wps:wsp>
-                    <wps:cNvSpPr>
-                      <a:spLocks noChangeArrowheads="1"/>
-                    </wps:cNvSpPr>
-                    <wps:spPr bwMode="auto">
-                      <a:xfrm rot="5400000">
-                        <a:off x="0" y="0"/>
-                        <a:ext cx="355600" cy="571500"/>
-                      </a:xfrm>
-                      <a:prstGeom prst="bracePair">
-                        <a:avLst>
-                          <a:gd name="adj" fmla="val 8333"/>
-                        </a:avLst>
-                      </a:prstGeom>
-                      <a:noFill/>
-                      <a:ln>
-                        <a:solidFill>
-                          <a:sysClr val="window" lastClr="FFFFFF">
-                            <a:lumMod val="85000"/>
-                          </a:sysClr>
-                        </a:solidFill>
-                      </a:ln>
-                      <a:extLst/>
-                    </wps:spPr>
-                    <wps:txbx>
-                      <w:txbxContent>
-                        <w:p>
-                          <w:pPr>
-                            <w:spacing w:after="0" w:line="288" w:lineRule="auto"/>
-                            <w:ind w:right="-57"/>
-                            <w:jc w:val="right"/>
-                            <w:rPr>
-                              <w:rFonts w:asciiTheme="majorHAnsi" w:eastAsiaTheme="majorEastAsia" w:hAnsiTheme="majorHAnsi" w:cstheme="majorBidi"/>
-                              <w:b/>
-                              <w:iCs/>
-                              <w:color w:val="404040" w:themeColor="text1" w:themeTint="BF"/>
-                              <w:sz w:val="28"/>
-                              <w:szCs w:val="28"/>
-                            </w:rPr>
-                          </w:pPr>
-                        </w:p>
-                      </w:txbxContent>
-                    </wps:txbx>
-                    <wps:bodyPr rot="0" vert="horz" wrap="square" lIns="91440" tIns="45720" rIns="91440" bIns="45720" anchor="ctr" anchorCtr="0" upright="1">
-                      <a:noAutofit/>
-                    </wps:bodyPr>
-                  </wps:wsp>
-                </a:graphicData>
-              </a:graphic>
-              <wp14:sizeRelH relativeFrom="margin">
-                <wp14:pctWidth>0</wp14:pctWidth>
-              </wp14:sizeRelH>
-              <wp14:sizeRelV relativeFrom="margin">
-                <wp14:pctHeight>0</wp14:pctHeight>
-              </wp14:sizeRelV>
-            </wp:anchor>
-          </w:drawing>
-        </mc:Choice>
-        <mc:Fallback>
-          <w:pict>
-            <v:shapetype id="_x0000_t186" coordsize="21600,21600" o:spt="186" adj="1800" path="m@9,nfqx@0@0l@0@7qy0@4@0@8l@0@6qy@9,21600em@10,nfqx@5@0l@5@7qy21600@4@5@8l@5@6qy@10,21600em@9,nsqx@0@0l@0@7qy0@4@0@8l@0@6qy@9,21600l@10,21600qx@5@6l@5@8qy21600@4@5@7l@5@0qy@10,xe" filled="f">
-              <v:formulas>
-                <v:f eqn="val #0"/>
-                <v:f eqn="val width"/>
-                <v:f eqn="val height"/>
-                <v:f eqn="prod width 1 2"/>
-                <v:f eqn="prod height 1 2"/>
-                <v:f eqn="sum width 0 #0"/>
-                <v:f eqn="sum height 0 #0"/>
-                <v:f eqn="sum @4 0 #0"/>
-                <v:f eqn="sum @4 #0 0"/>
-                <v:f eqn="prod #0 2 1"/>
-                <v:f eqn="sum width 0 @9"/>
-                <v:f eqn="prod #0 9598 32768"/>
-                <v:f eqn="sum height 0 @11"/>
-                <v:f eqn="sum @11 #0 0"/>
-                <v:f eqn="sum width 0 @13"/>
-              </v:formulas>
-              <v:path o:extrusionok="f" limo="10800,10800" o:connecttype="custom" o:connectlocs="@3,0;0,@4;@3,@2;@1,@4" textboxrect="@13,@11,@14,@12"/>
-              <v:handles>
-                <v:h position="topLeft,#0" switch="" yrange="0,5400"/>
-              </v:handles>
-            </v:shapetype>
-            <v:shape id="_x0000_s1030" type="#_x0000_t186" style="position:absolute;left:0;text-align:left;margin-left:455.85pt;margin-top:774pt;width:28pt;height:45pt;rotation:90;z-index:-251649024;visibility:visible;mso-wrap-style:square;mso-width-percent:0;mso-height-percent:0;mso-wrap-distance-left:9pt;mso-wrap-distance-top:0;mso-wrap-distance-right:9pt;mso-wrap-distance-bottom:0;mso-position-horizontal:absolute;mso-position-horizontal-relative:margin;mso-position-vertical:absolute;mso-position-vertical-relative:page;mso-width-percent:0;mso-height-percent:0;mso-width-relative:margin;mso-height-relative:margin;v-text-anchor:middle" o:gfxdata="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" o:allowincell="f" strokecolor="#d9d9d9">
-              <v:textbox>
-                <w:txbxContent>
-                  <w:p>
-                    <w:pPr>
-                      <w:spacing w:after="0" w:line="288" w:lineRule="auto"/>
-                      <w:ind w:right="-57"/>
-                      <w:jc w:val="right"/>
-                      <w:rPr>
-                        <w:rFonts w:asciiTheme="majorHAnsi" w:eastAsiaTheme="majorEastAsia" w:hAnsiTheme="majorHAnsi" w:cstheme="majorBidi"/>
-                        <w:b/>
-                        <w:iCs/>
-                        <w:color w:val="404040" w:themeColor="text1" w:themeTint="BF"/>
-                        <w:sz w:val="28"/>
-                        <w:szCs w:val="28"/>
-                      </w:rPr>
-                    </w:pPr>
-                  </w:p>
-                </w:txbxContent>
-              </v:textbox>
-              <w10:wrap anchorx="margin" anchory="page"/>
-            </v:shape>
-          </w:pict>
-        </mc:Fallback>
-      </mc:AlternateContent>
+      <w:t xml:space="preserve">Page </w:t>
     </w:r>
     <w:r>
       <w:rPr>
-        <w:color w:val="7F7F7F" w:themeColor="text1" w:themeTint="80"/>
+        <w:b/>
+        <w:color w:val="7F7F7F"/>
         <w:sz w:val="18"/>
-        <w:szCs w:val="18"/>
-      </w:rPr>
-      <w:t xml:space="preserve"/>
-    </w:r>
-    <w:r>
-      <w:rPr>
-        <w:color w:val="7F7F7F" w:themeColor="text1" w:themeTint="80"/>
-        <w:sz w:val="18"/>
-        <w:szCs w:val="18"/>
-      </w:rPr>
-      <w:t/>
-    </w:r>
-    <w:r>
-      <w:rPr>
-        <w:color w:val="7F7F7F" w:themeColor="text1" w:themeTint="80"/>
-        <w:sz w:val="18"/>
-        <w:szCs w:val="18"/>
-      </w:rPr>
-      <w:t> </w:t>
-    </w:r>
-    <w:r>
-      <w:rPr>
-        <w:color w:val="7F7F7F" w:themeColor="text1" w:themeTint="80"/>
-        <w:sz w:val="18"/>
-        <w:szCs w:val="18"/>
-      </w:rPr>
-      <w:tab/>
-    </w:r>
-    <w:r>
-      <w:rPr>
-        <w:color w:val="7F7F7F" w:themeColor="text1" w:themeTint="80"/>
-        <w:sz w:val="18"/>
-        <w:szCs w:val="18"/>
-      </w:rPr>
-      <w:tab/>
-    </w:r>
-    <w:r>
-      <w:rPr>
-        <w:color w:val="7F7F7F" w:themeColor="text1" w:themeTint="80"/>
-        <w:sz w:val="18"/>
-        <w:szCs w:val="18"/>
-      </w:rPr>
-      <w:t>Page</w:t>
-    </w:r>
-    <w:r>
-      <w:rPr>
-        <w:color w:val="7F7F7F" w:themeColor="text1" w:themeTint="80"/>
-        <w:sz w:val="20"/>
-        <w:szCs w:val="18"/>
-      </w:rPr>
-      <w:tab/>
-    </w:r>
-    <w:r>
-      <w:rPr>
-        <w:color w:val="7F7F7F" w:themeColor="text1" w:themeTint="80"/>
-        <w:szCs w:val="18"/>
       </w:rPr>
       <w:fldChar w:fldCharType="begin"/>
     </w:r>
     <w:r>
       <w:rPr>
-        <w:color w:val="7F7F7F" w:themeColor="text1" w:themeTint="80"/>
-        <w:szCs w:val="18"/>
+        <w:b/>
+        <w:color w:val="7F7F7F"/>
+        <w:sz w:val="18"/>
       </w:rPr>
       <w:instrText xml:space="preserve"> PAGE   \* MERGEFORMAT </w:instrText>
     </w:r>
     <w:r>
       <w:rPr>
-        <w:color w:val="7F7F7F" w:themeColor="text1" w:themeTint="80"/>
-        <w:szCs w:val="18"/>
-      </w:rPr>
-      <w:fldChar w:fldCharType="separate"/>
-    </w:r>
-    <w:r>
-      <w:rPr>
-        <w:noProof/>
-        <w:color w:val="7F7F7F" w:themeColor="text1" w:themeTint="80"/>
-        <w:szCs w:val="18"/>
-      </w:rPr>
-      <w:t>1</w:t>
-    </w:r>
-    <w:r>
-      <w:rPr>
-        <w:color w:val="7F7F7F" w:themeColor="text1" w:themeTint="80"/>
-        <w:szCs w:val="18"/>
+        <w:b/>
+        <w:color w:val="7F7F7F"/>
+        <w:sz w:val="18"/>
       </w:rPr>
       <w:fldChar w:fldCharType="end"/>
     </w:r>
-  </w:p>
-  <w:p>
-    <w:pPr>
-      <w:pStyle w:val="Pieddepage"/>
-    </w:pPr>
   </w:p>
 </w:ftr>
 </file>
 
 <file path=word/footer3.xml><?xml version="1.0" encoding="utf-8"?>
-<w:ftr xmlns:m="http://schemas.openxmlformats.org/officeDocument/2006/math" xmlns:mc="http://schemas.openxmlformats.org/markup-compatibility/2006" xmlns:mo="http://schemas.microsoft.com/office/mac/office/2008/main" xmlns:mv="urn:schemas-microsoft-com:mac:vml" xmlns:o="urn:schemas-microsoft-com:office:office" xmlns:r="http://schemas.openxmlformats.org/officeDocument/2006/relationships" xmlns:v="urn:schemas-microsoft-com:vml" xmlns:w10="urn:schemas-microsoft-com:office:word" xmlns:w14="http://schemas.microsoft.com/office/word/2010/wordml" xmlns:w="http://schemas.openxmlformats.org/wordprocessingml/2006/main" xmlns:wne="http://schemas.microsoft.com/office/word/2006/wordml" xmlns:wp14="http://schemas.microsoft.com/office/word/2010/wordprocessingDrawing" xmlns:wp="http://schemas.openxmlformats.org/drawingml/2006/wordprocessingDrawing" xmlns:wpc="http://schemas.microsoft.com/office/word/2010/wordprocessingCanvas" xmlns:wpg="http://schemas.microsoft.com/office/word/2010/wordprocessingGroup" xmlns:wpi="http://schemas.microsoft.com/office/word/2010/wordprocessingInk" xmlns:wps="http://schemas.microsoft.com/office/word/2010/wordprocessingShape" mc:Ignorable="w14 wp14">
+<w:ftr xmlns:w="http://schemas.openxmlformats.org/wordprocessingml/2006/main">
   <w:p>
     <w:pPr>
-      <w:pStyle w:val="Footer"/>
+      <w:pStyle w:val="Pieddepage"/>
+      <w:jc w:val="right"/>
+      <w:rPr>
+        <w:b/>
+        <w:color w:val="7F7F7F"/>
+        <w:sz w:val="18"/>
+      </w:rPr>
     </w:pPr>
+    <w:r>
+      <w:rPr>
+        <w:b/>
+        <w:color w:val="7F7F7F"/>
+        <w:sz w:val="18"/>
+      </w:rPr>
+      <w:t xml:space="preserve">Page </w:t>
+    </w:r>
+    <w:r>
+      <w:rPr>
+        <w:b/>
+        <w:color w:val="7F7F7F"/>
+        <w:sz w:val="18"/>
+      </w:rPr>
+      <w:fldChar w:fldCharType="begin"/>
+    </w:r>
+    <w:r>
+      <w:rPr>
+        <w:b/>
+        <w:color w:val="7F7F7F"/>
+        <w:sz w:val="18"/>
+      </w:rPr>
+      <w:instrText xml:space="preserve"> PAGE   \* MERGEFORMAT </w:instrText>
+    </w:r>
+    <w:r>
+      <w:rPr>
+        <w:b/>
+        <w:color w:val="7F7F7F"/>
+        <w:sz w:val="18"/>
+      </w:rPr>
+      <w:fldChar w:fldCharType="end"/>
+    </w:r>
   </w:p>
 </w:ftr>
 </file>
